--- a/Projektunterlagen/Bericht/PA HS 26_mony_49.docx
+++ b/Projektunterlagen/Bericht/PA HS 26_mony_49.docx
@@ -7,7 +7,7 @@
         <w:pStyle w:val="berschrift1ohneNummerierung"/>
       </w:pPr>
       <w:bookmarkStart w:id="0" w:name="Vorwort"/>
-      <w:bookmarkStart w:id="1" w:name="_Toc240216465"/>
+      <w:bookmarkStart w:id="1" w:name="_Toc242625826"/>
       <w:r>
         <w:t>Zusammenfassung</w:t>
       </w:r>
@@ -17,7 +17,7 @@
       <w:pPr>
         <w:pStyle w:val="berschrift1ohneNummerierung"/>
       </w:pPr>
-      <w:bookmarkStart w:id="2" w:name="_Toc240216466"/>
+      <w:bookmarkStart w:id="2" w:name="_Toc242625827"/>
       <w:r>
         <w:lastRenderedPageBreak/>
         <w:t>Abstract</w:t>
@@ -28,7 +28,7 @@
       <w:pPr>
         <w:pStyle w:val="berschrift1ohneNummerierung"/>
       </w:pPr>
-      <w:bookmarkStart w:id="3" w:name="_Toc240216467"/>
+      <w:bookmarkStart w:id="3" w:name="_Toc242625828"/>
       <w:r>
         <w:lastRenderedPageBreak/>
         <w:t>Management Summary</w:t>
@@ -42,7 +42,7 @@
       <w:pPr>
         <w:pStyle w:val="berschrift1ohneNummerierung"/>
       </w:pPr>
-      <w:bookmarkStart w:id="4" w:name="_Toc240216468"/>
+      <w:bookmarkStart w:id="4" w:name="_Toc242625829"/>
       <w:r>
         <w:lastRenderedPageBreak/>
         <w:t>Vorwort</w:t>
@@ -56,7 +56,7 @@
       </w:pPr>
       <w:bookmarkStart w:id="5" w:name="_Toc59933003"/>
       <w:bookmarkStart w:id="6" w:name="_Toc59933379"/>
-      <w:bookmarkStart w:id="7" w:name="_Toc240216469"/>
+      <w:bookmarkStart w:id="7" w:name="_Toc242625830"/>
       <w:r>
         <w:lastRenderedPageBreak/>
         <w:t>Inhaltsverzeichnis</w:t>
@@ -86,7 +86,7 @@
       <w:r>
         <w:fldChar w:fldCharType="separate"/>
       </w:r>
-      <w:hyperlink w:anchor="_Toc240216465" w:history="1">
+      <w:hyperlink w:anchor="_Toc242625826" w:history="1">
         <w:r>
           <w:rPr>
             <w:rStyle w:val="Hyperlink"/>
@@ -113,7 +113,7 @@
             <w:noProof/>
             <w:webHidden/>
           </w:rPr>
-          <w:instrText xml:space="preserve"> PAGEREF _Toc240216465 \h </w:instrText>
+          <w:instrText xml:space="preserve"> PAGEREF _Toc242625826 \h </w:instrText>
         </w:r>
         <w:r>
           <w:rPr>
@@ -156,7 +156,7 @@
           <w14:ligatures w14:val="standardContextual"/>
         </w:rPr>
       </w:pPr>
-      <w:hyperlink w:anchor="_Toc240216466" w:history="1">
+      <w:hyperlink w:anchor="_Toc242625827" w:history="1">
         <w:r>
           <w:rPr>
             <w:rStyle w:val="Hyperlink"/>
@@ -183,7 +183,7 @@
             <w:noProof/>
             <w:webHidden/>
           </w:rPr>
-          <w:instrText xml:space="preserve"> PAGEREF _Toc240216466 \h </w:instrText>
+          <w:instrText xml:space="preserve"> PAGEREF _Toc242625827 \h </w:instrText>
         </w:r>
         <w:r>
           <w:rPr>
@@ -226,7 +226,7 @@
           <w14:ligatures w14:val="standardContextual"/>
         </w:rPr>
       </w:pPr>
-      <w:hyperlink w:anchor="_Toc240216467" w:history="1">
+      <w:hyperlink w:anchor="_Toc242625828" w:history="1">
         <w:r>
           <w:rPr>
             <w:rStyle w:val="Hyperlink"/>
@@ -253,7 +253,7 @@
             <w:noProof/>
             <w:webHidden/>
           </w:rPr>
-          <w:instrText xml:space="preserve"> PAGEREF _Toc240216467 \h </w:instrText>
+          <w:instrText xml:space="preserve"> PAGEREF _Toc242625828 \h </w:instrText>
         </w:r>
         <w:r>
           <w:rPr>
@@ -296,7 +296,7 @@
           <w14:ligatures w14:val="standardContextual"/>
         </w:rPr>
       </w:pPr>
-      <w:hyperlink w:anchor="_Toc240216468" w:history="1">
+      <w:hyperlink w:anchor="_Toc242625829" w:history="1">
         <w:r>
           <w:rPr>
             <w:rStyle w:val="Hyperlink"/>
@@ -323,7 +323,7 @@
             <w:noProof/>
             <w:webHidden/>
           </w:rPr>
-          <w:instrText xml:space="preserve"> PAGEREF _Toc240216468 \h </w:instrText>
+          <w:instrText xml:space="preserve"> PAGEREF _Toc242625829 \h </w:instrText>
         </w:r>
         <w:r>
           <w:rPr>
@@ -366,7 +366,7 @@
           <w14:ligatures w14:val="standardContextual"/>
         </w:rPr>
       </w:pPr>
-      <w:hyperlink w:anchor="_Toc240216469" w:history="1">
+      <w:hyperlink w:anchor="_Toc242625830" w:history="1">
         <w:r>
           <w:rPr>
             <w:rStyle w:val="Hyperlink"/>
@@ -393,7 +393,7 @@
             <w:noProof/>
             <w:webHidden/>
           </w:rPr>
-          <w:instrText xml:space="preserve"> PAGEREF _Toc240216469 \h </w:instrText>
+          <w:instrText xml:space="preserve"> PAGEREF _Toc242625830 \h </w:instrText>
         </w:r>
         <w:r>
           <w:rPr>
@@ -414,76 +414,6 @@
             <w:webHidden/>
           </w:rPr>
           <w:t>V</w:t>
-        </w:r>
-        <w:r>
-          <w:rPr>
-            <w:noProof/>
-            <w:webHidden/>
-          </w:rPr>
-          <w:fldChar w:fldCharType="end"/>
-        </w:r>
-      </w:hyperlink>
-    </w:p>
-    <w:p>
-      <w:pPr>
-        <w:pStyle w:val="Verzeichnis2"/>
-        <w:rPr>
-          <w:rFonts w:asciiTheme="minorHAnsi" w:eastAsiaTheme="minorEastAsia" w:hAnsiTheme="minorHAnsi" w:cstheme="minorBidi"/>
-          <w:noProof/>
-          <w:kern w:val="2"/>
-          <w:sz w:val="24"/>
-          <w:lang w:eastAsia="de-CH"/>
-          <w14:ligatures w14:val="standardContextual"/>
-        </w:rPr>
-      </w:pPr>
-      <w:hyperlink w:anchor="_Toc240216470" w:history="1">
-        <w:r>
-          <w:rPr>
-            <w:rStyle w:val="Hyperlink"/>
-            <w:noProof/>
-          </w:rPr>
-          <w:t>Einleitung</w:t>
-        </w:r>
-        <w:r>
-          <w:rPr>
-            <w:noProof/>
-            <w:webHidden/>
-          </w:rPr>
-          <w:tab/>
-        </w:r>
-        <w:r>
-          <w:rPr>
-            <w:noProof/>
-            <w:webHidden/>
-          </w:rPr>
-          <w:fldChar w:fldCharType="begin"/>
-        </w:r>
-        <w:r>
-          <w:rPr>
-            <w:noProof/>
-            <w:webHidden/>
-          </w:rPr>
-          <w:instrText xml:space="preserve"> PAGEREF _Toc240216470 \h </w:instrText>
-        </w:r>
-        <w:r>
-          <w:rPr>
-            <w:noProof/>
-            <w:webHidden/>
-          </w:rPr>
-        </w:r>
-        <w:r>
-          <w:rPr>
-            <w:noProof/>
-            <w:webHidden/>
-          </w:rPr>
-          <w:fldChar w:fldCharType="separate"/>
-        </w:r>
-        <w:r>
-          <w:rPr>
-            <w:noProof/>
-            <w:webHidden/>
-          </w:rPr>
-          <w:t>1</w:t>
         </w:r>
         <w:r>
           <w:rPr>
@@ -506,23 +436,41 @@
           <w14:ligatures w14:val="standardContextual"/>
         </w:rPr>
       </w:pPr>
-      <w:hyperlink w:anchor="_Toc240216471" w:history="1">
+      <w:hyperlink w:anchor="_Toc242625831" w:history="1">
         <w:r>
           <w:rPr>
             <w:rStyle w:val="Hyperlink"/>
             <w:noProof/>
           </w:rPr>
-          <w:t>Abbildungsverzeichnis</w:t>
-        </w:r>
-        <w:r>
-          <w:rPr>
-            <w:noProof/>
-            <w:webHidden/>
+          <w:t>1</w:t>
+        </w:r>
+        <w:r>
+          <w:rPr>
+            <w:rFonts w:asciiTheme="minorHAnsi" w:eastAsiaTheme="minorEastAsia" w:hAnsiTheme="minorHAnsi" w:cstheme="minorBidi"/>
+            <w:noProof/>
+            <w:kern w:val="2"/>
+            <w:sz w:val="24"/>
+            <w:lang w:eastAsia="de-CH"/>
+            <w14:ligatures w14:val="standardContextual"/>
           </w:rPr>
           <w:tab/>
         </w:r>
         <w:r>
           <w:rPr>
+            <w:rStyle w:val="Hyperlink"/>
+            <w:noProof/>
+          </w:rPr>
+          <w:t>Einleitung</w:t>
+        </w:r>
+        <w:r>
+          <w:rPr>
+            <w:noProof/>
+            <w:webHidden/>
+          </w:rPr>
+          <w:tab/>
+        </w:r>
+        <w:r>
+          <w:rPr>
             <w:noProof/>
             <w:webHidden/>
           </w:rPr>
@@ -533,7 +481,7 @@
             <w:noProof/>
             <w:webHidden/>
           </w:rPr>
-          <w:instrText xml:space="preserve"> PAGEREF _Toc240216471 \h </w:instrText>
+          <w:instrText xml:space="preserve"> PAGEREF _Toc242625831 \h </w:instrText>
         </w:r>
         <w:r>
           <w:rPr>
@@ -553,7 +501,7 @@
             <w:noProof/>
             <w:webHidden/>
           </w:rPr>
-          <w:t>2</w:t>
+          <w:t>1</w:t>
         </w:r>
         <w:r>
           <w:rPr>
@@ -566,7 +514,10 @@
     </w:p>
     <w:p>
       <w:pPr>
-        <w:pStyle w:val="Verzeichnis1"/>
+        <w:pStyle w:val="Verzeichnis2"/>
+        <w:tabs>
+          <w:tab w:val="left" w:pos="1134"/>
+        </w:tabs>
         <w:rPr>
           <w:rFonts w:asciiTheme="minorHAnsi" w:eastAsiaTheme="minorEastAsia" w:hAnsiTheme="minorHAnsi" w:cstheme="minorBidi"/>
           <w:noProof/>
@@ -576,23 +527,41 @@
           <w14:ligatures w14:val="standardContextual"/>
         </w:rPr>
       </w:pPr>
-      <w:hyperlink w:anchor="_Toc240216472" w:history="1">
+      <w:hyperlink w:anchor="_Toc242625832" w:history="1">
         <w:r>
           <w:rPr>
             <w:rStyle w:val="Hyperlink"/>
             <w:noProof/>
           </w:rPr>
-          <w:t>Tabellenverzeichnis</w:t>
-        </w:r>
-        <w:r>
-          <w:rPr>
-            <w:noProof/>
-            <w:webHidden/>
+          <w:t>1.1</w:t>
+        </w:r>
+        <w:r>
+          <w:rPr>
+            <w:rFonts w:asciiTheme="minorHAnsi" w:eastAsiaTheme="minorEastAsia" w:hAnsiTheme="minorHAnsi" w:cstheme="minorBidi"/>
+            <w:noProof/>
+            <w:kern w:val="2"/>
+            <w:sz w:val="24"/>
+            <w:lang w:eastAsia="de-CH"/>
+            <w14:ligatures w14:val="standardContextual"/>
           </w:rPr>
           <w:tab/>
         </w:r>
         <w:r>
           <w:rPr>
+            <w:rStyle w:val="Hyperlink"/>
+            <w:noProof/>
+          </w:rPr>
+          <w:t>Ausgangslage</w:t>
+        </w:r>
+        <w:r>
+          <w:rPr>
+            <w:noProof/>
+            <w:webHidden/>
+          </w:rPr>
+          <w:tab/>
+        </w:r>
+        <w:r>
+          <w:rPr>
             <w:noProof/>
             <w:webHidden/>
           </w:rPr>
@@ -603,7 +572,7 @@
             <w:noProof/>
             <w:webHidden/>
           </w:rPr>
-          <w:instrText xml:space="preserve"> PAGEREF _Toc240216472 \h </w:instrText>
+          <w:instrText xml:space="preserve"> PAGEREF _Toc242625832 \h </w:instrText>
         </w:r>
         <w:r>
           <w:rPr>
@@ -623,7 +592,7 @@
             <w:noProof/>
             <w:webHidden/>
           </w:rPr>
-          <w:t>3</w:t>
+          <w:t>1</w:t>
         </w:r>
         <w:r>
           <w:rPr>
@@ -636,7 +605,10 @@
     </w:p>
     <w:p>
       <w:pPr>
-        <w:pStyle w:val="Verzeichnis1"/>
+        <w:pStyle w:val="Verzeichnis2"/>
+        <w:tabs>
+          <w:tab w:val="left" w:pos="1134"/>
+        </w:tabs>
         <w:rPr>
           <w:rFonts w:asciiTheme="minorHAnsi" w:eastAsiaTheme="minorEastAsia" w:hAnsiTheme="minorHAnsi" w:cstheme="minorBidi"/>
           <w:noProof/>
@@ -646,23 +618,41 @@
           <w14:ligatures w14:val="standardContextual"/>
         </w:rPr>
       </w:pPr>
-      <w:hyperlink w:anchor="_Toc240216473" w:history="1">
+      <w:hyperlink w:anchor="_Toc242625833" w:history="1">
         <w:r>
           <w:rPr>
             <w:rStyle w:val="Hyperlink"/>
             <w:noProof/>
           </w:rPr>
-          <w:t>Abkürzungsverzeichnis</w:t>
-        </w:r>
-        <w:r>
-          <w:rPr>
-            <w:noProof/>
-            <w:webHidden/>
+          <w:t>1.2</w:t>
+        </w:r>
+        <w:r>
+          <w:rPr>
+            <w:rFonts w:asciiTheme="minorHAnsi" w:eastAsiaTheme="minorEastAsia" w:hAnsiTheme="minorHAnsi" w:cstheme="minorBidi"/>
+            <w:noProof/>
+            <w:kern w:val="2"/>
+            <w:sz w:val="24"/>
+            <w:lang w:eastAsia="de-CH"/>
+            <w14:ligatures w14:val="standardContextual"/>
           </w:rPr>
           <w:tab/>
         </w:r>
         <w:r>
           <w:rPr>
+            <w:rStyle w:val="Hyperlink"/>
+            <w:noProof/>
+          </w:rPr>
+          <w:t>Aufgabenstellung</w:t>
+        </w:r>
+        <w:r>
+          <w:rPr>
+            <w:noProof/>
+            <w:webHidden/>
+          </w:rPr>
+          <w:tab/>
+        </w:r>
+        <w:r>
+          <w:rPr>
             <w:noProof/>
             <w:webHidden/>
           </w:rPr>
@@ -673,7 +663,7 @@
             <w:noProof/>
             <w:webHidden/>
           </w:rPr>
-          <w:instrText xml:space="preserve"> PAGEREF _Toc240216473 \h </w:instrText>
+          <w:instrText xml:space="preserve"> PAGEREF _Toc242625833 \h </w:instrText>
         </w:r>
         <w:r>
           <w:rPr>
@@ -693,7 +683,7 @@
             <w:noProof/>
             <w:webHidden/>
           </w:rPr>
-          <w:t>4</w:t>
+          <w:t>1</w:t>
         </w:r>
         <w:r>
           <w:rPr>
@@ -706,7 +696,10 @@
     </w:p>
     <w:p>
       <w:pPr>
-        <w:pStyle w:val="Verzeichnis1"/>
+        <w:pStyle w:val="Verzeichnis2"/>
+        <w:tabs>
+          <w:tab w:val="left" w:pos="1134"/>
+        </w:tabs>
         <w:rPr>
           <w:rFonts w:asciiTheme="minorHAnsi" w:eastAsiaTheme="minorEastAsia" w:hAnsiTheme="minorHAnsi" w:cstheme="minorBidi"/>
           <w:noProof/>
@@ -716,23 +709,41 @@
           <w14:ligatures w14:val="standardContextual"/>
         </w:rPr>
       </w:pPr>
-      <w:hyperlink w:anchor="_Toc240216474" w:history="1">
+      <w:hyperlink w:anchor="_Toc242625834" w:history="1">
         <w:r>
           <w:rPr>
             <w:rStyle w:val="Hyperlink"/>
             <w:noProof/>
           </w:rPr>
-          <w:t>Anhang</w:t>
-        </w:r>
-        <w:r>
-          <w:rPr>
-            <w:noProof/>
-            <w:webHidden/>
+          <w:t>1.3</w:t>
+        </w:r>
+        <w:r>
+          <w:rPr>
+            <w:rFonts w:asciiTheme="minorHAnsi" w:eastAsiaTheme="minorEastAsia" w:hAnsiTheme="minorHAnsi" w:cstheme="minorBidi"/>
+            <w:noProof/>
+            <w:kern w:val="2"/>
+            <w:sz w:val="24"/>
+            <w:lang w:eastAsia="de-CH"/>
+            <w14:ligatures w14:val="standardContextual"/>
           </w:rPr>
           <w:tab/>
         </w:r>
         <w:r>
           <w:rPr>
+            <w:rStyle w:val="Hyperlink"/>
+            <w:noProof/>
+          </w:rPr>
+          <w:t>Zielsetzung</w:t>
+        </w:r>
+        <w:r>
+          <w:rPr>
+            <w:noProof/>
+            <w:webHidden/>
+          </w:rPr>
+          <w:tab/>
+        </w:r>
+        <w:r>
+          <w:rPr>
             <w:noProof/>
             <w:webHidden/>
           </w:rPr>
@@ -743,7 +754,7 @@
             <w:noProof/>
             <w:webHidden/>
           </w:rPr>
-          <w:instrText xml:space="preserve"> PAGEREF _Toc240216474 \h </w:instrText>
+          <w:instrText xml:space="preserve"> PAGEREF _Toc242625834 \h </w:instrText>
         </w:r>
         <w:r>
           <w:rPr>
@@ -763,7 +774,555 @@
             <w:noProof/>
             <w:webHidden/>
           </w:rPr>
+          <w:t>2</w:t>
+        </w:r>
+        <w:r>
+          <w:rPr>
+            <w:noProof/>
+            <w:webHidden/>
+          </w:rPr>
+          <w:fldChar w:fldCharType="end"/>
+        </w:r>
+      </w:hyperlink>
+    </w:p>
+    <w:p>
+      <w:pPr>
+        <w:pStyle w:val="Verzeichnis2"/>
+        <w:tabs>
+          <w:tab w:val="left" w:pos="1134"/>
+        </w:tabs>
+        <w:rPr>
+          <w:rFonts w:asciiTheme="minorHAnsi" w:eastAsiaTheme="minorEastAsia" w:hAnsiTheme="minorHAnsi" w:cstheme="minorBidi"/>
+          <w:noProof/>
+          <w:kern w:val="2"/>
+          <w:sz w:val="24"/>
+          <w:lang w:eastAsia="de-CH"/>
+          <w14:ligatures w14:val="standardContextual"/>
+        </w:rPr>
+      </w:pPr>
+      <w:hyperlink w:anchor="_Toc242625835" w:history="1">
+        <w:r>
+          <w:rPr>
+            <w:rStyle w:val="Hyperlink"/>
+            <w:noProof/>
+          </w:rPr>
+          <w:t>1.4</w:t>
+        </w:r>
+        <w:r>
+          <w:rPr>
+            <w:rFonts w:asciiTheme="minorHAnsi" w:eastAsiaTheme="minorEastAsia" w:hAnsiTheme="minorHAnsi" w:cstheme="minorBidi"/>
+            <w:noProof/>
+            <w:kern w:val="2"/>
+            <w:sz w:val="24"/>
+            <w:lang w:eastAsia="de-CH"/>
+            <w14:ligatures w14:val="standardContextual"/>
+          </w:rPr>
+          <w:tab/>
+        </w:r>
+        <w:r>
+          <w:rPr>
+            <w:rStyle w:val="Hyperlink"/>
+            <w:noProof/>
+          </w:rPr>
+          <w:t>Anforderungen</w:t>
+        </w:r>
+        <w:r>
+          <w:rPr>
+            <w:noProof/>
+            <w:webHidden/>
+          </w:rPr>
+          <w:tab/>
+        </w:r>
+        <w:r>
+          <w:rPr>
+            <w:noProof/>
+            <w:webHidden/>
+          </w:rPr>
+          <w:fldChar w:fldCharType="begin"/>
+        </w:r>
+        <w:r>
+          <w:rPr>
+            <w:noProof/>
+            <w:webHidden/>
+          </w:rPr>
+          <w:instrText xml:space="preserve"> PAGEREF _Toc242625835 \h </w:instrText>
+        </w:r>
+        <w:r>
+          <w:rPr>
+            <w:noProof/>
+            <w:webHidden/>
+          </w:rPr>
+        </w:r>
+        <w:r>
+          <w:rPr>
+            <w:noProof/>
+            <w:webHidden/>
+          </w:rPr>
+          <w:fldChar w:fldCharType="separate"/>
+        </w:r>
+        <w:r>
+          <w:rPr>
+            <w:noProof/>
+            <w:webHidden/>
+          </w:rPr>
+          <w:t>3</w:t>
+        </w:r>
+        <w:r>
+          <w:rPr>
+            <w:noProof/>
+            <w:webHidden/>
+          </w:rPr>
+          <w:fldChar w:fldCharType="end"/>
+        </w:r>
+      </w:hyperlink>
+    </w:p>
+    <w:p>
+      <w:pPr>
+        <w:pStyle w:val="Verzeichnis3"/>
+        <w:tabs>
+          <w:tab w:val="left" w:pos="1871"/>
+          <w:tab w:val="right" w:leader="dot" w:pos="9628"/>
+        </w:tabs>
+        <w:rPr>
+          <w:rFonts w:asciiTheme="minorHAnsi" w:eastAsiaTheme="minorEastAsia" w:hAnsiTheme="minorHAnsi" w:cstheme="minorBidi"/>
+          <w:noProof/>
+          <w:kern w:val="2"/>
+          <w:sz w:val="24"/>
+          <w:lang w:eastAsia="de-CH"/>
+          <w14:ligatures w14:val="standardContextual"/>
+        </w:rPr>
+      </w:pPr>
+      <w:hyperlink w:anchor="_Toc242625836" w:history="1">
+        <w:r>
+          <w:rPr>
+            <w:rStyle w:val="Hyperlink"/>
+            <w:noProof/>
+          </w:rPr>
+          <w:t>1.4.1</w:t>
+        </w:r>
+        <w:r>
+          <w:rPr>
+            <w:rFonts w:asciiTheme="minorHAnsi" w:eastAsiaTheme="minorEastAsia" w:hAnsiTheme="minorHAnsi" w:cstheme="minorBidi"/>
+            <w:noProof/>
+            <w:kern w:val="2"/>
+            <w:sz w:val="24"/>
+            <w:lang w:eastAsia="de-CH"/>
+            <w14:ligatures w14:val="standardContextual"/>
+          </w:rPr>
+          <w:tab/>
+        </w:r>
+        <w:r>
+          <w:rPr>
+            <w:rStyle w:val="Hyperlink"/>
+            <w:noProof/>
+          </w:rPr>
+          <w:t>Funktionale Anforderungen</w:t>
+        </w:r>
+        <w:r>
+          <w:rPr>
+            <w:noProof/>
+            <w:webHidden/>
+          </w:rPr>
+          <w:tab/>
+        </w:r>
+        <w:r>
+          <w:rPr>
+            <w:noProof/>
+            <w:webHidden/>
+          </w:rPr>
+          <w:fldChar w:fldCharType="begin"/>
+        </w:r>
+        <w:r>
+          <w:rPr>
+            <w:noProof/>
+            <w:webHidden/>
+          </w:rPr>
+          <w:instrText xml:space="preserve"> PAGEREF _Toc242625836 \h </w:instrText>
+        </w:r>
+        <w:r>
+          <w:rPr>
+            <w:noProof/>
+            <w:webHidden/>
+          </w:rPr>
+        </w:r>
+        <w:r>
+          <w:rPr>
+            <w:noProof/>
+            <w:webHidden/>
+          </w:rPr>
+          <w:fldChar w:fldCharType="separate"/>
+        </w:r>
+        <w:r>
+          <w:rPr>
+            <w:noProof/>
+            <w:webHidden/>
+          </w:rPr>
+          <w:t>4</w:t>
+        </w:r>
+        <w:r>
+          <w:rPr>
+            <w:noProof/>
+            <w:webHidden/>
+          </w:rPr>
+          <w:fldChar w:fldCharType="end"/>
+        </w:r>
+      </w:hyperlink>
+    </w:p>
+    <w:p>
+      <w:pPr>
+        <w:pStyle w:val="Verzeichnis3"/>
+        <w:tabs>
+          <w:tab w:val="left" w:pos="1871"/>
+          <w:tab w:val="right" w:leader="dot" w:pos="9628"/>
+        </w:tabs>
+        <w:rPr>
+          <w:rFonts w:asciiTheme="minorHAnsi" w:eastAsiaTheme="minorEastAsia" w:hAnsiTheme="minorHAnsi" w:cstheme="minorBidi"/>
+          <w:noProof/>
+          <w:kern w:val="2"/>
+          <w:sz w:val="24"/>
+          <w:lang w:eastAsia="de-CH"/>
+          <w14:ligatures w14:val="standardContextual"/>
+        </w:rPr>
+      </w:pPr>
+      <w:hyperlink w:anchor="_Toc242625837" w:history="1">
+        <w:r>
+          <w:rPr>
+            <w:rStyle w:val="Hyperlink"/>
+            <w:noProof/>
+          </w:rPr>
+          <w:t>1.4.2</w:t>
+        </w:r>
+        <w:r>
+          <w:rPr>
+            <w:rFonts w:asciiTheme="minorHAnsi" w:eastAsiaTheme="minorEastAsia" w:hAnsiTheme="minorHAnsi" w:cstheme="minorBidi"/>
+            <w:noProof/>
+            <w:kern w:val="2"/>
+            <w:sz w:val="24"/>
+            <w:lang w:eastAsia="de-CH"/>
+            <w14:ligatures w14:val="standardContextual"/>
+          </w:rPr>
+          <w:tab/>
+        </w:r>
+        <w:r>
+          <w:rPr>
+            <w:rStyle w:val="Hyperlink"/>
+            <w:noProof/>
+          </w:rPr>
+          <w:t>Nichtfunktionale Anforderungen</w:t>
+        </w:r>
+        <w:r>
+          <w:rPr>
+            <w:noProof/>
+            <w:webHidden/>
+          </w:rPr>
+          <w:tab/>
+        </w:r>
+        <w:r>
+          <w:rPr>
+            <w:noProof/>
+            <w:webHidden/>
+          </w:rPr>
+          <w:fldChar w:fldCharType="begin"/>
+        </w:r>
+        <w:r>
+          <w:rPr>
+            <w:noProof/>
+            <w:webHidden/>
+          </w:rPr>
+          <w:instrText xml:space="preserve"> PAGEREF _Toc242625837 \h </w:instrText>
+        </w:r>
+        <w:r>
+          <w:rPr>
+            <w:noProof/>
+            <w:webHidden/>
+          </w:rPr>
+        </w:r>
+        <w:r>
+          <w:rPr>
+            <w:noProof/>
+            <w:webHidden/>
+          </w:rPr>
+          <w:fldChar w:fldCharType="separate"/>
+        </w:r>
+        <w:r>
+          <w:rPr>
+            <w:noProof/>
+            <w:webHidden/>
+          </w:rPr>
           <w:t>5</w:t>
+        </w:r>
+        <w:r>
+          <w:rPr>
+            <w:noProof/>
+            <w:webHidden/>
+          </w:rPr>
+          <w:fldChar w:fldCharType="end"/>
+        </w:r>
+      </w:hyperlink>
+    </w:p>
+    <w:p>
+      <w:pPr>
+        <w:pStyle w:val="Verzeichnis2"/>
+        <w:tabs>
+          <w:tab w:val="left" w:pos="1134"/>
+        </w:tabs>
+        <w:rPr>
+          <w:rFonts w:asciiTheme="minorHAnsi" w:eastAsiaTheme="minorEastAsia" w:hAnsiTheme="minorHAnsi" w:cstheme="minorBidi"/>
+          <w:noProof/>
+          <w:kern w:val="2"/>
+          <w:sz w:val="24"/>
+          <w:lang w:eastAsia="de-CH"/>
+          <w14:ligatures w14:val="standardContextual"/>
+        </w:rPr>
+      </w:pPr>
+      <w:hyperlink w:anchor="_Toc242625838" w:history="1">
+        <w:r>
+          <w:rPr>
+            <w:rStyle w:val="Hyperlink"/>
+            <w:noProof/>
+          </w:rPr>
+          <w:t>1.5</w:t>
+        </w:r>
+        <w:r>
+          <w:rPr>
+            <w:rFonts w:asciiTheme="minorHAnsi" w:eastAsiaTheme="minorEastAsia" w:hAnsiTheme="minorHAnsi" w:cstheme="minorBidi"/>
+            <w:noProof/>
+            <w:kern w:val="2"/>
+            <w:sz w:val="24"/>
+            <w:lang w:eastAsia="de-CH"/>
+            <w14:ligatures w14:val="standardContextual"/>
+          </w:rPr>
+          <w:tab/>
+        </w:r>
+        <w:r>
+          <w:rPr>
+            <w:rStyle w:val="Hyperlink"/>
+            <w:noProof/>
+          </w:rPr>
+          <w:t>Abgrenzungen</w:t>
+        </w:r>
+        <w:r>
+          <w:rPr>
+            <w:noProof/>
+            <w:webHidden/>
+          </w:rPr>
+          <w:tab/>
+        </w:r>
+        <w:r>
+          <w:rPr>
+            <w:noProof/>
+            <w:webHidden/>
+          </w:rPr>
+          <w:fldChar w:fldCharType="begin"/>
+        </w:r>
+        <w:r>
+          <w:rPr>
+            <w:noProof/>
+            <w:webHidden/>
+          </w:rPr>
+          <w:instrText xml:space="preserve"> PAGEREF _Toc242625838 \h </w:instrText>
+        </w:r>
+        <w:r>
+          <w:rPr>
+            <w:noProof/>
+            <w:webHidden/>
+          </w:rPr>
+        </w:r>
+        <w:r>
+          <w:rPr>
+            <w:noProof/>
+            <w:webHidden/>
+          </w:rPr>
+          <w:fldChar w:fldCharType="separate"/>
+        </w:r>
+        <w:r>
+          <w:rPr>
+            <w:noProof/>
+            <w:webHidden/>
+          </w:rPr>
+          <w:t>6</w:t>
+        </w:r>
+        <w:r>
+          <w:rPr>
+            <w:noProof/>
+            <w:webHidden/>
+          </w:rPr>
+          <w:fldChar w:fldCharType="end"/>
+        </w:r>
+      </w:hyperlink>
+    </w:p>
+    <w:p>
+      <w:pPr>
+        <w:pStyle w:val="Verzeichnis2"/>
+        <w:tabs>
+          <w:tab w:val="left" w:pos="1134"/>
+        </w:tabs>
+        <w:rPr>
+          <w:rFonts w:asciiTheme="minorHAnsi" w:eastAsiaTheme="minorEastAsia" w:hAnsiTheme="minorHAnsi" w:cstheme="minorBidi"/>
+          <w:noProof/>
+          <w:kern w:val="2"/>
+          <w:sz w:val="24"/>
+          <w:lang w:eastAsia="de-CH"/>
+          <w14:ligatures w14:val="standardContextual"/>
+        </w:rPr>
+      </w:pPr>
+      <w:hyperlink w:anchor="_Toc242625839" w:history="1">
+        <w:r>
+          <w:rPr>
+            <w:rStyle w:val="Hyperlink"/>
+            <w:noProof/>
+          </w:rPr>
+          <w:t>1.6</w:t>
+        </w:r>
+        <w:r>
+          <w:rPr>
+            <w:rFonts w:asciiTheme="minorHAnsi" w:eastAsiaTheme="minorEastAsia" w:hAnsiTheme="minorHAnsi" w:cstheme="minorBidi"/>
+            <w:noProof/>
+            <w:kern w:val="2"/>
+            <w:sz w:val="24"/>
+            <w:lang w:eastAsia="de-CH"/>
+            <w14:ligatures w14:val="standardContextual"/>
+          </w:rPr>
+          <w:tab/>
+        </w:r>
+        <w:r>
+          <w:rPr>
+            <w:rStyle w:val="Hyperlink"/>
+            <w:noProof/>
+          </w:rPr>
+          <w:t>Stakeholder-Analyse</w:t>
+        </w:r>
+        <w:r>
+          <w:rPr>
+            <w:noProof/>
+            <w:webHidden/>
+          </w:rPr>
+          <w:tab/>
+        </w:r>
+        <w:r>
+          <w:rPr>
+            <w:noProof/>
+            <w:webHidden/>
+          </w:rPr>
+          <w:fldChar w:fldCharType="begin"/>
+        </w:r>
+        <w:r>
+          <w:rPr>
+            <w:noProof/>
+            <w:webHidden/>
+          </w:rPr>
+          <w:instrText xml:space="preserve"> PAGEREF _Toc242625839 \h </w:instrText>
+        </w:r>
+        <w:r>
+          <w:rPr>
+            <w:noProof/>
+            <w:webHidden/>
+          </w:rPr>
+        </w:r>
+        <w:r>
+          <w:rPr>
+            <w:noProof/>
+            <w:webHidden/>
+          </w:rPr>
+          <w:fldChar w:fldCharType="separate"/>
+        </w:r>
+        <w:r>
+          <w:rPr>
+            <w:noProof/>
+            <w:webHidden/>
+          </w:rPr>
+          <w:t>7</w:t>
+        </w:r>
+        <w:r>
+          <w:rPr>
+            <w:noProof/>
+            <w:webHidden/>
+          </w:rPr>
+          <w:fldChar w:fldCharType="end"/>
+        </w:r>
+      </w:hyperlink>
+    </w:p>
+    <w:p>
+      <w:pPr>
+        <w:pStyle w:val="Verzeichnis2"/>
+        <w:tabs>
+          <w:tab w:val="left" w:pos="1134"/>
+        </w:tabs>
+        <w:rPr>
+          <w:rFonts w:asciiTheme="minorHAnsi" w:eastAsiaTheme="minorEastAsia" w:hAnsiTheme="minorHAnsi" w:cstheme="minorBidi"/>
+          <w:noProof/>
+          <w:kern w:val="2"/>
+          <w:sz w:val="24"/>
+          <w:lang w:eastAsia="de-CH"/>
+          <w14:ligatures w14:val="standardContextual"/>
+        </w:rPr>
+      </w:pPr>
+      <w:hyperlink w:anchor="_Toc242625840" w:history="1">
+        <w:r>
+          <w:rPr>
+            <w:rStyle w:val="Hyperlink"/>
+            <w:noProof/>
+          </w:rPr>
+          <w:t>1.8</w:t>
+        </w:r>
+        <w:r>
+          <w:rPr>
+            <w:rFonts w:asciiTheme="minorHAnsi" w:eastAsiaTheme="minorEastAsia" w:hAnsiTheme="minorHAnsi" w:cstheme="minorBidi"/>
+            <w:noProof/>
+            <w:kern w:val="2"/>
+            <w:sz w:val="24"/>
+            <w:lang w:eastAsia="de-CH"/>
+            <w14:ligatures w14:val="standardContextual"/>
+          </w:rPr>
+          <w:tab/>
+        </w:r>
+        <w:r>
+          <w:rPr>
+            <w:rStyle w:val="Hyperlink"/>
+            <w:noProof/>
+          </w:rPr>
+          <w:t>Aufbau der Arbeit</w:t>
+        </w:r>
+        <w:r>
+          <w:rPr>
+            <w:noProof/>
+            <w:webHidden/>
+          </w:rPr>
+          <w:tab/>
+        </w:r>
+        <w:r>
+          <w:rPr>
+            <w:noProof/>
+            <w:webHidden/>
+          </w:rPr>
+          <w:fldChar w:fldCharType="begin"/>
+        </w:r>
+        <w:r>
+          <w:rPr>
+            <w:noProof/>
+            <w:webHidden/>
+          </w:rPr>
+          <w:instrText xml:space="preserve"> PAGEREF _Toc242625840 \h </w:instrText>
+        </w:r>
+        <w:r>
+          <w:rPr>
+            <w:noProof/>
+            <w:webHidden/>
+          </w:rPr>
+        </w:r>
+        <w:r>
+          <w:rPr>
+            <w:noProof/>
+            <w:webHidden/>
+          </w:rPr>
+          <w:fldChar w:fldCharType="separate"/>
+        </w:r>
+        <w:r>
+          <w:rPr>
+            <w:noProof/>
+            <w:webHidden/>
+          </w:rPr>
+          <w:t>9</w:t>
         </w:r>
         <w:r>
           <w:rPr>
@@ -794,75 +1353,3009 @@
       </w:r>
     </w:p>
     <w:p>
+      <w:pPr>
+        <w:pStyle w:val="berschrift1"/>
+      </w:pPr>
+      <w:bookmarkStart w:id="8" w:name="_Toc242625831"/>
       <w:r>
         <w:lastRenderedPageBreak/>
-        <w:t>1 Einleitung</w:t>
-      </w:r>
-    </w:p>
-    <w:p>
-      <w:r>
-        <w:t xml:space="preserve">    1.1 Ausgangslage</w:t>
-      </w:r>
-    </w:p>
-    <w:p>
-      <w:r>
-        <w:t xml:space="preserve">    1.2 Aufgabenstellung</w:t>
-      </w:r>
-    </w:p>
-    <w:p>
-      <w:r>
-        <w:t xml:space="preserve">    1.3 Zielsetzung</w:t>
-      </w:r>
-    </w:p>
-    <w:p>
-      <w:r>
-        <w:t xml:space="preserve">    1.4 Anforderungen</w:t>
-      </w:r>
-    </w:p>
-    <w:p>
-      <w:r>
-        <w:t xml:space="preserve">        1.4.1 Funktionale Anforderungen</w:t>
-      </w:r>
-    </w:p>
-    <w:p>
-      <w:r>
-        <w:t xml:space="preserve">        1.4.2 Nichtfunktionale Anforderungen</w:t>
-      </w:r>
-    </w:p>
-    <w:p>
-      <w:r>
-        <w:t xml:space="preserve">    1.5 Abgrenzungen</w:t>
-      </w:r>
-    </w:p>
-    <w:p>
-      <w:r>
-        <w:t xml:space="preserve">    1.6 Stakeholder-Analyse</w:t>
-      </w:r>
-    </w:p>
-    <w:p>
-      <w:r>
-        <w:t xml:space="preserve">    1.7 Terminologie</w:t>
-      </w:r>
-    </w:p>
-    <w:p>
-      <w:r>
-        <w:t xml:space="preserve">    1.8 Aufbau der Arbeit</w:t>
-      </w:r>
-    </w:p>
-    <w:p>
-      <w:r>
+        <w:t>1</w:t>
+      </w:r>
+      <w:r>
+        <w:tab/>
+      </w:r>
+      <w:r>
+        <w:t>Einleitung</w:t>
+      </w:r>
+      <w:bookmarkEnd w:id="8"/>
+    </w:p>
+    <w:p>
+      <w:pPr>
+        <w:pStyle w:val="berschrift2"/>
+      </w:pPr>
+      <w:bookmarkStart w:id="9" w:name="_Toc242625832"/>
+      <w:r>
+        <w:t>1.1</w:t>
+      </w:r>
+      <w:r>
+        <w:tab/>
+      </w:r>
+      <w:r>
+        <w:t>Ausgangslage</w:t>
+      </w:r>
+      <w:bookmarkEnd w:id="9"/>
+    </w:p>
+    <w:p>
+      <w:r>
+        <w:t>Das Kantonsspital Winterthur betreut Patientinnen und Patienten entlang komplexer perioperativer Behandlungspfade. Im Umfeld der Klinik für Urologie werden vor, während und nach einem operativen Eingriff zahlreiche medizinische und organisatorische Informationen erhoben, überprüft und weiterverarbeitet.</w:t>
+      </w:r>
+    </w:p>
+    <w:p>
+      <w:r>
+        <w:t>Ein wesentlicher Bestandteil dieser Abläufe ist die strukturierte Vorbereitung der Patientinnen und Patienten. Dazu gehören beispielsweise die Erfassung klinischer Parameter, die Beurteilung verschiedener Risikofaktoren, notwendige Abklärungen durch weitere Fachdisziplinen sowie die Koordination von Zuweisungen und Terminen. Auch nach dem Eingriff sind definierte Aufgaben, Informationen und Instruktionen zu berücksichtigen.</w:t>
+      </w:r>
+    </w:p>
+    <w:p>
+      <w:r>
+        <w:t xml:space="preserve">Als fachlicher Rahmen spielt dabei das Konzept Enhanced Recovery After Surgery (ERAS) eine wichtige Rolle. ERAS beschreibt einen evidenzbasierten, multimodalen Ansatz zur Optimierung des perioperativen Behandlungsverlaufs. Für die endgültige Arbeit sollte diese Aussage durch eine geeignete wissenschaftliche ERAS-Quelle belegt werden </w:t>
+      </w:r>
+      <w:r>
+        <w:rPr>
+          <w:highlight w:val="yellow"/>
+        </w:rPr>
+        <w:t>[Quelle ERAS ergänzen].</w:t>
+      </w:r>
+    </w:p>
+    <w:p>
+      <w:r>
+        <w:t>Im bestehenden Arbeitsablauf liegen Informationen und Checklisten teilweise in unterschiedlichen Dokumenten beziehungsweise Systemen vor. Dies kann dazu führen, dass Informationen mehrfach erfasst, einzelne Schritte manuell nachverfolgt oder offene Aufgaben über verschiedene Stellen hinweg koordiniert werden müssen. Daraus entstand die Idee einer zentralen webbasierten Anwendung, welche die relevanten Schritte eines Behandlungsfalls strukturiert darstellt.</w:t>
+      </w:r>
+    </w:p>
+    <w:p>
+      <w:pPr>
+        <w:pStyle w:val="berschrift2"/>
+      </w:pPr>
+      <w:bookmarkStart w:id="10" w:name="_Toc242625833"/>
+      <w:r>
+        <w:t>1.2</w:t>
+      </w:r>
+      <w:r>
+        <w:tab/>
+      </w:r>
+      <w:r>
+        <w:t>Aufgabenstellung</w:t>
+      </w:r>
+      <w:bookmarkEnd w:id="10"/>
+    </w:p>
+    <w:p>
+      <w:r>
+        <w:t>Die Aufgabenstellung besteht in der Konzeption und prototypischen Realisierung einer webbasierten Anwendung zur digitalen Unterstützung des perioperativen Patientenpfads in Zusammenarbeit mit der Klinik für Urologie des Kantonsspitals Winterthur.</w:t>
+      </w:r>
+    </w:p>
+    <w:p>
+      <w:r>
+        <w:t>Die Anwendung soll medizinischem Fachpersonal ermöglichen, einen Patienten beziehungsweise einen konkreten Behandlungsfall auszuwählen und die für den jeweiligen Prozessabschnitt relevanten Checklistenpunkte strukturiert zu bearbeiten.</w:t>
+      </w:r>
+    </w:p>
+    <w:p>
+      <w:pPr>
+        <w:tabs>
+          <w:tab w:val="clear" w:pos="851"/>
+        </w:tabs>
+        <w:spacing w:after="160" w:line="278" w:lineRule="auto"/>
+        <w:jc w:val="left"/>
+      </w:pPr>
+      <w:r>
+        <w:br w:type="page"/>
+      </w:r>
+    </w:p>
+    <w:p>
+      <w:r>
+        <w:lastRenderedPageBreak/>
+        <w:t>Die Projektarbeit umfasst dabei sowohl fachliche als auch technische Tätigkeiten. Dazu gehören die Analyse und Strukturierung der bestehenden Abläufe, die Entwicklung eines geeigneten Bedienkonzepts, die Modellierung der benötigten Daten sowie die Umsetzung eines funktionsfähigen Webprototyps.</w:t>
+      </w:r>
+    </w:p>
+    <w:p>
+      <w:r>
+        <w:t>Im Projektverlauf sind insbesondere folgende Aufgaben zu bearbeiten:</w:t>
+      </w:r>
+    </w:p>
+    <w:p>
+      <w:pPr>
+        <w:pStyle w:val="Listenabsatz"/>
+        <w:numPr>
+          <w:ilvl w:val="0"/>
+          <w:numId w:val="11"/>
+        </w:numPr>
+      </w:pPr>
+      <w:r>
+        <w:t>Analyse des bestehenden perioperativen Ablaufs und der vorhandenen Checklisten</w:t>
+      </w:r>
+    </w:p>
+    <w:p>
+      <w:pPr>
+        <w:pStyle w:val="Listenabsatz"/>
+        <w:numPr>
+          <w:ilvl w:val="0"/>
+          <w:numId w:val="11"/>
+        </w:numPr>
+      </w:pPr>
+      <w:r>
+        <w:t>Strukturierung der fachlichen Inhalte in digital abbildbare Prozessschritte</w:t>
+      </w:r>
+    </w:p>
+    <w:p>
+      <w:pPr>
+        <w:pStyle w:val="Listenabsatz"/>
+        <w:numPr>
+          <w:ilvl w:val="0"/>
+          <w:numId w:val="11"/>
+        </w:numPr>
+      </w:pPr>
+      <w:r>
+        <w:t>Entwicklung und iterative Weiterentwicklung einer geeigneten Benutzeroberfläche</w:t>
+      </w:r>
+    </w:p>
+    <w:p>
+      <w:pPr>
+        <w:pStyle w:val="Listenabsatz"/>
+        <w:numPr>
+          <w:ilvl w:val="0"/>
+          <w:numId w:val="11"/>
+        </w:numPr>
+      </w:pPr>
+      <w:r>
+        <w:t>Modellierung von Patienten, Behandlungsfällen und zugehörigen Checklisteninformationen</w:t>
+      </w:r>
+    </w:p>
+    <w:p>
+      <w:pPr>
+        <w:pStyle w:val="Listenabsatz"/>
+        <w:numPr>
+          <w:ilvl w:val="0"/>
+          <w:numId w:val="11"/>
+        </w:numPr>
+      </w:pPr>
+      <w:r>
+        <w:t>Entwicklung einer serverseitigen Anwendung zur persistenten Speicherung der Daten</w:t>
+      </w:r>
+    </w:p>
+    <w:p>
+      <w:pPr>
+        <w:pStyle w:val="Listenabsatz"/>
+        <w:numPr>
+          <w:ilvl w:val="0"/>
+          <w:numId w:val="11"/>
+        </w:numPr>
+      </w:pPr>
+      <w:r>
+        <w:t>Implementierung von Eingabevalidierungen und fachlichen Regeln</w:t>
+      </w:r>
+    </w:p>
+    <w:p>
+      <w:pPr>
+        <w:pStyle w:val="Listenabsatz"/>
+        <w:numPr>
+          <w:ilvl w:val="0"/>
+          <w:numId w:val="11"/>
+        </w:numPr>
+      </w:pPr>
+      <w:r>
+        <w:t>Abbildung und Berechnung des Bearbeitungsfortschritts</w:t>
+      </w:r>
+    </w:p>
+    <w:p>
+      <w:pPr>
+        <w:pStyle w:val="Listenabsatz"/>
+        <w:numPr>
+          <w:ilvl w:val="0"/>
+          <w:numId w:val="11"/>
+        </w:numPr>
+      </w:pPr>
+      <w:r>
+        <w:t>Bereitstellung einer Schnittstelle zwischen Frontend und Backend</w:t>
+      </w:r>
+    </w:p>
+    <w:p>
+      <w:pPr>
+        <w:pStyle w:val="Listenabsatz"/>
+        <w:numPr>
+          <w:ilvl w:val="0"/>
+          <w:numId w:val="11"/>
+        </w:numPr>
+      </w:pPr>
+      <w:r>
+        <w:t>Bereitstellung des Prototyps auf einer Serverinfrastruktur für Demonstrations- und Testzwecke</w:t>
+      </w:r>
+    </w:p>
+    <w:p>
+      <w:pPr>
+        <w:pStyle w:val="Listenabsatz"/>
+        <w:numPr>
+          <w:ilvl w:val="0"/>
+          <w:numId w:val="11"/>
+        </w:numPr>
+      </w:pPr>
+      <w:r>
+        <w:t>fachliche Überprüfung des Prototyps mit Vertreterinnen und Vertretern des KSW</w:t>
+      </w:r>
+    </w:p>
+    <w:p>
+      <w:r>
+        <w:t>Die offizielle Projektaufgabenstellung wird im Anhang der Arbeit aufgeführt.</w:t>
+      </w:r>
+      <w:r>
+        <w:t xml:space="preserve"> </w:t>
+      </w:r>
+      <w:r>
+        <w:rPr>
+          <w:highlight w:val="yellow"/>
+        </w:rPr>
+        <w:t>VERLINKUNG ANHANG</w:t>
+      </w:r>
+    </w:p>
+    <w:p>
+      <w:pPr>
+        <w:pStyle w:val="berschrift2"/>
+        <w:rPr>
+          <w:highlight w:val="yellow"/>
+        </w:rPr>
+      </w:pPr>
+      <w:bookmarkStart w:id="11" w:name="_Toc242625834"/>
+      <w:r>
+        <w:t>1.3</w:t>
+      </w:r>
+      <w:r>
+        <w:tab/>
+      </w:r>
+      <w:r>
+        <w:t>Zielsetzung</w:t>
+      </w:r>
+      <w:bookmarkEnd w:id="11"/>
+    </w:p>
+    <w:p>
+      <w:r>
+        <w:t>Das übergeordnete Ziel der Projektarbeit ist die Entwicklung eines funktionsfähigen Prototyps, mit welchem die technische und fachliche Umsetzbarkeit einer digitalen Unterstützung des perioperativen Behandlungspfads aufgezeigt werden kann.</w:t>
+      </w:r>
+    </w:p>
+    <w:p>
+      <w:r>
+        <w:t>Die Anwendung soll den medizinischen Ablauf nicht selbstständig beurteilen oder medizinische Entscheidungen treffen. Vielmehr soll sie die Fachpersonen bei der strukturierten Durchführung und Dokumentation bereits definierter Prozessschritte unterstützen.</w:t>
+      </w:r>
+    </w:p>
+    <w:p>
+      <w:r>
+        <w:t>Der Prototyp soll insbesondere zeigen, dass:</w:t>
+      </w:r>
+    </w:p>
+    <w:p>
+      <w:pPr>
+        <w:pStyle w:val="Listenabsatz"/>
+        <w:numPr>
+          <w:ilvl w:val="0"/>
+          <w:numId w:val="10"/>
+        </w:numPr>
+      </w:pPr>
+      <w:r>
+        <w:t>Patientinnen und Patienten sowie zugehörige Behandlungsfälle digital erfasst und verwaltet werden können</w:t>
+      </w:r>
+    </w:p>
+    <w:p>
+      <w:pPr>
+        <w:pStyle w:val="Listenabsatz"/>
+        <w:numPr>
+          <w:ilvl w:val="0"/>
+          <w:numId w:val="10"/>
+        </w:numPr>
+      </w:pPr>
+      <w:r>
+        <w:t>fachliche Checklisten strukturiert innerhalb einer Weboberfläche dargestellt werden können</w:t>
+      </w:r>
+    </w:p>
+    <w:p>
+      <w:pPr>
+        <w:pStyle w:val="Listenabsatz"/>
+        <w:numPr>
+          <w:ilvl w:val="0"/>
+          <w:numId w:val="10"/>
+        </w:numPr>
+      </w:pPr>
+      <w:r>
+        <w:t>einzelne Checklistenpunkte bearbeitet und abgeschlossen werden können</w:t>
+      </w:r>
+    </w:p>
+    <w:p>
+      <w:pPr>
+        <w:pStyle w:val="Listenabsatz"/>
+        <w:numPr>
+          <w:ilvl w:val="0"/>
+          <w:numId w:val="10"/>
+        </w:numPr>
+      </w:pPr>
+      <w:r>
+        <w:t>Eingaben serverseitig gespeichert werden können</w:t>
+      </w:r>
+    </w:p>
+    <w:p>
+      <w:pPr>
+        <w:pStyle w:val="Listenabsatz"/>
+        <w:numPr>
+          <w:ilvl w:val="0"/>
+          <w:numId w:val="10"/>
+        </w:numPr>
+      </w:pPr>
+      <w:r>
+        <w:lastRenderedPageBreak/>
+        <w:t>Eingabewerte auf definierte formale beziehungsweise fachliche Bedingungen geprüft werden können</w:t>
+      </w:r>
+    </w:p>
+    <w:p>
+      <w:pPr>
+        <w:pStyle w:val="Listenabsatz"/>
+        <w:numPr>
+          <w:ilvl w:val="0"/>
+          <w:numId w:val="10"/>
+        </w:numPr>
+      </w:pPr>
+      <w:r>
+        <w:t>der aktuelle Bearbeitungsfortschritt eines Falls nachvollziehbar dargestellt werden kann</w:t>
+      </w:r>
+    </w:p>
+    <w:p>
+      <w:pPr>
+        <w:pStyle w:val="Listenabsatz"/>
+        <w:numPr>
+          <w:ilvl w:val="0"/>
+          <w:numId w:val="10"/>
+        </w:numPr>
+      </w:pPr>
+      <w:r>
+        <w:t>Informationen zwischen verschiedenen Bereichen des Behandlungspfads wiederverwendet werden können</w:t>
+      </w:r>
+    </w:p>
+    <w:p>
+      <w:pPr>
+        <w:pStyle w:val="Listenabsatz"/>
+        <w:numPr>
+          <w:ilvl w:val="0"/>
+          <w:numId w:val="10"/>
+        </w:numPr>
+      </w:pPr>
+      <w:r>
+        <w:t>die Anwendung grundsätzlich auf einer spitalinternen beziehungsweise kontrollierten Serverinfrastruktur betrieben werden kann</w:t>
+      </w:r>
+    </w:p>
+    <w:p>
+      <w:pPr>
+        <w:pStyle w:val="Listenabsatz"/>
+        <w:numPr>
+          <w:ilvl w:val="0"/>
+          <w:numId w:val="10"/>
+        </w:numPr>
+      </w:pPr>
+      <w:r>
+        <w:t>die entwickelte Architektur eine spätere Erweiterung des Systems zulässt.</w:t>
+      </w:r>
+    </w:p>
+    <w:p>
+      <w:pPr>
+        <w:pStyle w:val="berschrift2"/>
+      </w:pPr>
+      <w:bookmarkStart w:id="12" w:name="_Toc242625835"/>
+      <w:r>
+        <w:t>1.4</w:t>
+      </w:r>
+      <w:r>
+        <w:tab/>
+      </w:r>
+      <w:r>
+        <w:t>Anforderungen</w:t>
+      </w:r>
+      <w:bookmarkEnd w:id="12"/>
+    </w:p>
+    <w:p>
+      <w:r>
+        <w:t>Die Anforderungen an die Webapplikation wurden aus der Aufgabenstellung, den vorhandenen fachlichen Unterlagen sowie aus Besprechungen mit Vertreterinnen und Vertretern des Kantonsspitals Winterthur abgeleitet.</w:t>
+      </w:r>
+      <w:r>
+        <w:t xml:space="preserve"> </w:t>
+      </w:r>
+      <w:r>
+        <w:t>Während der Projektlaufzeit werden die Anforderungen iterativ konkretisiert. Rückmeldungen aus gemeinsamen Durchgängen des Prototyps werden analysiert und, soweit sie innerhalb des Projektumfangs liegen, in nachfolgenden Versionen berücksichtigt.</w:t>
+      </w:r>
+    </w:p>
+    <w:p>
+      <w:r>
+        <w:t xml:space="preserve">Zur besseren Strukturierung werden die Anforderungen </w:t>
+      </w:r>
+      <w:r>
+        <w:t xml:space="preserve">auf der nächsten Seite </w:t>
+      </w:r>
+      <w:r>
+        <w:t>in funktionale und nichtfunktionale Anforderungen unterteilt.</w:t>
+      </w:r>
+    </w:p>
+    <w:p>
+      <w:pPr>
+        <w:tabs>
+          <w:tab w:val="clear" w:pos="851"/>
+        </w:tabs>
+        <w:spacing w:after="160" w:line="278" w:lineRule="auto"/>
+        <w:jc w:val="left"/>
+      </w:pPr>
+      <w:r>
+        <w:br w:type="page"/>
+      </w:r>
+    </w:p>
+    <w:p>
+      <w:pPr>
+        <w:pStyle w:val="berschrift3"/>
+      </w:pPr>
+      <w:bookmarkStart w:id="13" w:name="_Toc242625836"/>
+      <w:r>
+        <w:lastRenderedPageBreak/>
+        <w:t>1.4.1</w:t>
+      </w:r>
+      <w:r>
+        <w:tab/>
+        <w:t>Funktionale Anforderungen</w:t>
+      </w:r>
+      <w:bookmarkEnd w:id="13"/>
+    </w:p>
+    <w:p>
+      <w:r>
+        <w:t xml:space="preserve">Für den aktuellen Projektumfang ergeben sich folgende </w:t>
+      </w:r>
+      <w:r>
+        <w:t xml:space="preserve">funktionale </w:t>
+      </w:r>
+      <w:r>
+        <w:t>Anforderungen:</w:t>
+      </w:r>
+    </w:p>
+    <w:tbl>
+      <w:tblPr>
+        <w:tblStyle w:val="Gitternetztabelle4Akzent1"/>
+        <w:tblW w:w="0" w:type="auto"/>
+        <w:tblLook w:val="04A0" w:firstRow="1" w:lastRow="0" w:firstColumn="1" w:lastColumn="0" w:noHBand="0" w:noVBand="1"/>
+      </w:tblPr>
+      <w:tblGrid>
+        <w:gridCol w:w="1271"/>
+        <w:gridCol w:w="8357"/>
+      </w:tblGrid>
+      <w:tr>
+        <w:trPr>
+          <w:cnfStyle w:val="100000000000" w:firstRow="1" w:lastRow="0" w:firstColumn="0" w:lastColumn="0" w:oddVBand="0" w:evenVBand="0" w:oddHBand="0" w:evenHBand="0" w:firstRowFirstColumn="0" w:firstRowLastColumn="0" w:lastRowFirstColumn="0" w:lastRowLastColumn="0"/>
+        </w:trPr>
+        <w:tc>
+          <w:tcPr>
+            <w:cnfStyle w:val="001000000000" w:firstRow="0" w:lastRow="0" w:firstColumn="1" w:lastColumn="0" w:oddVBand="0" w:evenVBand="0" w:oddHBand="0" w:evenHBand="0" w:firstRowFirstColumn="0" w:firstRowLastColumn="0" w:lastRowFirstColumn="0" w:lastRowLastColumn="0"/>
+            <w:tcW w:w="1271" w:type="dxa"/>
+          </w:tcPr>
+          <w:p>
+            <w:pPr>
+              <w:jc w:val="left"/>
+            </w:pPr>
+            <w:r>
+              <w:t>ID</w:t>
+            </w:r>
+          </w:p>
+        </w:tc>
+        <w:tc>
+          <w:tcPr>
+            <w:tcW w:w="8357" w:type="dxa"/>
+          </w:tcPr>
+          <w:p>
+            <w:pPr>
+              <w:jc w:val="left"/>
+              <w:cnfStyle w:val="100000000000" w:firstRow="1" w:lastRow="0" w:firstColumn="0" w:lastColumn="0" w:oddVBand="0" w:evenVBand="0" w:oddHBand="0" w:evenHBand="0" w:firstRowFirstColumn="0" w:firstRowLastColumn="0" w:lastRowFirstColumn="0" w:lastRowLastColumn="0"/>
+            </w:pPr>
+            <w:r>
+              <w:t>Funktionale Anforderung</w:t>
+            </w:r>
+          </w:p>
+        </w:tc>
+      </w:tr>
+      <w:tr>
+        <w:trPr>
+          <w:cnfStyle w:val="000000100000" w:firstRow="0" w:lastRow="0" w:firstColumn="0" w:lastColumn="0" w:oddVBand="0" w:evenVBand="0" w:oddHBand="1" w:evenHBand="0" w:firstRowFirstColumn="0" w:firstRowLastColumn="0" w:lastRowFirstColumn="0" w:lastRowLastColumn="0"/>
+          <w:trHeight w:val="70"/>
+        </w:trPr>
+        <w:tc>
+          <w:tcPr>
+            <w:cnfStyle w:val="001000000000" w:firstRow="0" w:lastRow="0" w:firstColumn="1" w:lastColumn="0" w:oddVBand="0" w:evenVBand="0" w:oddHBand="0" w:evenHBand="0" w:firstRowFirstColumn="0" w:firstRowLastColumn="0" w:lastRowFirstColumn="0" w:lastRowLastColumn="0"/>
+            <w:tcW w:w="1271" w:type="dxa"/>
+          </w:tcPr>
+          <w:p>
+            <w:pPr>
+              <w:jc w:val="left"/>
+            </w:pPr>
+            <w:r>
+              <w:t>FA-01</w:t>
+            </w:r>
+          </w:p>
+        </w:tc>
+        <w:tc>
+          <w:tcPr>
+            <w:tcW w:w="8357" w:type="dxa"/>
+          </w:tcPr>
+          <w:p>
+            <w:pPr>
+              <w:jc w:val="left"/>
+              <w:cnfStyle w:val="000000100000" w:firstRow="0" w:lastRow="0" w:firstColumn="0" w:lastColumn="0" w:oddVBand="0" w:evenVBand="0" w:oddHBand="1" w:evenHBand="0" w:firstRowFirstColumn="0" w:firstRowLastColumn="0" w:lastRowFirstColumn="0" w:lastRowLastColumn="0"/>
+            </w:pPr>
+            <w:r>
+              <w:t>D</w:t>
+            </w:r>
+            <w:r>
+              <w:t xml:space="preserve">er User </w:t>
+            </w:r>
+            <w:r>
+              <w:t xml:space="preserve">soll Patientinnen und Patienten erfassen </w:t>
+            </w:r>
+            <w:r>
+              <w:t xml:space="preserve">und diese </w:t>
+            </w:r>
+            <w:r>
+              <w:t xml:space="preserve">sollen </w:t>
+            </w:r>
+            <w:r>
+              <w:t>anschliessend auch suchen</w:t>
+            </w:r>
+            <w:r>
+              <w:t xml:space="preserve"> und </w:t>
+            </w:r>
+            <w:r>
+              <w:t>auswählen</w:t>
+            </w:r>
+            <w:r>
+              <w:t xml:space="preserve"> können.</w:t>
+            </w:r>
+          </w:p>
+        </w:tc>
+      </w:tr>
+      <w:tr>
+        <w:tc>
+          <w:tcPr>
+            <w:cnfStyle w:val="001000000000" w:firstRow="0" w:lastRow="0" w:firstColumn="1" w:lastColumn="0" w:oddVBand="0" w:evenVBand="0" w:oddHBand="0" w:evenHBand="0" w:firstRowFirstColumn="0" w:firstRowLastColumn="0" w:lastRowFirstColumn="0" w:lastRowLastColumn="0"/>
+            <w:tcW w:w="1271" w:type="dxa"/>
+          </w:tcPr>
+          <w:p>
+            <w:pPr>
+              <w:jc w:val="left"/>
+            </w:pPr>
+            <w:r>
+              <w:t>FA-02</w:t>
+            </w:r>
+          </w:p>
+        </w:tc>
+        <w:tc>
+          <w:tcPr>
+            <w:tcW w:w="8357" w:type="dxa"/>
+          </w:tcPr>
+          <w:p>
+            <w:pPr>
+              <w:jc w:val="left"/>
+              <w:cnfStyle w:val="000000000000" w:firstRow="0" w:lastRow="0" w:firstColumn="0" w:lastColumn="0" w:oddVBand="0" w:evenVBand="0" w:oddHBand="0" w:evenHBand="0" w:firstRowFirstColumn="0" w:firstRowLastColumn="0" w:lastRowFirstColumn="0" w:lastRowLastColumn="0"/>
+            </w:pPr>
+            <w:r>
+              <w:t>Zu einer Patientin oder einem Patienten soll mindestens ein Behandlungsfall geführt werden können.</w:t>
+            </w:r>
+          </w:p>
+        </w:tc>
+      </w:tr>
+      <w:tr>
+        <w:trPr>
+          <w:cnfStyle w:val="000000100000" w:firstRow="0" w:lastRow="0" w:firstColumn="0" w:lastColumn="0" w:oddVBand="0" w:evenVBand="0" w:oddHBand="1" w:evenHBand="0" w:firstRowFirstColumn="0" w:firstRowLastColumn="0" w:lastRowFirstColumn="0" w:lastRowLastColumn="0"/>
+        </w:trPr>
+        <w:tc>
+          <w:tcPr>
+            <w:cnfStyle w:val="001000000000" w:firstRow="0" w:lastRow="0" w:firstColumn="1" w:lastColumn="0" w:oddVBand="0" w:evenVBand="0" w:oddHBand="0" w:evenHBand="0" w:firstRowFirstColumn="0" w:firstRowLastColumn="0" w:lastRowFirstColumn="0" w:lastRowLastColumn="0"/>
+            <w:tcW w:w="1271" w:type="dxa"/>
+          </w:tcPr>
+          <w:p>
+            <w:pPr>
+              <w:jc w:val="left"/>
+            </w:pPr>
+            <w:r>
+              <w:t>FA-0</w:t>
+            </w:r>
+            <w:r>
+              <w:t>3</w:t>
+            </w:r>
+          </w:p>
+        </w:tc>
+        <w:tc>
+          <w:tcPr>
+            <w:tcW w:w="8357" w:type="dxa"/>
+          </w:tcPr>
+          <w:p>
+            <w:pPr>
+              <w:jc w:val="left"/>
+              <w:cnfStyle w:val="000000100000" w:firstRow="0" w:lastRow="0" w:firstColumn="0" w:lastColumn="0" w:oddVBand="0" w:evenVBand="0" w:oddHBand="1" w:evenHBand="0" w:firstRowFirstColumn="0" w:firstRowLastColumn="0" w:lastRowFirstColumn="0" w:lastRowLastColumn="0"/>
+            </w:pPr>
+            <w:r>
+              <w:t>Die für einen Behandlungsfall relevanten Checklisten sollen angezeigt werden.</w:t>
+            </w:r>
+          </w:p>
+        </w:tc>
+      </w:tr>
+      <w:tr>
+        <w:tc>
+          <w:tcPr>
+            <w:cnfStyle w:val="001000000000" w:firstRow="0" w:lastRow="0" w:firstColumn="1" w:lastColumn="0" w:oddVBand="0" w:evenVBand="0" w:oddHBand="0" w:evenHBand="0" w:firstRowFirstColumn="0" w:firstRowLastColumn="0" w:lastRowFirstColumn="0" w:lastRowLastColumn="0"/>
+            <w:tcW w:w="1271" w:type="dxa"/>
+          </w:tcPr>
+          <w:p>
+            <w:pPr>
+              <w:jc w:val="left"/>
+            </w:pPr>
+            <w:r>
+              <w:t>FA-0</w:t>
+            </w:r>
+            <w:r>
+              <w:t>4</w:t>
+            </w:r>
+          </w:p>
+        </w:tc>
+        <w:tc>
+          <w:tcPr>
+            <w:tcW w:w="8357" w:type="dxa"/>
+          </w:tcPr>
+          <w:p>
+            <w:pPr>
+              <w:jc w:val="left"/>
+              <w:cnfStyle w:val="000000000000" w:firstRow="0" w:lastRow="0" w:firstColumn="0" w:lastColumn="0" w:oddVBand="0" w:evenVBand="0" w:oddHBand="0" w:evenHBand="0" w:firstRowFirstColumn="0" w:firstRowLastColumn="0" w:lastRowFirstColumn="0" w:lastRowLastColumn="0"/>
+            </w:pPr>
+            <w:r>
+              <w:t>Checklistenpunkte sollen einzeln bearbeitet und abgeschlossen werden können.</w:t>
+            </w:r>
+          </w:p>
+        </w:tc>
+      </w:tr>
+      <w:tr>
+        <w:trPr>
+          <w:cnfStyle w:val="000000100000" w:firstRow="0" w:lastRow="0" w:firstColumn="0" w:lastColumn="0" w:oddVBand="0" w:evenVBand="0" w:oddHBand="1" w:evenHBand="0" w:firstRowFirstColumn="0" w:firstRowLastColumn="0" w:lastRowFirstColumn="0" w:lastRowLastColumn="0"/>
+          <w:trHeight w:val="975"/>
+        </w:trPr>
+        <w:tc>
+          <w:tcPr>
+            <w:cnfStyle w:val="001000000000" w:firstRow="0" w:lastRow="0" w:firstColumn="1" w:lastColumn="0" w:oddVBand="0" w:evenVBand="0" w:oddHBand="0" w:evenHBand="0" w:firstRowFirstColumn="0" w:firstRowLastColumn="0" w:lastRowFirstColumn="0" w:lastRowLastColumn="0"/>
+            <w:tcW w:w="1271" w:type="dxa"/>
+          </w:tcPr>
+          <w:p>
+            <w:pPr>
+              <w:jc w:val="left"/>
+            </w:pPr>
+            <w:r>
+              <w:t>FA-0</w:t>
+            </w:r>
+            <w:r>
+              <w:t>5</w:t>
+            </w:r>
+          </w:p>
+        </w:tc>
+        <w:tc>
+          <w:tcPr>
+            <w:tcW w:w="8357" w:type="dxa"/>
+          </w:tcPr>
+          <w:p>
+            <w:pPr>
+              <w:jc w:val="left"/>
+              <w:cnfStyle w:val="000000100000" w:firstRow="0" w:lastRow="0" w:firstColumn="0" w:lastColumn="0" w:oddVBand="0" w:evenVBand="0" w:oddHBand="1" w:evenHBand="0" w:firstRowFirstColumn="0" w:firstRowLastColumn="0" w:lastRowFirstColumn="0" w:lastRowLastColumn="0"/>
+            </w:pPr>
+            <w:r>
+              <w:t>Zu Checklistenpunkten sollen je nach Inhalt unterschiedliche Eingabetypen unterstützt werden, beispielsweise Zahlenwerte, Text, Auswahlfelder oder Datumswerte.</w:t>
+            </w:r>
+          </w:p>
+        </w:tc>
+      </w:tr>
+      <w:tr>
+        <w:tc>
+          <w:tcPr>
+            <w:cnfStyle w:val="001000000000" w:firstRow="0" w:lastRow="0" w:firstColumn="1" w:lastColumn="0" w:oddVBand="0" w:evenVBand="0" w:oddHBand="0" w:evenHBand="0" w:firstRowFirstColumn="0" w:firstRowLastColumn="0" w:lastRowFirstColumn="0" w:lastRowLastColumn="0"/>
+            <w:tcW w:w="1271" w:type="dxa"/>
+          </w:tcPr>
+          <w:p>
+            <w:pPr>
+              <w:jc w:val="left"/>
+            </w:pPr>
+            <w:r>
+              <w:t>FA-0</w:t>
+            </w:r>
+            <w:r>
+              <w:t>6</w:t>
+            </w:r>
+          </w:p>
+        </w:tc>
+        <w:tc>
+          <w:tcPr>
+            <w:tcW w:w="8357" w:type="dxa"/>
+          </w:tcPr>
+          <w:p>
+            <w:pPr>
+              <w:jc w:val="left"/>
+              <w:cnfStyle w:val="000000000000" w:firstRow="0" w:lastRow="0" w:firstColumn="0" w:lastColumn="0" w:oddVBand="0" w:evenVBand="0" w:oddHBand="0" w:evenHBand="0" w:firstRowFirstColumn="0" w:firstRowLastColumn="0" w:lastRowFirstColumn="0" w:lastRowLastColumn="0"/>
+            </w:pPr>
+            <w:r>
+              <w:t>Zu Checklistenpunkten sollen zusätzliche Notizen beziehungsweise Kommentare erfasst werden können.</w:t>
+            </w:r>
+          </w:p>
+        </w:tc>
+      </w:tr>
+      <w:tr>
+        <w:trPr>
+          <w:cnfStyle w:val="000000100000" w:firstRow="0" w:lastRow="0" w:firstColumn="0" w:lastColumn="0" w:oddVBand="0" w:evenVBand="0" w:oddHBand="1" w:evenHBand="0" w:firstRowFirstColumn="0" w:firstRowLastColumn="0" w:lastRowFirstColumn="0" w:lastRowLastColumn="0"/>
+        </w:trPr>
+        <w:tc>
+          <w:tcPr>
+            <w:cnfStyle w:val="001000000000" w:firstRow="0" w:lastRow="0" w:firstColumn="1" w:lastColumn="0" w:oddVBand="0" w:evenVBand="0" w:oddHBand="0" w:evenHBand="0" w:firstRowFirstColumn="0" w:firstRowLastColumn="0" w:lastRowFirstColumn="0" w:lastRowLastColumn="0"/>
+            <w:tcW w:w="1271" w:type="dxa"/>
+          </w:tcPr>
+          <w:p>
+            <w:pPr>
+              <w:jc w:val="left"/>
+            </w:pPr>
+            <w:r>
+              <w:t>FA-0</w:t>
+            </w:r>
+            <w:r>
+              <w:t>7</w:t>
+            </w:r>
+          </w:p>
+        </w:tc>
+        <w:tc>
+          <w:tcPr>
+            <w:tcW w:w="8357" w:type="dxa"/>
+          </w:tcPr>
+          <w:p>
+            <w:pPr>
+              <w:jc w:val="left"/>
+              <w:cnfStyle w:val="000000100000" w:firstRow="0" w:lastRow="0" w:firstColumn="0" w:lastColumn="0" w:oddVBand="0" w:evenVBand="0" w:oddHBand="1" w:evenHBand="0" w:firstRowFirstColumn="0" w:firstRowLastColumn="0" w:lastRowFirstColumn="0" w:lastRowLastColumn="0"/>
+            </w:pPr>
+            <w:r>
+              <w:t>Eingaben sollen vor der Speicherung anhand definierter Regeln validiert werden.</w:t>
+            </w:r>
+          </w:p>
+        </w:tc>
+      </w:tr>
+      <w:tr>
+        <w:tc>
+          <w:tcPr>
+            <w:cnfStyle w:val="001000000000" w:firstRow="0" w:lastRow="0" w:firstColumn="1" w:lastColumn="0" w:oddVBand="0" w:evenVBand="0" w:oddHBand="0" w:evenHBand="0" w:firstRowFirstColumn="0" w:firstRowLastColumn="0" w:lastRowFirstColumn="0" w:lastRowLastColumn="0"/>
+            <w:tcW w:w="1271" w:type="dxa"/>
+          </w:tcPr>
+          <w:p>
+            <w:pPr>
+              <w:jc w:val="left"/>
+            </w:pPr>
+            <w:r>
+              <w:t>FA-0</w:t>
+            </w:r>
+            <w:r>
+              <w:t>8</w:t>
+            </w:r>
+          </w:p>
+        </w:tc>
+        <w:tc>
+          <w:tcPr>
+            <w:tcW w:w="8357" w:type="dxa"/>
+          </w:tcPr>
+          <w:p>
+            <w:pPr>
+              <w:jc w:val="left"/>
+              <w:cnfStyle w:val="000000000000" w:firstRow="0" w:lastRow="0" w:firstColumn="0" w:lastColumn="0" w:oddVBand="0" w:evenVBand="0" w:oddHBand="0" w:evenHBand="0" w:firstRowFirstColumn="0" w:firstRowLastColumn="0" w:lastRowFirstColumn="0" w:lastRowLastColumn="0"/>
+            </w:pPr>
+            <w:r>
+              <w:t>Der Bearbeitungsfortschritt eines Falls soll berechnet und visualisiert werden.</w:t>
+            </w:r>
+          </w:p>
+        </w:tc>
+      </w:tr>
+      <w:tr>
+        <w:trPr>
+          <w:cnfStyle w:val="000000100000" w:firstRow="0" w:lastRow="0" w:firstColumn="0" w:lastColumn="0" w:oddVBand="0" w:evenVBand="0" w:oddHBand="1" w:evenHBand="0" w:firstRowFirstColumn="0" w:firstRowLastColumn="0" w:lastRowFirstColumn="0" w:lastRowLastColumn="0"/>
+        </w:trPr>
+        <w:tc>
+          <w:tcPr>
+            <w:cnfStyle w:val="001000000000" w:firstRow="0" w:lastRow="0" w:firstColumn="1" w:lastColumn="0" w:oddVBand="0" w:evenVBand="0" w:oddHBand="0" w:evenHBand="0" w:firstRowFirstColumn="0" w:firstRowLastColumn="0" w:lastRowFirstColumn="0" w:lastRowLastColumn="0"/>
+            <w:tcW w:w="1271" w:type="dxa"/>
+          </w:tcPr>
+          <w:p>
+            <w:pPr>
+              <w:jc w:val="left"/>
+            </w:pPr>
+            <w:r>
+              <w:t>FA-</w:t>
+            </w:r>
+            <w:r>
+              <w:t>09</w:t>
+            </w:r>
+          </w:p>
+        </w:tc>
+        <w:tc>
+          <w:tcPr>
+            <w:tcW w:w="8357" w:type="dxa"/>
+          </w:tcPr>
+          <w:p>
+            <w:pPr>
+              <w:jc w:val="left"/>
+              <w:cnfStyle w:val="000000100000" w:firstRow="0" w:lastRow="0" w:firstColumn="0" w:lastColumn="0" w:oddVBand="0" w:evenVBand="0" w:oddHBand="1" w:evenHBand="0" w:firstRowFirstColumn="0" w:firstRowLastColumn="0" w:lastRowFirstColumn="0" w:lastRowLastColumn="0"/>
+            </w:pPr>
+            <w:r>
+              <w:t>Bereits erfasste Informationen sollen innerhalb des Falls erneut verwendet werden können, damit unnötige Mehrfacheingaben reduziert werden.</w:t>
+            </w:r>
+          </w:p>
+        </w:tc>
+      </w:tr>
+      <w:tr>
+        <w:tc>
+          <w:tcPr>
+            <w:cnfStyle w:val="001000000000" w:firstRow="0" w:lastRow="0" w:firstColumn="1" w:lastColumn="0" w:oddVBand="0" w:evenVBand="0" w:oddHBand="0" w:evenHBand="0" w:firstRowFirstColumn="0" w:firstRowLastColumn="0" w:lastRowFirstColumn="0" w:lastRowLastColumn="0"/>
+            <w:tcW w:w="1271" w:type="dxa"/>
+          </w:tcPr>
+          <w:p>
+            <w:pPr>
+              <w:jc w:val="left"/>
+            </w:pPr>
+            <w:r>
+              <w:t>FA-1</w:t>
+            </w:r>
+            <w:r>
+              <w:t>0</w:t>
+            </w:r>
+          </w:p>
+        </w:tc>
+        <w:tc>
+          <w:tcPr>
+            <w:tcW w:w="8357" w:type="dxa"/>
+          </w:tcPr>
+          <w:p>
+            <w:pPr>
+              <w:jc w:val="left"/>
+              <w:cnfStyle w:val="000000000000" w:firstRow="0" w:lastRow="0" w:firstColumn="0" w:lastColumn="0" w:oddVBand="0" w:evenVBand="0" w:oddHBand="0" w:evenHBand="0" w:firstRowFirstColumn="0" w:firstRowLastColumn="0" w:lastRowFirstColumn="0" w:lastRowLastColumn="0"/>
+            </w:pPr>
+            <w:r>
+              <w:t>Daten sollen fallbezogen persistent gespeichert und beim erneuten Öffnen wieder geladen werden.</w:t>
+            </w:r>
+          </w:p>
+        </w:tc>
+      </w:tr>
+      <w:tr>
+        <w:trPr>
+          <w:cnfStyle w:val="000000100000" w:firstRow="0" w:lastRow="0" w:firstColumn="0" w:lastColumn="0" w:oddVBand="0" w:evenVBand="0" w:oddHBand="1" w:evenHBand="0" w:firstRowFirstColumn="0" w:firstRowLastColumn="0" w:lastRowFirstColumn="0" w:lastRowLastColumn="0"/>
+        </w:trPr>
+        <w:tc>
+          <w:tcPr>
+            <w:cnfStyle w:val="001000000000" w:firstRow="0" w:lastRow="0" w:firstColumn="1" w:lastColumn="0" w:oddVBand="0" w:evenVBand="0" w:oddHBand="0" w:evenHBand="0" w:firstRowFirstColumn="0" w:firstRowLastColumn="0" w:lastRowFirstColumn="0" w:lastRowLastColumn="0"/>
+            <w:tcW w:w="1271" w:type="dxa"/>
+          </w:tcPr>
+          <w:p>
+            <w:pPr>
+              <w:jc w:val="left"/>
+            </w:pPr>
+            <w:r>
+              <w:t>FA-1</w:t>
+            </w:r>
+            <w:r>
+              <w:t>1</w:t>
+            </w:r>
+          </w:p>
+        </w:tc>
+        <w:tc>
+          <w:tcPr>
+            <w:tcW w:w="8357" w:type="dxa"/>
+          </w:tcPr>
+          <w:p>
+            <w:pPr>
+              <w:jc w:val="left"/>
+              <w:cnfStyle w:val="000000100000" w:firstRow="0" w:lastRow="0" w:firstColumn="0" w:lastColumn="0" w:oddVBand="0" w:evenVBand="0" w:oddHBand="1" w:evenHBand="0" w:firstRowFirstColumn="0" w:firstRowLastColumn="0" w:lastRowFirstColumn="0" w:lastRowLastColumn="0"/>
+            </w:pPr>
+            <w:r>
+              <w:t>Abgeschlossene Fälle sollen archiviert beziehungsweise von aktiven Fällen getrennt dargestellt werden können.</w:t>
+            </w:r>
+          </w:p>
+        </w:tc>
+      </w:tr>
+      <w:tr>
+        <w:tc>
+          <w:tcPr>
+            <w:cnfStyle w:val="001000000000" w:firstRow="0" w:lastRow="0" w:firstColumn="1" w:lastColumn="0" w:oddVBand="0" w:evenVBand="0" w:oddHBand="0" w:evenHBand="0" w:firstRowFirstColumn="0" w:firstRowLastColumn="0" w:lastRowFirstColumn="0" w:lastRowLastColumn="0"/>
+            <w:tcW w:w="1271" w:type="dxa"/>
+          </w:tcPr>
+          <w:p>
+            <w:pPr>
+              <w:jc w:val="left"/>
+            </w:pPr>
+            <w:r>
+              <w:t>FA-1</w:t>
+            </w:r>
+            <w:r>
+              <w:t>2</w:t>
+            </w:r>
+          </w:p>
+        </w:tc>
+        <w:tc>
+          <w:tcPr>
+            <w:tcW w:w="8357" w:type="dxa"/>
+          </w:tcPr>
+          <w:p>
+            <w:pPr>
+              <w:jc w:val="left"/>
+              <w:cnfStyle w:val="000000000000" w:firstRow="0" w:lastRow="0" w:firstColumn="0" w:lastColumn="0" w:oddVBand="0" w:evenVBand="0" w:oddHBand="0" w:evenHBand="0" w:firstRowFirstColumn="0" w:firstRowLastColumn="0" w:lastRowFirstColumn="0" w:lastRowLastColumn="0"/>
+            </w:pPr>
+            <w:r>
+              <w:t>Das Frontend soll über definierte API-Endpunkte mit dem Django-Backend kommunizieren.</w:t>
+            </w:r>
+          </w:p>
+        </w:tc>
+      </w:tr>
+      <w:tr>
+        <w:trPr>
+          <w:cnfStyle w:val="000000100000" w:firstRow="0" w:lastRow="0" w:firstColumn="0" w:lastColumn="0" w:oddVBand="0" w:evenVBand="0" w:oddHBand="1" w:evenHBand="0" w:firstRowFirstColumn="0" w:firstRowLastColumn="0" w:lastRowFirstColumn="0" w:lastRowLastColumn="0"/>
+        </w:trPr>
+        <w:tc>
+          <w:tcPr>
+            <w:cnfStyle w:val="001000000000" w:firstRow="0" w:lastRow="0" w:firstColumn="1" w:lastColumn="0" w:oddVBand="0" w:evenVBand="0" w:oddHBand="0" w:evenHBand="0" w:firstRowFirstColumn="0" w:firstRowLastColumn="0" w:lastRowFirstColumn="0" w:lastRowLastColumn="0"/>
+            <w:tcW w:w="1271" w:type="dxa"/>
+          </w:tcPr>
+          <w:p>
+            <w:pPr>
+              <w:jc w:val="left"/>
+            </w:pPr>
+            <w:r>
+              <w:t>FA-1</w:t>
+            </w:r>
+            <w:r>
+              <w:t>3</w:t>
+            </w:r>
+          </w:p>
+        </w:tc>
+        <w:tc>
+          <w:tcPr>
+            <w:tcW w:w="8357" w:type="dxa"/>
+          </w:tcPr>
+          <w:p>
+            <w:pPr>
+              <w:jc w:val="left"/>
+              <w:cnfStyle w:val="000000100000" w:firstRow="0" w:lastRow="0" w:firstColumn="0" w:lastColumn="0" w:oddVBand="0" w:evenVBand="0" w:oddHBand="1" w:evenHBand="0" w:firstRowFirstColumn="0" w:firstRowLastColumn="0" w:lastRowFirstColumn="0" w:lastRowLastColumn="0"/>
+            </w:pPr>
+            <w:r>
+              <w:t>Fachliche Regeln und Validierungen sollen zentral im Backend verarbeitet werden können.</w:t>
+            </w:r>
+          </w:p>
+        </w:tc>
+      </w:tr>
+      <w:tr>
+        <w:tc>
+          <w:tcPr>
+            <w:cnfStyle w:val="001000000000" w:firstRow="0" w:lastRow="0" w:firstColumn="1" w:lastColumn="0" w:oddVBand="0" w:evenVBand="0" w:oddHBand="0" w:evenHBand="0" w:firstRowFirstColumn="0" w:firstRowLastColumn="0" w:lastRowFirstColumn="0" w:lastRowLastColumn="0"/>
+            <w:tcW w:w="1271" w:type="dxa"/>
+          </w:tcPr>
+          <w:p>
+            <w:pPr>
+              <w:jc w:val="left"/>
+            </w:pPr>
+            <w:r>
+              <w:t>FA-1</w:t>
+            </w:r>
+            <w:r>
+              <w:t>4</w:t>
+            </w:r>
+          </w:p>
+        </w:tc>
+        <w:tc>
+          <w:tcPr>
+            <w:tcW w:w="8357" w:type="dxa"/>
+          </w:tcPr>
+          <w:p>
+            <w:pPr>
+              <w:keepNext/>
+              <w:jc w:val="left"/>
+              <w:cnfStyle w:val="000000000000" w:firstRow="0" w:lastRow="0" w:firstColumn="0" w:lastColumn="0" w:oddVBand="0" w:evenVBand="0" w:oddHBand="0" w:evenHBand="0" w:firstRowFirstColumn="0" w:firstRowLastColumn="0" w:lastRowFirstColumn="0" w:lastRowLastColumn="0"/>
+            </w:pPr>
+            <w:r>
+              <w:t>Die Anwendung soll ohne Benutzerkonto beziehungsweise Login bedienbar sein.</w:t>
+            </w:r>
+          </w:p>
+        </w:tc>
+      </w:tr>
+    </w:tbl>
+    <w:p>
+      <w:pPr>
+        <w:pStyle w:val="Beschriftung"/>
+      </w:pPr>
+      <w:r>
+        <w:t xml:space="preserve">Tabelle </w:t>
+      </w:r>
+      <w:r>
+        <w:fldChar w:fldCharType="begin"/>
+      </w:r>
+      <w:r>
+        <w:instrText xml:space="preserve"> SEQ Tabelle \* ARABIC </w:instrText>
+      </w:r>
+      <w:r>
+        <w:fldChar w:fldCharType="separate"/>
+      </w:r>
+      <w:r>
+        <w:rPr>
+          <w:noProof/>
+        </w:rPr>
+        <w:t>1</w:t>
+      </w:r>
+      <w:r>
+        <w:fldChar w:fldCharType="end"/>
+      </w:r>
+      <w:r>
+        <w:t>: Funktionale Anforderungen</w:t>
+      </w:r>
+    </w:p>
+    <w:p>
+      <w:pPr>
+        <w:pStyle w:val="berschrift3"/>
+      </w:pPr>
+      <w:r>
+        <w:br w:type="page"/>
+      </w:r>
+      <w:bookmarkStart w:id="14" w:name="_Toc242625837"/>
+      <w:r>
+        <w:lastRenderedPageBreak/>
+        <w:t>1.4.2</w:t>
+      </w:r>
+      <w:r>
+        <w:tab/>
+      </w:r>
+      <w:r>
+        <w:t>Nichtfunktionale Anforderungen</w:t>
+      </w:r>
+      <w:bookmarkEnd w:id="14"/>
+    </w:p>
+    <w:p>
+      <w:r>
+        <w:t xml:space="preserve">Für den aktuellen Projektumfang ergeben sich folgende </w:t>
+      </w:r>
+      <w:r>
+        <w:t>Nicht</w:t>
+      </w:r>
+      <w:r>
+        <w:t xml:space="preserve">funktionale </w:t>
+      </w:r>
+      <w:r>
+        <w:t>Anforderungen:</w:t>
+      </w:r>
+    </w:p>
+    <w:tbl>
+      <w:tblPr>
+        <w:tblStyle w:val="Gitternetztabelle4Akzent2"/>
+        <w:tblW w:w="0" w:type="auto"/>
+        <w:tblLook w:val="04A0" w:firstRow="1" w:lastRow="0" w:firstColumn="1" w:lastColumn="0" w:noHBand="0" w:noVBand="1"/>
+      </w:tblPr>
+      <w:tblGrid>
+        <w:gridCol w:w="1271"/>
+        <w:gridCol w:w="8357"/>
+      </w:tblGrid>
+      <w:tr>
+        <w:trPr>
+          <w:cnfStyle w:val="100000000000" w:firstRow="1" w:lastRow="0" w:firstColumn="0" w:lastColumn="0" w:oddVBand="0" w:evenVBand="0" w:oddHBand="0" w:evenHBand="0" w:firstRowFirstColumn="0" w:firstRowLastColumn="0" w:lastRowFirstColumn="0" w:lastRowLastColumn="0"/>
+        </w:trPr>
+        <w:tc>
+          <w:tcPr>
+            <w:cnfStyle w:val="001000000000" w:firstRow="0" w:lastRow="0" w:firstColumn="1" w:lastColumn="0" w:oddVBand="0" w:evenVBand="0" w:oddHBand="0" w:evenHBand="0" w:firstRowFirstColumn="0" w:firstRowLastColumn="0" w:lastRowFirstColumn="0" w:lastRowLastColumn="0"/>
+            <w:tcW w:w="1271" w:type="dxa"/>
+            <w:vAlign w:val="center"/>
+          </w:tcPr>
+          <w:p>
+            <w:pPr>
+              <w:jc w:val="left"/>
+            </w:pPr>
+            <w:r>
+              <w:t>ID</w:t>
+            </w:r>
+          </w:p>
+        </w:tc>
+        <w:tc>
+          <w:tcPr>
+            <w:tcW w:w="8357" w:type="dxa"/>
+            <w:vAlign w:val="center"/>
+          </w:tcPr>
+          <w:p>
+            <w:pPr>
+              <w:jc w:val="left"/>
+              <w:cnfStyle w:val="100000000000" w:firstRow="1" w:lastRow="0" w:firstColumn="0" w:lastColumn="0" w:oddVBand="0" w:evenVBand="0" w:oddHBand="0" w:evenHBand="0" w:firstRowFirstColumn="0" w:firstRowLastColumn="0" w:lastRowFirstColumn="0" w:lastRowLastColumn="0"/>
+            </w:pPr>
+            <w:r>
+              <w:t>Nichtfunktionale Anforderung</w:t>
+            </w:r>
+          </w:p>
+        </w:tc>
+      </w:tr>
+      <w:tr>
+        <w:trPr>
+          <w:cnfStyle w:val="000000100000" w:firstRow="0" w:lastRow="0" w:firstColumn="0" w:lastColumn="0" w:oddVBand="0" w:evenVBand="0" w:oddHBand="1" w:evenHBand="0" w:firstRowFirstColumn="0" w:firstRowLastColumn="0" w:lastRowFirstColumn="0" w:lastRowLastColumn="0"/>
+          <w:trHeight w:val="761"/>
+        </w:trPr>
+        <w:tc>
+          <w:tcPr>
+            <w:cnfStyle w:val="001000000000" w:firstRow="0" w:lastRow="0" w:firstColumn="1" w:lastColumn="0" w:oddVBand="0" w:evenVBand="0" w:oddHBand="0" w:evenHBand="0" w:firstRowFirstColumn="0" w:firstRowLastColumn="0" w:lastRowFirstColumn="0" w:lastRowLastColumn="0"/>
+            <w:tcW w:w="1271" w:type="dxa"/>
+            <w:vAlign w:val="center"/>
+          </w:tcPr>
+          <w:p>
+            <w:pPr>
+              <w:jc w:val="left"/>
+            </w:pPr>
+            <w:r>
+              <w:t>NFA-01</w:t>
+            </w:r>
+          </w:p>
+        </w:tc>
+        <w:tc>
+          <w:tcPr>
+            <w:tcW w:w="8357" w:type="dxa"/>
+            <w:vAlign w:val="center"/>
+          </w:tcPr>
+          <w:p>
+            <w:pPr>
+              <w:jc w:val="left"/>
+              <w:cnfStyle w:val="000000100000" w:firstRow="0" w:lastRow="0" w:firstColumn="0" w:lastColumn="0" w:oddVBand="0" w:evenVBand="0" w:oddHBand="1" w:evenHBand="0" w:firstRowFirstColumn="0" w:firstRowLastColumn="0" w:lastRowFirstColumn="0" w:lastRowLastColumn="0"/>
+            </w:pPr>
+            <w:r>
+              <w:t>Die Anwendung soll webbasiert und ohne zusätzliche Installation auf dem Endgerät nutzbar sein.</w:t>
+            </w:r>
+          </w:p>
+        </w:tc>
+      </w:tr>
+      <w:tr>
+        <w:tc>
+          <w:tcPr>
+            <w:cnfStyle w:val="001000000000" w:firstRow="0" w:lastRow="0" w:firstColumn="1" w:lastColumn="0" w:oddVBand="0" w:evenVBand="0" w:oddHBand="0" w:evenHBand="0" w:firstRowFirstColumn="0" w:firstRowLastColumn="0" w:lastRowFirstColumn="0" w:lastRowLastColumn="0"/>
+            <w:tcW w:w="1271" w:type="dxa"/>
+            <w:vAlign w:val="center"/>
+          </w:tcPr>
+          <w:p>
+            <w:pPr>
+              <w:jc w:val="left"/>
+            </w:pPr>
+            <w:r>
+              <w:t>NFA-02</w:t>
+            </w:r>
+          </w:p>
+        </w:tc>
+        <w:tc>
+          <w:tcPr>
+            <w:tcW w:w="8357" w:type="dxa"/>
+            <w:vAlign w:val="center"/>
+          </w:tcPr>
+          <w:p>
+            <w:pPr>
+              <w:jc w:val="left"/>
+              <w:cnfStyle w:val="000000000000" w:firstRow="0" w:lastRow="0" w:firstColumn="0" w:lastColumn="0" w:oddVBand="0" w:evenVBand="0" w:oddHBand="0" w:evenHBand="0" w:firstRowFirstColumn="0" w:firstRowLastColumn="0" w:lastRowFirstColumn="0" w:lastRowLastColumn="0"/>
+            </w:pPr>
+            <w:r>
+              <w:t>Die Bedienoberfläche soll auf üblichen Desktop- und mobilen Browsern dargestellt werden können.</w:t>
+            </w:r>
+          </w:p>
+        </w:tc>
+      </w:tr>
+      <w:tr>
+        <w:trPr>
+          <w:cnfStyle w:val="000000100000" w:firstRow="0" w:lastRow="0" w:firstColumn="0" w:lastColumn="0" w:oddVBand="0" w:evenVBand="0" w:oddHBand="1" w:evenHBand="0" w:firstRowFirstColumn="0" w:firstRowLastColumn="0" w:lastRowFirstColumn="0" w:lastRowLastColumn="0"/>
+        </w:trPr>
+        <w:tc>
+          <w:tcPr>
+            <w:cnfStyle w:val="001000000000" w:firstRow="0" w:lastRow="0" w:firstColumn="1" w:lastColumn="0" w:oddVBand="0" w:evenVBand="0" w:oddHBand="0" w:evenHBand="0" w:firstRowFirstColumn="0" w:firstRowLastColumn="0" w:lastRowFirstColumn="0" w:lastRowLastColumn="0"/>
+            <w:tcW w:w="1271" w:type="dxa"/>
+            <w:vAlign w:val="center"/>
+          </w:tcPr>
+          <w:p>
+            <w:pPr>
+              <w:jc w:val="left"/>
+            </w:pPr>
+            <w:r>
+              <w:t>NFA-03</w:t>
+            </w:r>
+          </w:p>
+        </w:tc>
+        <w:tc>
+          <w:tcPr>
+            <w:tcW w:w="8357" w:type="dxa"/>
+            <w:vAlign w:val="center"/>
+          </w:tcPr>
+          <w:p>
+            <w:pPr>
+              <w:jc w:val="left"/>
+              <w:cnfStyle w:val="000000100000" w:firstRow="0" w:lastRow="0" w:firstColumn="0" w:lastColumn="0" w:oddVBand="0" w:evenVBand="0" w:oddHBand="1" w:evenHBand="0" w:firstRowFirstColumn="0" w:firstRowLastColumn="0" w:lastRowFirstColumn="0" w:lastRowLastColumn="0"/>
+            </w:pPr>
+            <w:r>
+              <w:t>Das System soll modular aufgebaut sein, damit einzelne fachliche Bereiche erweitert werden können.</w:t>
+            </w:r>
+          </w:p>
+        </w:tc>
+      </w:tr>
+      <w:tr>
+        <w:tc>
+          <w:tcPr>
+            <w:cnfStyle w:val="001000000000" w:firstRow="0" w:lastRow="0" w:firstColumn="1" w:lastColumn="0" w:oddVBand="0" w:evenVBand="0" w:oddHBand="0" w:evenHBand="0" w:firstRowFirstColumn="0" w:firstRowLastColumn="0" w:lastRowFirstColumn="0" w:lastRowLastColumn="0"/>
+            <w:tcW w:w="1271" w:type="dxa"/>
+            <w:vAlign w:val="center"/>
+          </w:tcPr>
+          <w:p>
+            <w:pPr>
+              <w:jc w:val="left"/>
+            </w:pPr>
+            <w:r>
+              <w:t>NFA-04</w:t>
+            </w:r>
+          </w:p>
+        </w:tc>
+        <w:tc>
+          <w:tcPr>
+            <w:tcW w:w="8357" w:type="dxa"/>
+            <w:vAlign w:val="center"/>
+          </w:tcPr>
+          <w:p>
+            <w:pPr>
+              <w:jc w:val="left"/>
+              <w:cnfStyle w:val="000000000000" w:firstRow="0" w:lastRow="0" w:firstColumn="0" w:lastColumn="0" w:oddVBand="0" w:evenVBand="0" w:oddHBand="0" w:evenHBand="0" w:firstRowFirstColumn="0" w:firstRowLastColumn="0" w:lastRowFirstColumn="0" w:lastRowLastColumn="0"/>
+            </w:pPr>
+            <w:r>
+              <w:t>Frontend, Anwendungslogik und Datenhaltung sollen voneinander getrennt sein.</w:t>
+            </w:r>
+          </w:p>
+        </w:tc>
+      </w:tr>
+      <w:tr>
+        <w:trPr>
+          <w:cnfStyle w:val="000000100000" w:firstRow="0" w:lastRow="0" w:firstColumn="0" w:lastColumn="0" w:oddVBand="0" w:evenVBand="0" w:oddHBand="1" w:evenHBand="0" w:firstRowFirstColumn="0" w:firstRowLastColumn="0" w:lastRowFirstColumn="0" w:lastRowLastColumn="0"/>
+        </w:trPr>
+        <w:tc>
+          <w:tcPr>
+            <w:cnfStyle w:val="001000000000" w:firstRow="0" w:lastRow="0" w:firstColumn="1" w:lastColumn="0" w:oddVBand="0" w:evenVBand="0" w:oddHBand="0" w:evenHBand="0" w:firstRowFirstColumn="0" w:firstRowLastColumn="0" w:lastRowFirstColumn="0" w:lastRowLastColumn="0"/>
+            <w:tcW w:w="1271" w:type="dxa"/>
+            <w:vAlign w:val="center"/>
+          </w:tcPr>
+          <w:p>
+            <w:pPr>
+              <w:jc w:val="left"/>
+            </w:pPr>
+            <w:r>
+              <w:t>NFA-05</w:t>
+            </w:r>
+          </w:p>
+        </w:tc>
+        <w:tc>
+          <w:tcPr>
+            <w:tcW w:w="8357" w:type="dxa"/>
+            <w:vAlign w:val="center"/>
+          </w:tcPr>
+          <w:p>
+            <w:pPr>
+              <w:jc w:val="left"/>
+              <w:cnfStyle w:val="000000100000" w:firstRow="0" w:lastRow="0" w:firstColumn="0" w:lastColumn="0" w:oddVBand="0" w:evenVBand="0" w:oddHBand="1" w:evenHBand="0" w:firstRowFirstColumn="0" w:firstRowLastColumn="0" w:lastRowFirstColumn="0" w:lastRowLastColumn="0"/>
+            </w:pPr>
+            <w:r>
+              <w:t>Eingaben sollen nicht ausschliesslich im Browser, sondern zentral serverseitig gespeichert werden.</w:t>
+            </w:r>
+          </w:p>
+        </w:tc>
+      </w:tr>
+      <w:tr>
+        <w:trPr>
+          <w:trHeight w:val="975"/>
+        </w:trPr>
+        <w:tc>
+          <w:tcPr>
+            <w:cnfStyle w:val="001000000000" w:firstRow="0" w:lastRow="0" w:firstColumn="1" w:lastColumn="0" w:oddVBand="0" w:evenVBand="0" w:oddHBand="0" w:evenHBand="0" w:firstRowFirstColumn="0" w:firstRowLastColumn="0" w:lastRowFirstColumn="0" w:lastRowLastColumn="0"/>
+            <w:tcW w:w="1271" w:type="dxa"/>
+            <w:vAlign w:val="center"/>
+          </w:tcPr>
+          <w:p>
+            <w:pPr>
+              <w:jc w:val="left"/>
+            </w:pPr>
+            <w:r>
+              <w:t>NFA-06</w:t>
+            </w:r>
+          </w:p>
+        </w:tc>
+        <w:tc>
+          <w:tcPr>
+            <w:tcW w:w="8357" w:type="dxa"/>
+            <w:vAlign w:val="center"/>
+          </w:tcPr>
+          <w:p>
+            <w:pPr>
+              <w:jc w:val="left"/>
+              <w:cnfStyle w:val="000000000000" w:firstRow="0" w:lastRow="0" w:firstColumn="0" w:lastColumn="0" w:oddVBand="0" w:evenVBand="0" w:oddHBand="0" w:evenHBand="0" w:firstRowFirstColumn="0" w:firstRowLastColumn="0" w:lastRowFirstColumn="0" w:lastRowLastColumn="0"/>
+            </w:pPr>
+            <w:r>
+              <w:t>Die Backend-Logik soll unabhängig von der konkreten Datenbanktechnologie über das Django ORM auf die Daten zugreifen.</w:t>
+            </w:r>
+          </w:p>
+        </w:tc>
+      </w:tr>
+      <w:tr>
+        <w:trPr>
+          <w:cnfStyle w:val="000000100000" w:firstRow="0" w:lastRow="0" w:firstColumn="0" w:lastColumn="0" w:oddVBand="0" w:evenVBand="0" w:oddHBand="1" w:evenHBand="0" w:firstRowFirstColumn="0" w:firstRowLastColumn="0" w:lastRowFirstColumn="0" w:lastRowLastColumn="0"/>
+        </w:trPr>
+        <w:tc>
+          <w:tcPr>
+            <w:cnfStyle w:val="001000000000" w:firstRow="0" w:lastRow="0" w:firstColumn="1" w:lastColumn="0" w:oddVBand="0" w:evenVBand="0" w:oddHBand="0" w:evenHBand="0" w:firstRowFirstColumn="0" w:firstRowLastColumn="0" w:lastRowFirstColumn="0" w:lastRowLastColumn="0"/>
+            <w:tcW w:w="1271" w:type="dxa"/>
+            <w:vAlign w:val="center"/>
+          </w:tcPr>
+          <w:p>
+            <w:pPr>
+              <w:jc w:val="left"/>
+            </w:pPr>
+            <w:r>
+              <w:t>NFA-07</w:t>
+            </w:r>
+          </w:p>
+        </w:tc>
+        <w:tc>
+          <w:tcPr>
+            <w:tcW w:w="8357" w:type="dxa"/>
+            <w:vAlign w:val="center"/>
+          </w:tcPr>
+          <w:p>
+            <w:pPr>
+              <w:jc w:val="left"/>
+              <w:cnfStyle w:val="000000100000" w:firstRow="0" w:lastRow="0" w:firstColumn="0" w:lastColumn="0" w:oddVBand="0" w:evenVBand="0" w:oddHBand="1" w:evenHBand="0" w:firstRowFirstColumn="0" w:firstRowLastColumn="0" w:lastRowFirstColumn="0" w:lastRowLastColumn="0"/>
+            </w:pPr>
+            <w:r>
+              <w:t>Der Quellcode und die Projektunterlagen sollen versioniert und nachvollziehbar verwaltet werden.</w:t>
+            </w:r>
+          </w:p>
+        </w:tc>
+      </w:tr>
+      <w:tr>
+        <w:tc>
+          <w:tcPr>
+            <w:cnfStyle w:val="001000000000" w:firstRow="0" w:lastRow="0" w:firstColumn="1" w:lastColumn="0" w:oddVBand="0" w:evenVBand="0" w:oddHBand="0" w:evenHBand="0" w:firstRowFirstColumn="0" w:firstRowLastColumn="0" w:lastRowFirstColumn="0" w:lastRowLastColumn="0"/>
+            <w:tcW w:w="1271" w:type="dxa"/>
+            <w:vAlign w:val="center"/>
+          </w:tcPr>
+          <w:p>
+            <w:pPr>
+              <w:jc w:val="left"/>
+            </w:pPr>
+            <w:r>
+              <w:t>NFA-08</w:t>
+            </w:r>
+          </w:p>
+        </w:tc>
+        <w:tc>
+          <w:tcPr>
+            <w:tcW w:w="8357" w:type="dxa"/>
+            <w:vAlign w:val="center"/>
+          </w:tcPr>
+          <w:p>
+            <w:pPr>
+              <w:jc w:val="left"/>
+              <w:cnfStyle w:val="000000000000" w:firstRow="0" w:lastRow="0" w:firstColumn="0" w:lastColumn="0" w:oddVBand="0" w:evenVBand="0" w:oddHBand="0" w:evenHBand="0" w:firstRowFirstColumn="0" w:firstRowLastColumn="0" w:lastRowFirstColumn="0" w:lastRowLastColumn="0"/>
+            </w:pPr>
+            <w:r>
+              <w:t>Der Prototyp soll auf einer Ubuntu-basierten Serverumgebung betrieben werden.</w:t>
+            </w:r>
+          </w:p>
+        </w:tc>
+      </w:tr>
+      <w:tr>
+        <w:trPr>
+          <w:cnfStyle w:val="000000100000" w:firstRow="0" w:lastRow="0" w:firstColumn="0" w:lastColumn="0" w:oddVBand="0" w:evenVBand="0" w:oddHBand="1" w:evenHBand="0" w:firstRowFirstColumn="0" w:firstRowLastColumn="0" w:lastRowFirstColumn="0" w:lastRowLastColumn="0"/>
+        </w:trPr>
+        <w:tc>
+          <w:tcPr>
+            <w:cnfStyle w:val="001000000000" w:firstRow="0" w:lastRow="0" w:firstColumn="1" w:lastColumn="0" w:oddVBand="0" w:evenVBand="0" w:oddHBand="0" w:evenHBand="0" w:firstRowFirstColumn="0" w:firstRowLastColumn="0" w:lastRowFirstColumn="0" w:lastRowLastColumn="0"/>
+            <w:tcW w:w="1271" w:type="dxa"/>
+            <w:vAlign w:val="center"/>
+          </w:tcPr>
+          <w:p>
+            <w:pPr>
+              <w:jc w:val="left"/>
+            </w:pPr>
+            <w:r>
+              <w:t>NFA-09</w:t>
+            </w:r>
+          </w:p>
+        </w:tc>
+        <w:tc>
+          <w:tcPr>
+            <w:tcW w:w="8357" w:type="dxa"/>
+            <w:vAlign w:val="center"/>
+          </w:tcPr>
+          <w:p>
+            <w:pPr>
+              <w:jc w:val="left"/>
+              <w:cnfStyle w:val="000000100000" w:firstRow="0" w:lastRow="0" w:firstColumn="0" w:lastColumn="0" w:oddVBand="0" w:evenVBand="0" w:oddHBand="1" w:evenHBand="0" w:firstRowFirstColumn="0" w:firstRowLastColumn="0" w:lastRowFirstColumn="0" w:lastRowLastColumn="0"/>
+            </w:pPr>
+            <w:r>
+              <w:t>Die Architektur soll einen späteren Wechsel von SQLite auf PostgreSQL ermöglichen.</w:t>
+            </w:r>
+          </w:p>
+        </w:tc>
+      </w:tr>
+      <w:tr>
+        <w:tc>
+          <w:tcPr>
+            <w:cnfStyle w:val="001000000000" w:firstRow="0" w:lastRow="0" w:firstColumn="1" w:lastColumn="0" w:oddVBand="0" w:evenVBand="0" w:oddHBand="0" w:evenHBand="0" w:firstRowFirstColumn="0" w:firstRowLastColumn="0" w:lastRowFirstColumn="0" w:lastRowLastColumn="0"/>
+            <w:tcW w:w="1271" w:type="dxa"/>
+            <w:vAlign w:val="center"/>
+          </w:tcPr>
+          <w:p>
+            <w:pPr>
+              <w:jc w:val="left"/>
+            </w:pPr>
+            <w:r>
+              <w:t>NFA-10</w:t>
+            </w:r>
+          </w:p>
+        </w:tc>
+        <w:tc>
+          <w:tcPr>
+            <w:tcW w:w="8357" w:type="dxa"/>
+            <w:vAlign w:val="center"/>
+          </w:tcPr>
+          <w:p>
+            <w:pPr>
+              <w:jc w:val="left"/>
+              <w:cnfStyle w:val="000000000000" w:firstRow="0" w:lastRow="0" w:firstColumn="0" w:lastColumn="0" w:oddVBand="0" w:evenVBand="0" w:oddHBand="0" w:evenHBand="0" w:firstRowFirstColumn="0" w:firstRowLastColumn="0" w:lastRowFirstColumn="0" w:lastRowLastColumn="0"/>
+            </w:pPr>
+            <w:r>
+              <w:t>Die Anwendung soll fachliche Erweiterungen ermöglichen, ohne dass die komplette Anwendung neu entwickelt werden muss.</w:t>
+            </w:r>
+          </w:p>
+        </w:tc>
+      </w:tr>
+      <w:tr>
+        <w:trPr>
+          <w:cnfStyle w:val="000000100000" w:firstRow="0" w:lastRow="0" w:firstColumn="0" w:lastColumn="0" w:oddVBand="0" w:evenVBand="0" w:oddHBand="1" w:evenHBand="0" w:firstRowFirstColumn="0" w:firstRowLastColumn="0" w:lastRowFirstColumn="0" w:lastRowLastColumn="0"/>
+        </w:trPr>
+        <w:tc>
+          <w:tcPr>
+            <w:cnfStyle w:val="001000000000" w:firstRow="0" w:lastRow="0" w:firstColumn="1" w:lastColumn="0" w:oddVBand="0" w:evenVBand="0" w:oddHBand="0" w:evenHBand="0" w:firstRowFirstColumn="0" w:firstRowLastColumn="0" w:lastRowFirstColumn="0" w:lastRowLastColumn="0"/>
+            <w:tcW w:w="1271" w:type="dxa"/>
+            <w:vAlign w:val="center"/>
+          </w:tcPr>
+          <w:p>
+            <w:pPr>
+              <w:jc w:val="left"/>
+            </w:pPr>
+            <w:r>
+              <w:t>NFA-11</w:t>
+            </w:r>
+          </w:p>
+        </w:tc>
+        <w:tc>
+          <w:tcPr>
+            <w:tcW w:w="8357" w:type="dxa"/>
+            <w:vAlign w:val="center"/>
+          </w:tcPr>
+          <w:p>
+            <w:pPr>
+              <w:jc w:val="left"/>
+              <w:cnfStyle w:val="000000100000" w:firstRow="0" w:lastRow="0" w:firstColumn="0" w:lastColumn="0" w:oddVBand="0" w:evenVBand="0" w:oddHBand="1" w:evenHBand="0" w:firstRowFirstColumn="0" w:firstRowLastColumn="0" w:lastRowFirstColumn="0" w:lastRowLastColumn="0"/>
+            </w:pPr>
+            <w:r>
+              <w:t>Personenbezogene Echt- beziehungsweise Produktivdaten sollen während der prototypischen Entwicklungs- und Demonstrationsphase nicht unkontrolliert verarbeitet werden.</w:t>
+            </w:r>
+          </w:p>
+        </w:tc>
+      </w:tr>
+      <w:tr>
+        <w:tc>
+          <w:tcPr>
+            <w:cnfStyle w:val="001000000000" w:firstRow="0" w:lastRow="0" w:firstColumn="1" w:lastColumn="0" w:oddVBand="0" w:evenVBand="0" w:oddHBand="0" w:evenHBand="0" w:firstRowFirstColumn="0" w:firstRowLastColumn="0" w:lastRowFirstColumn="0" w:lastRowLastColumn="0"/>
+            <w:tcW w:w="1271" w:type="dxa"/>
+            <w:vAlign w:val="center"/>
+          </w:tcPr>
+          <w:p>
+            <w:pPr>
+              <w:jc w:val="left"/>
+            </w:pPr>
+            <w:r>
+              <w:t>NFA-12</w:t>
+            </w:r>
+          </w:p>
+        </w:tc>
+        <w:tc>
+          <w:tcPr>
+            <w:tcW w:w="8357" w:type="dxa"/>
+            <w:vAlign w:val="center"/>
+          </w:tcPr>
+          <w:p>
+            <w:pPr>
+              <w:keepNext/>
+              <w:jc w:val="left"/>
+              <w:cnfStyle w:val="000000000000" w:firstRow="0" w:lastRow="0" w:firstColumn="0" w:lastColumn="0" w:oddVBand="0" w:evenVBand="0" w:oddHBand="0" w:evenHBand="0" w:firstRowFirstColumn="0" w:firstRowLastColumn="0" w:lastRowFirstColumn="0" w:lastRowLastColumn="0"/>
+            </w:pPr>
+            <w:r>
+              <w:t>Ein späterer produktiver Einsatz muss zusätzliche Anforderungen an Authentifizierung, Autorisierung, Verschlüsselung, Datenschutz, Auditierung und Betrieb berücksichtigen.</w:t>
+            </w:r>
+          </w:p>
+        </w:tc>
+      </w:tr>
+    </w:tbl>
+    <w:p>
+      <w:pPr>
+        <w:pStyle w:val="Beschriftung"/>
+      </w:pPr>
+      <w:r>
+        <w:t xml:space="preserve">Tabelle </w:t>
+      </w:r>
+      <w:r>
+        <w:fldChar w:fldCharType="begin"/>
+      </w:r>
+      <w:r>
+        <w:instrText xml:space="preserve"> SEQ Tabelle \* ARABIC </w:instrText>
+      </w:r>
+      <w:r>
+        <w:fldChar w:fldCharType="separate"/>
+      </w:r>
+      <w:r>
+        <w:rPr>
+          <w:noProof/>
+        </w:rPr>
+        <w:t>2</w:t>
+      </w:r>
+      <w:r>
+        <w:fldChar w:fldCharType="end"/>
+      </w:r>
+      <w:r>
+        <w:t>: Nichtfunktionale Anforderungen</w:t>
+      </w:r>
+    </w:p>
+    <w:p>
+      <w:pPr>
+        <w:pStyle w:val="berschrift2"/>
+      </w:pPr>
+      <w:bookmarkStart w:id="15" w:name="_Toc242625838"/>
+      <w:r>
+        <w:lastRenderedPageBreak/>
+        <w:t>1.5</w:t>
+      </w:r>
+      <w:r>
+        <w:tab/>
+      </w:r>
+      <w:r>
+        <w:t>Abgrenzungen</w:t>
+      </w:r>
+      <w:bookmarkEnd w:id="15"/>
+    </w:p>
+    <w:p>
+      <w:r>
+        <w:t>Die vorliegende Arbeit verfolgt ausdrücklich einen prototypischen Ansatz. Daraus ergeben sich verschiedene Abgrenzungen.</w:t>
+      </w:r>
+    </w:p>
+    <w:p>
+      <w:r>
+        <w:t>Nicht Bestandteil der Projektarbeit sind insbesondere:</w:t>
+      </w:r>
+    </w:p>
+    <w:p>
+      <w:pPr>
+        <w:pStyle w:val="Listenabsatz"/>
+        <w:numPr>
+          <w:ilvl w:val="0"/>
+          <w:numId w:val="14"/>
+        </w:numPr>
+      </w:pPr>
+      <w:r>
+        <w:t>die produktive Einführung der Anwendung im klinischen Betrieb des KSW</w:t>
+      </w:r>
+    </w:p>
+    <w:p>
+      <w:pPr>
+        <w:pStyle w:val="Listenabsatz"/>
+        <w:numPr>
+          <w:ilvl w:val="0"/>
+          <w:numId w:val="14"/>
+        </w:numPr>
+      </w:pPr>
+      <w:r>
+        <w:t>eine vollständige Integration in bestehende klinische Primärsysteme</w:t>
+      </w:r>
+    </w:p>
+    <w:p>
+      <w:pPr>
+        <w:pStyle w:val="Listenabsatz"/>
+        <w:numPr>
+          <w:ilvl w:val="0"/>
+          <w:numId w:val="14"/>
+        </w:numPr>
+      </w:pPr>
+      <w:r>
+        <w:t>die automatisierte Synchronisation mit KISIM oder anderen klinischen Systemen</w:t>
+      </w:r>
+    </w:p>
+    <w:p>
+      <w:pPr>
+        <w:pStyle w:val="Listenabsatz"/>
+        <w:numPr>
+          <w:ilvl w:val="0"/>
+          <w:numId w:val="14"/>
+        </w:numPr>
+      </w:pPr>
+      <w:r>
+        <w:t>eine vollständige HL7- beziehungsweise FHIR-Anbindung</w:t>
+      </w:r>
+    </w:p>
+    <w:p>
+      <w:pPr>
+        <w:pStyle w:val="Listenabsatz"/>
+        <w:numPr>
+          <w:ilvl w:val="0"/>
+          <w:numId w:val="14"/>
+        </w:numPr>
+      </w:pPr>
+      <w:r>
+        <w:t>ein produktives Identity- und Access-Management</w:t>
+      </w:r>
+    </w:p>
+    <w:p>
+      <w:pPr>
+        <w:pStyle w:val="Listenabsatz"/>
+        <w:numPr>
+          <w:ilvl w:val="0"/>
+          <w:numId w:val="14"/>
+        </w:numPr>
+      </w:pPr>
+      <w:r>
+        <w:t>ein Login- beziehungsweise Rollen- und Berechtigungssystem</w:t>
+      </w:r>
+    </w:p>
+    <w:p>
+      <w:pPr>
+        <w:pStyle w:val="Listenabsatz"/>
+        <w:numPr>
+          <w:ilvl w:val="0"/>
+          <w:numId w:val="14"/>
+        </w:numPr>
+      </w:pPr>
+      <w:r>
+        <w:t>eine medizinprodukterechtliche Zulassung</w:t>
+      </w:r>
+    </w:p>
+    <w:p>
+      <w:pPr>
+        <w:pStyle w:val="Listenabsatz"/>
+        <w:numPr>
+          <w:ilvl w:val="0"/>
+          <w:numId w:val="14"/>
+        </w:numPr>
+      </w:pPr>
+      <w:r>
+        <w:t>die Entwicklung eines Systems zur automatisierten medizinischen Diagnosestellung oder Therapieentscheidung</w:t>
+      </w:r>
+    </w:p>
+    <w:p>
+      <w:pPr>
+        <w:pStyle w:val="Listenabsatz"/>
+        <w:numPr>
+          <w:ilvl w:val="0"/>
+          <w:numId w:val="14"/>
+        </w:numPr>
+      </w:pPr>
+      <w:r>
+        <w:t>eine hochverfügbare Produktionsinfrastruktur</w:t>
+      </w:r>
+    </w:p>
+    <w:p>
+      <w:r>
+        <w:t>Das System stellt damit keinen Ersatz für bestehende klinische Informationssysteme dar. Es dient als Proof of Concept beziehungsweise als prototypische Grundlage, anhand derer Bedienkonzept, Prozessabbildung und technische Architektur beurteilt werden können.</w:t>
+      </w:r>
+    </w:p>
+    <w:p>
+      <w:r>
+        <w:t>Einzelne weiterführende Funktionen können im Rahmen der Arbeit konzeptionell untersucht werden, ohne dass eine vollständige Implementierung erfolgt. Dazu können beispielsweise die spätere Anbindung an KISIM, automatisierte Datenimporte, OCR-basierte Erfassung medizinischer Dokumente oder weitere Schnittstellen zählen.</w:t>
+      </w:r>
+    </w:p>
+    <w:p>
+      <w:pPr>
+        <w:pStyle w:val="berschrift2"/>
+      </w:pPr>
+      <w:r>
+        <w:br w:type="page"/>
+      </w:r>
+      <w:bookmarkStart w:id="16" w:name="_Toc242625839"/>
+      <w:r>
+        <w:lastRenderedPageBreak/>
+        <w:t>1.6</w:t>
+      </w:r>
+      <w:r>
+        <w:tab/>
+      </w:r>
+      <w:r>
+        <w:t>Stakeholder-Analyse</w:t>
+      </w:r>
+      <w:bookmarkEnd w:id="16"/>
+    </w:p>
+    <w:p>
+      <w:r>
+        <w:t>Die Entwicklung der Anwendung betrifft verschiedene Personengruppen mit unterschiedlichen Anforderungen und Interessen.</w:t>
+      </w:r>
+    </w:p>
+    <w:tbl>
+      <w:tblPr>
+        <w:tblStyle w:val="Listentabelle7farbigAkzent1"/>
+        <w:tblW w:w="0" w:type="auto"/>
+        <w:tblLook w:val="04A0" w:firstRow="1" w:lastRow="0" w:firstColumn="1" w:lastColumn="0" w:noHBand="0" w:noVBand="1"/>
+      </w:tblPr>
+      <w:tblGrid>
+        <w:gridCol w:w="2694"/>
+        <w:gridCol w:w="5386"/>
+        <w:gridCol w:w="1558"/>
+      </w:tblGrid>
+      <w:tr>
+        <w:trPr>
+          <w:cnfStyle w:val="100000000000" w:firstRow="1" w:lastRow="0" w:firstColumn="0" w:lastColumn="0" w:oddVBand="0" w:evenVBand="0" w:oddHBand="0" w:evenHBand="0" w:firstRowFirstColumn="0" w:firstRowLastColumn="0" w:lastRowFirstColumn="0" w:lastRowLastColumn="0"/>
+        </w:trPr>
+        <w:tc>
+          <w:tcPr>
+            <w:cnfStyle w:val="001000000100" w:firstRow="0" w:lastRow="0" w:firstColumn="1" w:lastColumn="0" w:oddVBand="0" w:evenVBand="0" w:oddHBand="0" w:evenHBand="0" w:firstRowFirstColumn="1" w:firstRowLastColumn="0" w:lastRowFirstColumn="0" w:lastRowLastColumn="0"/>
+            <w:tcW w:w="2694" w:type="dxa"/>
+            <w:hideMark/>
+          </w:tcPr>
+          <w:p>
+            <w:pPr>
+              <w:jc w:val="left"/>
+              <w:rPr>
+                <w:b/>
+                <w:bCs/>
+              </w:rPr>
+            </w:pPr>
+            <w:r>
+              <w:rPr>
+                <w:b/>
+                <w:bCs/>
+              </w:rPr>
+              <w:t>Stakeholder</w:t>
+            </w:r>
+          </w:p>
+        </w:tc>
+        <w:tc>
+          <w:tcPr>
+            <w:tcW w:w="5386" w:type="dxa"/>
+            <w:hideMark/>
+          </w:tcPr>
+          <w:p>
+            <w:pPr>
+              <w:jc w:val="left"/>
+              <w:cnfStyle w:val="100000000000" w:firstRow="1" w:lastRow="0" w:firstColumn="0" w:lastColumn="0" w:oddVBand="0" w:evenVBand="0" w:oddHBand="0" w:evenHBand="0" w:firstRowFirstColumn="0" w:firstRowLastColumn="0" w:lastRowFirstColumn="0" w:lastRowLastColumn="0"/>
+              <w:rPr>
+                <w:b/>
+                <w:bCs/>
+              </w:rPr>
+            </w:pPr>
+            <w:r>
+              <w:rPr>
+                <w:b/>
+                <w:bCs/>
+              </w:rPr>
+              <w:t>Rolle / Interesse</w:t>
+            </w:r>
+          </w:p>
+        </w:tc>
+        <w:tc>
+          <w:tcPr>
+            <w:tcW w:w="1558" w:type="dxa"/>
+            <w:hideMark/>
+          </w:tcPr>
+          <w:p>
+            <w:pPr>
+              <w:jc w:val="left"/>
+              <w:cnfStyle w:val="100000000000" w:firstRow="1" w:lastRow="0" w:firstColumn="0" w:lastColumn="0" w:oddVBand="0" w:evenVBand="0" w:oddHBand="0" w:evenHBand="0" w:firstRowFirstColumn="0" w:firstRowLastColumn="0" w:lastRowFirstColumn="0" w:lastRowLastColumn="0"/>
+              <w:rPr>
+                <w:b/>
+                <w:bCs/>
+              </w:rPr>
+            </w:pPr>
+            <w:r>
+              <w:rPr>
+                <w:b/>
+                <w:bCs/>
+              </w:rPr>
+              <w:t>Einfluss</w:t>
+            </w:r>
+          </w:p>
+        </w:tc>
+      </w:tr>
+      <w:tr>
+        <w:trPr>
+          <w:cnfStyle w:val="000000100000" w:firstRow="0" w:lastRow="0" w:firstColumn="0" w:lastColumn="0" w:oddVBand="0" w:evenVBand="0" w:oddHBand="1" w:evenHBand="0" w:firstRowFirstColumn="0" w:firstRowLastColumn="0" w:lastRowFirstColumn="0" w:lastRowLastColumn="0"/>
+        </w:trPr>
+        <w:tc>
+          <w:tcPr>
+            <w:cnfStyle w:val="001000000000" w:firstRow="0" w:lastRow="0" w:firstColumn="1" w:lastColumn="0" w:oddVBand="0" w:evenVBand="0" w:oddHBand="0" w:evenHBand="0" w:firstRowFirstColumn="0" w:firstRowLastColumn="0" w:lastRowFirstColumn="0" w:lastRowLastColumn="0"/>
+            <w:tcW w:w="2694" w:type="dxa"/>
+            <w:hideMark/>
+          </w:tcPr>
+          <w:p>
+            <w:pPr>
+              <w:jc w:val="left"/>
+              <w:rPr>
+                <w:b/>
+                <w:bCs/>
+              </w:rPr>
+            </w:pPr>
+            <w:r>
+              <w:rPr>
+                <w:b/>
+                <w:bCs/>
+              </w:rPr>
+              <w:t>Ärztinnen und Ärzte der Klinik für Urologie</w:t>
+            </w:r>
+          </w:p>
+        </w:tc>
+        <w:tc>
+          <w:tcPr>
+            <w:tcW w:w="5386" w:type="dxa"/>
+            <w:hideMark/>
+          </w:tcPr>
+          <w:p>
+            <w:pPr>
+              <w:jc w:val="left"/>
+              <w:cnfStyle w:val="000000100000" w:firstRow="0" w:lastRow="0" w:firstColumn="0" w:lastColumn="0" w:oddVBand="0" w:evenVBand="0" w:oddHBand="1" w:evenHBand="0" w:firstRowFirstColumn="0" w:firstRowLastColumn="0" w:lastRowFirstColumn="0" w:lastRowLastColumn="0"/>
+            </w:pPr>
+            <w:r>
+              <w:t>Medizinisch korrekte und effiziente Abbildung des perioperativen Ablaufs</w:t>
+            </w:r>
+          </w:p>
+        </w:tc>
+        <w:tc>
+          <w:tcPr>
+            <w:tcW w:w="1558" w:type="dxa"/>
+            <w:hideMark/>
+          </w:tcPr>
+          <w:p>
+            <w:pPr>
+              <w:jc w:val="left"/>
+              <w:cnfStyle w:val="000000100000" w:firstRow="0" w:lastRow="0" w:firstColumn="0" w:lastColumn="0" w:oddVBand="0" w:evenVBand="0" w:oddHBand="1" w:evenHBand="0" w:firstRowFirstColumn="0" w:firstRowLastColumn="0" w:lastRowFirstColumn="0" w:lastRowLastColumn="0"/>
+            </w:pPr>
+            <w:r>
+              <w:t>hoch</w:t>
+            </w:r>
+          </w:p>
+        </w:tc>
+      </w:tr>
+      <w:tr>
+        <w:tc>
+          <w:tcPr>
+            <w:cnfStyle w:val="001000000000" w:firstRow="0" w:lastRow="0" w:firstColumn="1" w:lastColumn="0" w:oddVBand="0" w:evenVBand="0" w:oddHBand="0" w:evenHBand="0" w:firstRowFirstColumn="0" w:firstRowLastColumn="0" w:lastRowFirstColumn="0" w:lastRowLastColumn="0"/>
+            <w:tcW w:w="2694" w:type="dxa"/>
+            <w:hideMark/>
+          </w:tcPr>
+          <w:p>
+            <w:pPr>
+              <w:jc w:val="left"/>
+              <w:rPr>
+                <w:b/>
+                <w:bCs/>
+              </w:rPr>
+            </w:pPr>
+            <w:r>
+              <w:rPr>
+                <w:b/>
+                <w:bCs/>
+              </w:rPr>
+              <w:t>Physician Associate / BENE-Nurse</w:t>
+            </w:r>
+          </w:p>
+        </w:tc>
+        <w:tc>
+          <w:tcPr>
+            <w:tcW w:w="5386" w:type="dxa"/>
+            <w:hideMark/>
+          </w:tcPr>
+          <w:p>
+            <w:pPr>
+              <w:jc w:val="left"/>
+              <w:cnfStyle w:val="000000000000" w:firstRow="0" w:lastRow="0" w:firstColumn="0" w:lastColumn="0" w:oddVBand="0" w:evenVBand="0" w:oddHBand="0" w:evenHBand="0" w:firstRowFirstColumn="0" w:firstRowLastColumn="0" w:lastRowFirstColumn="0" w:lastRowLastColumn="0"/>
+            </w:pPr>
+            <w:r>
+              <w:t>Strukturierte Bearbeitung und Nachverfolgung der Patientenvorbereitung</w:t>
+            </w:r>
+          </w:p>
+        </w:tc>
+        <w:tc>
+          <w:tcPr>
+            <w:tcW w:w="1558" w:type="dxa"/>
+            <w:hideMark/>
+          </w:tcPr>
+          <w:p>
+            <w:pPr>
+              <w:jc w:val="left"/>
+              <w:cnfStyle w:val="000000000000" w:firstRow="0" w:lastRow="0" w:firstColumn="0" w:lastColumn="0" w:oddVBand="0" w:evenVBand="0" w:oddHBand="0" w:evenHBand="0" w:firstRowFirstColumn="0" w:firstRowLastColumn="0" w:lastRowFirstColumn="0" w:lastRowLastColumn="0"/>
+            </w:pPr>
+            <w:r>
+              <w:t>hoch</w:t>
+            </w:r>
+          </w:p>
+        </w:tc>
+      </w:tr>
+      <w:tr>
+        <w:trPr>
+          <w:cnfStyle w:val="000000100000" w:firstRow="0" w:lastRow="0" w:firstColumn="0" w:lastColumn="0" w:oddVBand="0" w:evenVBand="0" w:oddHBand="1" w:evenHBand="0" w:firstRowFirstColumn="0" w:firstRowLastColumn="0" w:lastRowFirstColumn="0" w:lastRowLastColumn="0"/>
+        </w:trPr>
+        <w:tc>
+          <w:tcPr>
+            <w:cnfStyle w:val="001000000000" w:firstRow="0" w:lastRow="0" w:firstColumn="1" w:lastColumn="0" w:oddVBand="0" w:evenVBand="0" w:oddHBand="0" w:evenHBand="0" w:firstRowFirstColumn="0" w:firstRowLastColumn="0" w:lastRowFirstColumn="0" w:lastRowLastColumn="0"/>
+            <w:tcW w:w="2694" w:type="dxa"/>
+            <w:hideMark/>
+          </w:tcPr>
+          <w:p>
+            <w:pPr>
+              <w:jc w:val="left"/>
+              <w:rPr>
+                <w:b/>
+                <w:bCs/>
+              </w:rPr>
+            </w:pPr>
+            <w:r>
+              <w:rPr>
+                <w:b/>
+                <w:bCs/>
+              </w:rPr>
+              <w:t>Patientinnen und Patienten</w:t>
+            </w:r>
+          </w:p>
+        </w:tc>
+        <w:tc>
+          <w:tcPr>
+            <w:tcW w:w="5386" w:type="dxa"/>
+            <w:hideMark/>
+          </w:tcPr>
+          <w:p>
+            <w:pPr>
+              <w:jc w:val="left"/>
+              <w:cnfStyle w:val="000000100000" w:firstRow="0" w:lastRow="0" w:firstColumn="0" w:lastColumn="0" w:oddVBand="0" w:evenVBand="0" w:oddHBand="1" w:evenHBand="0" w:firstRowFirstColumn="0" w:firstRowLastColumn="0" w:lastRowFirstColumn="0" w:lastRowLastColumn="0"/>
+            </w:pPr>
+            <w:r>
+              <w:t>Indirekter Nutzen durch strukturierte und nachvollziehbare Abläufe</w:t>
+            </w:r>
+          </w:p>
+        </w:tc>
+        <w:tc>
+          <w:tcPr>
+            <w:tcW w:w="1558" w:type="dxa"/>
+            <w:hideMark/>
+          </w:tcPr>
+          <w:p>
+            <w:pPr>
+              <w:jc w:val="left"/>
+              <w:cnfStyle w:val="000000100000" w:firstRow="0" w:lastRow="0" w:firstColumn="0" w:lastColumn="0" w:oddVBand="0" w:evenVBand="0" w:oddHBand="1" w:evenHBand="0" w:firstRowFirstColumn="0" w:firstRowLastColumn="0" w:lastRowFirstColumn="0" w:lastRowLastColumn="0"/>
+            </w:pPr>
+            <w:r>
+              <w:t>mittel</w:t>
+            </w:r>
+          </w:p>
+        </w:tc>
+      </w:tr>
+      <w:tr>
+        <w:tc>
+          <w:tcPr>
+            <w:cnfStyle w:val="001000000000" w:firstRow="0" w:lastRow="0" w:firstColumn="1" w:lastColumn="0" w:oddVBand="0" w:evenVBand="0" w:oddHBand="0" w:evenHBand="0" w:firstRowFirstColumn="0" w:firstRowLastColumn="0" w:lastRowFirstColumn="0" w:lastRowLastColumn="0"/>
+            <w:tcW w:w="2694" w:type="dxa"/>
+            <w:hideMark/>
+          </w:tcPr>
+          <w:p>
+            <w:pPr>
+              <w:jc w:val="left"/>
+              <w:rPr>
+                <w:b/>
+                <w:bCs/>
+              </w:rPr>
+            </w:pPr>
+            <w:r>
+              <w:rPr>
+                <w:b/>
+                <w:bCs/>
+              </w:rPr>
+              <w:t>KSW ICT</w:t>
+            </w:r>
+          </w:p>
+        </w:tc>
+        <w:tc>
+          <w:tcPr>
+            <w:tcW w:w="5386" w:type="dxa"/>
+            <w:hideMark/>
+          </w:tcPr>
+          <w:p>
+            <w:pPr>
+              <w:jc w:val="left"/>
+              <w:cnfStyle w:val="000000000000" w:firstRow="0" w:lastRow="0" w:firstColumn="0" w:lastColumn="0" w:oddVBand="0" w:evenVBand="0" w:oddHBand="0" w:evenHBand="0" w:firstRowFirstColumn="0" w:firstRowLastColumn="0" w:lastRowFirstColumn="0" w:lastRowLastColumn="0"/>
+            </w:pPr>
+            <w:r>
+              <w:t>Anforderungen an Infrastruktur, Sicherheit, Integration und Betrieb</w:t>
+            </w:r>
+          </w:p>
+        </w:tc>
+        <w:tc>
+          <w:tcPr>
+            <w:tcW w:w="1558" w:type="dxa"/>
+            <w:hideMark/>
+          </w:tcPr>
+          <w:p>
+            <w:pPr>
+              <w:jc w:val="left"/>
+              <w:cnfStyle w:val="000000000000" w:firstRow="0" w:lastRow="0" w:firstColumn="0" w:lastColumn="0" w:oddVBand="0" w:evenVBand="0" w:oddHBand="0" w:evenHBand="0" w:firstRowFirstColumn="0" w:firstRowLastColumn="0" w:lastRowFirstColumn="0" w:lastRowLastColumn="0"/>
+            </w:pPr>
+            <w:r>
+              <w:t>hoch</w:t>
+            </w:r>
+          </w:p>
+        </w:tc>
+      </w:tr>
+      <w:tr>
+        <w:trPr>
+          <w:cnfStyle w:val="000000100000" w:firstRow="0" w:lastRow="0" w:firstColumn="0" w:lastColumn="0" w:oddVBand="0" w:evenVBand="0" w:oddHBand="1" w:evenHBand="0" w:firstRowFirstColumn="0" w:firstRowLastColumn="0" w:lastRowFirstColumn="0" w:lastRowLastColumn="0"/>
+        </w:trPr>
+        <w:tc>
+          <w:tcPr>
+            <w:cnfStyle w:val="001000000000" w:firstRow="0" w:lastRow="0" w:firstColumn="1" w:lastColumn="0" w:oddVBand="0" w:evenVBand="0" w:oddHBand="0" w:evenHBand="0" w:firstRowFirstColumn="0" w:firstRowLastColumn="0" w:lastRowFirstColumn="0" w:lastRowLastColumn="0"/>
+            <w:tcW w:w="2694" w:type="dxa"/>
+            <w:hideMark/>
+          </w:tcPr>
+          <w:p>
+            <w:pPr>
+              <w:jc w:val="left"/>
+              <w:rPr>
+                <w:b/>
+                <w:bCs/>
+              </w:rPr>
+            </w:pPr>
+            <w:r>
+              <w:rPr>
+                <w:b/>
+                <w:bCs/>
+              </w:rPr>
+              <w:t>ZHAW-Projektteam</w:t>
+            </w:r>
+          </w:p>
+        </w:tc>
+        <w:tc>
+          <w:tcPr>
+            <w:tcW w:w="5386" w:type="dxa"/>
+            <w:hideMark/>
+          </w:tcPr>
+          <w:p>
+            <w:pPr>
+              <w:jc w:val="left"/>
+              <w:cnfStyle w:val="000000100000" w:firstRow="0" w:lastRow="0" w:firstColumn="0" w:lastColumn="0" w:oddVBand="0" w:evenVBand="0" w:oddHBand="1" w:evenHBand="0" w:firstRowFirstColumn="0" w:firstRowLastColumn="0" w:lastRowFirstColumn="0" w:lastRowLastColumn="0"/>
+            </w:pPr>
+            <w:r>
+              <w:t>Analyse, Konzeption, Implementierung, Tests und Dokumentation</w:t>
+            </w:r>
+          </w:p>
+        </w:tc>
+        <w:tc>
+          <w:tcPr>
+            <w:tcW w:w="1558" w:type="dxa"/>
+            <w:hideMark/>
+          </w:tcPr>
+          <w:p>
+            <w:pPr>
+              <w:jc w:val="left"/>
+              <w:cnfStyle w:val="000000100000" w:firstRow="0" w:lastRow="0" w:firstColumn="0" w:lastColumn="0" w:oddVBand="0" w:evenVBand="0" w:oddHBand="1" w:evenHBand="0" w:firstRowFirstColumn="0" w:firstRowLastColumn="0" w:lastRowFirstColumn="0" w:lastRowLastColumn="0"/>
+            </w:pPr>
+            <w:r>
+              <w:t>hoch</w:t>
+            </w:r>
+          </w:p>
+        </w:tc>
+      </w:tr>
+      <w:tr>
+        <w:tc>
+          <w:tcPr>
+            <w:cnfStyle w:val="001000000000" w:firstRow="0" w:lastRow="0" w:firstColumn="1" w:lastColumn="0" w:oddVBand="0" w:evenVBand="0" w:oddHBand="0" w:evenHBand="0" w:firstRowFirstColumn="0" w:firstRowLastColumn="0" w:lastRowFirstColumn="0" w:lastRowLastColumn="0"/>
+            <w:tcW w:w="2694" w:type="dxa"/>
+            <w:hideMark/>
+          </w:tcPr>
+          <w:p>
+            <w:pPr>
+              <w:jc w:val="left"/>
+              <w:rPr>
+                <w:b/>
+                <w:bCs/>
+              </w:rPr>
+            </w:pPr>
+            <w:r>
+              <w:rPr>
+                <w:b/>
+                <w:bCs/>
+              </w:rPr>
+              <w:t>Projektbetreuung ZHAW</w:t>
+            </w:r>
+          </w:p>
+        </w:tc>
+        <w:tc>
+          <w:tcPr>
+            <w:tcW w:w="5386" w:type="dxa"/>
+            <w:hideMark/>
+          </w:tcPr>
+          <w:p>
+            <w:pPr>
+              <w:jc w:val="left"/>
+              <w:cnfStyle w:val="000000000000" w:firstRow="0" w:lastRow="0" w:firstColumn="0" w:lastColumn="0" w:oddVBand="0" w:evenVBand="0" w:oddHBand="0" w:evenHBand="0" w:firstRowFirstColumn="0" w:firstRowLastColumn="0" w:lastRowFirstColumn="0" w:lastRowLastColumn="0"/>
+            </w:pPr>
+            <w:r>
+              <w:t>Methodische und fachliche Begleitung der Projektarbeit</w:t>
+            </w:r>
+          </w:p>
+        </w:tc>
+        <w:tc>
+          <w:tcPr>
+            <w:tcW w:w="1558" w:type="dxa"/>
+            <w:hideMark/>
+          </w:tcPr>
+          <w:p>
+            <w:pPr>
+              <w:keepNext/>
+              <w:jc w:val="left"/>
+              <w:cnfStyle w:val="000000000000" w:firstRow="0" w:lastRow="0" w:firstColumn="0" w:lastColumn="0" w:oddVBand="0" w:evenVBand="0" w:oddHBand="0" w:evenHBand="0" w:firstRowFirstColumn="0" w:firstRowLastColumn="0" w:lastRowFirstColumn="0" w:lastRowLastColumn="0"/>
+            </w:pPr>
+            <w:r>
+              <w:t>hoch</w:t>
+            </w:r>
+          </w:p>
+        </w:tc>
+      </w:tr>
+    </w:tbl>
+    <w:p>
+      <w:pPr>
+        <w:pStyle w:val="Beschriftung"/>
+      </w:pPr>
+      <w:r>
+        <w:t xml:space="preserve">Tabelle </w:t>
+      </w:r>
+      <w:r>
+        <w:fldChar w:fldCharType="begin"/>
+      </w:r>
+      <w:r>
+        <w:instrText xml:space="preserve"> SEQ Tabelle \* ARABIC </w:instrText>
+      </w:r>
+      <w:r>
+        <w:fldChar w:fldCharType="separate"/>
+      </w:r>
+      <w:r>
+        <w:rPr>
+          <w:noProof/>
+        </w:rPr>
+        <w:t>3</w:t>
+      </w:r>
+      <w:r>
+        <w:fldChar w:fldCharType="end"/>
+      </w:r>
+      <w:r>
+        <w:t>: Stakeholder-Tabelle</w:t>
+      </w:r>
+    </w:p>
+    <w:p>
+      <w:r>
+        <w:t>Besonders relevant ist die enge Zusammenarbeit mit den medizinischen Fachpersonen. Die Entwicklung erfolgt deshalb nicht ausschliesslich auf Basis einer einmalig definierten Spezifikation, sondern iterativ.</w:t>
+      </w:r>
+      <w:r>
+        <w:t xml:space="preserve"> </w:t>
+      </w:r>
+      <w:r>
+        <w:t>Prototypen werden gemeinsam betrachtet, fachliche Unklarheiten diskutiert und Änderungswünsche dokumentiert. Dieses Vorgeh</w:t>
+      </w:r>
+      <w:r>
+        <w:t>s</w:t>
+      </w:r>
+      <w:r>
+        <w:t>en ermöglicht es, Missverständnisse in der Abbildung des medizinischen Ablaufs frühzeitig zu erkennen.</w:t>
+      </w:r>
+    </w:p>
+    <w:p>
+      <w:r>
+        <w:t>Die ICT des KSW stellt einen weiteren wichtigen Stakeholder dar. Während die medizinischen Fachpersonen primär fachliche und funktionale Anforderungen einbringen, sind für eine spätere Weiterentwicklung insbesondere Vorgaben hinsichtlich Systemintegration, Informationssicherheit, Netzwerkarchitektur und Datenschutz relevant.</w:t>
+      </w:r>
+      <w:r>
+        <w:br w:type="page"/>
+      </w:r>
+      <w:r>
+        <w:rPr>
+          <w:rStyle w:val="berschrift2Zchn"/>
+        </w:rPr>
+        <w:lastRenderedPageBreak/>
+        <w:t>1.7</w:t>
+      </w:r>
+      <w:r>
+        <w:rPr>
+          <w:rStyle w:val="berschrift2Zchn"/>
+        </w:rPr>
+        <w:tab/>
+      </w:r>
+      <w:r>
+        <w:rPr>
+          <w:rStyle w:val="berschrift2Zchn"/>
+        </w:rPr>
+        <w:t>Terminologie</w:t>
+      </w:r>
+    </w:p>
+    <w:tbl>
+      <w:tblPr>
+        <w:tblStyle w:val="Listentabelle7farbigAkzent1"/>
+        <w:tblW w:w="0" w:type="auto"/>
+        <w:tblLook w:val="04A0" w:firstRow="1" w:lastRow="0" w:firstColumn="1" w:lastColumn="0" w:noHBand="0" w:noVBand="1"/>
+      </w:tblPr>
+      <w:tblGrid>
+        <w:gridCol w:w="2050"/>
+        <w:gridCol w:w="7588"/>
+      </w:tblGrid>
+      <w:tr>
+        <w:trPr>
+          <w:cnfStyle w:val="100000000000" w:firstRow="1" w:lastRow="0" w:firstColumn="0" w:lastColumn="0" w:oddVBand="0" w:evenVBand="0" w:oddHBand="0" w:evenHBand="0" w:firstRowFirstColumn="0" w:firstRowLastColumn="0" w:lastRowFirstColumn="0" w:lastRowLastColumn="0"/>
+        </w:trPr>
+        <w:tc>
+          <w:tcPr>
+            <w:cnfStyle w:val="001000000100" w:firstRow="0" w:lastRow="0" w:firstColumn="1" w:lastColumn="0" w:oddVBand="0" w:evenVBand="0" w:oddHBand="0" w:evenHBand="0" w:firstRowFirstColumn="1" w:firstRowLastColumn="0" w:lastRowFirstColumn="0" w:lastRowLastColumn="0"/>
+            <w:tcW w:w="0" w:type="auto"/>
+            <w:vAlign w:val="center"/>
+            <w:hideMark/>
+          </w:tcPr>
+          <w:p>
+            <w:pPr>
+              <w:jc w:val="left"/>
+              <w:rPr>
+                <w:b/>
+                <w:bCs/>
+              </w:rPr>
+            </w:pPr>
+            <w:r>
+              <w:rPr>
+                <w:b/>
+                <w:bCs/>
+              </w:rPr>
+              <w:t>Begriff</w:t>
+            </w:r>
+          </w:p>
+        </w:tc>
+        <w:tc>
+          <w:tcPr>
+            <w:tcW w:w="0" w:type="auto"/>
+            <w:vAlign w:val="center"/>
+            <w:hideMark/>
+          </w:tcPr>
+          <w:p>
+            <w:pPr>
+              <w:jc w:val="left"/>
+              <w:cnfStyle w:val="100000000000" w:firstRow="1" w:lastRow="0" w:firstColumn="0" w:lastColumn="0" w:oddVBand="0" w:evenVBand="0" w:oddHBand="0" w:evenHBand="0" w:firstRowFirstColumn="0" w:firstRowLastColumn="0" w:lastRowFirstColumn="0" w:lastRowLastColumn="0"/>
+              <w:rPr>
+                <w:b/>
+                <w:bCs/>
+              </w:rPr>
+            </w:pPr>
+            <w:r>
+              <w:rPr>
+                <w:b/>
+                <w:bCs/>
+              </w:rPr>
+              <w:t>Bedeutung im Rahmen dieser Arbeit</w:t>
+            </w:r>
+          </w:p>
+        </w:tc>
+      </w:tr>
+      <w:tr>
+        <w:trPr>
+          <w:cnfStyle w:val="000000100000" w:firstRow="0" w:lastRow="0" w:firstColumn="0" w:lastColumn="0" w:oddVBand="0" w:evenVBand="0" w:oddHBand="1" w:evenHBand="0" w:firstRowFirstColumn="0" w:firstRowLastColumn="0" w:lastRowFirstColumn="0" w:lastRowLastColumn="0"/>
+        </w:trPr>
+        <w:tc>
+          <w:tcPr>
+            <w:cnfStyle w:val="001000000000" w:firstRow="0" w:lastRow="0" w:firstColumn="1" w:lastColumn="0" w:oddVBand="0" w:evenVBand="0" w:oddHBand="0" w:evenHBand="0" w:firstRowFirstColumn="0" w:firstRowLastColumn="0" w:lastRowFirstColumn="0" w:lastRowLastColumn="0"/>
+            <w:tcW w:w="0" w:type="auto"/>
+            <w:vAlign w:val="center"/>
+            <w:hideMark/>
+          </w:tcPr>
+          <w:p>
+            <w:pPr>
+              <w:jc w:val="left"/>
+            </w:pPr>
+            <w:r>
+              <w:rPr>
+                <w:b/>
+                <w:bCs/>
+              </w:rPr>
+              <w:t>ERAS</w:t>
+            </w:r>
+          </w:p>
+        </w:tc>
+        <w:tc>
+          <w:tcPr>
+            <w:tcW w:w="0" w:type="auto"/>
+            <w:vAlign w:val="center"/>
+            <w:hideMark/>
+          </w:tcPr>
+          <w:p>
+            <w:pPr>
+              <w:jc w:val="left"/>
+              <w:cnfStyle w:val="000000100000" w:firstRow="0" w:lastRow="0" w:firstColumn="0" w:lastColumn="0" w:oddVBand="0" w:evenVBand="0" w:oddHBand="1" w:evenHBand="0" w:firstRowFirstColumn="0" w:firstRowLastColumn="0" w:lastRowFirstColumn="0" w:lastRowLastColumn="0"/>
+            </w:pPr>
+            <w:r>
+              <w:t>Enhanced Recovery After Surgery; multimodales Konzept zur Optimierung perioperativer Behandlungsabläufe.</w:t>
+            </w:r>
+          </w:p>
+        </w:tc>
+      </w:tr>
+      <w:tr>
+        <w:tc>
+          <w:tcPr>
+            <w:cnfStyle w:val="001000000000" w:firstRow="0" w:lastRow="0" w:firstColumn="1" w:lastColumn="0" w:oddVBand="0" w:evenVBand="0" w:oddHBand="0" w:evenHBand="0" w:firstRowFirstColumn="0" w:firstRowLastColumn="0" w:lastRowFirstColumn="0" w:lastRowLastColumn="0"/>
+            <w:tcW w:w="0" w:type="auto"/>
+            <w:vAlign w:val="center"/>
+            <w:hideMark/>
+          </w:tcPr>
+          <w:p>
+            <w:pPr>
+              <w:jc w:val="left"/>
+            </w:pPr>
+            <w:r>
+              <w:rPr>
+                <w:b/>
+                <w:bCs/>
+              </w:rPr>
+              <w:t>Perioperativ</w:t>
+            </w:r>
+          </w:p>
+        </w:tc>
+        <w:tc>
+          <w:tcPr>
+            <w:tcW w:w="0" w:type="auto"/>
+            <w:vAlign w:val="center"/>
+            <w:hideMark/>
+          </w:tcPr>
+          <w:p>
+            <w:pPr>
+              <w:jc w:val="left"/>
+              <w:cnfStyle w:val="000000000000" w:firstRow="0" w:lastRow="0" w:firstColumn="0" w:lastColumn="0" w:oddVBand="0" w:evenVBand="0" w:oddHBand="0" w:evenHBand="0" w:firstRowFirstColumn="0" w:firstRowLastColumn="0" w:lastRowFirstColumn="0" w:lastRowLastColumn="0"/>
+            </w:pPr>
+            <w:r>
+              <w:t>Gesamter Zeitraum rund um einen operativen Eingriff, einschliesslich prä-, intra- und postoperativer Phase.</w:t>
+            </w:r>
+          </w:p>
+        </w:tc>
+      </w:tr>
+      <w:tr>
+        <w:trPr>
+          <w:cnfStyle w:val="000000100000" w:firstRow="0" w:lastRow="0" w:firstColumn="0" w:lastColumn="0" w:oddVBand="0" w:evenVBand="0" w:oddHBand="1" w:evenHBand="0" w:firstRowFirstColumn="0" w:firstRowLastColumn="0" w:lastRowFirstColumn="0" w:lastRowLastColumn="0"/>
+        </w:trPr>
+        <w:tc>
+          <w:tcPr>
+            <w:cnfStyle w:val="001000000000" w:firstRow="0" w:lastRow="0" w:firstColumn="1" w:lastColumn="0" w:oddVBand="0" w:evenVBand="0" w:oddHBand="0" w:evenHBand="0" w:firstRowFirstColumn="0" w:firstRowLastColumn="0" w:lastRowFirstColumn="0" w:lastRowLastColumn="0"/>
+            <w:tcW w:w="0" w:type="auto"/>
+            <w:vAlign w:val="center"/>
+            <w:hideMark/>
+          </w:tcPr>
+          <w:p>
+            <w:pPr>
+              <w:jc w:val="left"/>
+            </w:pPr>
+            <w:r>
+              <w:rPr>
+                <w:b/>
+                <w:bCs/>
+              </w:rPr>
+              <w:t>Präoperativ</w:t>
+            </w:r>
+          </w:p>
+        </w:tc>
+        <w:tc>
+          <w:tcPr>
+            <w:tcW w:w="0" w:type="auto"/>
+            <w:vAlign w:val="center"/>
+            <w:hideMark/>
+          </w:tcPr>
+          <w:p>
+            <w:pPr>
+              <w:jc w:val="left"/>
+              <w:cnfStyle w:val="000000100000" w:firstRow="0" w:lastRow="0" w:firstColumn="0" w:lastColumn="0" w:oddVBand="0" w:evenVBand="0" w:oddHBand="1" w:evenHBand="0" w:firstRowFirstColumn="0" w:firstRowLastColumn="0" w:lastRowFirstColumn="0" w:lastRowLastColumn="0"/>
+            </w:pPr>
+            <w:r>
+              <w:t>Prozessschritte und Vorbereitungen vor dem operativen Eingriff.</w:t>
+            </w:r>
+          </w:p>
+        </w:tc>
+      </w:tr>
+      <w:tr>
+        <w:tc>
+          <w:tcPr>
+            <w:cnfStyle w:val="001000000000" w:firstRow="0" w:lastRow="0" w:firstColumn="1" w:lastColumn="0" w:oddVBand="0" w:evenVBand="0" w:oddHBand="0" w:evenHBand="0" w:firstRowFirstColumn="0" w:firstRowLastColumn="0" w:lastRowFirstColumn="0" w:lastRowLastColumn="0"/>
+            <w:tcW w:w="0" w:type="auto"/>
+            <w:vAlign w:val="center"/>
+            <w:hideMark/>
+          </w:tcPr>
+          <w:p>
+            <w:pPr>
+              <w:jc w:val="left"/>
+            </w:pPr>
+            <w:r>
+              <w:rPr>
+                <w:b/>
+                <w:bCs/>
+              </w:rPr>
+              <w:t>Intraoperativ</w:t>
+            </w:r>
+          </w:p>
+        </w:tc>
+        <w:tc>
+          <w:tcPr>
+            <w:tcW w:w="0" w:type="auto"/>
+            <w:vAlign w:val="center"/>
+            <w:hideMark/>
+          </w:tcPr>
+          <w:p>
+            <w:pPr>
+              <w:jc w:val="left"/>
+              <w:cnfStyle w:val="000000000000" w:firstRow="0" w:lastRow="0" w:firstColumn="0" w:lastColumn="0" w:oddVBand="0" w:evenVBand="0" w:oddHBand="0" w:evenHBand="0" w:firstRowFirstColumn="0" w:firstRowLastColumn="0" w:lastRowFirstColumn="0" w:lastRowLastColumn="0"/>
+            </w:pPr>
+            <w:r>
+              <w:t>Prozessschritte während beziehungsweise unmittelbar im Zusammenhang mit dem operativen Eingriff.</w:t>
+            </w:r>
+          </w:p>
+        </w:tc>
+      </w:tr>
+      <w:tr>
+        <w:trPr>
+          <w:cnfStyle w:val="000000100000" w:firstRow="0" w:lastRow="0" w:firstColumn="0" w:lastColumn="0" w:oddVBand="0" w:evenVBand="0" w:oddHBand="1" w:evenHBand="0" w:firstRowFirstColumn="0" w:firstRowLastColumn="0" w:lastRowFirstColumn="0" w:lastRowLastColumn="0"/>
+        </w:trPr>
+        <w:tc>
+          <w:tcPr>
+            <w:cnfStyle w:val="001000000000" w:firstRow="0" w:lastRow="0" w:firstColumn="1" w:lastColumn="0" w:oddVBand="0" w:evenVBand="0" w:oddHBand="0" w:evenHBand="0" w:firstRowFirstColumn="0" w:firstRowLastColumn="0" w:lastRowFirstColumn="0" w:lastRowLastColumn="0"/>
+            <w:tcW w:w="0" w:type="auto"/>
+            <w:vAlign w:val="center"/>
+            <w:hideMark/>
+          </w:tcPr>
+          <w:p>
+            <w:pPr>
+              <w:jc w:val="left"/>
+            </w:pPr>
+            <w:r>
+              <w:rPr>
+                <w:b/>
+                <w:bCs/>
+              </w:rPr>
+              <w:t>Postoperativ</w:t>
+            </w:r>
+          </w:p>
+        </w:tc>
+        <w:tc>
+          <w:tcPr>
+            <w:tcW w:w="0" w:type="auto"/>
+            <w:vAlign w:val="center"/>
+            <w:hideMark/>
+          </w:tcPr>
+          <w:p>
+            <w:pPr>
+              <w:jc w:val="left"/>
+              <w:cnfStyle w:val="000000100000" w:firstRow="0" w:lastRow="0" w:firstColumn="0" w:lastColumn="0" w:oddVBand="0" w:evenVBand="0" w:oddHBand="1" w:evenHBand="0" w:firstRowFirstColumn="0" w:firstRowLastColumn="0" w:lastRowFirstColumn="0" w:lastRowLastColumn="0"/>
+            </w:pPr>
+            <w:r>
+              <w:t>Prozessschritte nach dem operativen Eingriff.</w:t>
+            </w:r>
+          </w:p>
+        </w:tc>
+      </w:tr>
+      <w:tr>
+        <w:tc>
+          <w:tcPr>
+            <w:cnfStyle w:val="001000000000" w:firstRow="0" w:lastRow="0" w:firstColumn="1" w:lastColumn="0" w:oddVBand="0" w:evenVBand="0" w:oddHBand="0" w:evenHBand="0" w:firstRowFirstColumn="0" w:firstRowLastColumn="0" w:lastRowFirstColumn="0" w:lastRowLastColumn="0"/>
+            <w:tcW w:w="0" w:type="auto"/>
+            <w:vAlign w:val="center"/>
+            <w:hideMark/>
+          </w:tcPr>
+          <w:p>
+            <w:pPr>
+              <w:jc w:val="left"/>
+            </w:pPr>
+            <w:r>
+              <w:rPr>
+                <w:b/>
+                <w:bCs/>
+              </w:rPr>
+              <w:t>BENE</w:t>
+            </w:r>
+          </w:p>
+        </w:tc>
+        <w:tc>
+          <w:tcPr>
+            <w:tcW w:w="0" w:type="auto"/>
+            <w:vAlign w:val="center"/>
+            <w:hideMark/>
+          </w:tcPr>
+          <w:p>
+            <w:pPr>
+              <w:jc w:val="left"/>
+              <w:cnfStyle w:val="000000000000" w:firstRow="0" w:lastRow="0" w:firstColumn="0" w:lastColumn="0" w:oddVBand="0" w:evenVBand="0" w:oddHBand="0" w:evenHBand="0" w:firstRowFirstColumn="0" w:firstRowLastColumn="0" w:lastRowFirstColumn="0" w:lastRowLastColumn="0"/>
+              <w:rPr>
+                <w:highlight w:val="yellow"/>
+              </w:rPr>
+            </w:pPr>
+            <w:r>
+              <w:rPr>
+                <w:highlight w:val="yellow"/>
+              </w:rPr>
+              <w:t>DEFINTIION SCHREIBEN</w:t>
+            </w:r>
+          </w:p>
+        </w:tc>
+      </w:tr>
+      <w:tr>
+        <w:trPr>
+          <w:cnfStyle w:val="000000100000" w:firstRow="0" w:lastRow="0" w:firstColumn="0" w:lastColumn="0" w:oddVBand="0" w:evenVBand="0" w:oddHBand="1" w:evenHBand="0" w:firstRowFirstColumn="0" w:firstRowLastColumn="0" w:lastRowFirstColumn="0" w:lastRowLastColumn="0"/>
+        </w:trPr>
+        <w:tc>
+          <w:tcPr>
+            <w:cnfStyle w:val="001000000000" w:firstRow="0" w:lastRow="0" w:firstColumn="1" w:lastColumn="0" w:oddVBand="0" w:evenVBand="0" w:oddHBand="0" w:evenHBand="0" w:firstRowFirstColumn="0" w:firstRowLastColumn="0" w:lastRowFirstColumn="0" w:lastRowLastColumn="0"/>
+            <w:tcW w:w="0" w:type="auto"/>
+            <w:vAlign w:val="center"/>
+            <w:hideMark/>
+          </w:tcPr>
+          <w:p>
+            <w:pPr>
+              <w:jc w:val="left"/>
+            </w:pPr>
+            <w:r>
+              <w:rPr>
+                <w:b/>
+                <w:bCs/>
+              </w:rPr>
+              <w:t>Behandlungsfall</w:t>
+            </w:r>
+          </w:p>
+        </w:tc>
+        <w:tc>
+          <w:tcPr>
+            <w:tcW w:w="0" w:type="auto"/>
+            <w:vAlign w:val="center"/>
+            <w:hideMark/>
+          </w:tcPr>
+          <w:p>
+            <w:pPr>
+              <w:jc w:val="left"/>
+              <w:cnfStyle w:val="000000100000" w:firstRow="0" w:lastRow="0" w:firstColumn="0" w:lastColumn="0" w:oddVBand="0" w:evenVBand="0" w:oddHBand="1" w:evenHBand="0" w:firstRowFirstColumn="0" w:firstRowLastColumn="0" w:lastRowFirstColumn="0" w:lastRowLastColumn="0"/>
+            </w:pPr>
+            <w:r>
+              <w:t>Konkreter perioperativer Fall eines Patienten. Ein Patient kann mehrere Behandlungsfälle besitzen.</w:t>
+            </w:r>
+          </w:p>
+        </w:tc>
+      </w:tr>
+      <w:tr>
+        <w:tc>
+          <w:tcPr>
+            <w:cnfStyle w:val="001000000000" w:firstRow="0" w:lastRow="0" w:firstColumn="1" w:lastColumn="0" w:oddVBand="0" w:evenVBand="0" w:oddHBand="0" w:evenHBand="0" w:firstRowFirstColumn="0" w:firstRowLastColumn="0" w:lastRowFirstColumn="0" w:lastRowLastColumn="0"/>
+            <w:tcW w:w="0" w:type="auto"/>
+            <w:vAlign w:val="center"/>
+            <w:hideMark/>
+          </w:tcPr>
+          <w:p>
+            <w:pPr>
+              <w:jc w:val="left"/>
+            </w:pPr>
+            <w:r>
+              <w:rPr>
+                <w:b/>
+                <w:bCs/>
+              </w:rPr>
+              <w:t>Checklistenpunkt</w:t>
+            </w:r>
+          </w:p>
+        </w:tc>
+        <w:tc>
+          <w:tcPr>
+            <w:tcW w:w="0" w:type="auto"/>
+            <w:vAlign w:val="center"/>
+            <w:hideMark/>
+          </w:tcPr>
+          <w:p>
+            <w:pPr>
+              <w:jc w:val="left"/>
+              <w:cnfStyle w:val="000000000000" w:firstRow="0" w:lastRow="0" w:firstColumn="0" w:lastColumn="0" w:oddVBand="0" w:evenVBand="0" w:oddHBand="0" w:evenHBand="0" w:firstRowFirstColumn="0" w:firstRowLastColumn="0" w:lastRowFirstColumn="0" w:lastRowLastColumn="0"/>
+            </w:pPr>
+            <w:r>
+              <w:t>Einzelne fachliche Aufgabe beziehungsweise Abfrage innerhalb einer Checkliste.</w:t>
+            </w:r>
+          </w:p>
+        </w:tc>
+      </w:tr>
+      <w:tr>
+        <w:trPr>
+          <w:cnfStyle w:val="000000100000" w:firstRow="0" w:lastRow="0" w:firstColumn="0" w:lastColumn="0" w:oddVBand="0" w:evenVBand="0" w:oddHBand="1" w:evenHBand="0" w:firstRowFirstColumn="0" w:firstRowLastColumn="0" w:lastRowFirstColumn="0" w:lastRowLastColumn="0"/>
+        </w:trPr>
+        <w:tc>
+          <w:tcPr>
+            <w:cnfStyle w:val="001000000000" w:firstRow="0" w:lastRow="0" w:firstColumn="1" w:lastColumn="0" w:oddVBand="0" w:evenVBand="0" w:oddHBand="0" w:evenHBand="0" w:firstRowFirstColumn="0" w:firstRowLastColumn="0" w:lastRowFirstColumn="0" w:lastRowLastColumn="0"/>
+            <w:tcW w:w="0" w:type="auto"/>
+            <w:vAlign w:val="center"/>
+            <w:hideMark/>
+          </w:tcPr>
+          <w:p>
+            <w:pPr>
+              <w:jc w:val="left"/>
+            </w:pPr>
+            <w:r>
+              <w:rPr>
+                <w:b/>
+                <w:bCs/>
+              </w:rPr>
+              <w:t>Validierung</w:t>
+            </w:r>
+          </w:p>
+        </w:tc>
+        <w:tc>
+          <w:tcPr>
+            <w:tcW w:w="0" w:type="auto"/>
+            <w:vAlign w:val="center"/>
+            <w:hideMark/>
+          </w:tcPr>
+          <w:p>
+            <w:pPr>
+              <w:jc w:val="left"/>
+              <w:cnfStyle w:val="000000100000" w:firstRow="0" w:lastRow="0" w:firstColumn="0" w:lastColumn="0" w:oddVBand="0" w:evenVBand="0" w:oddHBand="1" w:evenHBand="0" w:firstRowFirstColumn="0" w:firstRowLastColumn="0" w:lastRowFirstColumn="0" w:lastRowLastColumn="0"/>
+            </w:pPr>
+            <w:r>
+              <w:t>Überprüfung einer Eingabe auf definierte formale oder fachliche Bedingungen.</w:t>
+            </w:r>
+          </w:p>
+        </w:tc>
+      </w:tr>
+      <w:tr>
+        <w:tc>
+          <w:tcPr>
+            <w:cnfStyle w:val="001000000000" w:firstRow="0" w:lastRow="0" w:firstColumn="1" w:lastColumn="0" w:oddVBand="0" w:evenVBand="0" w:oddHBand="0" w:evenHBand="0" w:firstRowFirstColumn="0" w:firstRowLastColumn="0" w:lastRowFirstColumn="0" w:lastRowLastColumn="0"/>
+            <w:tcW w:w="0" w:type="auto"/>
+            <w:vAlign w:val="center"/>
+            <w:hideMark/>
+          </w:tcPr>
+          <w:p>
+            <w:pPr>
+              <w:jc w:val="left"/>
+            </w:pPr>
+            <w:r>
+              <w:rPr>
+                <w:b/>
+                <w:bCs/>
+              </w:rPr>
+              <w:t>API</w:t>
+            </w:r>
+          </w:p>
+        </w:tc>
+        <w:tc>
+          <w:tcPr>
+            <w:tcW w:w="0" w:type="auto"/>
+            <w:vAlign w:val="center"/>
+            <w:hideMark/>
+          </w:tcPr>
+          <w:p>
+            <w:pPr>
+              <w:jc w:val="left"/>
+              <w:cnfStyle w:val="000000000000" w:firstRow="0" w:lastRow="0" w:firstColumn="0" w:lastColumn="0" w:oddVBand="0" w:evenVBand="0" w:oddHBand="0" w:evenHBand="0" w:firstRowFirstColumn="0" w:firstRowLastColumn="0" w:lastRowFirstColumn="0" w:lastRowLastColumn="0"/>
+            </w:pPr>
+            <w:r>
+              <w:t>Programmierschnittstelle zwischen Frontend und Backend.</w:t>
+            </w:r>
+          </w:p>
+        </w:tc>
+      </w:tr>
+      <w:tr>
+        <w:trPr>
+          <w:cnfStyle w:val="000000100000" w:firstRow="0" w:lastRow="0" w:firstColumn="0" w:lastColumn="0" w:oddVBand="0" w:evenVBand="0" w:oddHBand="1" w:evenHBand="0" w:firstRowFirstColumn="0" w:firstRowLastColumn="0" w:lastRowFirstColumn="0" w:lastRowLastColumn="0"/>
+        </w:trPr>
+        <w:tc>
+          <w:tcPr>
+            <w:cnfStyle w:val="001000000000" w:firstRow="0" w:lastRow="0" w:firstColumn="1" w:lastColumn="0" w:oddVBand="0" w:evenVBand="0" w:oddHBand="0" w:evenHBand="0" w:firstRowFirstColumn="0" w:firstRowLastColumn="0" w:lastRowFirstColumn="0" w:lastRowLastColumn="0"/>
+            <w:tcW w:w="0" w:type="auto"/>
+            <w:vAlign w:val="center"/>
+            <w:hideMark/>
+          </w:tcPr>
+          <w:p>
+            <w:pPr>
+              <w:jc w:val="left"/>
+            </w:pPr>
+            <w:r>
+              <w:rPr>
+                <w:b/>
+                <w:bCs/>
+              </w:rPr>
+              <w:t>Frontend</w:t>
+            </w:r>
+          </w:p>
+        </w:tc>
+        <w:tc>
+          <w:tcPr>
+            <w:tcW w:w="0" w:type="auto"/>
+            <w:vAlign w:val="center"/>
+            <w:hideMark/>
+          </w:tcPr>
+          <w:p>
+            <w:pPr>
+              <w:jc w:val="left"/>
+              <w:cnfStyle w:val="000000100000" w:firstRow="0" w:lastRow="0" w:firstColumn="0" w:lastColumn="0" w:oddVBand="0" w:evenVBand="0" w:oddHBand="1" w:evenHBand="0" w:firstRowFirstColumn="0" w:firstRowLastColumn="0" w:lastRowFirstColumn="0" w:lastRowLastColumn="0"/>
+            </w:pPr>
+            <w:r>
+              <w:t>Im Browser ausgeführter Teil der Webanwendung zur Benutzerinteraktion.</w:t>
+            </w:r>
+          </w:p>
+        </w:tc>
+      </w:tr>
+      <w:tr>
+        <w:tc>
+          <w:tcPr>
+            <w:cnfStyle w:val="001000000000" w:firstRow="0" w:lastRow="0" w:firstColumn="1" w:lastColumn="0" w:oddVBand="0" w:evenVBand="0" w:oddHBand="0" w:evenHBand="0" w:firstRowFirstColumn="0" w:firstRowLastColumn="0" w:lastRowFirstColumn="0" w:lastRowLastColumn="0"/>
+            <w:tcW w:w="0" w:type="auto"/>
+            <w:vAlign w:val="center"/>
+            <w:hideMark/>
+          </w:tcPr>
+          <w:p>
+            <w:pPr>
+              <w:jc w:val="left"/>
+            </w:pPr>
+            <w:r>
+              <w:rPr>
+                <w:b/>
+                <w:bCs/>
+              </w:rPr>
+              <w:t>Backend</w:t>
+            </w:r>
+          </w:p>
+        </w:tc>
+        <w:tc>
+          <w:tcPr>
+            <w:tcW w:w="0" w:type="auto"/>
+            <w:vAlign w:val="center"/>
+            <w:hideMark/>
+          </w:tcPr>
+          <w:p>
+            <w:pPr>
+              <w:jc w:val="left"/>
+              <w:cnfStyle w:val="000000000000" w:firstRow="0" w:lastRow="0" w:firstColumn="0" w:lastColumn="0" w:oddVBand="0" w:evenVBand="0" w:oddHBand="0" w:evenHBand="0" w:firstRowFirstColumn="0" w:firstRowLastColumn="0" w:lastRowFirstColumn="0" w:lastRowLastColumn="0"/>
+            </w:pPr>
+            <w:r>
+              <w:t>Serverseitiger Teil der Anwendung, welcher Daten verarbeitet, validiert und persistent speichert.</w:t>
+            </w:r>
+          </w:p>
+        </w:tc>
+      </w:tr>
+      <w:tr>
+        <w:trPr>
+          <w:cnfStyle w:val="000000100000" w:firstRow="0" w:lastRow="0" w:firstColumn="0" w:lastColumn="0" w:oddVBand="0" w:evenVBand="0" w:oddHBand="1" w:evenHBand="0" w:firstRowFirstColumn="0" w:firstRowLastColumn="0" w:lastRowFirstColumn="0" w:lastRowLastColumn="0"/>
+        </w:trPr>
+        <w:tc>
+          <w:tcPr>
+            <w:cnfStyle w:val="001000000000" w:firstRow="0" w:lastRow="0" w:firstColumn="1" w:lastColumn="0" w:oddVBand="0" w:evenVBand="0" w:oddHBand="0" w:evenHBand="0" w:firstRowFirstColumn="0" w:firstRowLastColumn="0" w:lastRowFirstColumn="0" w:lastRowLastColumn="0"/>
+            <w:tcW w:w="0" w:type="auto"/>
+            <w:vAlign w:val="center"/>
+            <w:hideMark/>
+          </w:tcPr>
+          <w:p>
+            <w:pPr>
+              <w:jc w:val="left"/>
+            </w:pPr>
+            <w:r>
+              <w:rPr>
+                <w:b/>
+                <w:bCs/>
+              </w:rPr>
+              <w:t>ORM</w:t>
+            </w:r>
+          </w:p>
+        </w:tc>
+        <w:tc>
+          <w:tcPr>
+            <w:tcW w:w="0" w:type="auto"/>
+            <w:vAlign w:val="center"/>
+            <w:hideMark/>
+          </w:tcPr>
+          <w:p>
+            <w:pPr>
+              <w:jc w:val="left"/>
+              <w:cnfStyle w:val="000000100000" w:firstRow="0" w:lastRow="0" w:firstColumn="0" w:lastColumn="0" w:oddVBand="0" w:evenVBand="0" w:oddHBand="1" w:evenHBand="0" w:firstRowFirstColumn="0" w:firstRowLastColumn="0" w:lastRowFirstColumn="0" w:lastRowLastColumn="0"/>
+            </w:pPr>
+            <w:r>
+              <w:t>Object-Relational Mapping; Abstraktionsschicht zwischen Django-Modellen und relationaler Datenbank.</w:t>
+            </w:r>
+          </w:p>
+        </w:tc>
+      </w:tr>
+      <w:tr>
+        <w:tc>
+          <w:tcPr>
+            <w:cnfStyle w:val="001000000000" w:firstRow="0" w:lastRow="0" w:firstColumn="1" w:lastColumn="0" w:oddVBand="0" w:evenVBand="0" w:oddHBand="0" w:evenHBand="0" w:firstRowFirstColumn="0" w:firstRowLastColumn="0" w:lastRowFirstColumn="0" w:lastRowLastColumn="0"/>
+            <w:tcW w:w="0" w:type="auto"/>
+            <w:vAlign w:val="center"/>
+            <w:hideMark/>
+          </w:tcPr>
+          <w:p>
+            <w:pPr>
+              <w:jc w:val="left"/>
+            </w:pPr>
+            <w:r>
+              <w:rPr>
+                <w:b/>
+                <w:bCs/>
+              </w:rPr>
+              <w:t>Prototyp</w:t>
+            </w:r>
+          </w:p>
+        </w:tc>
+        <w:tc>
+          <w:tcPr>
+            <w:tcW w:w="0" w:type="auto"/>
+            <w:vAlign w:val="center"/>
+            <w:hideMark/>
+          </w:tcPr>
+          <w:p>
+            <w:pPr>
+              <w:keepNext/>
+              <w:jc w:val="left"/>
+              <w:cnfStyle w:val="000000000000" w:firstRow="0" w:lastRow="0" w:firstColumn="0" w:lastColumn="0" w:oddVBand="0" w:evenVBand="0" w:oddHBand="0" w:evenHBand="0" w:firstRowFirstColumn="0" w:firstRowLastColumn="0" w:lastRowFirstColumn="0" w:lastRowLastColumn="0"/>
+            </w:pPr>
+            <w:r>
+              <w:t>Funktionsfähige, jedoch nicht produktionsreife Umsetzung zur Evaluation von Konzept und Machbarkeit.</w:t>
+            </w:r>
+          </w:p>
+        </w:tc>
+      </w:tr>
+    </w:tbl>
+    <w:p>
+      <w:pPr>
+        <w:pStyle w:val="Beschriftung"/>
+      </w:pPr>
+      <w:r>
+        <w:t xml:space="preserve">Tabelle </w:t>
+      </w:r>
+      <w:r>
+        <w:fldChar w:fldCharType="begin"/>
+      </w:r>
+      <w:r>
+        <w:instrText xml:space="preserve"> SEQ Tabelle \* ARABIC </w:instrText>
+      </w:r>
+      <w:r>
+        <w:fldChar w:fldCharType="separate"/>
+      </w:r>
+      <w:r>
+        <w:rPr>
+          <w:noProof/>
+        </w:rPr>
+        <w:t>4</w:t>
+      </w:r>
+      <w:r>
+        <w:fldChar w:fldCharType="end"/>
+      </w:r>
+      <w:r>
+        <w:t>: Terminologie</w:t>
+      </w:r>
+    </w:p>
+    <w:p>
+      <w:pPr>
+        <w:tabs>
+          <w:tab w:val="clear" w:pos="851"/>
+        </w:tabs>
+        <w:spacing w:after="160" w:line="278" w:lineRule="auto"/>
+        <w:jc w:val="left"/>
+      </w:pPr>
+      <w:r>
+        <w:br w:type="page"/>
+      </w:r>
+    </w:p>
+    <w:p>
+      <w:pPr>
+        <w:pStyle w:val="berschrift2"/>
+      </w:pPr>
+      <w:bookmarkStart w:id="17" w:name="_Toc242625840"/>
+      <w:r>
+        <w:lastRenderedPageBreak/>
+        <w:t>1.8</w:t>
+      </w:r>
+      <w:r>
+        <w:tab/>
+      </w:r>
+      <w:r>
+        <w:t>Aufbau der Arbeit</w:t>
+      </w:r>
+      <w:bookmarkEnd w:id="17"/>
+    </w:p>
+    <w:p>
+      <w:r>
+        <w:t>Die vorliegende Arbeit gliedert sich in fünf inhaltliche Hauptkapitel sowie die zugehörigen Verzeichnisse und Anhänge.</w:t>
+      </w:r>
+    </w:p>
+    <w:p>
+      <w:r>
+        <w:rPr>
+          <w:b/>
+          <w:bCs/>
+        </w:rPr>
+        <w:t>Kapitel 1</w:t>
+      </w:r>
+      <w:r>
+        <w:t xml:space="preserve"> beschreibt die Ausgangslage des Projekts, die Aufgabenstellung und Zielsetzung sowie die funktionalen und nichtfunktionalen Anforderungen. Darüber hinaus werden die Abgrenzung des Projekts, die relevanten Stakeholder und zentrale Begriffe erläutert.</w:t>
+      </w:r>
+    </w:p>
+    <w:p>
+      <w:r>
+        <w:rPr>
+          <w:b/>
+          <w:bCs/>
+        </w:rPr>
+        <w:t>Kapitel 2</w:t>
+      </w:r>
+      <w:r>
+        <w:t xml:space="preserve"> behandelt die theoretischen Grundlagen, welche für das Verständnis der Projektarbeit erforderlich sind. Dazu gehören insbesondere der perioperative ERAS-Ansatz, digitale Checklisten und Behandlungspfade sowie die für den technischen Lösungsansatz relevanten Grundlagen webbasierter Informationssysteme, Softwarearchitekturen und persistenter Datenhaltung.</w:t>
+      </w:r>
+    </w:p>
+    <w:p>
+      <w:r>
+        <w:rPr>
+          <w:b/>
+          <w:bCs/>
+        </w:rPr>
+        <w:t>Kapitel 3</w:t>
+      </w:r>
+      <w:r>
+        <w:t xml:space="preserve"> beschreibt das methodische Vorgehen sowie die Konzeption und Realisierung des Prototyps. Neben Projektorganisation und Entwicklungsprozess werden die Variantenentscheide, der eingesetzte Technologie-Stack, die System- und Softwarearchitektur, das Datenmodell sowie die konkrete Backend- und Frontend-Realisierung erläutert. Ebenfalls werden das Testkonzept und die durchgeführten Tests beschrieben.</w:t>
+      </w:r>
+    </w:p>
+    <w:p>
+      <w:r>
+        <w:rPr>
+          <w:b/>
+          <w:bCs/>
+        </w:rPr>
+        <w:t>Kapitel 4</w:t>
+      </w:r>
+      <w:r>
+        <w:t xml:space="preserve"> stellt die erzielten Resultate dar. Dabei werden insbesondere der umgesetzte Funktionsumfang, der aktuelle Stand des Prototyps, die technische Bereitstellung sowie die Resultate der durchgeführten Tests dokumentiert. Die Bewertung der Ergebnisse erfolgt bewusst erst im darauffolgenden Kapitel</w:t>
+      </w:r>
+      <w:r>
+        <w:t>.</w:t>
+      </w:r>
+    </w:p>
+    <w:p>
+      <w:r>
+        <w:rPr>
+          <w:b/>
+          <w:bCs/>
+        </w:rPr>
+        <w:t>Kapitel 5</w:t>
+      </w:r>
+      <w:r>
+        <w:t xml:space="preserve"> diskutiert die Resultate im Hinblick auf die ursprüngliche Zielsetzung und die Anforderungen. Darüber hinaus werden Einschränkungen des entwickelten Prototyps sowie mögliche Schritte für eine spätere Weiterentwicklung und Integration in die Systemlandschaft des KSW aufgezeigt. </w:t>
+      </w:r>
+      <w:r>
+        <w:t xml:space="preserve">Auch der </w:t>
+      </w:r>
+      <w:r>
+        <w:t>Rückblick auf die Aufgabenstellung und die Darstellung noch offener Arbeitsschritte</w:t>
+      </w:r>
+      <w:r>
+        <w:t xml:space="preserve"> sind Bestandteil dieses Kapitels.</w:t>
+      </w:r>
+    </w:p>
+    <w:p>
+      <w:pPr>
+        <w:tabs>
+          <w:tab w:val="clear" w:pos="851"/>
+        </w:tabs>
+        <w:spacing w:after="160" w:line="278" w:lineRule="auto"/>
+        <w:jc w:val="left"/>
+      </w:pPr>
+      <w:r>
+        <w:br w:type="page"/>
+      </w:r>
+    </w:p>
+    <w:p>
+      <w:r>
+        <w:lastRenderedPageBreak/>
         <w:t>2 Theoretische Grundlagen</w:t>
       </w:r>
     </w:p>
     <w:p>
       <w:r>
-        <w:t xml:space="preserve">    2.1 Enhanced Recovery After </w:t>
-      </w:r>
-      <w:proofErr w:type="spellStart"/>
-      <w:r>
-        <w:t>Surgery</w:t>
-      </w:r>
-      <w:proofErr w:type="spellEnd"/>
+        <w:t xml:space="preserve">    2.1 Enhanced Recovery After Surgery</w:t>
+      </w:r>
     </w:p>
     <w:p>
       <w:r>
@@ -926,13 +4419,8 @@
     </w:p>
     <w:p>
       <w:r>
-        <w:t xml:space="preserve">    3.4 Anforderungserhebung und </w:t>
-      </w:r>
-      <w:proofErr w:type="spellStart"/>
-      <w:r>
-        <w:t>Prototyping</w:t>
-      </w:r>
-      <w:proofErr w:type="spellEnd"/>
+        <w:t xml:space="preserve">    3.4 Anforderungserhebung und Prototyping</w:t>
+      </w:r>
     </w:p>
     <w:p>
       <w:r>
@@ -941,62 +4429,62 @@
     </w:p>
     <w:p>
       <w:r>
+        <w:t xml:space="preserve">    3.6 Eingesetzte Technologien</w:t>
+      </w:r>
+    </w:p>
+    <w:p>
+      <w:r>
+        <w:t xml:space="preserve">    3.7 Systemkonzeption</w:t>
+      </w:r>
+    </w:p>
+    <w:p>
+      <w:r>
+        <w:t xml:space="preserve">        3.7.1 Use-Case-Diagramm</w:t>
+      </w:r>
+    </w:p>
+    <w:p>
+      <w:r>
+        <w:t xml:space="preserve">        3.7.2 Datenmodell</w:t>
+      </w:r>
+    </w:p>
+    <w:p>
+      <w:r>
+        <w:t xml:space="preserve">        3.7.3 Softwarearchitektur</w:t>
+      </w:r>
+    </w:p>
+    <w:p>
+      <w:r>
+        <w:t xml:space="preserve">        3.7.4 Systemarchitektur</w:t>
+      </w:r>
+    </w:p>
+    <w:p>
+      <w:r>
+        <w:t xml:space="preserve">        3.7.5 Sequenzdiagramm</w:t>
+      </w:r>
+    </w:p>
+    <w:p>
+      <w:r>
+        <w:t xml:space="preserve">    3.8 Realisierung</w:t>
+      </w:r>
+    </w:p>
+    <w:p>
+      <w:r>
+        <w:t xml:space="preserve">        3.8.1 Patientenverwaltung</w:t>
+      </w:r>
+    </w:p>
+    <w:p>
+      <w:r>
+        <w:t xml:space="preserve">        3.8.2 Behandlungsfälle</w:t>
+      </w:r>
+    </w:p>
+    <w:p>
+      <w:r>
+        <w:t xml:space="preserve">        3.8.3 Checklisten</w:t>
+      </w:r>
+    </w:p>
+    <w:p>
+      <w:r>
         <w:lastRenderedPageBreak/>
-        <w:t xml:space="preserve">    3.6 Eingesetzte Technologien</w:t>
-      </w:r>
-    </w:p>
-    <w:p>
-      <w:r>
-        <w:t xml:space="preserve">    3.7 Systemkonzeption</w:t>
-      </w:r>
-    </w:p>
-    <w:p>
-      <w:r>
-        <w:t xml:space="preserve">        3.7.1 Use-Case-Diagramm</w:t>
-      </w:r>
-    </w:p>
-    <w:p>
-      <w:r>
-        <w:t xml:space="preserve">        3.7.2 Datenmodell</w:t>
-      </w:r>
-    </w:p>
-    <w:p>
-      <w:r>
-        <w:t xml:space="preserve">        3.7.3 Softwarearchitektur</w:t>
-      </w:r>
-    </w:p>
-    <w:p>
-      <w:r>
-        <w:t xml:space="preserve">        3.7.4 Systemarchitektur</w:t>
-      </w:r>
-    </w:p>
-    <w:p>
-      <w:r>
-        <w:t xml:space="preserve">        3.7.5 Sequenzdiagramm</w:t>
-      </w:r>
-    </w:p>
-    <w:p>
-      <w:r>
-        <w:t xml:space="preserve">    3.8 Realisierung</w:t>
-      </w:r>
-    </w:p>
-    <w:p>
-      <w:r>
-        <w:t xml:space="preserve">        3.8.1 Patientenverwaltung</w:t>
-      </w:r>
-    </w:p>
-    <w:p>
-      <w:r>
-        <w:t xml:space="preserve">        3.8.2 Behandlungsfälle</w:t>
-      </w:r>
-    </w:p>
-    <w:p>
-      <w:r>
-        <w:t xml:space="preserve">        3.8.3 Checklisten</w:t>
-      </w:r>
-    </w:p>
-    <w:p>
-      <w:r>
         <w:t xml:space="preserve">        3.8.4 Validierung</w:t>
       </w:r>
     </w:p>
@@ -1017,13 +4505,8 @@
     </w:p>
     <w:p>
       <w:r>
-        <w:t xml:space="preserve">        3.8.8 </w:t>
-      </w:r>
-      <w:proofErr w:type="spellStart"/>
-      <w:r>
-        <w:t>Deployment</w:t>
-      </w:r>
-      <w:proofErr w:type="spellEnd"/>
+        <w:t xml:space="preserve">        3.8.8 Deployment</w:t>
+      </w:r>
     </w:p>
     <w:p>
       <w:r>
@@ -1052,13 +4535,8 @@
     </w:p>
     <w:p>
       <w:r>
-        <w:t xml:space="preserve">    4.3 </w:t>
-      </w:r>
-      <w:proofErr w:type="spellStart"/>
-      <w:r>
-        <w:t>Deployment</w:t>
-      </w:r>
-      <w:proofErr w:type="spellEnd"/>
+        <w:t xml:space="preserve">    4.3 Deployment</w:t>
+      </w:r>
     </w:p>
     <w:p>
       <w:r>
@@ -1087,62 +4565,62 @@
     </w:p>
     <w:p>
       <w:r>
+        <w:t xml:space="preserve">    5.3 Kritische Reflexion</w:t>
+      </w:r>
+    </w:p>
+    <w:p>
+      <w:r>
+        <w:t xml:space="preserve">    5.4 Limitationen</w:t>
+      </w:r>
+    </w:p>
+    <w:p>
+      <w:r>
+        <w:t xml:space="preserve">    5.5 Produktiver Spitalbetrieb</w:t>
+      </w:r>
+    </w:p>
+    <w:p>
+      <w:r>
+        <w:t xml:space="preserve">    5.6 Ausblick</w:t>
+      </w:r>
+    </w:p>
+    <w:p>
+      <w:r>
+        <w:t xml:space="preserve">    5.7 Fazit</w:t>
+      </w:r>
+    </w:p>
+    <w:p>
+      <w:r>
+        <w:t>6 Verzeichnisse</w:t>
+      </w:r>
+    </w:p>
+    <w:p>
+      <w:r>
+        <w:t xml:space="preserve">    6.1 Literaturverzeichnis</w:t>
+      </w:r>
+    </w:p>
+    <w:p>
+      <w:r>
+        <w:t xml:space="preserve">    6.2 Abbildungsverzeichnis</w:t>
+      </w:r>
+    </w:p>
+    <w:p>
+      <w:r>
+        <w:t xml:space="preserve">    6.3 Tabellenverzeichnis</w:t>
+      </w:r>
+    </w:p>
+    <w:p>
+      <w:r>
+        <w:t xml:space="preserve">    6.4 Abkürzungsverzeichnis</w:t>
+      </w:r>
+    </w:p>
+    <w:p>
+      <w:r>
+        <w:t>7 Anhang</w:t>
+      </w:r>
+    </w:p>
+    <w:p>
+      <w:r>
         <w:lastRenderedPageBreak/>
-        <w:t xml:space="preserve">    5.3 Kritische Reflexion</w:t>
-      </w:r>
-    </w:p>
-    <w:p>
-      <w:r>
-        <w:t xml:space="preserve">    5.4 Limitationen</w:t>
-      </w:r>
-    </w:p>
-    <w:p>
-      <w:r>
-        <w:t xml:space="preserve">    5.5 Produktiver Spitalbetrieb</w:t>
-      </w:r>
-    </w:p>
-    <w:p>
-      <w:r>
-        <w:t xml:space="preserve">    5.6 Ausblick</w:t>
-      </w:r>
-    </w:p>
-    <w:p>
-      <w:r>
-        <w:t xml:space="preserve">    5.7 Fazit</w:t>
-      </w:r>
-    </w:p>
-    <w:p>
-      <w:r>
-        <w:t>6 Verzeichnisse</w:t>
-      </w:r>
-    </w:p>
-    <w:p>
-      <w:r>
-        <w:t xml:space="preserve">    6.1 Literaturverzeichnis</w:t>
-      </w:r>
-    </w:p>
-    <w:p>
-      <w:r>
-        <w:t xml:space="preserve">    6.2 Abbildungsverzeichnis</w:t>
-      </w:r>
-    </w:p>
-    <w:p>
-      <w:r>
-        <w:t xml:space="preserve">    6.3 Tabellenverzeichnis</w:t>
-      </w:r>
-    </w:p>
-    <w:p>
-      <w:r>
-        <w:t xml:space="preserve">    6.4 Abkürzungsverzeichnis</w:t>
-      </w:r>
-    </w:p>
-    <w:p>
-      <w:r>
-        <w:t>7 Anhang</w:t>
-      </w:r>
-    </w:p>
-    <w:p>
-      <w:r>
         <w:t xml:space="preserve">    7.1 Offizielle Aufgabenstellung</w:t>
       </w:r>
     </w:p>
@@ -1168,15 +4646,7 @@
     </w:p>
     <w:p>
       <w:r>
-        <w:t xml:space="preserve">    7.6 </w:t>
-      </w:r>
-      <w:proofErr w:type="spellStart"/>
-      <w:r>
-        <w:t>Deployment</w:t>
-      </w:r>
-      <w:proofErr w:type="spellEnd"/>
-      <w:r>
-        <w:t>-Anleitung</w:t>
+        <w:t xml:space="preserve">    7.6 Deployment-Anleitung</w:t>
       </w:r>
     </w:p>
     <w:sectPr>
@@ -1279,7 +4749,7 @@
         <w:sz w:val="20"/>
         <w:szCs w:val="22"/>
       </w:rPr>
-      <w:t>13.09.2026</w:t>
+      <w:t>11.10.2026</w:t>
     </w:r>
     <w:r>
       <w:rPr>
@@ -1481,6 +4951,345 @@
     </w:lvl>
   </w:abstractNum>
   <w:abstractNum w:abstractNumId="1" w15:restartNumberingAfterBreak="0">
+    <w:nsid w:val="034E72B6"/>
+    <w:multiLevelType w:val="hybridMultilevel"/>
+    <w:tmpl w:val="EC10CBA2"/>
+    <w:lvl w:ilvl="0" w:tplc="08070001">
+      <w:start w:val="1"/>
+      <w:numFmt w:val="bullet"/>
+      <w:lvlText w:val=""/>
+      <w:lvlJc w:val="left"/>
+      <w:pPr>
+        <w:ind w:left="720" w:hanging="360"/>
+      </w:pPr>
+      <w:rPr>
+        <w:rFonts w:ascii="Symbol" w:hAnsi="Symbol" w:hint="default"/>
+      </w:rPr>
+    </w:lvl>
+    <w:lvl w:ilvl="1" w:tplc="FFFFFFFF" w:tentative="1">
+      <w:start w:val="1"/>
+      <w:numFmt w:val="bullet"/>
+      <w:lvlText w:val="o"/>
+      <w:lvlJc w:val="left"/>
+      <w:pPr>
+        <w:ind w:left="1440" w:hanging="360"/>
+      </w:pPr>
+      <w:rPr>
+        <w:rFonts w:ascii="Courier New" w:hAnsi="Courier New" w:cs="Courier New" w:hint="default"/>
+      </w:rPr>
+    </w:lvl>
+    <w:lvl w:ilvl="2" w:tplc="FFFFFFFF" w:tentative="1">
+      <w:start w:val="1"/>
+      <w:numFmt w:val="bullet"/>
+      <w:lvlText w:val=""/>
+      <w:lvlJc w:val="left"/>
+      <w:pPr>
+        <w:ind w:left="2160" w:hanging="360"/>
+      </w:pPr>
+      <w:rPr>
+        <w:rFonts w:ascii="Wingdings" w:hAnsi="Wingdings" w:hint="default"/>
+      </w:rPr>
+    </w:lvl>
+    <w:lvl w:ilvl="3" w:tplc="FFFFFFFF" w:tentative="1">
+      <w:start w:val="1"/>
+      <w:numFmt w:val="bullet"/>
+      <w:lvlText w:val=""/>
+      <w:lvlJc w:val="left"/>
+      <w:pPr>
+        <w:ind w:left="2880" w:hanging="360"/>
+      </w:pPr>
+      <w:rPr>
+        <w:rFonts w:ascii="Symbol" w:hAnsi="Symbol" w:hint="default"/>
+      </w:rPr>
+    </w:lvl>
+    <w:lvl w:ilvl="4" w:tplc="FFFFFFFF" w:tentative="1">
+      <w:start w:val="1"/>
+      <w:numFmt w:val="bullet"/>
+      <w:lvlText w:val="o"/>
+      <w:lvlJc w:val="left"/>
+      <w:pPr>
+        <w:ind w:left="3600" w:hanging="360"/>
+      </w:pPr>
+      <w:rPr>
+        <w:rFonts w:ascii="Courier New" w:hAnsi="Courier New" w:cs="Courier New" w:hint="default"/>
+      </w:rPr>
+    </w:lvl>
+    <w:lvl w:ilvl="5" w:tplc="FFFFFFFF" w:tentative="1">
+      <w:start w:val="1"/>
+      <w:numFmt w:val="bullet"/>
+      <w:lvlText w:val=""/>
+      <w:lvlJc w:val="left"/>
+      <w:pPr>
+        <w:ind w:left="4320" w:hanging="360"/>
+      </w:pPr>
+      <w:rPr>
+        <w:rFonts w:ascii="Wingdings" w:hAnsi="Wingdings" w:hint="default"/>
+      </w:rPr>
+    </w:lvl>
+    <w:lvl w:ilvl="6" w:tplc="FFFFFFFF" w:tentative="1">
+      <w:start w:val="1"/>
+      <w:numFmt w:val="bullet"/>
+      <w:lvlText w:val=""/>
+      <w:lvlJc w:val="left"/>
+      <w:pPr>
+        <w:ind w:left="5040" w:hanging="360"/>
+      </w:pPr>
+      <w:rPr>
+        <w:rFonts w:ascii="Symbol" w:hAnsi="Symbol" w:hint="default"/>
+      </w:rPr>
+    </w:lvl>
+    <w:lvl w:ilvl="7" w:tplc="FFFFFFFF" w:tentative="1">
+      <w:start w:val="1"/>
+      <w:numFmt w:val="bullet"/>
+      <w:lvlText w:val="o"/>
+      <w:lvlJc w:val="left"/>
+      <w:pPr>
+        <w:ind w:left="5760" w:hanging="360"/>
+      </w:pPr>
+      <w:rPr>
+        <w:rFonts w:ascii="Courier New" w:hAnsi="Courier New" w:cs="Courier New" w:hint="default"/>
+      </w:rPr>
+    </w:lvl>
+    <w:lvl w:ilvl="8" w:tplc="FFFFFFFF" w:tentative="1">
+      <w:start w:val="1"/>
+      <w:numFmt w:val="bullet"/>
+      <w:lvlText w:val=""/>
+      <w:lvlJc w:val="left"/>
+      <w:pPr>
+        <w:ind w:left="6480" w:hanging="360"/>
+      </w:pPr>
+      <w:rPr>
+        <w:rFonts w:ascii="Wingdings" w:hAnsi="Wingdings" w:hint="default"/>
+      </w:rPr>
+    </w:lvl>
+  </w:abstractNum>
+  <w:abstractNum w:abstractNumId="2" w15:restartNumberingAfterBreak="0">
+    <w:nsid w:val="037B3FED"/>
+    <w:multiLevelType w:val="hybridMultilevel"/>
+    <w:tmpl w:val="52B08872"/>
+    <w:lvl w:ilvl="0" w:tplc="0807000B">
+      <w:start w:val="1"/>
+      <w:numFmt w:val="bullet"/>
+      <w:lvlText w:val=""/>
+      <w:lvlJc w:val="left"/>
+      <w:pPr>
+        <w:ind w:left="720" w:hanging="360"/>
+      </w:pPr>
+      <w:rPr>
+        <w:rFonts w:ascii="Wingdings" w:hAnsi="Wingdings" w:hint="default"/>
+      </w:rPr>
+    </w:lvl>
+    <w:lvl w:ilvl="1" w:tplc="08070003" w:tentative="1">
+      <w:start w:val="1"/>
+      <w:numFmt w:val="bullet"/>
+      <w:lvlText w:val="o"/>
+      <w:lvlJc w:val="left"/>
+      <w:pPr>
+        <w:ind w:left="1440" w:hanging="360"/>
+      </w:pPr>
+      <w:rPr>
+        <w:rFonts w:ascii="Courier New" w:hAnsi="Courier New" w:cs="Courier New" w:hint="default"/>
+      </w:rPr>
+    </w:lvl>
+    <w:lvl w:ilvl="2" w:tplc="08070005" w:tentative="1">
+      <w:start w:val="1"/>
+      <w:numFmt w:val="bullet"/>
+      <w:lvlText w:val=""/>
+      <w:lvlJc w:val="left"/>
+      <w:pPr>
+        <w:ind w:left="2160" w:hanging="360"/>
+      </w:pPr>
+      <w:rPr>
+        <w:rFonts w:ascii="Wingdings" w:hAnsi="Wingdings" w:hint="default"/>
+      </w:rPr>
+    </w:lvl>
+    <w:lvl w:ilvl="3" w:tplc="08070001" w:tentative="1">
+      <w:start w:val="1"/>
+      <w:numFmt w:val="bullet"/>
+      <w:lvlText w:val=""/>
+      <w:lvlJc w:val="left"/>
+      <w:pPr>
+        <w:ind w:left="2880" w:hanging="360"/>
+      </w:pPr>
+      <w:rPr>
+        <w:rFonts w:ascii="Symbol" w:hAnsi="Symbol" w:hint="default"/>
+      </w:rPr>
+    </w:lvl>
+    <w:lvl w:ilvl="4" w:tplc="08070003" w:tentative="1">
+      <w:start w:val="1"/>
+      <w:numFmt w:val="bullet"/>
+      <w:lvlText w:val="o"/>
+      <w:lvlJc w:val="left"/>
+      <w:pPr>
+        <w:ind w:left="3600" w:hanging="360"/>
+      </w:pPr>
+      <w:rPr>
+        <w:rFonts w:ascii="Courier New" w:hAnsi="Courier New" w:cs="Courier New" w:hint="default"/>
+      </w:rPr>
+    </w:lvl>
+    <w:lvl w:ilvl="5" w:tplc="08070005" w:tentative="1">
+      <w:start w:val="1"/>
+      <w:numFmt w:val="bullet"/>
+      <w:lvlText w:val=""/>
+      <w:lvlJc w:val="left"/>
+      <w:pPr>
+        <w:ind w:left="4320" w:hanging="360"/>
+      </w:pPr>
+      <w:rPr>
+        <w:rFonts w:ascii="Wingdings" w:hAnsi="Wingdings" w:hint="default"/>
+      </w:rPr>
+    </w:lvl>
+    <w:lvl w:ilvl="6" w:tplc="08070001" w:tentative="1">
+      <w:start w:val="1"/>
+      <w:numFmt w:val="bullet"/>
+      <w:lvlText w:val=""/>
+      <w:lvlJc w:val="left"/>
+      <w:pPr>
+        <w:ind w:left="5040" w:hanging="360"/>
+      </w:pPr>
+      <w:rPr>
+        <w:rFonts w:ascii="Symbol" w:hAnsi="Symbol" w:hint="default"/>
+      </w:rPr>
+    </w:lvl>
+    <w:lvl w:ilvl="7" w:tplc="08070003" w:tentative="1">
+      <w:start w:val="1"/>
+      <w:numFmt w:val="bullet"/>
+      <w:lvlText w:val="o"/>
+      <w:lvlJc w:val="left"/>
+      <w:pPr>
+        <w:ind w:left="5760" w:hanging="360"/>
+      </w:pPr>
+      <w:rPr>
+        <w:rFonts w:ascii="Courier New" w:hAnsi="Courier New" w:cs="Courier New" w:hint="default"/>
+      </w:rPr>
+    </w:lvl>
+    <w:lvl w:ilvl="8" w:tplc="08070005" w:tentative="1">
+      <w:start w:val="1"/>
+      <w:numFmt w:val="bullet"/>
+      <w:lvlText w:val=""/>
+      <w:lvlJc w:val="left"/>
+      <w:pPr>
+        <w:ind w:left="6480" w:hanging="360"/>
+      </w:pPr>
+      <w:rPr>
+        <w:rFonts w:ascii="Wingdings" w:hAnsi="Wingdings" w:hint="default"/>
+      </w:rPr>
+    </w:lvl>
+  </w:abstractNum>
+  <w:abstractNum w:abstractNumId="3" w15:restartNumberingAfterBreak="0">
+    <w:nsid w:val="04624523"/>
+    <w:multiLevelType w:val="hybridMultilevel"/>
+    <w:tmpl w:val="B4AE18C4"/>
+    <w:lvl w:ilvl="0" w:tplc="0807000B">
+      <w:start w:val="1"/>
+      <w:numFmt w:val="bullet"/>
+      <w:lvlText w:val=""/>
+      <w:lvlJc w:val="left"/>
+      <w:pPr>
+        <w:ind w:left="720" w:hanging="360"/>
+      </w:pPr>
+      <w:rPr>
+        <w:rFonts w:ascii="Wingdings" w:hAnsi="Wingdings" w:hint="default"/>
+      </w:rPr>
+    </w:lvl>
+    <w:lvl w:ilvl="1" w:tplc="FFFFFFFF" w:tentative="1">
+      <w:start w:val="1"/>
+      <w:numFmt w:val="bullet"/>
+      <w:lvlText w:val="o"/>
+      <w:lvlJc w:val="left"/>
+      <w:pPr>
+        <w:ind w:left="1440" w:hanging="360"/>
+      </w:pPr>
+      <w:rPr>
+        <w:rFonts w:ascii="Courier New" w:hAnsi="Courier New" w:cs="Courier New" w:hint="default"/>
+      </w:rPr>
+    </w:lvl>
+    <w:lvl w:ilvl="2" w:tplc="FFFFFFFF" w:tentative="1">
+      <w:start w:val="1"/>
+      <w:numFmt w:val="bullet"/>
+      <w:lvlText w:val=""/>
+      <w:lvlJc w:val="left"/>
+      <w:pPr>
+        <w:ind w:left="2160" w:hanging="360"/>
+      </w:pPr>
+      <w:rPr>
+        <w:rFonts w:ascii="Wingdings" w:hAnsi="Wingdings" w:hint="default"/>
+      </w:rPr>
+    </w:lvl>
+    <w:lvl w:ilvl="3" w:tplc="FFFFFFFF" w:tentative="1">
+      <w:start w:val="1"/>
+      <w:numFmt w:val="bullet"/>
+      <w:lvlText w:val=""/>
+      <w:lvlJc w:val="left"/>
+      <w:pPr>
+        <w:ind w:left="2880" w:hanging="360"/>
+      </w:pPr>
+      <w:rPr>
+        <w:rFonts w:ascii="Symbol" w:hAnsi="Symbol" w:hint="default"/>
+      </w:rPr>
+    </w:lvl>
+    <w:lvl w:ilvl="4" w:tplc="FFFFFFFF" w:tentative="1">
+      <w:start w:val="1"/>
+      <w:numFmt w:val="bullet"/>
+      <w:lvlText w:val="o"/>
+      <w:lvlJc w:val="left"/>
+      <w:pPr>
+        <w:ind w:left="3600" w:hanging="360"/>
+      </w:pPr>
+      <w:rPr>
+        <w:rFonts w:ascii="Courier New" w:hAnsi="Courier New" w:cs="Courier New" w:hint="default"/>
+      </w:rPr>
+    </w:lvl>
+    <w:lvl w:ilvl="5" w:tplc="FFFFFFFF" w:tentative="1">
+      <w:start w:val="1"/>
+      <w:numFmt w:val="bullet"/>
+      <w:lvlText w:val=""/>
+      <w:lvlJc w:val="left"/>
+      <w:pPr>
+        <w:ind w:left="4320" w:hanging="360"/>
+      </w:pPr>
+      <w:rPr>
+        <w:rFonts w:ascii="Wingdings" w:hAnsi="Wingdings" w:hint="default"/>
+      </w:rPr>
+    </w:lvl>
+    <w:lvl w:ilvl="6" w:tplc="FFFFFFFF" w:tentative="1">
+      <w:start w:val="1"/>
+      <w:numFmt w:val="bullet"/>
+      <w:lvlText w:val=""/>
+      <w:lvlJc w:val="left"/>
+      <w:pPr>
+        <w:ind w:left="5040" w:hanging="360"/>
+      </w:pPr>
+      <w:rPr>
+        <w:rFonts w:ascii="Symbol" w:hAnsi="Symbol" w:hint="default"/>
+      </w:rPr>
+    </w:lvl>
+    <w:lvl w:ilvl="7" w:tplc="FFFFFFFF" w:tentative="1">
+      <w:start w:val="1"/>
+      <w:numFmt w:val="bullet"/>
+      <w:lvlText w:val="o"/>
+      <w:lvlJc w:val="left"/>
+      <w:pPr>
+        <w:ind w:left="5760" w:hanging="360"/>
+      </w:pPr>
+      <w:rPr>
+        <w:rFonts w:ascii="Courier New" w:hAnsi="Courier New" w:cs="Courier New" w:hint="default"/>
+      </w:rPr>
+    </w:lvl>
+    <w:lvl w:ilvl="8" w:tplc="FFFFFFFF" w:tentative="1">
+      <w:start w:val="1"/>
+      <w:numFmt w:val="bullet"/>
+      <w:lvlText w:val=""/>
+      <w:lvlJc w:val="left"/>
+      <w:pPr>
+        <w:ind w:left="6480" w:hanging="360"/>
+      </w:pPr>
+      <w:rPr>
+        <w:rFonts w:ascii="Wingdings" w:hAnsi="Wingdings" w:hint="default"/>
+      </w:rPr>
+    </w:lvl>
+  </w:abstractNum>
+  <w:abstractNum w:abstractNumId="4" w15:restartNumberingAfterBreak="0">
     <w:nsid w:val="0905379E"/>
     <w:multiLevelType w:val="hybridMultilevel"/>
     <w:tmpl w:val="F36AB9EE"/>
@@ -1569,7 +5378,7 @@
       </w:pPr>
     </w:lvl>
   </w:abstractNum>
-  <w:abstractNum w:abstractNumId="2" w15:restartNumberingAfterBreak="0">
+  <w:abstractNum w:abstractNumId="5" w15:restartNumberingAfterBreak="0">
     <w:nsid w:val="12C9548F"/>
     <w:multiLevelType w:val="hybridMultilevel"/>
     <w:tmpl w:val="28C09E3A"/>
@@ -1681,7 +5490,382 @@
       </w:rPr>
     </w:lvl>
   </w:abstractNum>
-  <w:abstractNum w:abstractNumId="3" w15:restartNumberingAfterBreak="0">
+  <w:abstractNum w:abstractNumId="6" w15:restartNumberingAfterBreak="0">
+    <w:nsid w:val="16CF350D"/>
+    <w:multiLevelType w:val="hybridMultilevel"/>
+    <w:tmpl w:val="FC3AC76C"/>
+    <w:lvl w:ilvl="0" w:tplc="0807000B">
+      <w:start w:val="1"/>
+      <w:numFmt w:val="bullet"/>
+      <w:lvlText w:val=""/>
+      <w:lvlJc w:val="left"/>
+      <w:pPr>
+        <w:ind w:left="720" w:hanging="360"/>
+      </w:pPr>
+      <w:rPr>
+        <w:rFonts w:ascii="Wingdings" w:hAnsi="Wingdings" w:hint="default"/>
+      </w:rPr>
+    </w:lvl>
+    <w:lvl w:ilvl="1" w:tplc="08070003" w:tentative="1">
+      <w:start w:val="1"/>
+      <w:numFmt w:val="bullet"/>
+      <w:lvlText w:val="o"/>
+      <w:lvlJc w:val="left"/>
+      <w:pPr>
+        <w:ind w:left="1440" w:hanging="360"/>
+      </w:pPr>
+      <w:rPr>
+        <w:rFonts w:ascii="Courier New" w:hAnsi="Courier New" w:cs="Courier New" w:hint="default"/>
+      </w:rPr>
+    </w:lvl>
+    <w:lvl w:ilvl="2" w:tplc="08070005" w:tentative="1">
+      <w:start w:val="1"/>
+      <w:numFmt w:val="bullet"/>
+      <w:lvlText w:val=""/>
+      <w:lvlJc w:val="left"/>
+      <w:pPr>
+        <w:ind w:left="2160" w:hanging="360"/>
+      </w:pPr>
+      <w:rPr>
+        <w:rFonts w:ascii="Wingdings" w:hAnsi="Wingdings" w:hint="default"/>
+      </w:rPr>
+    </w:lvl>
+    <w:lvl w:ilvl="3" w:tplc="08070001" w:tentative="1">
+      <w:start w:val="1"/>
+      <w:numFmt w:val="bullet"/>
+      <w:lvlText w:val=""/>
+      <w:lvlJc w:val="left"/>
+      <w:pPr>
+        <w:ind w:left="2880" w:hanging="360"/>
+      </w:pPr>
+      <w:rPr>
+        <w:rFonts w:ascii="Symbol" w:hAnsi="Symbol" w:hint="default"/>
+      </w:rPr>
+    </w:lvl>
+    <w:lvl w:ilvl="4" w:tplc="08070003" w:tentative="1">
+      <w:start w:val="1"/>
+      <w:numFmt w:val="bullet"/>
+      <w:lvlText w:val="o"/>
+      <w:lvlJc w:val="left"/>
+      <w:pPr>
+        <w:ind w:left="3600" w:hanging="360"/>
+      </w:pPr>
+      <w:rPr>
+        <w:rFonts w:ascii="Courier New" w:hAnsi="Courier New" w:cs="Courier New" w:hint="default"/>
+      </w:rPr>
+    </w:lvl>
+    <w:lvl w:ilvl="5" w:tplc="08070005" w:tentative="1">
+      <w:start w:val="1"/>
+      <w:numFmt w:val="bullet"/>
+      <w:lvlText w:val=""/>
+      <w:lvlJc w:val="left"/>
+      <w:pPr>
+        <w:ind w:left="4320" w:hanging="360"/>
+      </w:pPr>
+      <w:rPr>
+        <w:rFonts w:ascii="Wingdings" w:hAnsi="Wingdings" w:hint="default"/>
+      </w:rPr>
+    </w:lvl>
+    <w:lvl w:ilvl="6" w:tplc="08070001" w:tentative="1">
+      <w:start w:val="1"/>
+      <w:numFmt w:val="bullet"/>
+      <w:lvlText w:val=""/>
+      <w:lvlJc w:val="left"/>
+      <w:pPr>
+        <w:ind w:left="5040" w:hanging="360"/>
+      </w:pPr>
+      <w:rPr>
+        <w:rFonts w:ascii="Symbol" w:hAnsi="Symbol" w:hint="default"/>
+      </w:rPr>
+    </w:lvl>
+    <w:lvl w:ilvl="7" w:tplc="08070003" w:tentative="1">
+      <w:start w:val="1"/>
+      <w:numFmt w:val="bullet"/>
+      <w:lvlText w:val="o"/>
+      <w:lvlJc w:val="left"/>
+      <w:pPr>
+        <w:ind w:left="5760" w:hanging="360"/>
+      </w:pPr>
+      <w:rPr>
+        <w:rFonts w:ascii="Courier New" w:hAnsi="Courier New" w:cs="Courier New" w:hint="default"/>
+      </w:rPr>
+    </w:lvl>
+    <w:lvl w:ilvl="8" w:tplc="08070005" w:tentative="1">
+      <w:start w:val="1"/>
+      <w:numFmt w:val="bullet"/>
+      <w:lvlText w:val=""/>
+      <w:lvlJc w:val="left"/>
+      <w:pPr>
+        <w:ind w:left="6480" w:hanging="360"/>
+      </w:pPr>
+      <w:rPr>
+        <w:rFonts w:ascii="Wingdings" w:hAnsi="Wingdings" w:hint="default"/>
+      </w:rPr>
+    </w:lvl>
+  </w:abstractNum>
+  <w:abstractNum w:abstractNumId="7" w15:restartNumberingAfterBreak="0">
+    <w:nsid w:val="25085C71"/>
+    <w:multiLevelType w:val="hybridMultilevel"/>
+    <w:tmpl w:val="4CA82F7E"/>
+    <w:lvl w:ilvl="0" w:tplc="08070001">
+      <w:start w:val="1"/>
+      <w:numFmt w:val="bullet"/>
+      <w:lvlText w:val=""/>
+      <w:lvlJc w:val="left"/>
+      <w:pPr>
+        <w:ind w:left="720" w:hanging="360"/>
+      </w:pPr>
+      <w:rPr>
+        <w:rFonts w:ascii="Symbol" w:hAnsi="Symbol" w:hint="default"/>
+      </w:rPr>
+    </w:lvl>
+    <w:lvl w:ilvl="1" w:tplc="08070003" w:tentative="1">
+      <w:start w:val="1"/>
+      <w:numFmt w:val="bullet"/>
+      <w:lvlText w:val="o"/>
+      <w:lvlJc w:val="left"/>
+      <w:pPr>
+        <w:ind w:left="1440" w:hanging="360"/>
+      </w:pPr>
+      <w:rPr>
+        <w:rFonts w:ascii="Courier New" w:hAnsi="Courier New" w:cs="Courier New" w:hint="default"/>
+      </w:rPr>
+    </w:lvl>
+    <w:lvl w:ilvl="2" w:tplc="08070005" w:tentative="1">
+      <w:start w:val="1"/>
+      <w:numFmt w:val="bullet"/>
+      <w:lvlText w:val=""/>
+      <w:lvlJc w:val="left"/>
+      <w:pPr>
+        <w:ind w:left="2160" w:hanging="360"/>
+      </w:pPr>
+      <w:rPr>
+        <w:rFonts w:ascii="Wingdings" w:hAnsi="Wingdings" w:hint="default"/>
+      </w:rPr>
+    </w:lvl>
+    <w:lvl w:ilvl="3" w:tplc="08070001" w:tentative="1">
+      <w:start w:val="1"/>
+      <w:numFmt w:val="bullet"/>
+      <w:lvlText w:val=""/>
+      <w:lvlJc w:val="left"/>
+      <w:pPr>
+        <w:ind w:left="2880" w:hanging="360"/>
+      </w:pPr>
+      <w:rPr>
+        <w:rFonts w:ascii="Symbol" w:hAnsi="Symbol" w:hint="default"/>
+      </w:rPr>
+    </w:lvl>
+    <w:lvl w:ilvl="4" w:tplc="08070003" w:tentative="1">
+      <w:start w:val="1"/>
+      <w:numFmt w:val="bullet"/>
+      <w:lvlText w:val="o"/>
+      <w:lvlJc w:val="left"/>
+      <w:pPr>
+        <w:ind w:left="3600" w:hanging="360"/>
+      </w:pPr>
+      <w:rPr>
+        <w:rFonts w:ascii="Courier New" w:hAnsi="Courier New" w:cs="Courier New" w:hint="default"/>
+      </w:rPr>
+    </w:lvl>
+    <w:lvl w:ilvl="5" w:tplc="08070005" w:tentative="1">
+      <w:start w:val="1"/>
+      <w:numFmt w:val="bullet"/>
+      <w:lvlText w:val=""/>
+      <w:lvlJc w:val="left"/>
+      <w:pPr>
+        <w:ind w:left="4320" w:hanging="360"/>
+      </w:pPr>
+      <w:rPr>
+        <w:rFonts w:ascii="Wingdings" w:hAnsi="Wingdings" w:hint="default"/>
+      </w:rPr>
+    </w:lvl>
+    <w:lvl w:ilvl="6" w:tplc="08070001" w:tentative="1">
+      <w:start w:val="1"/>
+      <w:numFmt w:val="bullet"/>
+      <w:lvlText w:val=""/>
+      <w:lvlJc w:val="left"/>
+      <w:pPr>
+        <w:ind w:left="5040" w:hanging="360"/>
+      </w:pPr>
+      <w:rPr>
+        <w:rFonts w:ascii="Symbol" w:hAnsi="Symbol" w:hint="default"/>
+      </w:rPr>
+    </w:lvl>
+    <w:lvl w:ilvl="7" w:tplc="08070003" w:tentative="1">
+      <w:start w:val="1"/>
+      <w:numFmt w:val="bullet"/>
+      <w:lvlText w:val="o"/>
+      <w:lvlJc w:val="left"/>
+      <w:pPr>
+        <w:ind w:left="5760" w:hanging="360"/>
+      </w:pPr>
+      <w:rPr>
+        <w:rFonts w:ascii="Courier New" w:hAnsi="Courier New" w:cs="Courier New" w:hint="default"/>
+      </w:rPr>
+    </w:lvl>
+    <w:lvl w:ilvl="8" w:tplc="08070005" w:tentative="1">
+      <w:start w:val="1"/>
+      <w:numFmt w:val="bullet"/>
+      <w:lvlText w:val=""/>
+      <w:lvlJc w:val="left"/>
+      <w:pPr>
+        <w:ind w:left="6480" w:hanging="360"/>
+      </w:pPr>
+      <w:rPr>
+        <w:rFonts w:ascii="Wingdings" w:hAnsi="Wingdings" w:hint="default"/>
+      </w:rPr>
+    </w:lvl>
+  </w:abstractNum>
+  <w:abstractNum w:abstractNumId="8" w15:restartNumberingAfterBreak="0">
+    <w:nsid w:val="37EA42CC"/>
+    <w:multiLevelType w:val="multilevel"/>
+    <w:tmpl w:val="95FC7750"/>
+    <w:lvl w:ilvl="0">
+      <w:start w:val="1"/>
+      <w:numFmt w:val="bullet"/>
+      <w:lvlText w:val=""/>
+      <w:lvlJc w:val="left"/>
+      <w:pPr>
+        <w:tabs>
+          <w:tab w:val="num" w:pos="360"/>
+        </w:tabs>
+        <w:ind w:left="360" w:hanging="360"/>
+      </w:pPr>
+      <w:rPr>
+        <w:rFonts w:ascii="Symbol" w:hAnsi="Symbol" w:hint="default"/>
+        <w:sz w:val="20"/>
+      </w:rPr>
+    </w:lvl>
+    <w:lvl w:ilvl="1" w:tentative="1">
+      <w:start w:val="1"/>
+      <w:numFmt w:val="bullet"/>
+      <w:lvlText w:val="o"/>
+      <w:lvlJc w:val="left"/>
+      <w:pPr>
+        <w:tabs>
+          <w:tab w:val="num" w:pos="1080"/>
+        </w:tabs>
+        <w:ind w:left="1080" w:hanging="360"/>
+      </w:pPr>
+      <w:rPr>
+        <w:rFonts w:ascii="Courier New" w:hAnsi="Courier New" w:hint="default"/>
+        <w:sz w:val="20"/>
+      </w:rPr>
+    </w:lvl>
+    <w:lvl w:ilvl="2" w:tentative="1">
+      <w:start w:val="1"/>
+      <w:numFmt w:val="bullet"/>
+      <w:lvlText w:val=""/>
+      <w:lvlJc w:val="left"/>
+      <w:pPr>
+        <w:tabs>
+          <w:tab w:val="num" w:pos="1800"/>
+        </w:tabs>
+        <w:ind w:left="1800" w:hanging="360"/>
+      </w:pPr>
+      <w:rPr>
+        <w:rFonts w:ascii="Wingdings" w:hAnsi="Wingdings" w:hint="default"/>
+        <w:sz w:val="20"/>
+      </w:rPr>
+    </w:lvl>
+    <w:lvl w:ilvl="3" w:tentative="1">
+      <w:start w:val="1"/>
+      <w:numFmt w:val="bullet"/>
+      <w:lvlText w:val=""/>
+      <w:lvlJc w:val="left"/>
+      <w:pPr>
+        <w:tabs>
+          <w:tab w:val="num" w:pos="2520"/>
+        </w:tabs>
+        <w:ind w:left="2520" w:hanging="360"/>
+      </w:pPr>
+      <w:rPr>
+        <w:rFonts w:ascii="Wingdings" w:hAnsi="Wingdings" w:hint="default"/>
+        <w:sz w:val="20"/>
+      </w:rPr>
+    </w:lvl>
+    <w:lvl w:ilvl="4" w:tentative="1">
+      <w:start w:val="1"/>
+      <w:numFmt w:val="bullet"/>
+      <w:lvlText w:val=""/>
+      <w:lvlJc w:val="left"/>
+      <w:pPr>
+        <w:tabs>
+          <w:tab w:val="num" w:pos="3240"/>
+        </w:tabs>
+        <w:ind w:left="3240" w:hanging="360"/>
+      </w:pPr>
+      <w:rPr>
+        <w:rFonts w:ascii="Wingdings" w:hAnsi="Wingdings" w:hint="default"/>
+        <w:sz w:val="20"/>
+      </w:rPr>
+    </w:lvl>
+    <w:lvl w:ilvl="5" w:tentative="1">
+      <w:start w:val="1"/>
+      <w:numFmt w:val="bullet"/>
+      <w:lvlText w:val=""/>
+      <w:lvlJc w:val="left"/>
+      <w:pPr>
+        <w:tabs>
+          <w:tab w:val="num" w:pos="3960"/>
+        </w:tabs>
+        <w:ind w:left="3960" w:hanging="360"/>
+      </w:pPr>
+      <w:rPr>
+        <w:rFonts w:ascii="Wingdings" w:hAnsi="Wingdings" w:hint="default"/>
+        <w:sz w:val="20"/>
+      </w:rPr>
+    </w:lvl>
+    <w:lvl w:ilvl="6" w:tentative="1">
+      <w:start w:val="1"/>
+      <w:numFmt w:val="bullet"/>
+      <w:lvlText w:val=""/>
+      <w:lvlJc w:val="left"/>
+      <w:pPr>
+        <w:tabs>
+          <w:tab w:val="num" w:pos="4680"/>
+        </w:tabs>
+        <w:ind w:left="4680" w:hanging="360"/>
+      </w:pPr>
+      <w:rPr>
+        <w:rFonts w:ascii="Wingdings" w:hAnsi="Wingdings" w:hint="default"/>
+        <w:sz w:val="20"/>
+      </w:rPr>
+    </w:lvl>
+    <w:lvl w:ilvl="7" w:tentative="1">
+      <w:start w:val="1"/>
+      <w:numFmt w:val="bullet"/>
+      <w:lvlText w:val=""/>
+      <w:lvlJc w:val="left"/>
+      <w:pPr>
+        <w:tabs>
+          <w:tab w:val="num" w:pos="5400"/>
+        </w:tabs>
+        <w:ind w:left="5400" w:hanging="360"/>
+      </w:pPr>
+      <w:rPr>
+        <w:rFonts w:ascii="Wingdings" w:hAnsi="Wingdings" w:hint="default"/>
+        <w:sz w:val="20"/>
+      </w:rPr>
+    </w:lvl>
+    <w:lvl w:ilvl="8" w:tentative="1">
+      <w:start w:val="1"/>
+      <w:numFmt w:val="bullet"/>
+      <w:lvlText w:val=""/>
+      <w:lvlJc w:val="left"/>
+      <w:pPr>
+        <w:tabs>
+          <w:tab w:val="num" w:pos="6120"/>
+        </w:tabs>
+        <w:ind w:left="6120" w:hanging="360"/>
+      </w:pPr>
+      <w:rPr>
+        <w:rFonts w:ascii="Wingdings" w:hAnsi="Wingdings" w:hint="default"/>
+        <w:sz w:val="20"/>
+      </w:rPr>
+    </w:lvl>
+  </w:abstractNum>
+  <w:abstractNum w:abstractNumId="9" w15:restartNumberingAfterBreak="0">
     <w:nsid w:val="4D630CCE"/>
     <w:multiLevelType w:val="hybridMultilevel"/>
     <w:tmpl w:val="C77A1814"/>
@@ -1790,6 +5974,530 @@
       </w:pPr>
       <w:rPr>
         <w:rFonts w:ascii="Wingdings" w:hAnsi="Wingdings" w:hint="default"/>
+      </w:rPr>
+    </w:lvl>
+  </w:abstractNum>
+  <w:abstractNum w:abstractNumId="10" w15:restartNumberingAfterBreak="0">
+    <w:nsid w:val="4DC12100"/>
+    <w:multiLevelType w:val="multilevel"/>
+    <w:tmpl w:val="6F849B70"/>
+    <w:lvl w:ilvl="0">
+      <w:start w:val="1"/>
+      <w:numFmt w:val="decimal"/>
+      <w:lvlText w:val="%1"/>
+      <w:lvlJc w:val="left"/>
+      <w:pPr>
+        <w:ind w:left="375" w:hanging="375"/>
+      </w:pPr>
+      <w:rPr>
+        <w:rFonts w:hint="default"/>
+      </w:rPr>
+    </w:lvl>
+    <w:lvl w:ilvl="1">
+      <w:start w:val="1"/>
+      <w:numFmt w:val="decimal"/>
+      <w:lvlText w:val="%1.%2"/>
+      <w:lvlJc w:val="left"/>
+      <w:pPr>
+        <w:ind w:left="615" w:hanging="375"/>
+      </w:pPr>
+      <w:rPr>
+        <w:rFonts w:hint="default"/>
+      </w:rPr>
+    </w:lvl>
+    <w:lvl w:ilvl="2">
+      <w:start w:val="1"/>
+      <w:numFmt w:val="decimal"/>
+      <w:lvlText w:val="%1.%2.%3"/>
+      <w:lvlJc w:val="left"/>
+      <w:pPr>
+        <w:ind w:left="1200" w:hanging="720"/>
+      </w:pPr>
+      <w:rPr>
+        <w:rFonts w:hint="default"/>
+      </w:rPr>
+    </w:lvl>
+    <w:lvl w:ilvl="3">
+      <w:start w:val="1"/>
+      <w:numFmt w:val="decimal"/>
+      <w:lvlText w:val="%1.%2.%3.%4"/>
+      <w:lvlJc w:val="left"/>
+      <w:pPr>
+        <w:ind w:left="1440" w:hanging="720"/>
+      </w:pPr>
+      <w:rPr>
+        <w:rFonts w:hint="default"/>
+      </w:rPr>
+    </w:lvl>
+    <w:lvl w:ilvl="4">
+      <w:start w:val="1"/>
+      <w:numFmt w:val="decimal"/>
+      <w:lvlText w:val="%1.%2.%3.%4.%5"/>
+      <w:lvlJc w:val="left"/>
+      <w:pPr>
+        <w:ind w:left="2040" w:hanging="1080"/>
+      </w:pPr>
+      <w:rPr>
+        <w:rFonts w:hint="default"/>
+      </w:rPr>
+    </w:lvl>
+    <w:lvl w:ilvl="5">
+      <w:start w:val="1"/>
+      <w:numFmt w:val="decimal"/>
+      <w:lvlText w:val="%1.%2.%3.%4.%5.%6"/>
+      <w:lvlJc w:val="left"/>
+      <w:pPr>
+        <w:ind w:left="2280" w:hanging="1080"/>
+      </w:pPr>
+      <w:rPr>
+        <w:rFonts w:hint="default"/>
+      </w:rPr>
+    </w:lvl>
+    <w:lvl w:ilvl="6">
+      <w:start w:val="1"/>
+      <w:numFmt w:val="decimal"/>
+      <w:lvlText w:val="%1.%2.%3.%4.%5.%6.%7"/>
+      <w:lvlJc w:val="left"/>
+      <w:pPr>
+        <w:ind w:left="2880" w:hanging="1440"/>
+      </w:pPr>
+      <w:rPr>
+        <w:rFonts w:hint="default"/>
+      </w:rPr>
+    </w:lvl>
+    <w:lvl w:ilvl="7">
+      <w:start w:val="1"/>
+      <w:numFmt w:val="decimal"/>
+      <w:lvlText w:val="%1.%2.%3.%4.%5.%6.%7.%8"/>
+      <w:lvlJc w:val="left"/>
+      <w:pPr>
+        <w:ind w:left="3120" w:hanging="1440"/>
+      </w:pPr>
+      <w:rPr>
+        <w:rFonts w:hint="default"/>
+      </w:rPr>
+    </w:lvl>
+    <w:lvl w:ilvl="8">
+      <w:start w:val="1"/>
+      <w:numFmt w:val="decimal"/>
+      <w:lvlText w:val="%1.%2.%3.%4.%5.%6.%7.%8.%9"/>
+      <w:lvlJc w:val="left"/>
+      <w:pPr>
+        <w:ind w:left="3720" w:hanging="1800"/>
+      </w:pPr>
+      <w:rPr>
+        <w:rFonts w:hint="default"/>
+      </w:rPr>
+    </w:lvl>
+  </w:abstractNum>
+  <w:abstractNum w:abstractNumId="11" w15:restartNumberingAfterBreak="0">
+    <w:nsid w:val="65081DC9"/>
+    <w:multiLevelType w:val="hybridMultilevel"/>
+    <w:tmpl w:val="D70A1C86"/>
+    <w:lvl w:ilvl="0" w:tplc="08070001">
+      <w:start w:val="1"/>
+      <w:numFmt w:val="bullet"/>
+      <w:lvlText w:val=""/>
+      <w:lvlJc w:val="left"/>
+      <w:pPr>
+        <w:ind w:left="720" w:hanging="360"/>
+      </w:pPr>
+      <w:rPr>
+        <w:rFonts w:ascii="Symbol" w:hAnsi="Symbol" w:hint="default"/>
+      </w:rPr>
+    </w:lvl>
+    <w:lvl w:ilvl="1" w:tplc="08070003" w:tentative="1">
+      <w:start w:val="1"/>
+      <w:numFmt w:val="bullet"/>
+      <w:lvlText w:val="o"/>
+      <w:lvlJc w:val="left"/>
+      <w:pPr>
+        <w:ind w:left="1440" w:hanging="360"/>
+      </w:pPr>
+      <w:rPr>
+        <w:rFonts w:ascii="Courier New" w:hAnsi="Courier New" w:cs="Courier New" w:hint="default"/>
+      </w:rPr>
+    </w:lvl>
+    <w:lvl w:ilvl="2" w:tplc="08070005" w:tentative="1">
+      <w:start w:val="1"/>
+      <w:numFmt w:val="bullet"/>
+      <w:lvlText w:val=""/>
+      <w:lvlJc w:val="left"/>
+      <w:pPr>
+        <w:ind w:left="2160" w:hanging="360"/>
+      </w:pPr>
+      <w:rPr>
+        <w:rFonts w:ascii="Wingdings" w:hAnsi="Wingdings" w:hint="default"/>
+      </w:rPr>
+    </w:lvl>
+    <w:lvl w:ilvl="3" w:tplc="08070001" w:tentative="1">
+      <w:start w:val="1"/>
+      <w:numFmt w:val="bullet"/>
+      <w:lvlText w:val=""/>
+      <w:lvlJc w:val="left"/>
+      <w:pPr>
+        <w:ind w:left="2880" w:hanging="360"/>
+      </w:pPr>
+      <w:rPr>
+        <w:rFonts w:ascii="Symbol" w:hAnsi="Symbol" w:hint="default"/>
+      </w:rPr>
+    </w:lvl>
+    <w:lvl w:ilvl="4" w:tplc="08070003" w:tentative="1">
+      <w:start w:val="1"/>
+      <w:numFmt w:val="bullet"/>
+      <w:lvlText w:val="o"/>
+      <w:lvlJc w:val="left"/>
+      <w:pPr>
+        <w:ind w:left="3600" w:hanging="360"/>
+      </w:pPr>
+      <w:rPr>
+        <w:rFonts w:ascii="Courier New" w:hAnsi="Courier New" w:cs="Courier New" w:hint="default"/>
+      </w:rPr>
+    </w:lvl>
+    <w:lvl w:ilvl="5" w:tplc="08070005" w:tentative="1">
+      <w:start w:val="1"/>
+      <w:numFmt w:val="bullet"/>
+      <w:lvlText w:val=""/>
+      <w:lvlJc w:val="left"/>
+      <w:pPr>
+        <w:ind w:left="4320" w:hanging="360"/>
+      </w:pPr>
+      <w:rPr>
+        <w:rFonts w:ascii="Wingdings" w:hAnsi="Wingdings" w:hint="default"/>
+      </w:rPr>
+    </w:lvl>
+    <w:lvl w:ilvl="6" w:tplc="08070001" w:tentative="1">
+      <w:start w:val="1"/>
+      <w:numFmt w:val="bullet"/>
+      <w:lvlText w:val=""/>
+      <w:lvlJc w:val="left"/>
+      <w:pPr>
+        <w:ind w:left="5040" w:hanging="360"/>
+      </w:pPr>
+      <w:rPr>
+        <w:rFonts w:ascii="Symbol" w:hAnsi="Symbol" w:hint="default"/>
+      </w:rPr>
+    </w:lvl>
+    <w:lvl w:ilvl="7" w:tplc="08070003" w:tentative="1">
+      <w:start w:val="1"/>
+      <w:numFmt w:val="bullet"/>
+      <w:lvlText w:val="o"/>
+      <w:lvlJc w:val="left"/>
+      <w:pPr>
+        <w:ind w:left="5760" w:hanging="360"/>
+      </w:pPr>
+      <w:rPr>
+        <w:rFonts w:ascii="Courier New" w:hAnsi="Courier New" w:cs="Courier New" w:hint="default"/>
+      </w:rPr>
+    </w:lvl>
+    <w:lvl w:ilvl="8" w:tplc="08070005" w:tentative="1">
+      <w:start w:val="1"/>
+      <w:numFmt w:val="bullet"/>
+      <w:lvlText w:val=""/>
+      <w:lvlJc w:val="left"/>
+      <w:pPr>
+        <w:ind w:left="6480" w:hanging="360"/>
+      </w:pPr>
+      <w:rPr>
+        <w:rFonts w:ascii="Wingdings" w:hAnsi="Wingdings" w:hint="default"/>
+      </w:rPr>
+    </w:lvl>
+  </w:abstractNum>
+  <w:abstractNum w:abstractNumId="12" w15:restartNumberingAfterBreak="0">
+    <w:nsid w:val="68FC69AA"/>
+    <w:multiLevelType w:val="multilevel"/>
+    <w:tmpl w:val="C178D4C8"/>
+    <w:lvl w:ilvl="0">
+      <w:start w:val="1"/>
+      <w:numFmt w:val="bullet"/>
+      <w:lvlText w:val=""/>
+      <w:lvlJc w:val="left"/>
+      <w:pPr>
+        <w:tabs>
+          <w:tab w:val="num" w:pos="360"/>
+        </w:tabs>
+        <w:ind w:left="360" w:hanging="360"/>
+      </w:pPr>
+      <w:rPr>
+        <w:rFonts w:ascii="Symbol" w:hAnsi="Symbol" w:hint="default"/>
+        <w:sz w:val="20"/>
+      </w:rPr>
+    </w:lvl>
+    <w:lvl w:ilvl="1" w:tentative="1">
+      <w:start w:val="1"/>
+      <w:numFmt w:val="bullet"/>
+      <w:lvlText w:val="o"/>
+      <w:lvlJc w:val="left"/>
+      <w:pPr>
+        <w:tabs>
+          <w:tab w:val="num" w:pos="1080"/>
+        </w:tabs>
+        <w:ind w:left="1080" w:hanging="360"/>
+      </w:pPr>
+      <w:rPr>
+        <w:rFonts w:ascii="Courier New" w:hAnsi="Courier New" w:hint="default"/>
+        <w:sz w:val="20"/>
+      </w:rPr>
+    </w:lvl>
+    <w:lvl w:ilvl="2" w:tentative="1">
+      <w:start w:val="1"/>
+      <w:numFmt w:val="bullet"/>
+      <w:lvlText w:val=""/>
+      <w:lvlJc w:val="left"/>
+      <w:pPr>
+        <w:tabs>
+          <w:tab w:val="num" w:pos="1800"/>
+        </w:tabs>
+        <w:ind w:left="1800" w:hanging="360"/>
+      </w:pPr>
+      <w:rPr>
+        <w:rFonts w:ascii="Wingdings" w:hAnsi="Wingdings" w:hint="default"/>
+        <w:sz w:val="20"/>
+      </w:rPr>
+    </w:lvl>
+    <w:lvl w:ilvl="3" w:tentative="1">
+      <w:start w:val="1"/>
+      <w:numFmt w:val="bullet"/>
+      <w:lvlText w:val=""/>
+      <w:lvlJc w:val="left"/>
+      <w:pPr>
+        <w:tabs>
+          <w:tab w:val="num" w:pos="2520"/>
+        </w:tabs>
+        <w:ind w:left="2520" w:hanging="360"/>
+      </w:pPr>
+      <w:rPr>
+        <w:rFonts w:ascii="Wingdings" w:hAnsi="Wingdings" w:hint="default"/>
+        <w:sz w:val="20"/>
+      </w:rPr>
+    </w:lvl>
+    <w:lvl w:ilvl="4" w:tentative="1">
+      <w:start w:val="1"/>
+      <w:numFmt w:val="bullet"/>
+      <w:lvlText w:val=""/>
+      <w:lvlJc w:val="left"/>
+      <w:pPr>
+        <w:tabs>
+          <w:tab w:val="num" w:pos="3240"/>
+        </w:tabs>
+        <w:ind w:left="3240" w:hanging="360"/>
+      </w:pPr>
+      <w:rPr>
+        <w:rFonts w:ascii="Wingdings" w:hAnsi="Wingdings" w:hint="default"/>
+        <w:sz w:val="20"/>
+      </w:rPr>
+    </w:lvl>
+    <w:lvl w:ilvl="5" w:tentative="1">
+      <w:start w:val="1"/>
+      <w:numFmt w:val="bullet"/>
+      <w:lvlText w:val=""/>
+      <w:lvlJc w:val="left"/>
+      <w:pPr>
+        <w:tabs>
+          <w:tab w:val="num" w:pos="3960"/>
+        </w:tabs>
+        <w:ind w:left="3960" w:hanging="360"/>
+      </w:pPr>
+      <w:rPr>
+        <w:rFonts w:ascii="Wingdings" w:hAnsi="Wingdings" w:hint="default"/>
+        <w:sz w:val="20"/>
+      </w:rPr>
+    </w:lvl>
+    <w:lvl w:ilvl="6" w:tentative="1">
+      <w:start w:val="1"/>
+      <w:numFmt w:val="bullet"/>
+      <w:lvlText w:val=""/>
+      <w:lvlJc w:val="left"/>
+      <w:pPr>
+        <w:tabs>
+          <w:tab w:val="num" w:pos="4680"/>
+        </w:tabs>
+        <w:ind w:left="4680" w:hanging="360"/>
+      </w:pPr>
+      <w:rPr>
+        <w:rFonts w:ascii="Wingdings" w:hAnsi="Wingdings" w:hint="default"/>
+        <w:sz w:val="20"/>
+      </w:rPr>
+    </w:lvl>
+    <w:lvl w:ilvl="7" w:tentative="1">
+      <w:start w:val="1"/>
+      <w:numFmt w:val="bullet"/>
+      <w:lvlText w:val=""/>
+      <w:lvlJc w:val="left"/>
+      <w:pPr>
+        <w:tabs>
+          <w:tab w:val="num" w:pos="5400"/>
+        </w:tabs>
+        <w:ind w:left="5400" w:hanging="360"/>
+      </w:pPr>
+      <w:rPr>
+        <w:rFonts w:ascii="Wingdings" w:hAnsi="Wingdings" w:hint="default"/>
+        <w:sz w:val="20"/>
+      </w:rPr>
+    </w:lvl>
+    <w:lvl w:ilvl="8" w:tentative="1">
+      <w:start w:val="1"/>
+      <w:numFmt w:val="bullet"/>
+      <w:lvlText w:val=""/>
+      <w:lvlJc w:val="left"/>
+      <w:pPr>
+        <w:tabs>
+          <w:tab w:val="num" w:pos="6120"/>
+        </w:tabs>
+        <w:ind w:left="6120" w:hanging="360"/>
+      </w:pPr>
+      <w:rPr>
+        <w:rFonts w:ascii="Wingdings" w:hAnsi="Wingdings" w:hint="default"/>
+        <w:sz w:val="20"/>
+      </w:rPr>
+    </w:lvl>
+  </w:abstractNum>
+  <w:abstractNum w:abstractNumId="13" w15:restartNumberingAfterBreak="0">
+    <w:nsid w:val="7ABD011E"/>
+    <w:multiLevelType w:val="multilevel"/>
+    <w:tmpl w:val="36048490"/>
+    <w:lvl w:ilvl="0">
+      <w:start w:val="1"/>
+      <w:numFmt w:val="bullet"/>
+      <w:lvlText w:val=""/>
+      <w:lvlJc w:val="left"/>
+      <w:pPr>
+        <w:tabs>
+          <w:tab w:val="num" w:pos="720"/>
+        </w:tabs>
+        <w:ind w:left="720" w:hanging="360"/>
+      </w:pPr>
+      <w:rPr>
+        <w:rFonts w:ascii="Symbol" w:hAnsi="Symbol" w:hint="default"/>
+        <w:sz w:val="20"/>
+      </w:rPr>
+    </w:lvl>
+    <w:lvl w:ilvl="1" w:tentative="1">
+      <w:start w:val="1"/>
+      <w:numFmt w:val="bullet"/>
+      <w:lvlText w:val="o"/>
+      <w:lvlJc w:val="left"/>
+      <w:pPr>
+        <w:tabs>
+          <w:tab w:val="num" w:pos="1440"/>
+        </w:tabs>
+        <w:ind w:left="1440" w:hanging="360"/>
+      </w:pPr>
+      <w:rPr>
+        <w:rFonts w:ascii="Courier New" w:hAnsi="Courier New" w:hint="default"/>
+        <w:sz w:val="20"/>
+      </w:rPr>
+    </w:lvl>
+    <w:lvl w:ilvl="2" w:tentative="1">
+      <w:start w:val="1"/>
+      <w:numFmt w:val="bullet"/>
+      <w:lvlText w:val=""/>
+      <w:lvlJc w:val="left"/>
+      <w:pPr>
+        <w:tabs>
+          <w:tab w:val="num" w:pos="2160"/>
+        </w:tabs>
+        <w:ind w:left="2160" w:hanging="360"/>
+      </w:pPr>
+      <w:rPr>
+        <w:rFonts w:ascii="Wingdings" w:hAnsi="Wingdings" w:hint="default"/>
+        <w:sz w:val="20"/>
+      </w:rPr>
+    </w:lvl>
+    <w:lvl w:ilvl="3" w:tentative="1">
+      <w:start w:val="1"/>
+      <w:numFmt w:val="bullet"/>
+      <w:lvlText w:val=""/>
+      <w:lvlJc w:val="left"/>
+      <w:pPr>
+        <w:tabs>
+          <w:tab w:val="num" w:pos="2880"/>
+        </w:tabs>
+        <w:ind w:left="2880" w:hanging="360"/>
+      </w:pPr>
+      <w:rPr>
+        <w:rFonts w:ascii="Wingdings" w:hAnsi="Wingdings" w:hint="default"/>
+        <w:sz w:val="20"/>
+      </w:rPr>
+    </w:lvl>
+    <w:lvl w:ilvl="4" w:tentative="1">
+      <w:start w:val="1"/>
+      <w:numFmt w:val="bullet"/>
+      <w:lvlText w:val=""/>
+      <w:lvlJc w:val="left"/>
+      <w:pPr>
+        <w:tabs>
+          <w:tab w:val="num" w:pos="3600"/>
+        </w:tabs>
+        <w:ind w:left="3600" w:hanging="360"/>
+      </w:pPr>
+      <w:rPr>
+        <w:rFonts w:ascii="Wingdings" w:hAnsi="Wingdings" w:hint="default"/>
+        <w:sz w:val="20"/>
+      </w:rPr>
+    </w:lvl>
+    <w:lvl w:ilvl="5" w:tentative="1">
+      <w:start w:val="1"/>
+      <w:numFmt w:val="bullet"/>
+      <w:lvlText w:val=""/>
+      <w:lvlJc w:val="left"/>
+      <w:pPr>
+        <w:tabs>
+          <w:tab w:val="num" w:pos="4320"/>
+        </w:tabs>
+        <w:ind w:left="4320" w:hanging="360"/>
+      </w:pPr>
+      <w:rPr>
+        <w:rFonts w:ascii="Wingdings" w:hAnsi="Wingdings" w:hint="default"/>
+        <w:sz w:val="20"/>
+      </w:rPr>
+    </w:lvl>
+    <w:lvl w:ilvl="6" w:tentative="1">
+      <w:start w:val="1"/>
+      <w:numFmt w:val="bullet"/>
+      <w:lvlText w:val=""/>
+      <w:lvlJc w:val="left"/>
+      <w:pPr>
+        <w:tabs>
+          <w:tab w:val="num" w:pos="5040"/>
+        </w:tabs>
+        <w:ind w:left="5040" w:hanging="360"/>
+      </w:pPr>
+      <w:rPr>
+        <w:rFonts w:ascii="Wingdings" w:hAnsi="Wingdings" w:hint="default"/>
+        <w:sz w:val="20"/>
+      </w:rPr>
+    </w:lvl>
+    <w:lvl w:ilvl="7" w:tentative="1">
+      <w:start w:val="1"/>
+      <w:numFmt w:val="bullet"/>
+      <w:lvlText w:val=""/>
+      <w:lvlJc w:val="left"/>
+      <w:pPr>
+        <w:tabs>
+          <w:tab w:val="num" w:pos="5760"/>
+        </w:tabs>
+        <w:ind w:left="5760" w:hanging="360"/>
+      </w:pPr>
+      <w:rPr>
+        <w:rFonts w:ascii="Wingdings" w:hAnsi="Wingdings" w:hint="default"/>
+        <w:sz w:val="20"/>
+      </w:rPr>
+    </w:lvl>
+    <w:lvl w:ilvl="8" w:tentative="1">
+      <w:start w:val="1"/>
+      <w:numFmt w:val="bullet"/>
+      <w:lvlText w:val=""/>
+      <w:lvlJc w:val="left"/>
+      <w:pPr>
+        <w:tabs>
+          <w:tab w:val="num" w:pos="6480"/>
+        </w:tabs>
+        <w:ind w:left="6480" w:hanging="360"/>
+      </w:pPr>
+      <w:rPr>
+        <w:rFonts w:ascii="Wingdings" w:hAnsi="Wingdings" w:hint="default"/>
+        <w:sz w:val="20"/>
       </w:rPr>
     </w:lvl>
   </w:abstractNum>
@@ -1797,12 +6505,42 @@
     <w:abstractNumId w:val="0"/>
   </w:num>
   <w:num w:numId="2" w16cid:durableId="7997733">
+    <w:abstractNumId w:val="5"/>
+  </w:num>
+  <w:num w:numId="3" w16cid:durableId="157886707">
+    <w:abstractNumId w:val="9"/>
+  </w:num>
+  <w:num w:numId="4" w16cid:durableId="1137182393">
+    <w:abstractNumId w:val="4"/>
+  </w:num>
+  <w:num w:numId="5" w16cid:durableId="1399396213">
+    <w:abstractNumId w:val="10"/>
+  </w:num>
+  <w:num w:numId="6" w16cid:durableId="49959006">
+    <w:abstractNumId w:val="13"/>
+  </w:num>
+  <w:num w:numId="7" w16cid:durableId="1359702871">
+    <w:abstractNumId w:val="7"/>
+  </w:num>
+  <w:num w:numId="8" w16cid:durableId="1630891327">
+    <w:abstractNumId w:val="8"/>
+  </w:num>
+  <w:num w:numId="9" w16cid:durableId="1330524689">
+    <w:abstractNumId w:val="11"/>
+  </w:num>
+  <w:num w:numId="10" w16cid:durableId="931668890">
     <w:abstractNumId w:val="2"/>
   </w:num>
-  <w:num w:numId="3" w16cid:durableId="157886707">
+  <w:num w:numId="11" w16cid:durableId="2141535214">
     <w:abstractNumId w:val="3"/>
   </w:num>
-  <w:num w:numId="4" w16cid:durableId="1137182393">
+  <w:num w:numId="12" w16cid:durableId="1183973384">
+    <w:abstractNumId w:val="12"/>
+  </w:num>
+  <w:num w:numId="13" w16cid:durableId="1767848376">
+    <w:abstractNumId w:val="6"/>
+  </w:num>
+  <w:num w:numId="14" w16cid:durableId="266083462">
     <w:abstractNumId w:val="1"/>
   </w:num>
 </w:numbering>
@@ -3166,6 +7904,684 @@
       </w:rPr>
     </w:tblStylePr>
   </w:style>
+  <w:style w:type="table" w:styleId="Gitternetztabelle4Akzent1">
+    <w:name w:val="Grid Table 4 Accent 1"/>
+    <w:basedOn w:val="NormaleTabelle"/>
+    <w:uiPriority w:val="49"/>
+    <w:rsid w:val="00B01500"/>
+    <w:pPr>
+      <w:spacing w:after="0" w:line="240" w:lineRule="auto"/>
+    </w:pPr>
+    <w:tblPr>
+      <w:tblStyleRowBandSize w:val="1"/>
+      <w:tblStyleColBandSize w:val="1"/>
+      <w:tblBorders>
+        <w:top w:val="single" w:sz="4" w:space="0" w:color="45B0E1" w:themeColor="accent1" w:themeTint="99"/>
+        <w:left w:val="single" w:sz="4" w:space="0" w:color="45B0E1" w:themeColor="accent1" w:themeTint="99"/>
+        <w:bottom w:val="single" w:sz="4" w:space="0" w:color="45B0E1" w:themeColor="accent1" w:themeTint="99"/>
+        <w:right w:val="single" w:sz="4" w:space="0" w:color="45B0E1" w:themeColor="accent1" w:themeTint="99"/>
+        <w:insideH w:val="single" w:sz="4" w:space="0" w:color="45B0E1" w:themeColor="accent1" w:themeTint="99"/>
+        <w:insideV w:val="single" w:sz="4" w:space="0" w:color="45B0E1" w:themeColor="accent1" w:themeTint="99"/>
+      </w:tblBorders>
+    </w:tblPr>
+    <w:tblStylePr w:type="firstRow">
+      <w:rPr>
+        <w:b/>
+        <w:bCs/>
+        <w:color w:val="FFFFFF" w:themeColor="background1"/>
+      </w:rPr>
+      <w:tblPr/>
+      <w:tcPr>
+        <w:tcBorders>
+          <w:top w:val="single" w:sz="4" w:space="0" w:color="156082" w:themeColor="accent1"/>
+          <w:left w:val="single" w:sz="4" w:space="0" w:color="156082" w:themeColor="accent1"/>
+          <w:bottom w:val="single" w:sz="4" w:space="0" w:color="156082" w:themeColor="accent1"/>
+          <w:right w:val="single" w:sz="4" w:space="0" w:color="156082" w:themeColor="accent1"/>
+          <w:insideH w:val="nil"/>
+          <w:insideV w:val="nil"/>
+        </w:tcBorders>
+        <w:shd w:val="clear" w:color="auto" w:fill="156082" w:themeFill="accent1"/>
+      </w:tcPr>
+    </w:tblStylePr>
+    <w:tblStylePr w:type="lastRow">
+      <w:rPr>
+        <w:b/>
+        <w:bCs/>
+      </w:rPr>
+      <w:tblPr/>
+      <w:tcPr>
+        <w:tcBorders>
+          <w:top w:val="double" w:sz="4" w:space="0" w:color="156082" w:themeColor="accent1"/>
+        </w:tcBorders>
+      </w:tcPr>
+    </w:tblStylePr>
+    <w:tblStylePr w:type="firstCol">
+      <w:rPr>
+        <w:b/>
+        <w:bCs/>
+      </w:rPr>
+    </w:tblStylePr>
+    <w:tblStylePr w:type="lastCol">
+      <w:rPr>
+        <w:b/>
+        <w:bCs/>
+      </w:rPr>
+    </w:tblStylePr>
+    <w:tblStylePr w:type="band1Vert">
+      <w:tblPr/>
+      <w:tcPr>
+        <w:shd w:val="clear" w:color="auto" w:fill="C1E4F5" w:themeFill="accent1" w:themeFillTint="33"/>
+      </w:tcPr>
+    </w:tblStylePr>
+    <w:tblStylePr w:type="band1Horz">
+      <w:tblPr/>
+      <w:tcPr>
+        <w:shd w:val="clear" w:color="auto" w:fill="C1E4F5" w:themeFill="accent1" w:themeFillTint="33"/>
+      </w:tcPr>
+    </w:tblStylePr>
+  </w:style>
+  <w:style w:type="paragraph" w:styleId="Verzeichnis4">
+    <w:name w:val="toc 4"/>
+    <w:basedOn w:val="Standard"/>
+    <w:next w:val="Standard"/>
+    <w:autoRedefine/>
+    <w:uiPriority w:val="39"/>
+    <w:unhideWhenUsed/>
+    <w:rsid w:val="003102F7"/>
+    <w:pPr>
+      <w:tabs>
+        <w:tab w:val="clear" w:pos="851"/>
+      </w:tabs>
+      <w:spacing w:after="100"/>
+      <w:ind w:left="660"/>
+    </w:pPr>
+  </w:style>
+  <w:style w:type="table" w:styleId="Gitternetztabelle1hellAkzent1">
+    <w:name w:val="Grid Table 1 Light Accent 1"/>
+    <w:basedOn w:val="NormaleTabelle"/>
+    <w:uiPriority w:val="46"/>
+    <w:rsid w:val="00FD2589"/>
+    <w:pPr>
+      <w:spacing w:after="0" w:line="240" w:lineRule="auto"/>
+    </w:pPr>
+    <w:tblPr>
+      <w:tblStyleRowBandSize w:val="1"/>
+      <w:tblStyleColBandSize w:val="1"/>
+      <w:tblBorders>
+        <w:top w:val="single" w:sz="4" w:space="0" w:color="83CAEB" w:themeColor="accent1" w:themeTint="66"/>
+        <w:left w:val="single" w:sz="4" w:space="0" w:color="83CAEB" w:themeColor="accent1" w:themeTint="66"/>
+        <w:bottom w:val="single" w:sz="4" w:space="0" w:color="83CAEB" w:themeColor="accent1" w:themeTint="66"/>
+        <w:right w:val="single" w:sz="4" w:space="0" w:color="83CAEB" w:themeColor="accent1" w:themeTint="66"/>
+        <w:insideH w:val="single" w:sz="4" w:space="0" w:color="83CAEB" w:themeColor="accent1" w:themeTint="66"/>
+        <w:insideV w:val="single" w:sz="4" w:space="0" w:color="83CAEB" w:themeColor="accent1" w:themeTint="66"/>
+      </w:tblBorders>
+    </w:tblPr>
+    <w:tblStylePr w:type="firstRow">
+      <w:rPr>
+        <w:b/>
+        <w:bCs/>
+      </w:rPr>
+      <w:tblPr/>
+      <w:tcPr>
+        <w:tcBorders>
+          <w:bottom w:val="single" w:sz="12" w:space="0" w:color="45B0E1" w:themeColor="accent1" w:themeTint="99"/>
+        </w:tcBorders>
+      </w:tcPr>
+    </w:tblStylePr>
+    <w:tblStylePr w:type="lastRow">
+      <w:rPr>
+        <w:b/>
+        <w:bCs/>
+      </w:rPr>
+      <w:tblPr/>
+      <w:tcPr>
+        <w:tcBorders>
+          <w:top w:val="double" w:sz="2" w:space="0" w:color="45B0E1" w:themeColor="accent1" w:themeTint="99"/>
+        </w:tcBorders>
+      </w:tcPr>
+    </w:tblStylePr>
+    <w:tblStylePr w:type="firstCol">
+      <w:rPr>
+        <w:b/>
+        <w:bCs/>
+      </w:rPr>
+    </w:tblStylePr>
+    <w:tblStylePr w:type="lastCol">
+      <w:rPr>
+        <w:b/>
+        <w:bCs/>
+      </w:rPr>
+    </w:tblStylePr>
+  </w:style>
+  <w:style w:type="table" w:styleId="Listentabelle7farbig">
+    <w:name w:val="List Table 7 Colorful"/>
+    <w:basedOn w:val="NormaleTabelle"/>
+    <w:uiPriority w:val="52"/>
+    <w:rsid w:val="00FD2589"/>
+    <w:pPr>
+      <w:spacing w:after="0" w:line="240" w:lineRule="auto"/>
+    </w:pPr>
+    <w:rPr>
+      <w:color w:val="000000" w:themeColor="text1"/>
+    </w:rPr>
+    <w:tblPr>
+      <w:tblStyleRowBandSize w:val="1"/>
+      <w:tblStyleColBandSize w:val="1"/>
+    </w:tblPr>
+    <w:tblStylePr w:type="firstRow">
+      <w:rPr>
+        <w:rFonts w:asciiTheme="majorHAnsi" w:eastAsiaTheme="majorEastAsia" w:hAnsiTheme="majorHAnsi" w:cstheme="majorBidi"/>
+        <w:i/>
+        <w:iCs/>
+        <w:sz w:val="26"/>
+      </w:rPr>
+      <w:tblPr/>
+      <w:tcPr>
+        <w:tcBorders>
+          <w:bottom w:val="single" w:sz="4" w:space="0" w:color="000000" w:themeColor="text1"/>
+        </w:tcBorders>
+        <w:shd w:val="clear" w:color="auto" w:fill="FFFFFF" w:themeFill="background1"/>
+      </w:tcPr>
+    </w:tblStylePr>
+    <w:tblStylePr w:type="lastRow">
+      <w:rPr>
+        <w:rFonts w:asciiTheme="majorHAnsi" w:eastAsiaTheme="majorEastAsia" w:hAnsiTheme="majorHAnsi" w:cstheme="majorBidi"/>
+        <w:i/>
+        <w:iCs/>
+        <w:sz w:val="26"/>
+      </w:rPr>
+      <w:tblPr/>
+      <w:tcPr>
+        <w:tcBorders>
+          <w:top w:val="single" w:sz="4" w:space="0" w:color="000000" w:themeColor="text1"/>
+        </w:tcBorders>
+        <w:shd w:val="clear" w:color="auto" w:fill="FFFFFF" w:themeFill="background1"/>
+      </w:tcPr>
+    </w:tblStylePr>
+    <w:tblStylePr w:type="firstCol">
+      <w:pPr>
+        <w:jc w:val="right"/>
+      </w:pPr>
+      <w:rPr>
+        <w:rFonts w:asciiTheme="majorHAnsi" w:eastAsiaTheme="majorEastAsia" w:hAnsiTheme="majorHAnsi" w:cstheme="majorBidi"/>
+        <w:i/>
+        <w:iCs/>
+        <w:sz w:val="26"/>
+      </w:rPr>
+      <w:tblPr/>
+      <w:tcPr>
+        <w:tcBorders>
+          <w:right w:val="single" w:sz="4" w:space="0" w:color="000000" w:themeColor="text1"/>
+        </w:tcBorders>
+        <w:shd w:val="clear" w:color="auto" w:fill="FFFFFF" w:themeFill="background1"/>
+      </w:tcPr>
+    </w:tblStylePr>
+    <w:tblStylePr w:type="lastCol">
+      <w:rPr>
+        <w:rFonts w:asciiTheme="majorHAnsi" w:eastAsiaTheme="majorEastAsia" w:hAnsiTheme="majorHAnsi" w:cstheme="majorBidi"/>
+        <w:i/>
+        <w:iCs/>
+        <w:sz w:val="26"/>
+      </w:rPr>
+      <w:tblPr/>
+      <w:tcPr>
+        <w:tcBorders>
+          <w:left w:val="single" w:sz="4" w:space="0" w:color="000000" w:themeColor="text1"/>
+        </w:tcBorders>
+        <w:shd w:val="clear" w:color="auto" w:fill="FFFFFF" w:themeFill="background1"/>
+      </w:tcPr>
+    </w:tblStylePr>
+    <w:tblStylePr w:type="band1Vert">
+      <w:tblPr/>
+      <w:tcPr>
+        <w:shd w:val="clear" w:color="auto" w:fill="CCCCCC" w:themeFill="text1" w:themeFillTint="33"/>
+      </w:tcPr>
+    </w:tblStylePr>
+    <w:tblStylePr w:type="band1Horz">
+      <w:tblPr/>
+      <w:tcPr>
+        <w:shd w:val="clear" w:color="auto" w:fill="CCCCCC" w:themeFill="text1" w:themeFillTint="33"/>
+      </w:tcPr>
+    </w:tblStylePr>
+    <w:tblStylePr w:type="neCell">
+      <w:tblPr/>
+      <w:tcPr>
+        <w:tcBorders>
+          <w:left w:val="nil"/>
+        </w:tcBorders>
+      </w:tcPr>
+    </w:tblStylePr>
+    <w:tblStylePr w:type="nwCell">
+      <w:tblPr/>
+      <w:tcPr>
+        <w:tcBorders>
+          <w:right w:val="nil"/>
+        </w:tcBorders>
+      </w:tcPr>
+    </w:tblStylePr>
+    <w:tblStylePr w:type="seCell">
+      <w:tblPr/>
+      <w:tcPr>
+        <w:tcBorders>
+          <w:left w:val="nil"/>
+        </w:tcBorders>
+      </w:tcPr>
+    </w:tblStylePr>
+    <w:tblStylePr w:type="swCell">
+      <w:tblPr/>
+      <w:tcPr>
+        <w:tcBorders>
+          <w:right w:val="nil"/>
+        </w:tcBorders>
+      </w:tcPr>
+    </w:tblStylePr>
+  </w:style>
+  <w:style w:type="table" w:styleId="Gitternetztabelle7farbig">
+    <w:name w:val="Grid Table 7 Colorful"/>
+    <w:basedOn w:val="NormaleTabelle"/>
+    <w:uiPriority w:val="52"/>
+    <w:rsid w:val="00BD69B2"/>
+    <w:pPr>
+      <w:spacing w:after="0" w:line="240" w:lineRule="auto"/>
+    </w:pPr>
+    <w:rPr>
+      <w:color w:val="000000" w:themeColor="text1"/>
+    </w:rPr>
+    <w:tblPr>
+      <w:tblStyleRowBandSize w:val="1"/>
+      <w:tblStyleColBandSize w:val="1"/>
+      <w:tblBorders>
+        <w:top w:val="single" w:sz="4" w:space="0" w:color="666666" w:themeColor="text1" w:themeTint="99"/>
+        <w:left w:val="single" w:sz="4" w:space="0" w:color="666666" w:themeColor="text1" w:themeTint="99"/>
+        <w:bottom w:val="single" w:sz="4" w:space="0" w:color="666666" w:themeColor="text1" w:themeTint="99"/>
+        <w:right w:val="single" w:sz="4" w:space="0" w:color="666666" w:themeColor="text1" w:themeTint="99"/>
+        <w:insideH w:val="single" w:sz="4" w:space="0" w:color="666666" w:themeColor="text1" w:themeTint="99"/>
+        <w:insideV w:val="single" w:sz="4" w:space="0" w:color="666666" w:themeColor="text1" w:themeTint="99"/>
+      </w:tblBorders>
+    </w:tblPr>
+    <w:tblStylePr w:type="firstRow">
+      <w:rPr>
+        <w:b/>
+        <w:bCs/>
+      </w:rPr>
+      <w:tblPr/>
+      <w:tcPr>
+        <w:tcBorders>
+          <w:top w:val="nil"/>
+          <w:left w:val="nil"/>
+          <w:right w:val="nil"/>
+          <w:insideH w:val="nil"/>
+          <w:insideV w:val="nil"/>
+        </w:tcBorders>
+        <w:shd w:val="clear" w:color="auto" w:fill="FFFFFF" w:themeFill="background1"/>
+      </w:tcPr>
+    </w:tblStylePr>
+    <w:tblStylePr w:type="lastRow">
+      <w:rPr>
+        <w:b/>
+        <w:bCs/>
+      </w:rPr>
+      <w:tblPr/>
+      <w:tcPr>
+        <w:tcBorders>
+          <w:left w:val="nil"/>
+          <w:bottom w:val="nil"/>
+          <w:right w:val="nil"/>
+          <w:insideH w:val="nil"/>
+          <w:insideV w:val="nil"/>
+        </w:tcBorders>
+        <w:shd w:val="clear" w:color="auto" w:fill="FFFFFF" w:themeFill="background1"/>
+      </w:tcPr>
+    </w:tblStylePr>
+    <w:tblStylePr w:type="firstCol">
+      <w:pPr>
+        <w:jc w:val="right"/>
+      </w:pPr>
+      <w:rPr>
+        <w:i/>
+        <w:iCs/>
+      </w:rPr>
+      <w:tblPr/>
+      <w:tcPr>
+        <w:tcBorders>
+          <w:top w:val="nil"/>
+          <w:left w:val="nil"/>
+          <w:bottom w:val="nil"/>
+          <w:insideH w:val="nil"/>
+          <w:insideV w:val="nil"/>
+        </w:tcBorders>
+        <w:shd w:val="clear" w:color="auto" w:fill="FFFFFF" w:themeFill="background1"/>
+      </w:tcPr>
+    </w:tblStylePr>
+    <w:tblStylePr w:type="lastCol">
+      <w:rPr>
+        <w:i/>
+        <w:iCs/>
+      </w:rPr>
+      <w:tblPr/>
+      <w:tcPr>
+        <w:tcBorders>
+          <w:top w:val="nil"/>
+          <w:bottom w:val="nil"/>
+          <w:right w:val="nil"/>
+          <w:insideH w:val="nil"/>
+          <w:insideV w:val="nil"/>
+        </w:tcBorders>
+        <w:shd w:val="clear" w:color="auto" w:fill="FFFFFF" w:themeFill="background1"/>
+      </w:tcPr>
+    </w:tblStylePr>
+    <w:tblStylePr w:type="band1Vert">
+      <w:tblPr/>
+      <w:tcPr>
+        <w:shd w:val="clear" w:color="auto" w:fill="CCCCCC" w:themeFill="text1" w:themeFillTint="33"/>
+      </w:tcPr>
+    </w:tblStylePr>
+    <w:tblStylePr w:type="band1Horz">
+      <w:tblPr/>
+      <w:tcPr>
+        <w:shd w:val="clear" w:color="auto" w:fill="CCCCCC" w:themeFill="text1" w:themeFillTint="33"/>
+      </w:tcPr>
+    </w:tblStylePr>
+    <w:tblStylePr w:type="neCell">
+      <w:tblPr/>
+      <w:tcPr>
+        <w:tcBorders>
+          <w:bottom w:val="single" w:sz="4" w:space="0" w:color="666666" w:themeColor="text1" w:themeTint="99"/>
+        </w:tcBorders>
+      </w:tcPr>
+    </w:tblStylePr>
+    <w:tblStylePr w:type="nwCell">
+      <w:tblPr/>
+      <w:tcPr>
+        <w:tcBorders>
+          <w:bottom w:val="single" w:sz="4" w:space="0" w:color="666666" w:themeColor="text1" w:themeTint="99"/>
+        </w:tcBorders>
+      </w:tcPr>
+    </w:tblStylePr>
+    <w:tblStylePr w:type="seCell">
+      <w:tblPr/>
+      <w:tcPr>
+        <w:tcBorders>
+          <w:top w:val="single" w:sz="4" w:space="0" w:color="666666" w:themeColor="text1" w:themeTint="99"/>
+        </w:tcBorders>
+      </w:tcPr>
+    </w:tblStylePr>
+    <w:tblStylePr w:type="swCell">
+      <w:tblPr/>
+      <w:tcPr>
+        <w:tcBorders>
+          <w:top w:val="single" w:sz="4" w:space="0" w:color="666666" w:themeColor="text1" w:themeTint="99"/>
+        </w:tcBorders>
+      </w:tcPr>
+    </w:tblStylePr>
+  </w:style>
+  <w:style w:type="table" w:styleId="Listentabelle7farbigAkzent1">
+    <w:name w:val="List Table 7 Colorful Accent 1"/>
+    <w:basedOn w:val="NormaleTabelle"/>
+    <w:uiPriority w:val="52"/>
+    <w:rsid w:val="00BD69B2"/>
+    <w:pPr>
+      <w:spacing w:after="0" w:line="240" w:lineRule="auto"/>
+    </w:pPr>
+    <w:rPr>
+      <w:color w:val="0F4761" w:themeColor="accent1" w:themeShade="BF"/>
+    </w:rPr>
+    <w:tblPr>
+      <w:tblStyleRowBandSize w:val="1"/>
+      <w:tblStyleColBandSize w:val="1"/>
+    </w:tblPr>
+    <w:tblStylePr w:type="firstRow">
+      <w:rPr>
+        <w:rFonts w:asciiTheme="majorHAnsi" w:eastAsiaTheme="majorEastAsia" w:hAnsiTheme="majorHAnsi" w:cstheme="majorBidi"/>
+        <w:i/>
+        <w:iCs/>
+        <w:sz w:val="26"/>
+      </w:rPr>
+      <w:tblPr/>
+      <w:tcPr>
+        <w:tcBorders>
+          <w:bottom w:val="single" w:sz="4" w:space="0" w:color="156082" w:themeColor="accent1"/>
+        </w:tcBorders>
+        <w:shd w:val="clear" w:color="auto" w:fill="FFFFFF" w:themeFill="background1"/>
+      </w:tcPr>
+    </w:tblStylePr>
+    <w:tblStylePr w:type="lastRow">
+      <w:rPr>
+        <w:rFonts w:asciiTheme="majorHAnsi" w:eastAsiaTheme="majorEastAsia" w:hAnsiTheme="majorHAnsi" w:cstheme="majorBidi"/>
+        <w:i/>
+        <w:iCs/>
+        <w:sz w:val="26"/>
+      </w:rPr>
+      <w:tblPr/>
+      <w:tcPr>
+        <w:tcBorders>
+          <w:top w:val="single" w:sz="4" w:space="0" w:color="156082" w:themeColor="accent1"/>
+        </w:tcBorders>
+        <w:shd w:val="clear" w:color="auto" w:fill="FFFFFF" w:themeFill="background1"/>
+      </w:tcPr>
+    </w:tblStylePr>
+    <w:tblStylePr w:type="firstCol">
+      <w:pPr>
+        <w:jc w:val="right"/>
+      </w:pPr>
+      <w:rPr>
+        <w:rFonts w:asciiTheme="majorHAnsi" w:eastAsiaTheme="majorEastAsia" w:hAnsiTheme="majorHAnsi" w:cstheme="majorBidi"/>
+        <w:i/>
+        <w:iCs/>
+        <w:sz w:val="26"/>
+      </w:rPr>
+      <w:tblPr/>
+      <w:tcPr>
+        <w:tcBorders>
+          <w:right w:val="single" w:sz="4" w:space="0" w:color="156082" w:themeColor="accent1"/>
+        </w:tcBorders>
+        <w:shd w:val="clear" w:color="auto" w:fill="FFFFFF" w:themeFill="background1"/>
+      </w:tcPr>
+    </w:tblStylePr>
+    <w:tblStylePr w:type="lastCol">
+      <w:rPr>
+        <w:rFonts w:asciiTheme="majorHAnsi" w:eastAsiaTheme="majorEastAsia" w:hAnsiTheme="majorHAnsi" w:cstheme="majorBidi"/>
+        <w:i/>
+        <w:iCs/>
+        <w:sz w:val="26"/>
+      </w:rPr>
+      <w:tblPr/>
+      <w:tcPr>
+        <w:tcBorders>
+          <w:left w:val="single" w:sz="4" w:space="0" w:color="156082" w:themeColor="accent1"/>
+        </w:tcBorders>
+        <w:shd w:val="clear" w:color="auto" w:fill="FFFFFF" w:themeFill="background1"/>
+      </w:tcPr>
+    </w:tblStylePr>
+    <w:tblStylePr w:type="band1Vert">
+      <w:tblPr/>
+      <w:tcPr>
+        <w:shd w:val="clear" w:color="auto" w:fill="C1E4F5" w:themeFill="accent1" w:themeFillTint="33"/>
+      </w:tcPr>
+    </w:tblStylePr>
+    <w:tblStylePr w:type="band1Horz">
+      <w:tblPr/>
+      <w:tcPr>
+        <w:shd w:val="clear" w:color="auto" w:fill="C1E4F5" w:themeFill="accent1" w:themeFillTint="33"/>
+      </w:tcPr>
+    </w:tblStylePr>
+    <w:tblStylePr w:type="neCell">
+      <w:tblPr/>
+      <w:tcPr>
+        <w:tcBorders>
+          <w:left w:val="nil"/>
+        </w:tcBorders>
+      </w:tcPr>
+    </w:tblStylePr>
+    <w:tblStylePr w:type="nwCell">
+      <w:tblPr/>
+      <w:tcPr>
+        <w:tcBorders>
+          <w:right w:val="nil"/>
+        </w:tcBorders>
+      </w:tcPr>
+    </w:tblStylePr>
+    <w:tblStylePr w:type="seCell">
+      <w:tblPr/>
+      <w:tcPr>
+        <w:tcBorders>
+          <w:left w:val="nil"/>
+        </w:tcBorders>
+      </w:tcPr>
+    </w:tblStylePr>
+    <w:tblStylePr w:type="swCell">
+      <w:tblPr/>
+      <w:tcPr>
+        <w:tcBorders>
+          <w:right w:val="nil"/>
+        </w:tcBorders>
+      </w:tcPr>
+    </w:tblStylePr>
+  </w:style>
+  <w:style w:type="table" w:styleId="Listentabelle6farbigAkzent1">
+    <w:name w:val="List Table 6 Colorful Accent 1"/>
+    <w:basedOn w:val="NormaleTabelle"/>
+    <w:uiPriority w:val="51"/>
+    <w:rsid w:val="00BD69B2"/>
+    <w:pPr>
+      <w:spacing w:after="0" w:line="240" w:lineRule="auto"/>
+    </w:pPr>
+    <w:rPr>
+      <w:color w:val="0F4761" w:themeColor="accent1" w:themeShade="BF"/>
+    </w:rPr>
+    <w:tblPr>
+      <w:tblStyleRowBandSize w:val="1"/>
+      <w:tblStyleColBandSize w:val="1"/>
+      <w:tblBorders>
+        <w:top w:val="single" w:sz="4" w:space="0" w:color="156082" w:themeColor="accent1"/>
+        <w:bottom w:val="single" w:sz="4" w:space="0" w:color="156082" w:themeColor="accent1"/>
+      </w:tblBorders>
+    </w:tblPr>
+    <w:tblStylePr w:type="firstRow">
+      <w:rPr>
+        <w:b/>
+        <w:bCs/>
+      </w:rPr>
+      <w:tblPr/>
+      <w:tcPr>
+        <w:tcBorders>
+          <w:bottom w:val="single" w:sz="4" w:space="0" w:color="156082" w:themeColor="accent1"/>
+        </w:tcBorders>
+      </w:tcPr>
+    </w:tblStylePr>
+    <w:tblStylePr w:type="lastRow">
+      <w:rPr>
+        <w:b/>
+        <w:bCs/>
+      </w:rPr>
+      <w:tblPr/>
+      <w:tcPr>
+        <w:tcBorders>
+          <w:top w:val="double" w:sz="4" w:space="0" w:color="156082" w:themeColor="accent1"/>
+        </w:tcBorders>
+      </w:tcPr>
+    </w:tblStylePr>
+    <w:tblStylePr w:type="firstCol">
+      <w:rPr>
+        <w:b/>
+        <w:bCs/>
+      </w:rPr>
+    </w:tblStylePr>
+    <w:tblStylePr w:type="lastCol">
+      <w:rPr>
+        <w:b/>
+        <w:bCs/>
+      </w:rPr>
+    </w:tblStylePr>
+    <w:tblStylePr w:type="band1Vert">
+      <w:tblPr/>
+      <w:tcPr>
+        <w:shd w:val="clear" w:color="auto" w:fill="C1E4F5" w:themeFill="accent1" w:themeFillTint="33"/>
+      </w:tcPr>
+    </w:tblStylePr>
+    <w:tblStylePr w:type="band1Horz">
+      <w:tblPr/>
+      <w:tcPr>
+        <w:shd w:val="clear" w:color="auto" w:fill="C1E4F5" w:themeFill="accent1" w:themeFillTint="33"/>
+      </w:tcPr>
+    </w:tblStylePr>
+  </w:style>
+  <w:style w:type="table" w:styleId="Gitternetztabelle4Akzent2">
+    <w:name w:val="Grid Table 4 Accent 2"/>
+    <w:basedOn w:val="NormaleTabelle"/>
+    <w:uiPriority w:val="49"/>
+    <w:rsid w:val="00E51F8A"/>
+    <w:pPr>
+      <w:spacing w:after="0" w:line="240" w:lineRule="auto"/>
+    </w:pPr>
+    <w:tblPr>
+      <w:tblStyleRowBandSize w:val="1"/>
+      <w:tblStyleColBandSize w:val="1"/>
+      <w:tblBorders>
+        <w:top w:val="single" w:sz="4" w:space="0" w:color="F1A983" w:themeColor="accent2" w:themeTint="99"/>
+        <w:left w:val="single" w:sz="4" w:space="0" w:color="F1A983" w:themeColor="accent2" w:themeTint="99"/>
+        <w:bottom w:val="single" w:sz="4" w:space="0" w:color="F1A983" w:themeColor="accent2" w:themeTint="99"/>
+        <w:right w:val="single" w:sz="4" w:space="0" w:color="F1A983" w:themeColor="accent2" w:themeTint="99"/>
+        <w:insideH w:val="single" w:sz="4" w:space="0" w:color="F1A983" w:themeColor="accent2" w:themeTint="99"/>
+        <w:insideV w:val="single" w:sz="4" w:space="0" w:color="F1A983" w:themeColor="accent2" w:themeTint="99"/>
+      </w:tblBorders>
+    </w:tblPr>
+    <w:tblStylePr w:type="firstRow">
+      <w:rPr>
+        <w:b/>
+        <w:bCs/>
+        <w:color w:val="FFFFFF" w:themeColor="background1"/>
+      </w:rPr>
+      <w:tblPr/>
+      <w:tcPr>
+        <w:tcBorders>
+          <w:top w:val="single" w:sz="4" w:space="0" w:color="E97132" w:themeColor="accent2"/>
+          <w:left w:val="single" w:sz="4" w:space="0" w:color="E97132" w:themeColor="accent2"/>
+          <w:bottom w:val="single" w:sz="4" w:space="0" w:color="E97132" w:themeColor="accent2"/>
+          <w:right w:val="single" w:sz="4" w:space="0" w:color="E97132" w:themeColor="accent2"/>
+          <w:insideH w:val="nil"/>
+          <w:insideV w:val="nil"/>
+        </w:tcBorders>
+        <w:shd w:val="clear" w:color="auto" w:fill="E97132" w:themeFill="accent2"/>
+      </w:tcPr>
+    </w:tblStylePr>
+    <w:tblStylePr w:type="lastRow">
+      <w:rPr>
+        <w:b/>
+        <w:bCs/>
+      </w:rPr>
+      <w:tblPr/>
+      <w:tcPr>
+        <w:tcBorders>
+          <w:top w:val="double" w:sz="4" w:space="0" w:color="E97132" w:themeColor="accent2"/>
+        </w:tcBorders>
+      </w:tcPr>
+    </w:tblStylePr>
+    <w:tblStylePr w:type="firstCol">
+      <w:rPr>
+        <w:b/>
+        <w:bCs/>
+      </w:rPr>
+    </w:tblStylePr>
+    <w:tblStylePr w:type="lastCol">
+      <w:rPr>
+        <w:b/>
+        <w:bCs/>
+      </w:rPr>
+    </w:tblStylePr>
+    <w:tblStylePr w:type="band1Vert">
+      <w:tblPr/>
+      <w:tcPr>
+        <w:shd w:val="clear" w:color="auto" w:fill="FAE2D5" w:themeFill="accent2" w:themeFillTint="33"/>
+      </w:tcPr>
+    </w:tblStylePr>
+    <w:tblStylePr w:type="band1Horz">
+      <w:tblPr/>
+      <w:tcPr>
+        <w:shd w:val="clear" w:color="auto" w:fill="FAE2D5" w:themeFill="accent2" w:themeFillTint="33"/>
+      </w:tcPr>
+    </w:tblStylePr>
+  </w:style>
 </w:styles>
 </file>
 

--- a/Projektunterlagen/Bericht/PA HS 26_mony_49.docx
+++ b/Projektunterlagen/Bericht/PA HS 26_mony_49.docx
@@ -7,7 +7,7 @@
         <w:pStyle w:val="berschrift1ohneNummerierung"/>
       </w:pPr>
       <w:bookmarkStart w:id="0" w:name="Vorwort"/>
-      <w:bookmarkStart w:id="1" w:name="_Toc242625826"/>
+      <w:bookmarkStart w:id="1" w:name="_Toc242832308"/>
       <w:r>
         <w:t>Zusammenfassung</w:t>
       </w:r>
@@ -17,7 +17,7 @@
       <w:pPr>
         <w:pStyle w:val="berschrift1ohneNummerierung"/>
       </w:pPr>
-      <w:bookmarkStart w:id="2" w:name="_Toc242625827"/>
+      <w:bookmarkStart w:id="2" w:name="_Toc242832309"/>
       <w:r>
         <w:lastRenderedPageBreak/>
         <w:t>Abstract</w:t>
@@ -28,7 +28,7 @@
       <w:pPr>
         <w:pStyle w:val="berschrift1ohneNummerierung"/>
       </w:pPr>
-      <w:bookmarkStart w:id="3" w:name="_Toc242625828"/>
+      <w:bookmarkStart w:id="3" w:name="_Toc242832310"/>
       <w:r>
         <w:lastRenderedPageBreak/>
         <w:t>Management Summary</w:t>
@@ -42,7 +42,7 @@
       <w:pPr>
         <w:pStyle w:val="berschrift1ohneNummerierung"/>
       </w:pPr>
-      <w:bookmarkStart w:id="4" w:name="_Toc242625829"/>
+      <w:bookmarkStart w:id="4" w:name="_Toc242832311"/>
       <w:r>
         <w:lastRenderedPageBreak/>
         <w:t>Vorwort</w:t>
@@ -56,7 +56,7 @@
       </w:pPr>
       <w:bookmarkStart w:id="5" w:name="_Toc59933003"/>
       <w:bookmarkStart w:id="6" w:name="_Toc59933379"/>
-      <w:bookmarkStart w:id="7" w:name="_Toc242625830"/>
+      <w:bookmarkStart w:id="7" w:name="_Toc242832312"/>
       <w:r>
         <w:lastRenderedPageBreak/>
         <w:t>Inhaltsverzeichnis</w:t>
@@ -86,7 +86,7 @@
       <w:r>
         <w:fldChar w:fldCharType="separate"/>
       </w:r>
-      <w:hyperlink w:anchor="_Toc242625826" w:history="1">
+      <w:hyperlink w:anchor="_Toc242832308" w:history="1">
         <w:r>
           <w:rPr>
             <w:rStyle w:val="Hyperlink"/>
@@ -113,7 +113,7 @@
             <w:noProof/>
             <w:webHidden/>
           </w:rPr>
-          <w:instrText xml:space="preserve"> PAGEREF _Toc242625826 \h </w:instrText>
+          <w:instrText xml:space="preserve"> PAGEREF _Toc242832308 \h </w:instrText>
         </w:r>
         <w:r>
           <w:rPr>
@@ -156,7 +156,7 @@
           <w14:ligatures w14:val="standardContextual"/>
         </w:rPr>
       </w:pPr>
-      <w:hyperlink w:anchor="_Toc242625827" w:history="1">
+      <w:hyperlink w:anchor="_Toc242832309" w:history="1">
         <w:r>
           <w:rPr>
             <w:rStyle w:val="Hyperlink"/>
@@ -183,7 +183,7 @@
             <w:noProof/>
             <w:webHidden/>
           </w:rPr>
-          <w:instrText xml:space="preserve"> PAGEREF _Toc242625827 \h </w:instrText>
+          <w:instrText xml:space="preserve"> PAGEREF _Toc242832309 \h </w:instrText>
         </w:r>
         <w:r>
           <w:rPr>
@@ -226,7 +226,7 @@
           <w14:ligatures w14:val="standardContextual"/>
         </w:rPr>
       </w:pPr>
-      <w:hyperlink w:anchor="_Toc242625828" w:history="1">
+      <w:hyperlink w:anchor="_Toc242832310" w:history="1">
         <w:r>
           <w:rPr>
             <w:rStyle w:val="Hyperlink"/>
@@ -253,7 +253,7 @@
             <w:noProof/>
             <w:webHidden/>
           </w:rPr>
-          <w:instrText xml:space="preserve"> PAGEREF _Toc242625828 \h </w:instrText>
+          <w:instrText xml:space="preserve"> PAGEREF _Toc242832310 \h </w:instrText>
         </w:r>
         <w:r>
           <w:rPr>
@@ -296,7 +296,7 @@
           <w14:ligatures w14:val="standardContextual"/>
         </w:rPr>
       </w:pPr>
-      <w:hyperlink w:anchor="_Toc242625829" w:history="1">
+      <w:hyperlink w:anchor="_Toc242832311" w:history="1">
         <w:r>
           <w:rPr>
             <w:rStyle w:val="Hyperlink"/>
@@ -323,7 +323,7 @@
             <w:noProof/>
             <w:webHidden/>
           </w:rPr>
-          <w:instrText xml:space="preserve"> PAGEREF _Toc242625829 \h </w:instrText>
+          <w:instrText xml:space="preserve"> PAGEREF _Toc242832311 \h </w:instrText>
         </w:r>
         <w:r>
           <w:rPr>
@@ -366,7 +366,7 @@
           <w14:ligatures w14:val="standardContextual"/>
         </w:rPr>
       </w:pPr>
-      <w:hyperlink w:anchor="_Toc242625830" w:history="1">
+      <w:hyperlink w:anchor="_Toc242832312" w:history="1">
         <w:r>
           <w:rPr>
             <w:rStyle w:val="Hyperlink"/>
@@ -393,7 +393,7 @@
             <w:noProof/>
             <w:webHidden/>
           </w:rPr>
-          <w:instrText xml:space="preserve"> PAGEREF _Toc242625830 \h </w:instrText>
+          <w:instrText xml:space="preserve"> PAGEREF _Toc242832312 \h </w:instrText>
         </w:r>
         <w:r>
           <w:rPr>
@@ -436,7 +436,7 @@
           <w14:ligatures w14:val="standardContextual"/>
         </w:rPr>
       </w:pPr>
-      <w:hyperlink w:anchor="_Toc242625831" w:history="1">
+      <w:hyperlink w:anchor="_Toc242832313" w:history="1">
         <w:r>
           <w:rPr>
             <w:rStyle w:val="Hyperlink"/>
@@ -481,7 +481,7 @@
             <w:noProof/>
             <w:webHidden/>
           </w:rPr>
-          <w:instrText xml:space="preserve"> PAGEREF _Toc242625831 \h </w:instrText>
+          <w:instrText xml:space="preserve"> PAGEREF _Toc242832313 \h </w:instrText>
         </w:r>
         <w:r>
           <w:rPr>
@@ -527,7 +527,7 @@
           <w14:ligatures w14:val="standardContextual"/>
         </w:rPr>
       </w:pPr>
-      <w:hyperlink w:anchor="_Toc242625832" w:history="1">
+      <w:hyperlink w:anchor="_Toc242832314" w:history="1">
         <w:r>
           <w:rPr>
             <w:rStyle w:val="Hyperlink"/>
@@ -572,7 +572,7 @@
             <w:noProof/>
             <w:webHidden/>
           </w:rPr>
-          <w:instrText xml:space="preserve"> PAGEREF _Toc242625832 \h </w:instrText>
+          <w:instrText xml:space="preserve"> PAGEREF _Toc242832314 \h </w:instrText>
         </w:r>
         <w:r>
           <w:rPr>
@@ -618,7 +618,7 @@
           <w14:ligatures w14:val="standardContextual"/>
         </w:rPr>
       </w:pPr>
-      <w:hyperlink w:anchor="_Toc242625833" w:history="1">
+      <w:hyperlink w:anchor="_Toc242832315" w:history="1">
         <w:r>
           <w:rPr>
             <w:rStyle w:val="Hyperlink"/>
@@ -663,7 +663,7 @@
             <w:noProof/>
             <w:webHidden/>
           </w:rPr>
-          <w:instrText xml:space="preserve"> PAGEREF _Toc242625833 \h </w:instrText>
+          <w:instrText xml:space="preserve"> PAGEREF _Toc242832315 \h </w:instrText>
         </w:r>
         <w:r>
           <w:rPr>
@@ -709,7 +709,7 @@
           <w14:ligatures w14:val="standardContextual"/>
         </w:rPr>
       </w:pPr>
-      <w:hyperlink w:anchor="_Toc242625834" w:history="1">
+      <w:hyperlink w:anchor="_Toc242832316" w:history="1">
         <w:r>
           <w:rPr>
             <w:rStyle w:val="Hyperlink"/>
@@ -754,7 +754,7 @@
             <w:noProof/>
             <w:webHidden/>
           </w:rPr>
-          <w:instrText xml:space="preserve"> PAGEREF _Toc242625834 \h </w:instrText>
+          <w:instrText xml:space="preserve"> PAGEREF _Toc242832316 \h </w:instrText>
         </w:r>
         <w:r>
           <w:rPr>
@@ -800,7 +800,7 @@
           <w14:ligatures w14:val="standardContextual"/>
         </w:rPr>
       </w:pPr>
-      <w:hyperlink w:anchor="_Toc242625835" w:history="1">
+      <w:hyperlink w:anchor="_Toc242832317" w:history="1">
         <w:r>
           <w:rPr>
             <w:rStyle w:val="Hyperlink"/>
@@ -845,7 +845,7 @@
             <w:noProof/>
             <w:webHidden/>
           </w:rPr>
-          <w:instrText xml:space="preserve"> PAGEREF _Toc242625835 \h </w:instrText>
+          <w:instrText xml:space="preserve"> PAGEREF _Toc242832317 \h </w:instrText>
         </w:r>
         <w:r>
           <w:rPr>
@@ -892,7 +892,7 @@
           <w14:ligatures w14:val="standardContextual"/>
         </w:rPr>
       </w:pPr>
-      <w:hyperlink w:anchor="_Toc242625836" w:history="1">
+      <w:hyperlink w:anchor="_Toc242832318" w:history="1">
         <w:r>
           <w:rPr>
             <w:rStyle w:val="Hyperlink"/>
@@ -937,7 +937,7 @@
             <w:noProof/>
             <w:webHidden/>
           </w:rPr>
-          <w:instrText xml:space="preserve"> PAGEREF _Toc242625836 \h </w:instrText>
+          <w:instrText xml:space="preserve"> PAGEREF _Toc242832318 \h </w:instrText>
         </w:r>
         <w:r>
           <w:rPr>
@@ -984,7 +984,7 @@
           <w14:ligatures w14:val="standardContextual"/>
         </w:rPr>
       </w:pPr>
-      <w:hyperlink w:anchor="_Toc242625837" w:history="1">
+      <w:hyperlink w:anchor="_Toc242832319" w:history="1">
         <w:r>
           <w:rPr>
             <w:rStyle w:val="Hyperlink"/>
@@ -1029,7 +1029,7 @@
             <w:noProof/>
             <w:webHidden/>
           </w:rPr>
-          <w:instrText xml:space="preserve"> PAGEREF _Toc242625837 \h </w:instrText>
+          <w:instrText xml:space="preserve"> PAGEREF _Toc242832319 \h </w:instrText>
         </w:r>
         <w:r>
           <w:rPr>
@@ -1075,7 +1075,7 @@
           <w14:ligatures w14:val="standardContextual"/>
         </w:rPr>
       </w:pPr>
-      <w:hyperlink w:anchor="_Toc242625838" w:history="1">
+      <w:hyperlink w:anchor="_Toc242832320" w:history="1">
         <w:r>
           <w:rPr>
             <w:rStyle w:val="Hyperlink"/>
@@ -1120,7 +1120,7 @@
             <w:noProof/>
             <w:webHidden/>
           </w:rPr>
-          <w:instrText xml:space="preserve"> PAGEREF _Toc242625838 \h </w:instrText>
+          <w:instrText xml:space="preserve"> PAGEREF _Toc242832320 \h </w:instrText>
         </w:r>
         <w:r>
           <w:rPr>
@@ -1166,7 +1166,7 @@
           <w14:ligatures w14:val="standardContextual"/>
         </w:rPr>
       </w:pPr>
-      <w:hyperlink w:anchor="_Toc242625839" w:history="1">
+      <w:hyperlink w:anchor="_Toc242832321" w:history="1">
         <w:r>
           <w:rPr>
             <w:rStyle w:val="Hyperlink"/>
@@ -1211,7 +1211,7 @@
             <w:noProof/>
             <w:webHidden/>
           </w:rPr>
-          <w:instrText xml:space="preserve"> PAGEREF _Toc242625839 \h </w:instrText>
+          <w:instrText xml:space="preserve"> PAGEREF _Toc242832321 \h </w:instrText>
         </w:r>
         <w:r>
           <w:rPr>
@@ -1257,13 +1257,13 @@
           <w14:ligatures w14:val="standardContextual"/>
         </w:rPr>
       </w:pPr>
-      <w:hyperlink w:anchor="_Toc242625840" w:history="1">
+      <w:hyperlink w:anchor="_Toc242832322" w:history="1">
         <w:r>
           <w:rPr>
             <w:rStyle w:val="Hyperlink"/>
             <w:noProof/>
           </w:rPr>
-          <w:t>1.8</w:t>
+          <w:t>1.7</w:t>
         </w:r>
         <w:r>
           <w:rPr>
@@ -1281,6 +1281,97 @@
             <w:rStyle w:val="Hyperlink"/>
             <w:noProof/>
           </w:rPr>
+          <w:t>Terminologie</w:t>
+        </w:r>
+        <w:r>
+          <w:rPr>
+            <w:noProof/>
+            <w:webHidden/>
+          </w:rPr>
+          <w:tab/>
+        </w:r>
+        <w:r>
+          <w:rPr>
+            <w:noProof/>
+            <w:webHidden/>
+          </w:rPr>
+          <w:fldChar w:fldCharType="begin"/>
+        </w:r>
+        <w:r>
+          <w:rPr>
+            <w:noProof/>
+            <w:webHidden/>
+          </w:rPr>
+          <w:instrText xml:space="preserve"> PAGEREF _Toc242832322 \h </w:instrText>
+        </w:r>
+        <w:r>
+          <w:rPr>
+            <w:noProof/>
+            <w:webHidden/>
+          </w:rPr>
+        </w:r>
+        <w:r>
+          <w:rPr>
+            <w:noProof/>
+            <w:webHidden/>
+          </w:rPr>
+          <w:fldChar w:fldCharType="separate"/>
+        </w:r>
+        <w:r>
+          <w:rPr>
+            <w:noProof/>
+            <w:webHidden/>
+          </w:rPr>
+          <w:t>8</w:t>
+        </w:r>
+        <w:r>
+          <w:rPr>
+            <w:noProof/>
+            <w:webHidden/>
+          </w:rPr>
+          <w:fldChar w:fldCharType="end"/>
+        </w:r>
+      </w:hyperlink>
+    </w:p>
+    <w:p>
+      <w:pPr>
+        <w:pStyle w:val="Verzeichnis2"/>
+        <w:tabs>
+          <w:tab w:val="left" w:pos="1134"/>
+        </w:tabs>
+        <w:rPr>
+          <w:rFonts w:asciiTheme="minorHAnsi" w:eastAsiaTheme="minorEastAsia" w:hAnsiTheme="minorHAnsi" w:cstheme="minorBidi"/>
+          <w:noProof/>
+          <w:kern w:val="2"/>
+          <w:sz w:val="24"/>
+          <w:lang w:eastAsia="de-CH"/>
+          <w14:ligatures w14:val="standardContextual"/>
+        </w:rPr>
+      </w:pPr>
+      <w:hyperlink w:anchor="_Toc242832323" w:history="1">
+        <w:r>
+          <w:rPr>
+            <w:rStyle w:val="Hyperlink"/>
+            <w:noProof/>
+          </w:rPr>
+          <w:t>1.8</w:t>
+        </w:r>
+        <w:r>
+          <w:rPr>
+            <w:rFonts w:asciiTheme="minorHAnsi" w:eastAsiaTheme="minorEastAsia" w:hAnsiTheme="minorHAnsi" w:cstheme="minorBidi"/>
+            <w:noProof/>
+            <w:kern w:val="2"/>
+            <w:sz w:val="24"/>
+            <w:lang w:eastAsia="de-CH"/>
+            <w14:ligatures w14:val="standardContextual"/>
+          </w:rPr>
+          <w:tab/>
+        </w:r>
+        <w:r>
+          <w:rPr>
+            <w:rStyle w:val="Hyperlink"/>
+            <w:noProof/>
+          </w:rPr>
           <w:t>Aufbau der Arbeit</w:t>
         </w:r>
         <w:r>
@@ -1302,7 +1393,7 @@
             <w:noProof/>
             <w:webHidden/>
           </w:rPr>
-          <w:instrText xml:space="preserve"> PAGEREF _Toc242625840 \h </w:instrText>
+          <w:instrText xml:space="preserve"> PAGEREF _Toc242832323 \h </w:instrText>
         </w:r>
         <w:r>
           <w:rPr>
@@ -1323,6 +1414,637 @@
             <w:webHidden/>
           </w:rPr>
           <w:t>9</w:t>
+        </w:r>
+        <w:r>
+          <w:rPr>
+            <w:noProof/>
+            <w:webHidden/>
+          </w:rPr>
+          <w:fldChar w:fldCharType="end"/>
+        </w:r>
+      </w:hyperlink>
+    </w:p>
+    <w:p>
+      <w:pPr>
+        <w:pStyle w:val="Verzeichnis1"/>
+        <w:rPr>
+          <w:rFonts w:asciiTheme="minorHAnsi" w:eastAsiaTheme="minorEastAsia" w:hAnsiTheme="minorHAnsi" w:cstheme="minorBidi"/>
+          <w:noProof/>
+          <w:kern w:val="2"/>
+          <w:sz w:val="24"/>
+          <w:lang w:eastAsia="de-CH"/>
+          <w14:ligatures w14:val="standardContextual"/>
+        </w:rPr>
+      </w:pPr>
+      <w:hyperlink w:anchor="_Toc242832324" w:history="1">
+        <w:r>
+          <w:rPr>
+            <w:rStyle w:val="Hyperlink"/>
+            <w:noProof/>
+          </w:rPr>
+          <w:t>2</w:t>
+        </w:r>
+        <w:r>
+          <w:rPr>
+            <w:rFonts w:asciiTheme="minorHAnsi" w:eastAsiaTheme="minorEastAsia" w:hAnsiTheme="minorHAnsi" w:cstheme="minorBidi"/>
+            <w:noProof/>
+            <w:kern w:val="2"/>
+            <w:sz w:val="24"/>
+            <w:lang w:eastAsia="de-CH"/>
+            <w14:ligatures w14:val="standardContextual"/>
+          </w:rPr>
+          <w:tab/>
+        </w:r>
+        <w:r>
+          <w:rPr>
+            <w:rStyle w:val="Hyperlink"/>
+            <w:noProof/>
+          </w:rPr>
+          <w:t>Theoretische Grundlagen</w:t>
+        </w:r>
+        <w:r>
+          <w:rPr>
+            <w:noProof/>
+            <w:webHidden/>
+          </w:rPr>
+          <w:tab/>
+        </w:r>
+        <w:r>
+          <w:rPr>
+            <w:noProof/>
+            <w:webHidden/>
+          </w:rPr>
+          <w:fldChar w:fldCharType="begin"/>
+        </w:r>
+        <w:r>
+          <w:rPr>
+            <w:noProof/>
+            <w:webHidden/>
+          </w:rPr>
+          <w:instrText xml:space="preserve"> PAGEREF _Toc242832324 \h </w:instrText>
+        </w:r>
+        <w:r>
+          <w:rPr>
+            <w:noProof/>
+            <w:webHidden/>
+          </w:rPr>
+        </w:r>
+        <w:r>
+          <w:rPr>
+            <w:noProof/>
+            <w:webHidden/>
+          </w:rPr>
+          <w:fldChar w:fldCharType="separate"/>
+        </w:r>
+        <w:r>
+          <w:rPr>
+            <w:noProof/>
+            <w:webHidden/>
+          </w:rPr>
+          <w:t>10</w:t>
+        </w:r>
+        <w:r>
+          <w:rPr>
+            <w:noProof/>
+            <w:webHidden/>
+          </w:rPr>
+          <w:fldChar w:fldCharType="end"/>
+        </w:r>
+      </w:hyperlink>
+    </w:p>
+    <w:p>
+      <w:pPr>
+        <w:pStyle w:val="Verzeichnis2"/>
+        <w:tabs>
+          <w:tab w:val="left" w:pos="1134"/>
+        </w:tabs>
+        <w:rPr>
+          <w:rFonts w:asciiTheme="minorHAnsi" w:eastAsiaTheme="minorEastAsia" w:hAnsiTheme="minorHAnsi" w:cstheme="minorBidi"/>
+          <w:noProof/>
+          <w:kern w:val="2"/>
+          <w:sz w:val="24"/>
+          <w:lang w:eastAsia="de-CH"/>
+          <w14:ligatures w14:val="standardContextual"/>
+        </w:rPr>
+      </w:pPr>
+      <w:hyperlink w:anchor="_Toc242832325" w:history="1">
+        <w:r>
+          <w:rPr>
+            <w:rStyle w:val="Hyperlink"/>
+            <w:noProof/>
+          </w:rPr>
+          <w:t>2.1</w:t>
+        </w:r>
+        <w:r>
+          <w:rPr>
+            <w:rFonts w:asciiTheme="minorHAnsi" w:eastAsiaTheme="minorEastAsia" w:hAnsiTheme="minorHAnsi" w:cstheme="minorBidi"/>
+            <w:noProof/>
+            <w:kern w:val="2"/>
+            <w:sz w:val="24"/>
+            <w:lang w:eastAsia="de-CH"/>
+            <w14:ligatures w14:val="standardContextual"/>
+          </w:rPr>
+          <w:tab/>
+        </w:r>
+        <w:r>
+          <w:rPr>
+            <w:rStyle w:val="Hyperlink"/>
+            <w:noProof/>
+          </w:rPr>
+          <w:t>Enhanced Recovery After Surgery</w:t>
+        </w:r>
+        <w:r>
+          <w:rPr>
+            <w:noProof/>
+            <w:webHidden/>
+          </w:rPr>
+          <w:tab/>
+        </w:r>
+        <w:r>
+          <w:rPr>
+            <w:noProof/>
+            <w:webHidden/>
+          </w:rPr>
+          <w:fldChar w:fldCharType="begin"/>
+        </w:r>
+        <w:r>
+          <w:rPr>
+            <w:noProof/>
+            <w:webHidden/>
+          </w:rPr>
+          <w:instrText xml:space="preserve"> PAGEREF _Toc242832325 \h </w:instrText>
+        </w:r>
+        <w:r>
+          <w:rPr>
+            <w:noProof/>
+            <w:webHidden/>
+          </w:rPr>
+        </w:r>
+        <w:r>
+          <w:rPr>
+            <w:noProof/>
+            <w:webHidden/>
+          </w:rPr>
+          <w:fldChar w:fldCharType="separate"/>
+        </w:r>
+        <w:r>
+          <w:rPr>
+            <w:noProof/>
+            <w:webHidden/>
+          </w:rPr>
+          <w:t>10</w:t>
+        </w:r>
+        <w:r>
+          <w:rPr>
+            <w:noProof/>
+            <w:webHidden/>
+          </w:rPr>
+          <w:fldChar w:fldCharType="end"/>
+        </w:r>
+      </w:hyperlink>
+    </w:p>
+    <w:p>
+      <w:pPr>
+        <w:pStyle w:val="Verzeichnis2"/>
+        <w:tabs>
+          <w:tab w:val="left" w:pos="1134"/>
+        </w:tabs>
+        <w:rPr>
+          <w:rFonts w:asciiTheme="minorHAnsi" w:eastAsiaTheme="minorEastAsia" w:hAnsiTheme="minorHAnsi" w:cstheme="minorBidi"/>
+          <w:noProof/>
+          <w:kern w:val="2"/>
+          <w:sz w:val="24"/>
+          <w:lang w:eastAsia="de-CH"/>
+          <w14:ligatures w14:val="standardContextual"/>
+        </w:rPr>
+      </w:pPr>
+      <w:hyperlink w:anchor="_Toc242832326" w:history="1">
+        <w:r>
+          <w:rPr>
+            <w:rStyle w:val="Hyperlink"/>
+            <w:noProof/>
+          </w:rPr>
+          <w:t>2.2</w:t>
+        </w:r>
+        <w:r>
+          <w:rPr>
+            <w:rFonts w:asciiTheme="minorHAnsi" w:eastAsiaTheme="minorEastAsia" w:hAnsiTheme="minorHAnsi" w:cstheme="minorBidi"/>
+            <w:noProof/>
+            <w:kern w:val="2"/>
+            <w:sz w:val="24"/>
+            <w:lang w:eastAsia="de-CH"/>
+            <w14:ligatures w14:val="standardContextual"/>
+          </w:rPr>
+          <w:tab/>
+        </w:r>
+        <w:r>
+          <w:rPr>
+            <w:rStyle w:val="Hyperlink"/>
+            <w:noProof/>
+          </w:rPr>
+          <w:t>Perioperativer Behandlungsprozess</w:t>
+        </w:r>
+        <w:r>
+          <w:rPr>
+            <w:noProof/>
+            <w:webHidden/>
+          </w:rPr>
+          <w:tab/>
+        </w:r>
+        <w:r>
+          <w:rPr>
+            <w:noProof/>
+            <w:webHidden/>
+          </w:rPr>
+          <w:fldChar w:fldCharType="begin"/>
+        </w:r>
+        <w:r>
+          <w:rPr>
+            <w:noProof/>
+            <w:webHidden/>
+          </w:rPr>
+          <w:instrText xml:space="preserve"> PAGEREF _Toc242832326 \h </w:instrText>
+        </w:r>
+        <w:r>
+          <w:rPr>
+            <w:noProof/>
+            <w:webHidden/>
+          </w:rPr>
+        </w:r>
+        <w:r>
+          <w:rPr>
+            <w:noProof/>
+            <w:webHidden/>
+          </w:rPr>
+          <w:fldChar w:fldCharType="separate"/>
+        </w:r>
+        <w:r>
+          <w:rPr>
+            <w:noProof/>
+            <w:webHidden/>
+          </w:rPr>
+          <w:t>11</w:t>
+        </w:r>
+        <w:r>
+          <w:rPr>
+            <w:noProof/>
+            <w:webHidden/>
+          </w:rPr>
+          <w:fldChar w:fldCharType="end"/>
+        </w:r>
+      </w:hyperlink>
+    </w:p>
+    <w:p>
+      <w:pPr>
+        <w:pStyle w:val="Verzeichnis2"/>
+        <w:tabs>
+          <w:tab w:val="left" w:pos="1134"/>
+        </w:tabs>
+        <w:rPr>
+          <w:rFonts w:asciiTheme="minorHAnsi" w:eastAsiaTheme="minorEastAsia" w:hAnsiTheme="minorHAnsi" w:cstheme="minorBidi"/>
+          <w:noProof/>
+          <w:kern w:val="2"/>
+          <w:sz w:val="24"/>
+          <w:lang w:eastAsia="de-CH"/>
+          <w14:ligatures w14:val="standardContextual"/>
+        </w:rPr>
+      </w:pPr>
+      <w:hyperlink w:anchor="_Toc242832327" w:history="1">
+        <w:r>
+          <w:rPr>
+            <w:rStyle w:val="Hyperlink"/>
+            <w:noProof/>
+          </w:rPr>
+          <w:t>2.3</w:t>
+        </w:r>
+        <w:r>
+          <w:rPr>
+            <w:rFonts w:asciiTheme="minorHAnsi" w:eastAsiaTheme="minorEastAsia" w:hAnsiTheme="minorHAnsi" w:cstheme="minorBidi"/>
+            <w:noProof/>
+            <w:kern w:val="2"/>
+            <w:sz w:val="24"/>
+            <w:lang w:eastAsia="de-CH"/>
+            <w14:ligatures w14:val="standardContextual"/>
+          </w:rPr>
+          <w:tab/>
+        </w:r>
+        <w:r>
+          <w:rPr>
+            <w:rStyle w:val="Hyperlink"/>
+            <w:noProof/>
+          </w:rPr>
+          <w:t>Digitale Checklisten</w:t>
+        </w:r>
+        <w:r>
+          <w:rPr>
+            <w:noProof/>
+            <w:webHidden/>
+          </w:rPr>
+          <w:tab/>
+        </w:r>
+        <w:r>
+          <w:rPr>
+            <w:noProof/>
+            <w:webHidden/>
+          </w:rPr>
+          <w:fldChar w:fldCharType="begin"/>
+        </w:r>
+        <w:r>
+          <w:rPr>
+            <w:noProof/>
+            <w:webHidden/>
+          </w:rPr>
+          <w:instrText xml:space="preserve"> PAGEREF _Toc242832327 \h </w:instrText>
+        </w:r>
+        <w:r>
+          <w:rPr>
+            <w:noProof/>
+            <w:webHidden/>
+          </w:rPr>
+        </w:r>
+        <w:r>
+          <w:rPr>
+            <w:noProof/>
+            <w:webHidden/>
+          </w:rPr>
+          <w:fldChar w:fldCharType="separate"/>
+        </w:r>
+        <w:r>
+          <w:rPr>
+            <w:noProof/>
+            <w:webHidden/>
+          </w:rPr>
+          <w:t>12</w:t>
+        </w:r>
+        <w:r>
+          <w:rPr>
+            <w:noProof/>
+            <w:webHidden/>
+          </w:rPr>
+          <w:fldChar w:fldCharType="end"/>
+        </w:r>
+      </w:hyperlink>
+    </w:p>
+    <w:p>
+      <w:pPr>
+        <w:pStyle w:val="Verzeichnis2"/>
+        <w:tabs>
+          <w:tab w:val="left" w:pos="1134"/>
+        </w:tabs>
+        <w:rPr>
+          <w:rFonts w:asciiTheme="minorHAnsi" w:eastAsiaTheme="minorEastAsia" w:hAnsiTheme="minorHAnsi" w:cstheme="minorBidi"/>
+          <w:noProof/>
+          <w:kern w:val="2"/>
+          <w:sz w:val="24"/>
+          <w:lang w:eastAsia="de-CH"/>
+          <w14:ligatures w14:val="standardContextual"/>
+        </w:rPr>
+      </w:pPr>
+      <w:hyperlink w:anchor="_Toc242832328" w:history="1">
+        <w:r>
+          <w:rPr>
+            <w:rStyle w:val="Hyperlink"/>
+            <w:noProof/>
+          </w:rPr>
+          <w:t>2.4</w:t>
+        </w:r>
+        <w:r>
+          <w:rPr>
+            <w:rFonts w:asciiTheme="minorHAnsi" w:eastAsiaTheme="minorEastAsia" w:hAnsiTheme="minorHAnsi" w:cstheme="minorBidi"/>
+            <w:noProof/>
+            <w:kern w:val="2"/>
+            <w:sz w:val="24"/>
+            <w:lang w:eastAsia="de-CH"/>
+            <w14:ligatures w14:val="standardContextual"/>
+          </w:rPr>
+          <w:tab/>
+        </w:r>
+        <w:r>
+          <w:rPr>
+            <w:rStyle w:val="Hyperlink"/>
+            <w:noProof/>
+          </w:rPr>
+          <w:t>Datenschutz und Informationssicherheit</w:t>
+        </w:r>
+        <w:r>
+          <w:rPr>
+            <w:noProof/>
+            <w:webHidden/>
+          </w:rPr>
+          <w:tab/>
+        </w:r>
+        <w:r>
+          <w:rPr>
+            <w:noProof/>
+            <w:webHidden/>
+          </w:rPr>
+          <w:fldChar w:fldCharType="begin"/>
+        </w:r>
+        <w:r>
+          <w:rPr>
+            <w:noProof/>
+            <w:webHidden/>
+          </w:rPr>
+          <w:instrText xml:space="preserve"> PAGEREF _Toc242832328 \h </w:instrText>
+        </w:r>
+        <w:r>
+          <w:rPr>
+            <w:noProof/>
+            <w:webHidden/>
+          </w:rPr>
+        </w:r>
+        <w:r>
+          <w:rPr>
+            <w:noProof/>
+            <w:webHidden/>
+          </w:rPr>
+          <w:fldChar w:fldCharType="separate"/>
+        </w:r>
+        <w:r>
+          <w:rPr>
+            <w:noProof/>
+            <w:webHidden/>
+          </w:rPr>
+          <w:t>13</w:t>
+        </w:r>
+        <w:r>
+          <w:rPr>
+            <w:noProof/>
+            <w:webHidden/>
+          </w:rPr>
+          <w:fldChar w:fldCharType="end"/>
+        </w:r>
+      </w:hyperlink>
+    </w:p>
+    <w:p>
+      <w:pPr>
+        <w:pStyle w:val="Verzeichnis1"/>
+        <w:rPr>
+          <w:rFonts w:asciiTheme="minorHAnsi" w:eastAsiaTheme="minorEastAsia" w:hAnsiTheme="minorHAnsi" w:cstheme="minorBidi"/>
+          <w:noProof/>
+          <w:kern w:val="2"/>
+          <w:sz w:val="24"/>
+          <w:lang w:eastAsia="de-CH"/>
+          <w14:ligatures w14:val="standardContextual"/>
+        </w:rPr>
+      </w:pPr>
+      <w:hyperlink w:anchor="_Toc242832329" w:history="1">
+        <w:r>
+          <w:rPr>
+            <w:rStyle w:val="Hyperlink"/>
+            <w:noProof/>
+          </w:rPr>
+          <w:t>6</w:t>
+        </w:r>
+        <w:r>
+          <w:rPr>
+            <w:rFonts w:asciiTheme="minorHAnsi" w:eastAsiaTheme="minorEastAsia" w:hAnsiTheme="minorHAnsi" w:cstheme="minorBidi"/>
+            <w:noProof/>
+            <w:kern w:val="2"/>
+            <w:sz w:val="24"/>
+            <w:lang w:eastAsia="de-CH"/>
+            <w14:ligatures w14:val="standardContextual"/>
+          </w:rPr>
+          <w:tab/>
+        </w:r>
+        <w:r>
+          <w:rPr>
+            <w:rStyle w:val="Hyperlink"/>
+            <w:noProof/>
+          </w:rPr>
+          <w:t>Verzeichnisse</w:t>
+        </w:r>
+        <w:r>
+          <w:rPr>
+            <w:noProof/>
+            <w:webHidden/>
+          </w:rPr>
+          <w:tab/>
+        </w:r>
+        <w:r>
+          <w:rPr>
+            <w:noProof/>
+            <w:webHidden/>
+          </w:rPr>
+          <w:fldChar w:fldCharType="begin"/>
+        </w:r>
+        <w:r>
+          <w:rPr>
+            <w:noProof/>
+            <w:webHidden/>
+          </w:rPr>
+          <w:instrText xml:space="preserve"> PAGEREF _Toc242832329 \h </w:instrText>
+        </w:r>
+        <w:r>
+          <w:rPr>
+            <w:noProof/>
+            <w:webHidden/>
+          </w:rPr>
+        </w:r>
+        <w:r>
+          <w:rPr>
+            <w:noProof/>
+            <w:webHidden/>
+          </w:rPr>
+          <w:fldChar w:fldCharType="separate"/>
+        </w:r>
+        <w:r>
+          <w:rPr>
+            <w:noProof/>
+            <w:webHidden/>
+          </w:rPr>
+          <w:t>16</w:t>
+        </w:r>
+        <w:r>
+          <w:rPr>
+            <w:noProof/>
+            <w:webHidden/>
+          </w:rPr>
+          <w:fldChar w:fldCharType="end"/>
+        </w:r>
+      </w:hyperlink>
+    </w:p>
+    <w:p>
+      <w:pPr>
+        <w:pStyle w:val="Verzeichnis2"/>
+        <w:tabs>
+          <w:tab w:val="left" w:pos="1134"/>
+        </w:tabs>
+        <w:rPr>
+          <w:rFonts w:asciiTheme="minorHAnsi" w:eastAsiaTheme="minorEastAsia" w:hAnsiTheme="minorHAnsi" w:cstheme="minorBidi"/>
+          <w:noProof/>
+          <w:kern w:val="2"/>
+          <w:sz w:val="24"/>
+          <w:lang w:eastAsia="de-CH"/>
+          <w14:ligatures w14:val="standardContextual"/>
+        </w:rPr>
+      </w:pPr>
+      <w:hyperlink w:anchor="_Toc242832330" w:history="1">
+        <w:r>
+          <w:rPr>
+            <w:rStyle w:val="Hyperlink"/>
+            <w:noProof/>
+          </w:rPr>
+          <w:t>6.1</w:t>
+        </w:r>
+        <w:r>
+          <w:rPr>
+            <w:rFonts w:asciiTheme="minorHAnsi" w:eastAsiaTheme="minorEastAsia" w:hAnsiTheme="minorHAnsi" w:cstheme="minorBidi"/>
+            <w:noProof/>
+            <w:kern w:val="2"/>
+            <w:sz w:val="24"/>
+            <w:lang w:eastAsia="de-CH"/>
+            <w14:ligatures w14:val="standardContextual"/>
+          </w:rPr>
+          <w:tab/>
+        </w:r>
+        <w:r>
+          <w:rPr>
+            <w:rStyle w:val="Hyperlink"/>
+            <w:noProof/>
+          </w:rPr>
+          <w:t>Literaturverzeichnis</w:t>
+        </w:r>
+        <w:r>
+          <w:rPr>
+            <w:noProof/>
+            <w:webHidden/>
+          </w:rPr>
+          <w:tab/>
+        </w:r>
+        <w:r>
+          <w:rPr>
+            <w:noProof/>
+            <w:webHidden/>
+          </w:rPr>
+          <w:fldChar w:fldCharType="begin"/>
+        </w:r>
+        <w:r>
+          <w:rPr>
+            <w:noProof/>
+            <w:webHidden/>
+          </w:rPr>
+          <w:instrText xml:space="preserve"> PAGEREF _Toc242832330 \h </w:instrText>
+        </w:r>
+        <w:r>
+          <w:rPr>
+            <w:noProof/>
+            <w:webHidden/>
+          </w:rPr>
+        </w:r>
+        <w:r>
+          <w:rPr>
+            <w:noProof/>
+            <w:webHidden/>
+          </w:rPr>
+          <w:fldChar w:fldCharType="separate"/>
+        </w:r>
+        <w:r>
+          <w:rPr>
+            <w:noProof/>
+            <w:webHidden/>
+          </w:rPr>
+          <w:t>16</w:t>
         </w:r>
         <w:r>
           <w:rPr>
@@ -1356,7 +2078,7 @@
       <w:pPr>
         <w:pStyle w:val="berschrift1"/>
       </w:pPr>
-      <w:bookmarkStart w:id="8" w:name="_Toc242625831"/>
+      <w:bookmarkStart w:id="8" w:name="_Toc242832313"/>
       <w:r>
         <w:lastRenderedPageBreak/>
         <w:t>1</w:t>
@@ -1373,7 +2095,7 @@
       <w:pPr>
         <w:pStyle w:val="berschrift2"/>
       </w:pPr>
-      <w:bookmarkStart w:id="9" w:name="_Toc242625832"/>
+      <w:bookmarkStart w:id="9" w:name="_Toc242832314"/>
       <w:r>
         <w:t>1.1</w:t>
       </w:r>
@@ -1397,7 +2119,15 @@
     </w:p>
     <w:p>
       <w:r>
-        <w:t xml:space="preserve">Als fachlicher Rahmen spielt dabei das Konzept Enhanced Recovery After Surgery (ERAS) eine wichtige Rolle. ERAS beschreibt einen evidenzbasierten, multimodalen Ansatz zur Optimierung des perioperativen Behandlungsverlaufs. Für die endgültige Arbeit sollte diese Aussage durch eine geeignete wissenschaftliche ERAS-Quelle belegt werden </w:t>
+        <w:t xml:space="preserve">Als fachlicher Rahmen spielt dabei das Konzept Enhanced Recovery After </w:t>
+      </w:r>
+      <w:proofErr w:type="spellStart"/>
+      <w:r>
+        <w:t>Surgery</w:t>
+      </w:r>
+      <w:proofErr w:type="spellEnd"/>
+      <w:r>
+        <w:t xml:space="preserve"> (ERAS) eine wichtige Rolle. ERAS beschreibt einen evidenzbasierten, multimodalen Ansatz zur Optimierung des perioperativen Behandlungsverlaufs. Für die endgültige Arbeit sollte diese Aussage durch eine geeignete wissenschaftliche ERAS-Quelle belegt werden </w:t>
       </w:r>
       <w:r>
         <w:rPr>
@@ -1415,7 +2145,7 @@
       <w:pPr>
         <w:pStyle w:val="berschrift2"/>
       </w:pPr>
-      <w:bookmarkStart w:id="10" w:name="_Toc242625833"/>
+      <w:bookmarkStart w:id="10" w:name="_Toc242832315"/>
       <w:r>
         <w:t>1.2</w:t>
       </w:r>
@@ -1553,8 +2283,13 @@
         </w:numPr>
       </w:pPr>
       <w:r>
-        <w:t>Bereitstellung einer Schnittstelle zwischen Frontend und Backend</w:t>
-      </w:r>
+        <w:t xml:space="preserve">Bereitstellung einer Schnittstelle zwischen Frontend und </w:t>
+      </w:r>
+      <w:proofErr w:type="gramStart"/>
+      <w:r>
+        <w:t>Backend</w:t>
+      </w:r>
+      <w:proofErr w:type="gramEnd"/>
     </w:p>
     <w:p>
       <w:pPr>
@@ -1601,7 +2336,7 @@
           <w:highlight w:val="yellow"/>
         </w:rPr>
       </w:pPr>
-      <w:bookmarkStart w:id="11" w:name="_Toc242625834"/>
+      <w:bookmarkStart w:id="11" w:name="_Toc242832316"/>
       <w:r>
         <w:t>1.3</w:t>
       </w:r>
@@ -1685,7 +2420,6 @@
         </w:numPr>
       </w:pPr>
       <w:r>
-        <w:lastRenderedPageBreak/>
         <w:t>Eingabewerte auf definierte formale beziehungsweise fachliche Bedingungen geprüft werden können</w:t>
       </w:r>
     </w:p>
@@ -1698,6 +2432,7 @@
         </w:numPr>
       </w:pPr>
       <w:r>
+        <w:lastRenderedPageBreak/>
         <w:t>der aktuelle Bearbeitungsfortschritt eines Falls nachvollziehbar dargestellt werden kann</w:t>
       </w:r>
     </w:p>
@@ -1741,7 +2476,7 @@
       <w:pPr>
         <w:pStyle w:val="berschrift2"/>
       </w:pPr>
-      <w:bookmarkStart w:id="12" w:name="_Toc242625835"/>
+      <w:bookmarkStart w:id="12" w:name="_Toc242832317"/>
       <w:r>
         <w:t>1.4</w:t>
       </w:r>
@@ -1755,13 +2490,7 @@
     </w:p>
     <w:p>
       <w:r>
-        <w:t>Die Anforderungen an die Webapplikation wurden aus der Aufgabenstellung, den vorhandenen fachlichen Unterlagen sowie aus Besprechungen mit Vertreterinnen und Vertretern des Kantonsspitals Winterthur abgeleitet.</w:t>
-      </w:r>
-      <w:r>
-        <w:t xml:space="preserve"> </w:t>
-      </w:r>
-      <w:r>
-        <w:t>Während der Projektlaufzeit werden die Anforderungen iterativ konkretisiert. Rückmeldungen aus gemeinsamen Durchgängen des Prototyps werden analysiert und, soweit sie innerhalb des Projektumfangs liegen, in nachfolgenden Versionen berücksichtigt.</w:t>
+        <w:t>Die Anforderungen an die Webapplikation wurden aus der Aufgabenstellung, den vorhandenen fachlichen Unterlagen sowie aus Besprechungen mit Vertreterinnen und Vertretern des Kantonsspitals Winterthur abgeleitet. Während der Projektlaufzeit werden die Anforderungen iterativ konkretisiert. Rückmeldungen aus gemeinsamen Durchgängen des Prototyps werden analysiert und, soweit sie innerhalb des Projektumfangs liegen, in nachfolgenden Versionen berücksichtigt.</w:t>
       </w:r>
     </w:p>
     <w:p>
@@ -1791,7 +2520,7 @@
       <w:pPr>
         <w:pStyle w:val="berschrift3"/>
       </w:pPr>
-      <w:bookmarkStart w:id="13" w:name="_Toc242625836"/>
+      <w:bookmarkStart w:id="13" w:name="_Toc242832318"/>
       <w:r>
         <w:lastRenderedPageBreak/>
         <w:t>1.4.1</w:t>
@@ -1894,22 +2623,7 @@
               <w:t xml:space="preserve">soll Patientinnen und Patienten erfassen </w:t>
             </w:r>
             <w:r>
-              <w:t xml:space="preserve">und diese </w:t>
-            </w:r>
-            <w:r>
-              <w:t xml:space="preserve">sollen </w:t>
-            </w:r>
-            <w:r>
-              <w:t>anschliessend auch suchen</w:t>
-            </w:r>
-            <w:r>
-              <w:t xml:space="preserve"> und </w:t>
-            </w:r>
-            <w:r>
-              <w:t>auswählen</w:t>
-            </w:r>
-            <w:r>
-              <w:t xml:space="preserve"> können.</w:t>
+              <w:t>und diese sollen anschliessend auch suchen und auswählen können.</w:t>
             </w:r>
           </w:p>
         </w:tc>
@@ -2189,6 +2903,9 @@
         </w:tc>
       </w:tr>
       <w:tr>
+        <w:trPr>
+          <w:trHeight w:val="497"/>
+        </w:trPr>
         <w:tc>
           <w:tcPr>
             <w:cnfStyle w:val="001000000000" w:firstRow="0" w:lastRow="0" w:firstColumn="1" w:lastColumn="0" w:oddVBand="0" w:evenVBand="0" w:oddHBand="0" w:evenHBand="0" w:firstRowFirstColumn="0" w:firstRowLastColumn="0" w:lastRowFirstColumn="0" w:lastRowLastColumn="0"/>
@@ -2384,6 +3101,9 @@
         <w:t>1</w:t>
       </w:r>
       <w:r>
+        <w:rPr>
+          <w:noProof/>
+        </w:rPr>
         <w:fldChar w:fldCharType="end"/>
       </w:r>
       <w:r>
@@ -2397,7 +3117,7 @@
       <w:r>
         <w:br w:type="page"/>
       </w:r>
-      <w:bookmarkStart w:id="14" w:name="_Toc242625837"/>
+      <w:bookmarkStart w:id="14" w:name="_Toc242832319"/>
       <w:r>
         <w:lastRenderedPageBreak/>
         <w:t>1.4.2</w:t>
@@ -2415,10 +3135,7 @@
         <w:t xml:space="preserve">Für den aktuellen Projektumfang ergeben sich folgende </w:t>
       </w:r>
       <w:r>
-        <w:t>Nicht</w:t>
-      </w:r>
-      <w:r>
-        <w:t xml:space="preserve">funktionale </w:t>
+        <w:t xml:space="preserve">Nichtfunktionale </w:t>
       </w:r>
       <w:r>
         <w:t>Anforderungen:</w:t>
@@ -2900,6 +3617,9 @@
         <w:t>2</w:t>
       </w:r>
       <w:r>
+        <w:rPr>
+          <w:noProof/>
+        </w:rPr>
         <w:fldChar w:fldCharType="end"/>
       </w:r>
       <w:r>
@@ -2910,7 +3630,7 @@
       <w:pPr>
         <w:pStyle w:val="berschrift2"/>
       </w:pPr>
-      <w:bookmarkStart w:id="15" w:name="_Toc242625838"/>
+      <w:bookmarkStart w:id="15" w:name="_Toc242832320"/>
       <w:r>
         <w:lastRenderedPageBreak/>
         <w:t>1.5</w:t>
@@ -3058,7 +3778,7 @@
       <w:r>
         <w:br w:type="page"/>
       </w:r>
-      <w:bookmarkStart w:id="16" w:name="_Toc242625839"/>
+      <w:bookmarkStart w:id="16" w:name="_Toc242832321"/>
       <w:r>
         <w:lastRenderedPageBreak/>
         <w:t>1.6</w:t>
@@ -3095,6 +3815,7 @@
           <w:tcPr>
             <w:cnfStyle w:val="001000000100" w:firstRow="0" w:lastRow="0" w:firstColumn="1" w:lastColumn="0" w:oddVBand="0" w:evenVBand="0" w:oddHBand="0" w:evenHBand="0" w:firstRowFirstColumn="1" w:firstRowLastColumn="0" w:lastRowFirstColumn="0" w:lastRowLastColumn="0"/>
             <w:tcW w:w="2694" w:type="dxa"/>
+            <w:vAlign w:val="center"/>
             <w:hideMark/>
           </w:tcPr>
           <w:p>
@@ -3117,6 +3838,7 @@
         <w:tc>
           <w:tcPr>
             <w:tcW w:w="5386" w:type="dxa"/>
+            <w:vAlign w:val="center"/>
             <w:hideMark/>
           </w:tcPr>
           <w:p>
@@ -3140,6 +3862,7 @@
         <w:tc>
           <w:tcPr>
             <w:tcW w:w="1558" w:type="dxa"/>
+            <w:vAlign w:val="center"/>
             <w:hideMark/>
           </w:tcPr>
           <w:p>
@@ -3169,6 +3892,7 @@
           <w:tcPr>
             <w:cnfStyle w:val="001000000000" w:firstRow="0" w:lastRow="0" w:firstColumn="1" w:lastColumn="0" w:oddVBand="0" w:evenVBand="0" w:oddHBand="0" w:evenHBand="0" w:firstRowFirstColumn="0" w:firstRowLastColumn="0" w:lastRowFirstColumn="0" w:lastRowLastColumn="0"/>
             <w:tcW w:w="2694" w:type="dxa"/>
+            <w:vAlign w:val="center"/>
             <w:hideMark/>
           </w:tcPr>
           <w:p>
@@ -3191,6 +3915,7 @@
         <w:tc>
           <w:tcPr>
             <w:tcW w:w="5386" w:type="dxa"/>
+            <w:vAlign w:val="center"/>
             <w:hideMark/>
           </w:tcPr>
           <w:p>
@@ -3206,6 +3931,7 @@
         <w:tc>
           <w:tcPr>
             <w:tcW w:w="1558" w:type="dxa"/>
+            <w:vAlign w:val="center"/>
             <w:hideMark/>
           </w:tcPr>
           <w:p>
@@ -3224,6 +3950,7 @@
           <w:tcPr>
             <w:cnfStyle w:val="001000000000" w:firstRow="0" w:lastRow="0" w:firstColumn="1" w:lastColumn="0" w:oddVBand="0" w:evenVBand="0" w:oddHBand="0" w:evenHBand="0" w:firstRowFirstColumn="0" w:firstRowLastColumn="0" w:lastRowFirstColumn="0" w:lastRowLastColumn="0"/>
             <w:tcW w:w="2694" w:type="dxa"/>
+            <w:vAlign w:val="center"/>
             <w:hideMark/>
           </w:tcPr>
           <w:p>
@@ -3234,18 +3961,28 @@
                 <w:bCs/>
               </w:rPr>
             </w:pPr>
+            <w:proofErr w:type="spellStart"/>
             <w:r>
               <w:rPr>
                 <w:b/>
                 <w:bCs/>
               </w:rPr>
-              <w:t>Physician Associate / BENE-Nurse</w:t>
+              <w:t>Physician</w:t>
+            </w:r>
+            <w:proofErr w:type="spellEnd"/>
+            <w:r>
+              <w:rPr>
+                <w:b/>
+                <w:bCs/>
+              </w:rPr>
+              <w:t xml:space="preserve"> Associate / BENE-Nurse</w:t>
             </w:r>
           </w:p>
         </w:tc>
         <w:tc>
           <w:tcPr>
             <w:tcW w:w="5386" w:type="dxa"/>
+            <w:vAlign w:val="center"/>
             <w:hideMark/>
           </w:tcPr>
           <w:p>
@@ -3261,6 +3998,7 @@
         <w:tc>
           <w:tcPr>
             <w:tcW w:w="1558" w:type="dxa"/>
+            <w:vAlign w:val="center"/>
             <w:hideMark/>
           </w:tcPr>
           <w:p>
@@ -3282,6 +4020,7 @@
           <w:tcPr>
             <w:cnfStyle w:val="001000000000" w:firstRow="0" w:lastRow="0" w:firstColumn="1" w:lastColumn="0" w:oddVBand="0" w:evenVBand="0" w:oddHBand="0" w:evenHBand="0" w:firstRowFirstColumn="0" w:firstRowLastColumn="0" w:lastRowFirstColumn="0" w:lastRowLastColumn="0"/>
             <w:tcW w:w="2694" w:type="dxa"/>
+            <w:vAlign w:val="center"/>
             <w:hideMark/>
           </w:tcPr>
           <w:p>
@@ -3304,6 +4043,7 @@
         <w:tc>
           <w:tcPr>
             <w:tcW w:w="5386" w:type="dxa"/>
+            <w:vAlign w:val="center"/>
             <w:hideMark/>
           </w:tcPr>
           <w:p>
@@ -3319,6 +4059,7 @@
         <w:tc>
           <w:tcPr>
             <w:tcW w:w="1558" w:type="dxa"/>
+            <w:vAlign w:val="center"/>
             <w:hideMark/>
           </w:tcPr>
           <w:p>
@@ -3337,6 +4078,7 @@
           <w:tcPr>
             <w:cnfStyle w:val="001000000000" w:firstRow="0" w:lastRow="0" w:firstColumn="1" w:lastColumn="0" w:oddVBand="0" w:evenVBand="0" w:oddHBand="0" w:evenHBand="0" w:firstRowFirstColumn="0" w:firstRowLastColumn="0" w:lastRowFirstColumn="0" w:lastRowLastColumn="0"/>
             <w:tcW w:w="2694" w:type="dxa"/>
+            <w:vAlign w:val="center"/>
             <w:hideMark/>
           </w:tcPr>
           <w:p>
@@ -3359,6 +4101,7 @@
         <w:tc>
           <w:tcPr>
             <w:tcW w:w="5386" w:type="dxa"/>
+            <w:vAlign w:val="center"/>
             <w:hideMark/>
           </w:tcPr>
           <w:p>
@@ -3374,6 +4117,7 @@
         <w:tc>
           <w:tcPr>
             <w:tcW w:w="1558" w:type="dxa"/>
+            <w:vAlign w:val="center"/>
             <w:hideMark/>
           </w:tcPr>
           <w:p>
@@ -3395,6 +4139,7 @@
           <w:tcPr>
             <w:cnfStyle w:val="001000000000" w:firstRow="0" w:lastRow="0" w:firstColumn="1" w:lastColumn="0" w:oddVBand="0" w:evenVBand="0" w:oddHBand="0" w:evenHBand="0" w:firstRowFirstColumn="0" w:firstRowLastColumn="0" w:lastRowFirstColumn="0" w:lastRowLastColumn="0"/>
             <w:tcW w:w="2694" w:type="dxa"/>
+            <w:vAlign w:val="center"/>
             <w:hideMark/>
           </w:tcPr>
           <w:p>
@@ -3417,6 +4162,7 @@
         <w:tc>
           <w:tcPr>
             <w:tcW w:w="5386" w:type="dxa"/>
+            <w:vAlign w:val="center"/>
             <w:hideMark/>
           </w:tcPr>
           <w:p>
@@ -3432,6 +4178,7 @@
         <w:tc>
           <w:tcPr>
             <w:tcW w:w="1558" w:type="dxa"/>
+            <w:vAlign w:val="center"/>
             <w:hideMark/>
           </w:tcPr>
           <w:p>
@@ -3450,6 +4197,7 @@
           <w:tcPr>
             <w:cnfStyle w:val="001000000000" w:firstRow="0" w:lastRow="0" w:firstColumn="1" w:lastColumn="0" w:oddVBand="0" w:evenVBand="0" w:oddHBand="0" w:evenHBand="0" w:firstRowFirstColumn="0" w:firstRowLastColumn="0" w:lastRowFirstColumn="0" w:lastRowLastColumn="0"/>
             <w:tcW w:w="2694" w:type="dxa"/>
+            <w:vAlign w:val="center"/>
             <w:hideMark/>
           </w:tcPr>
           <w:p>
@@ -3472,6 +4220,7 @@
         <w:tc>
           <w:tcPr>
             <w:tcW w:w="5386" w:type="dxa"/>
+            <w:vAlign w:val="center"/>
             <w:hideMark/>
           </w:tcPr>
           <w:p>
@@ -3487,6 +4236,7 @@
         <w:tc>
           <w:tcPr>
             <w:tcW w:w="1558" w:type="dxa"/>
+            <w:vAlign w:val="center"/>
             <w:hideMark/>
           </w:tcPr>
           <w:p>
@@ -3525,6 +4275,9 @@
         <w:t>3</w:t>
       </w:r>
       <w:r>
+        <w:rPr>
+          <w:noProof/>
+        </w:rPr>
         <w:fldChar w:fldCharType="end"/>
       </w:r>
       <w:r>
@@ -3539,41 +4292,57 @@
         <w:t xml:space="preserve"> </w:t>
       </w:r>
       <w:r>
-        <w:t>Prototypen werden gemeinsam betrachtet, fachliche Unklarheiten diskutiert und Änderungswünsche dokumentiert. Dieses Vorgeh</w:t>
+        <w:t xml:space="preserve">Prototypen werden gemeinsam betrachtet, fachliche Unklarheiten diskutiert und Änderungswünsche dokumentiert. Dieses </w:t>
+      </w:r>
+      <w:proofErr w:type="spellStart"/>
+      <w:r>
+        <w:t>Vorgeh</w:t>
       </w:r>
       <w:r>
         <w:t>s</w:t>
       </w:r>
       <w:r>
-        <w:t>en ermöglicht es, Missverständnisse in der Abbildung des medizinischen Ablaufs frühzeitig zu erkennen.</w:t>
-      </w:r>
-    </w:p>
-    <w:p>
-      <w:r>
-        <w:t>Die ICT des KSW stellt einen weiteren wichtigen Stakeholder dar. Während die medizinischen Fachpersonen primär fachliche und funktionale Anforderungen einbringen, sind für eine spätere Weiterentwicklung insbesondere Vorgaben hinsichtlich Systemintegration, Informationssicherheit, Netzwerkarchitektur und Datenschutz relevant.</w:t>
-      </w:r>
+        <w:t>en</w:t>
+      </w:r>
+      <w:proofErr w:type="spellEnd"/>
+      <w:r>
+        <w:t xml:space="preserve"> ermöglicht es, Missverständnisse in der Abbildung des medizinischen Ablaufs frühzeitig zu erkennen.</w:t>
+      </w:r>
+    </w:p>
+    <w:p>
+      <w:r>
+        <w:t>Die ICT des KSW stellt einen weiteren wichtigen Stakeholder dar. Während die medizinischen Fachpersonen primär fachliche und funktionale Anforderungen einbringen, sind für eine spätere Weiterentwicklung insbesondere Vorgaben hinsichtlich Systemintegration, Informationssicherheit, Netzwerkarchitektur und Datenschutz relevant</w:t>
+      </w:r>
+      <w:r>
+        <w:t>.</w:t>
+      </w:r>
+    </w:p>
+    <w:p>
+      <w:pPr>
+        <w:tabs>
+          <w:tab w:val="clear" w:pos="851"/>
+        </w:tabs>
+        <w:spacing w:after="160" w:line="278" w:lineRule="auto"/>
+        <w:jc w:val="left"/>
+      </w:pPr>
       <w:r>
         <w:br w:type="page"/>
       </w:r>
-      <w:r>
-        <w:rPr>
-          <w:rStyle w:val="berschrift2Zchn"/>
-        </w:rPr>
+    </w:p>
+    <w:p>
+      <w:pPr>
+        <w:pStyle w:val="berschrift2"/>
+      </w:pPr>
+      <w:bookmarkStart w:id="17" w:name="_Toc242832322"/>
+      <w:r>
         <w:lastRenderedPageBreak/>
         <w:t>1.7</w:t>
       </w:r>
       <w:r>
-        <w:rPr>
-          <w:rStyle w:val="berschrift2Zchn"/>
-        </w:rPr>
         <w:tab/>
-      </w:r>
-      <w:r>
-        <w:rPr>
-          <w:rStyle w:val="berschrift2Zchn"/>
-        </w:rPr>
         <w:t>Terminologie</w:t>
       </w:r>
+      <w:bookmarkEnd w:id="17"/>
     </w:p>
     <w:tbl>
       <w:tblPr>
@@ -3674,7 +4443,15 @@
               <w:cnfStyle w:val="000000100000" w:firstRow="0" w:lastRow="0" w:firstColumn="0" w:lastColumn="0" w:oddVBand="0" w:evenVBand="0" w:oddHBand="1" w:evenHBand="0" w:firstRowFirstColumn="0" w:firstRowLastColumn="0" w:lastRowFirstColumn="0" w:lastRowLastColumn="0"/>
             </w:pPr>
             <w:r>
-              <w:t>Enhanced Recovery After Surgery; multimodales Konzept zur Optimierung perioperativer Behandlungsabläufe.</w:t>
+              <w:t xml:space="preserve">Enhanced Recovery After </w:t>
+            </w:r>
+            <w:proofErr w:type="spellStart"/>
+            <w:r>
+              <w:t>Surgery</w:t>
+            </w:r>
+            <w:proofErr w:type="spellEnd"/>
+            <w:r>
+              <w:t>; multimodales Konzept zur Optimierung perioperativer Behandlungsabläufe.</w:t>
             </w:r>
           </w:p>
         </w:tc>
@@ -4034,7 +4811,15 @@
               <w:cnfStyle w:val="000000000000" w:firstRow="0" w:lastRow="0" w:firstColumn="0" w:lastColumn="0" w:oddVBand="0" w:evenVBand="0" w:oddHBand="0" w:evenHBand="0" w:firstRowFirstColumn="0" w:firstRowLastColumn="0" w:lastRowFirstColumn="0" w:lastRowLastColumn="0"/>
             </w:pPr>
             <w:r>
-              <w:t>Programmierschnittstelle zwischen Frontend und Backend.</w:t>
+              <w:t xml:space="preserve">Programmierschnittstelle zwischen Frontend und </w:t>
+            </w:r>
+            <w:proofErr w:type="gramStart"/>
+            <w:r>
+              <w:t>Backend</w:t>
+            </w:r>
+            <w:proofErr w:type="gramEnd"/>
+            <w:r>
+              <w:t>.</w:t>
             </w:r>
           </w:p>
         </w:tc>
@@ -4153,8 +4938,13 @@
               <w:jc w:val="left"/>
               <w:cnfStyle w:val="000000100000" w:firstRow="0" w:lastRow="0" w:firstColumn="0" w:lastColumn="0" w:oddVBand="0" w:evenVBand="0" w:oddHBand="1" w:evenHBand="0" w:firstRowFirstColumn="0" w:firstRowLastColumn="0" w:lastRowFirstColumn="0" w:lastRowLastColumn="0"/>
             </w:pPr>
-            <w:r>
-              <w:t>Object-Relational Mapping; Abstraktionsschicht zwischen Django-Modellen und relationaler Datenbank.</w:t>
+            <w:proofErr w:type="spellStart"/>
+            <w:r>
+              <w:t>Object</w:t>
+            </w:r>
+            <w:proofErr w:type="spellEnd"/>
+            <w:r>
+              <w:t>-Relational Mapping; Abstraktionsschicht zwischen Django-Modellen und relationaler Datenbank.</w:t>
             </w:r>
           </w:p>
         </w:tc>
@@ -4222,6 +5012,9 @@
         <w:t>4</w:t>
       </w:r>
       <w:r>
+        <w:rPr>
+          <w:noProof/>
+        </w:rPr>
         <w:fldChar w:fldCharType="end"/>
       </w:r>
       <w:r>
@@ -4244,7 +5037,7 @@
       <w:pPr>
         <w:pStyle w:val="berschrift2"/>
       </w:pPr>
-      <w:bookmarkStart w:id="17" w:name="_Toc242625840"/>
+      <w:bookmarkStart w:id="18" w:name="_Toc242832323"/>
       <w:r>
         <w:lastRenderedPageBreak/>
         <w:t>1.8</w:t>
@@ -4255,7 +5048,7 @@
       <w:r>
         <w:t>Aufbau der Arbeit</w:t>
       </w:r>
-      <w:bookmarkEnd w:id="17"/>
+      <w:bookmarkEnd w:id="18"/>
     </w:p>
     <w:p>
       <w:r>
@@ -4271,7 +5064,15 @@
         <w:t>Kapitel 1</w:t>
       </w:r>
       <w:r>
-        <w:t xml:space="preserve"> beschreibt die Ausgangslage des Projekts, die Aufgabenstellung und Zielsetzung sowie die funktionalen und nichtfunktionalen Anforderungen. Darüber hinaus werden die Abgrenzung des Projekts, die relevanten Stakeholder und zentrale Begriffe erläutert.</w:t>
+        <w:t xml:space="preserve"> beschreibt die Ausgangslage des Projekts, die Aufgabenstellung und Zielsetzung sowie die funktionalen und nichtfunktionalen Anforderungen. Darüber hinaus </w:t>
+      </w:r>
+      <w:proofErr w:type="gramStart"/>
+      <w:r>
+        <w:t>werden</w:t>
+      </w:r>
+      <w:proofErr w:type="gramEnd"/>
+      <w:r>
+        <w:t xml:space="preserve"> die Abgrenzung des Projekts, die relevanten Stakeholder und zentrale Begriffe erläutert.</w:t>
       </w:r>
     </w:p>
     <w:p>
@@ -4283,7 +5084,13 @@
         <w:t>Kapitel 2</w:t>
       </w:r>
       <w:r>
-        <w:t xml:space="preserve"> behandelt die theoretischen Grundlagen, welche für das Verständnis der Projektarbeit erforderlich sind. Dazu gehören insbesondere der perioperative ERAS-Ansatz, digitale Checklisten und Behandlungspfade sowie die für den technischen Lösungsansatz relevanten Grundlagen webbasierter Informationssysteme, Softwarearchitekturen und persistenter Datenhaltung.</w:t>
+        <w:t xml:space="preserve"> behandelt die theoretischen Grundlagen, welche für das Verständnis der Projektarbeit erforderlich sind. Dazu gehören insbesondere der perioperative ERAS-Ansatz, digitale Checklisten und Behandlungspfade</w:t>
+      </w:r>
+      <w:r>
+        <w:t xml:space="preserve"> </w:t>
+      </w:r>
+      <w:r>
+        <w:t>sowie Datenschutz und Informationssicherheit im Spitalumfeld. Allgemeine technische Grundlagen werden nicht behandelt, sondern in Kapitel 3 dort eingeführt, wo sie für die Realisierung benötigt werden.</w:t>
       </w:r>
     </w:p>
     <w:p>
@@ -4307,7 +5114,15 @@
         <w:t>Kapitel 4</w:t>
       </w:r>
       <w:r>
-        <w:t xml:space="preserve"> stellt die erzielten Resultate dar. Dabei werden insbesondere der umgesetzte Funktionsumfang, der aktuelle Stand des Prototyps, die technische Bereitstellung sowie die Resultate der durchgeführten Tests dokumentiert. Die Bewertung der Ergebnisse erfolgt bewusst erst im darauffolgenden Kapitel</w:t>
+        <w:t xml:space="preserve"> stellt die erzielten Resultate dar. Dabei </w:t>
+      </w:r>
+      <w:proofErr w:type="gramStart"/>
+      <w:r>
+        <w:t>werden</w:t>
+      </w:r>
+      <w:proofErr w:type="gramEnd"/>
+      <w:r>
+        <w:t xml:space="preserve"> insbesondere der umgesetzte Funktionsumfang, der aktuelle Stand des Prototyps, die technische Bereitstellung sowie die Resultate der durchgeführten Tests dokumentiert. Die Bewertung der Ergebnisse erfolgt bewusst erst im darauffolgenden Kapitel</w:t>
       </w:r>
       <w:r>
         <w:t>.</w:t>
@@ -4347,48 +5162,309 @@
       </w:r>
     </w:p>
     <w:p>
+      <w:pPr>
+        <w:pStyle w:val="berschrift1"/>
+      </w:pPr>
+      <w:bookmarkStart w:id="19" w:name="_Toc242832324"/>
       <w:r>
         <w:lastRenderedPageBreak/>
-        <w:t>2 Theoretische Grundlagen</w:t>
-      </w:r>
-    </w:p>
-    <w:p>
-      <w:r>
-        <w:t xml:space="preserve">    2.1 Enhanced Recovery After Surgery</w:t>
-      </w:r>
-    </w:p>
-    <w:p>
-      <w:r>
-        <w:t xml:space="preserve">    2.2 Perioperativer Behandlungsprozess</w:t>
-      </w:r>
-    </w:p>
-    <w:p>
-      <w:r>
-        <w:t xml:space="preserve">    2.3 Digitale Checklisten</w:t>
-      </w:r>
-    </w:p>
-    <w:p>
-      <w:r>
-        <w:t xml:space="preserve">    2.4 Webbasierte Informationssysteme</w:t>
-      </w:r>
-    </w:p>
-    <w:p>
-      <w:r>
-        <w:t xml:space="preserve">    2.5 Softwarearchitektur</w:t>
-      </w:r>
-    </w:p>
-    <w:p>
-      <w:r>
-        <w:t xml:space="preserve">    2.6 Persistente Datenhaltung</w:t>
-      </w:r>
-    </w:p>
-    <w:p>
-      <w:r>
-        <w:t xml:space="preserve">    2.7 Datenschutz und Informationssicherheit</w:t>
-      </w:r>
-    </w:p>
-    <w:p>
-      <w:r>
+        <w:t>2</w:t>
+      </w:r>
+      <w:r>
+        <w:tab/>
+      </w:r>
+      <w:r>
+        <w:t>Theoretische Grundlagen</w:t>
+      </w:r>
+      <w:bookmarkEnd w:id="19"/>
+    </w:p>
+    <w:p>
+      <w:r>
+        <w:t>Dieses Kapitel erläutert die fachlichen Konzepte, auf denen die digitale Unterstützung eines perioperativen Patientenpfads beruht. Zunächst werden ERAS, das BENE-Konzept des KSW, Behandlungspfade und Checklisten eingeordnet.</w:t>
+      </w:r>
+      <w:r>
+        <w:t xml:space="preserve"> </w:t>
+      </w:r>
+      <w:r>
+        <w:t>Den Abschluss bilden Datenschutz und Informationssicherheit im Spitalumfeld. Allgemeine technische Grundlagen werden nicht behandelt; die Auswahl und Umsetzung der Technologien</w:t>
+      </w:r>
+      <w:r>
+        <w:t xml:space="preserve"> </w:t>
+      </w:r>
+      <w:proofErr w:type="gramStart"/>
+      <w:r>
+        <w:t>wird</w:t>
+      </w:r>
+      <w:proofErr w:type="gramEnd"/>
+      <w:r>
+        <w:t xml:space="preserve"> in Kapitel 3 beschrieben.</w:t>
+      </w:r>
+    </w:p>
+    <w:p>
+      <w:pPr>
+        <w:pStyle w:val="berschrift2"/>
+      </w:pPr>
+      <w:bookmarkStart w:id="20" w:name="_Toc242832325"/>
+      <w:r>
+        <w:t>2.1</w:t>
+      </w:r>
+      <w:r>
+        <w:tab/>
+      </w:r>
+      <w:r>
+        <w:t xml:space="preserve">Enhanced Recovery After </w:t>
+      </w:r>
+      <w:proofErr w:type="spellStart"/>
+      <w:r>
+        <w:t>Surgery</w:t>
+      </w:r>
+      <w:bookmarkEnd w:id="20"/>
+      <w:proofErr w:type="spellEnd"/>
+    </w:p>
+    <w:p>
+      <w:r>
+        <w:t xml:space="preserve">Enhanced Recovery After </w:t>
+      </w:r>
+      <w:proofErr w:type="spellStart"/>
+      <w:r>
+        <w:t>Surgery</w:t>
+      </w:r>
+      <w:proofErr w:type="spellEnd"/>
+      <w:r>
+        <w:t xml:space="preserve"> (ERAS) bezeichnet einen evidenzbasierten, multimodalen und interprofessionellen Ansatz zur perioperativen Versorgung. Mehrere aufeinander abgestimmte Massnahmen sollen die Belastung durch einen operativen Eingriff begrenzen und die Erholung unterstützen. Die Umsetzung betrifft unter anderem Chirurgie, Anästhesie, Pflege und eine koordinierende Funktion. Zu den beschriebenen Elementen gehören eine angepasste präoperative Vorbereitung, ein abgestimmtes Flüssigkeitsmanagement sowie frühzeitige Mobilisation und Ernährung. ERAS ist damit als zusammenhängendes Versorgungskonzept und nicht als einzelne Intervention zu verstehen [1].</w:t>
+      </w:r>
+    </w:p>
+    <w:p>
+      <w:r>
+        <w:t xml:space="preserve">Für die radikale Zystektomie veröffentlichten </w:t>
+      </w:r>
+      <w:proofErr w:type="spellStart"/>
+      <w:r>
+        <w:t>Cerantola</w:t>
+      </w:r>
+      <w:proofErr w:type="spellEnd"/>
+      <w:r>
+        <w:t xml:space="preserve"> et al. 2013 Empfehlungen der ERAS Society. Die Leitlinie untersuchte 22 Elemente und verdeutlichte zugleich Grenzen der damaligen Evidenz: Für verschiedene Massnahmen lagen keine ausreichenden </w:t>
+      </w:r>
+      <w:proofErr w:type="spellStart"/>
+      <w:r>
+        <w:t>zystektomiespezifischen</w:t>
+      </w:r>
+      <w:proofErr w:type="spellEnd"/>
+      <w:r>
+        <w:t xml:space="preserve"> Untersuchungen vor, weshalb auch Erkenntnisse aus anderen chirurgischen Bereichen und Expertenkonsens berücksichtigt wurden [2]. Diese historische Grundlage ist für die Einordnung des Projekts relevant. Sie ersetzt jedoch keine Prüfung aktueller klinischer Weisungen und keine lokale fachliche Freigabe der einzelnen Checklistenregeln.</w:t>
+      </w:r>
+    </w:p>
+    <w:p>
+      <w:r>
+        <w:t>Eine 2024 veröffentlichte Metaanalyse von Sauro et al. umfasste 74 randomisierte Studien mit insgesamt 9076 Teilnehmenden aus unterschiedlichen chirurgischen Bereichen. In den ERAS-Gruppen waren die Aufenthaltsdauer im Mittel um 1,88 Tage und das Komplikationsrisiko reduziert; für Wiederaufnahmen und Mortalität ergaben sich keine statistisch signifikanten Unterschiede. Die ausgeprägte Heterogenität der Ergebnisse und der unterschiedliche Verzerrungsgrad der Studien begrenzen eine pauschale Übertragung der Effektgrössen auf einzelne Eingriffe oder Institutionen [3].</w:t>
+      </w:r>
+    </w:p>
+    <w:p>
+      <w:r>
+        <w:t xml:space="preserve">Für die vorliegende Arbeit folgt daraus eine klare Trennung zwischen dem klinischen Versorgungskonzept und dessen digitaler Unterstützung. Eine Webanwendung kann vorgegebene Aufgaben und Dokumentationsschritte abbilden. Ob dadurch klinische Ergebnisse verbessert </w:t>
+      </w:r>
+      <w:r>
+        <w:lastRenderedPageBreak/>
+        <w:t>werden, müsste separat untersucht werden. Die technische Funktionsfähigkeit eines Prototyps ist hierfür noch kein Nachweis.</w:t>
+      </w:r>
+    </w:p>
+    <w:p>
+      <w:r>
+        <w:t>BENE steht für «Bessere Erholung nach Eingriff». Nach Angaben des Kantonsspitals Winterthur wurde das Konzept 2024 auf Grundlage der dortigen Erfahrungen mit ERAS entwickelt. Es strukturiert die Vor- und Nachbehandlung und verbindet verschiedene Disziplinen. Ziele sind weniger Komplikationen, eine geringere postoperative Stressbelastung und eine verbesserte Erholung. Das KSW begründet die Weiterentwicklung mit einer flexibleren Berücksichtigung wissenschaftlicher Erkenntnisse und individueller Bedürfnisse [4].</w:t>
+      </w:r>
+    </w:p>
+    <w:p>
+      <w:r>
+        <w:t>Die KSW-Darstellung beschreibt einen Ablauf von der Operationsentscheidung bis zur ambulanten Nachbetreuung. Chirurgie, Anästhesie und Pflege arbeiten dabei mit weiteren Fachbereichen zusammen. Je nach Bedarf werden beispielsweise Ernährungsberatung, Physiotherapie, Stomaberatung sowie Nachsorge- und Sozialberatung einbezogen. Information und aktive Beteiligung der Patientinnen und Patienten sind wesentliche Bestandteile. Zur Überprüfung und Weiterentwicklung des Konzepts erhebt und bespricht das Behandlungsteam regelmässig Daten; die Website bezeichnet dies ausdrücklich nicht als Studie [4].</w:t>
+      </w:r>
+    </w:p>
+    <w:p>
+      <w:r>
+        <w:t>Die zitierte Website gehört zur Klinik für Viszeral- und Thoraxchirurgie und belegt die dort dargestellte Ausgestaltung von BENE. Im Projektkontext dieser Arbeit bezeichnet BENE den eigenen perioperativen Behandlungspfad der Urologie am KSW. ERAS dient als theoretischer Bezugsrahmen; für die digitale Abbildung sind die lokalen urologischen Abläufe massgebend. Die auf der Website genannten eingriffsspezifischen Massnahmen und Ergebnisse werden daher nicht als Beleg für den urologischen Behandlungspfad übernommen.</w:t>
+      </w:r>
+    </w:p>
+    <w:p>
+      <w:pPr>
+        <w:pStyle w:val="berschrift2"/>
+      </w:pPr>
+      <w:bookmarkStart w:id="21" w:name="_Toc242832326"/>
+      <w:r>
+        <w:t>2.2</w:t>
+      </w:r>
+      <w:r>
+        <w:tab/>
+      </w:r>
+      <w:r>
+        <w:t>Perioperativer Behandlungsprozess</w:t>
+      </w:r>
+      <w:bookmarkEnd w:id="21"/>
+    </w:p>
+    <w:p>
+      <w:r>
+        <w:t>Im Kontext dieser Arbeit umfasst der perioperative Prozess die Vorbereitung vor dem Eingriff, die Versorgung während des Eingriffs und die anschliessende Erholung. Diese zeitliche Gliederung dient dazu, Informationen und Aufgaben dem jeweiligen Behandlungsschritt zuzuordnen. Der ERAS-Ansatz verbindet Massnahmen über diese Abschnitte hinweg und bezieht mehrere Berufsgruppen ein [1].</w:t>
+      </w:r>
+    </w:p>
+    <w:p>
+      <w:r>
+        <w:t xml:space="preserve">Ein klinischer Behandlungspfad konkretisiert die Versorgung für eine definierte Patientengruppe oder Behandlungssituation. Kinsman et al. beschreiben als zentrales Merkmal einen strukturierten, multidisziplinären Versorgungsplan. Weitere Merkmale sind die Überführung von Leitlinien in lokale Abläufe, die Beschreibung einzelner Behandlungsschritte, zeitliche Vorgaben oder </w:t>
+      </w:r>
+      <w:proofErr w:type="spellStart"/>
+      <w:r>
+        <w:t>kriteriumsabhängige</w:t>
+      </w:r>
+      <w:proofErr w:type="spellEnd"/>
+      <w:r>
+        <w:t xml:space="preserve"> Übergänge sowie die Standardisierung der Versorgung einer bestimmten Zielgruppe [5]. Eine Leitlinie liefert somit fachliche Empfehlungen; ein Behandlungspfad ordnet deren Umsetzung in einen konkreten organisatorischen Ablauf ein.</w:t>
+      </w:r>
+    </w:p>
+    <w:p>
+      <w:r>
+        <w:lastRenderedPageBreak/>
+        <w:t>Für die digitale Abbildung lässt sich daraus ableiten, dass eine reine Sammlung von Formularfeldern nicht ausreicht. Ein Prozessschritt benötigt einen fachlichen Inhalt, einen Bezug zum Behandlungsfall und eine definierte Bedeutung seines Bearbeitungsstatus. Je nach Aufgabe können ausserdem ein Zeitpunkt, eine verantwortliche Rolle und Bedingungen für den Abschluss erforderlich sein. Beispielsweise sind «Abklärung erforderlich», «Termin vereinbart» und «Abklärung durchgeführt» unterschiedliche Zustände. Werden sie in einem einzigen Häkchen zusammengefasst, bleibt unklar, welcher Teil des Prozesses tatsächlich dokumentiert wurde.</w:t>
+      </w:r>
+    </w:p>
+    <w:p>
+      <w:r>
+        <w:t>Ebenso ist zwischen Patientenidentität und Behandlungsfall zu unterscheiden. Für die Modellierung dieser Arbeit bezeichnet der Patient die übergeordnete Person, während der Behandlungsfall eine konkrete perioperative Episode mit ihren eigenen Terminen und Checklisteninformationen beschreibt. Diese Unterscheidung bildet die Grundlage dafür, mehrere Episoden derselben Person getrennt abzubilden. Die genaue Ausgestaltung dieser Beziehungen gehört zum Datenmodell in Kapitel 3.</w:t>
+      </w:r>
+    </w:p>
+    <w:p>
+      <w:pPr>
+        <w:pStyle w:val="berschrift2"/>
+      </w:pPr>
+      <w:bookmarkStart w:id="22" w:name="_Toc242832327"/>
+      <w:r>
+        <w:t>2.3</w:t>
+      </w:r>
+      <w:r>
+        <w:tab/>
+      </w:r>
+      <w:r>
+        <w:t>Digitale Checklisten</w:t>
+      </w:r>
+      <w:bookmarkEnd w:id="22"/>
+    </w:p>
+    <w:p>
+      <w:r>
+        <w:t xml:space="preserve">Checklisten unterstützen die systematische Überprüfung definierter Handlungsschritte. Die WHO </w:t>
+      </w:r>
+      <w:proofErr w:type="spellStart"/>
+      <w:r>
+        <w:t>Surgical</w:t>
+      </w:r>
+      <w:proofErr w:type="spellEnd"/>
+      <w:r>
+        <w:t xml:space="preserve"> </w:t>
+      </w:r>
+      <w:proofErr w:type="spellStart"/>
+      <w:r>
+        <w:t>Safety</w:t>
+      </w:r>
+      <w:proofErr w:type="spellEnd"/>
+      <w:r>
+        <w:t xml:space="preserve"> Checklist verknüpft Sicherheitsprüfungen mit drei festgelegten Zeitpunkten im Operationsablauf. Das zugehörige Handbuch betont die gemeinsame mündliche Bestätigung im Team, eine koordinierende Person und die Einbindung in den lokalen Arbeitsablauf. Eine Checkliste dient damit auch der Kommunikation und der Abstimmung von Verantwortlichkeiten [6].</w:t>
+      </w:r>
+    </w:p>
+    <w:p>
+      <w:r>
+        <w:t>Die empirischen Ergebnisse zur Wirkung chirurgischer Checklisten sind differenziert zu betrachten. Haynes et al. verglichen in acht Spitälern die Ergebnisse vor und nach Einführung einer Sicherheitscheckliste. Die beobachtete Komplikationsrate sank von 11,0 % auf 7,0 %, die Mortalität von 1,5 % auf 0,8 % [7]. Aufgrund des Vorher-nachher-Designs lassen sich Einflüsse begleitender Veränderungen jedoch nicht sicher ausschliessen. Urbach et al. fanden bei der Einführung in 101 Spitälern in Ontario hingegen keine statistisch signifikante Reduktion der untersuchten Mortalitäts- und Komplikationsraten [8]. Diese Untersuchungen belegen keine automatische Wirksamkeit jeder Checkliste und untersuchten insbesondere nicht den hier entwickelten digitalen Prototyp.</w:t>
+      </w:r>
+    </w:p>
+    <w:p>
+      <w:r>
+        <w:t>Bei einer digitalen Checkliste werden Aufgaben, Eingabewerte und Bearbeitungszustände in einer Anwendung dargestellt und gespeichert. Für diese Arbeit ist dabei zwischen einer Antwort und einer Abschlussbestätigung zu unterscheiden: Ein vorhandener Zahlenwert bedeutet beispielsweise noch nicht, dass eine Fachperson den zugehörigen Prozessschritt geprüft hat. Ein Fortschrittswert beschreibt daher zunächst den dokumentierten Bearbeitungsstand gemäss den festgelegten Regeln. Er ist weder ein klinischer Risikoscore noch eine automatische Operationsfreigabe.</w:t>
+      </w:r>
+    </w:p>
+    <w:p>
+      <w:r>
+        <w:lastRenderedPageBreak/>
+        <w:t xml:space="preserve">Für die Gestaltung der Eingaben bieten die Web Content </w:t>
+      </w:r>
+      <w:proofErr w:type="spellStart"/>
+      <w:r>
+        <w:t>Accessibility</w:t>
+      </w:r>
+      <w:proofErr w:type="spellEnd"/>
+      <w:r>
+        <w:t xml:space="preserve"> Guidelines konkrete Anhaltspunkte. WCAG 2.2 fordert unter anderem erkennbare Beschriftungen beziehungsweise Eingabehinweise und eine textliche Beschreibung automatisch erkannter Eingabefehler. Informationen dürfen zudem nicht ausschliesslich durch Farbe vermittelt werden [9, Abschn. 1.4.1, 3.3.1 und 3.3.2]. Daraus ergibt sich für digitale Checklisten, dass Pflichtangaben, Fehlermeldungen und Zustände verständlich beschriftet werden sollten. Die Darstellung muss eine gezielte Korrektur ermöglichen, statt lediglich einen Fehlerzustand anzuzeigen.</w:t>
+      </w:r>
+    </w:p>
+    <w:p>
+      <w:pPr>
+        <w:pStyle w:val="berschrift2"/>
+      </w:pPr>
+      <w:bookmarkStart w:id="23" w:name="_Toc242832328"/>
+      <w:r>
+        <w:t>2.</w:t>
+      </w:r>
+      <w:r>
+        <w:t>4</w:t>
+      </w:r>
+      <w:r>
+        <w:tab/>
+      </w:r>
+      <w:r>
+        <w:t>Datenschutz und Informationssicherheit</w:t>
+      </w:r>
+      <w:bookmarkEnd w:id="23"/>
+    </w:p>
+    <w:p>
+      <w:r>
+        <w:t>Datenschutz und Informationssicherheit betrachten unterschiedliche, sich ergänzende Fragen. Datenschutz betrifft unter anderem die Zulässigkeit und den Zweck der Bearbeitung personenbezogener Informationen. Die Datenschutzbeauftragte des Kantons Zürich nennt für öffentliche Organe die Grundsätze Gesetzmässigkeit, Verhältnismässigkeit, Zweckbindung und Transparenz. Gesundheitsdaten werden dabei als besondere Personendaten eingeordnet [</w:t>
+      </w:r>
+      <w:r>
+        <w:t>10</w:t>
+      </w:r>
+      <w:r>
+        <w:t xml:space="preserve">]. Für ein Projekt im Spitalumfeld ist deshalb zu klären, welche Daten für welchen Zweck benötigt werden, wer sie </w:t>
+      </w:r>
+      <w:proofErr w:type="gramStart"/>
+      <w:r>
+        <w:t>bearbeiten darf</w:t>
+      </w:r>
+      <w:proofErr w:type="gramEnd"/>
+      <w:r>
+        <w:t xml:space="preserve"> und welche institutionellen Vorgaben gelten.</w:t>
+      </w:r>
+    </w:p>
+    <w:p>
+      <w:r>
+        <w:t>Informationssicherheit umfasst den Schutz von Informationen und Systemen vor unberechtigtem Zugriff, Veränderung, Offenlegung oder Beeinträchtigung. Als zentrale Schutzziele nennt NIST Vertraulichkeit, Integrität und Verfügbarkeit [</w:t>
+      </w:r>
+      <w:r>
+        <w:t>11</w:t>
+      </w:r>
+      <w:r>
+        <w:t>]. Im Kontext einer klinischen Checkliste bedeutet dies beispielsweise, dass nur berechtigte Personen Daten einsehen können, dokumentierte Angaben vor unzulässigen Änderungen geschützt sind und benötigte Informationen im vorgesehenen Betrieb zugänglich bleiben.</w:t>
+      </w:r>
+    </w:p>
+    <w:p>
+      <w:r>
+        <w:t>Gemäss der in Kapitel 1 festgelegten Abgrenzung behandelt diese Arbeit einen Prototyp und keine produktiv freigegebene klinische Anwendung. Die hier erläuterten Schutzziele bilden einen Bewertungsrahmen für eine spätere Weiterentwicklung. Aus der technischen Demonstration oder der Erfüllung einzelner Sicherheitsmassnahmen lässt sich keine vollständige datenschutzrechtliche oder betriebliche Freigabe ableiten.</w:t>
+      </w:r>
+    </w:p>
+    <w:p>
+      <w:pPr>
+        <w:tabs>
+          <w:tab w:val="clear" w:pos="851"/>
+        </w:tabs>
+        <w:spacing w:after="160" w:line="278" w:lineRule="auto"/>
+        <w:jc w:val="left"/>
+        <w:rPr>
+          <w:rFonts w:asciiTheme="majorHAnsi" w:eastAsiaTheme="majorEastAsia" w:hAnsiTheme="majorHAnsi" w:cstheme="majorBidi"/>
+          <w:color w:val="0F4761" w:themeColor="accent1" w:themeShade="BF"/>
+          <w:sz w:val="32"/>
+          <w:szCs w:val="32"/>
+        </w:rPr>
+      </w:pPr>
+      <w:r>
+        <w:br w:type="page"/>
+      </w:r>
+    </w:p>
+    <w:p>
+      <w:r>
+        <w:lastRenderedPageBreak/>
         <w:t>3 Vorgehen und Realisierung</w:t>
       </w:r>
     </w:p>
@@ -4419,8 +5495,13 @@
     </w:p>
     <w:p>
       <w:r>
-        <w:t xml:space="preserve">    3.4 Anforderungserhebung und Prototyping</w:t>
-      </w:r>
+        <w:t xml:space="preserve">    3.4 Anforderungserhebung und </w:t>
+      </w:r>
+      <w:proofErr w:type="spellStart"/>
+      <w:r>
+        <w:t>Prototyping</w:t>
+      </w:r>
+      <w:proofErr w:type="spellEnd"/>
     </w:p>
     <w:p>
       <w:r>
@@ -4484,47 +5565,52 @@
     </w:p>
     <w:p>
       <w:r>
+        <w:t xml:space="preserve">        3.8.4 Validierung</w:t>
+      </w:r>
+    </w:p>
+    <w:p>
+      <w:r>
+        <w:t xml:space="preserve">        3.8.5 Fortschrittsberechnung</w:t>
+      </w:r>
+    </w:p>
+    <w:p>
+      <w:r>
+        <w:t xml:space="preserve">        3.8.6 Persistenz</w:t>
+      </w:r>
+    </w:p>
+    <w:p>
+      <w:r>
+        <w:t xml:space="preserve">        3.8.7 Administration</w:t>
+      </w:r>
+    </w:p>
+    <w:p>
+      <w:r>
+        <w:t xml:space="preserve">        3.8.8 </w:t>
+      </w:r>
+      <w:proofErr w:type="spellStart"/>
+      <w:r>
+        <w:t>Deployment</w:t>
+      </w:r>
+      <w:proofErr w:type="spellEnd"/>
+    </w:p>
+    <w:p>
+      <w:r>
+        <w:t xml:space="preserve">    3.9 Testkonzept</w:t>
+      </w:r>
+    </w:p>
+    <w:p>
+      <w:r>
+        <w:t xml:space="preserve">    3.10 Testdurchführung</w:t>
+      </w:r>
+    </w:p>
+    <w:p>
+      <w:r>
+        <w:t>4 Resultate</w:t>
+      </w:r>
+    </w:p>
+    <w:p>
+      <w:r>
         <w:lastRenderedPageBreak/>
-        <w:t xml:space="preserve">        3.8.4 Validierung</w:t>
-      </w:r>
-    </w:p>
-    <w:p>
-      <w:r>
-        <w:t xml:space="preserve">        3.8.5 Fortschrittsberechnung</w:t>
-      </w:r>
-    </w:p>
-    <w:p>
-      <w:r>
-        <w:t xml:space="preserve">        3.8.6 Persistenz</w:t>
-      </w:r>
-    </w:p>
-    <w:p>
-      <w:r>
-        <w:t xml:space="preserve">        3.8.7 Administration</w:t>
-      </w:r>
-    </w:p>
-    <w:p>
-      <w:r>
-        <w:t xml:space="preserve">        3.8.8 Deployment</w:t>
-      </w:r>
-    </w:p>
-    <w:p>
-      <w:r>
-        <w:t xml:space="preserve">    3.9 Testkonzept</w:t>
-      </w:r>
-    </w:p>
-    <w:p>
-      <w:r>
-        <w:t xml:space="preserve">    3.10 Testdurchführung</w:t>
-      </w:r>
-    </w:p>
-    <w:p>
-      <w:r>
-        <w:t>4 Resultate</w:t>
-      </w:r>
-    </w:p>
-    <w:p>
-      <w:r>
         <w:t xml:space="preserve">    4.1 Realisierter Funktionsumfang</w:t>
       </w:r>
     </w:p>
@@ -4535,8 +5621,13 @@
     </w:p>
     <w:p>
       <w:r>
-        <w:t xml:space="preserve">    4.3 Deployment</w:t>
-      </w:r>
+        <w:t xml:space="preserve">    4.3 </w:t>
+      </w:r>
+      <w:proofErr w:type="spellStart"/>
+      <w:r>
+        <w:t>Deployment</w:t>
+      </w:r>
+      <w:proofErr w:type="spellEnd"/>
     </w:p>
     <w:p>
       <w:r>
@@ -4589,17 +5680,533 @@
       </w:r>
     </w:p>
     <w:p>
-      <w:r>
-        <w:t>6 Verzeichnisse</w:t>
-      </w:r>
-    </w:p>
-    <w:p>
-      <w:r>
-        <w:t xml:space="preserve">    6.1 Literaturverzeichnis</w:t>
-      </w:r>
-    </w:p>
-    <w:p>
-      <w:r>
+      <w:pPr>
+        <w:tabs>
+          <w:tab w:val="clear" w:pos="851"/>
+        </w:tabs>
+        <w:spacing w:after="160" w:line="278" w:lineRule="auto"/>
+        <w:jc w:val="left"/>
+      </w:pPr>
+      <w:r>
+        <w:br w:type="page"/>
+      </w:r>
+    </w:p>
+    <w:p>
+      <w:pPr>
+        <w:pStyle w:val="berschrift1"/>
+      </w:pPr>
+      <w:bookmarkStart w:id="24" w:name="_Toc242832329"/>
+      <w:r>
+        <w:lastRenderedPageBreak/>
+        <w:t>6</w:t>
+      </w:r>
+      <w:r>
+        <w:tab/>
+      </w:r>
+      <w:r>
+        <w:t>Verzeichnisse</w:t>
+      </w:r>
+      <w:bookmarkEnd w:id="24"/>
+    </w:p>
+    <w:p>
+      <w:pPr>
+        <w:pStyle w:val="berschrift2"/>
+      </w:pPr>
+      <w:bookmarkStart w:id="25" w:name="_Toc242832330"/>
+      <w:r>
+        <w:t>6.1</w:t>
+      </w:r>
+      <w:r>
+        <w:tab/>
+      </w:r>
+      <w:r>
+        <w:t>Literaturverzeichnis</w:t>
+      </w:r>
+      <w:bookmarkEnd w:id="25"/>
+    </w:p>
+    <w:p>
+      <w:pPr>
+        <w:rPr>
+          <w:lang w:val="en-GB"/>
+        </w:rPr>
+      </w:pPr>
+      <w:r>
+        <w:rPr>
+          <w:lang w:val="en-GB"/>
+        </w:rPr>
+        <w:t xml:space="preserve">[1] O. Ljungqvist, M. Scott und K. C. Fearon, «Enhanced Recovery After Surgery: A Review», JAMA Surgery, Bd. 152, Nr. 3, S. 292–298, 2017, </w:t>
+      </w:r>
+      <w:proofErr w:type="spellStart"/>
+      <w:r>
+        <w:rPr>
+          <w:lang w:val="en-GB"/>
+        </w:rPr>
+        <w:t>doi</w:t>
+      </w:r>
+      <w:proofErr w:type="spellEnd"/>
+      <w:r>
+        <w:rPr>
+          <w:lang w:val="en-GB"/>
+        </w:rPr>
+        <w:t xml:space="preserve">: 10.1001/jamasurg.2016.4952. </w:t>
+      </w:r>
+      <w:hyperlink r:id="rId11" w:history="1">
+        <w:r>
+          <w:rPr>
+            <w:rStyle w:val="Hyperlink"/>
+            <w:lang w:val="en-GB"/>
+          </w:rPr>
+          <w:t>https://doi.org/10.1001/jamasurg.2016.4952</w:t>
+        </w:r>
+      </w:hyperlink>
+    </w:p>
+    <w:p>
+      <w:pPr>
+        <w:rPr>
+          <w:lang w:val="en-GB"/>
+        </w:rPr>
+      </w:pPr>
+      <w:r>
+        <w:rPr>
+          <w:lang w:val="en-GB"/>
+        </w:rPr>
+        <w:t xml:space="preserve">[2] Y. </w:t>
+      </w:r>
+      <w:proofErr w:type="spellStart"/>
+      <w:r>
+        <w:rPr>
+          <w:lang w:val="en-GB"/>
+        </w:rPr>
+        <w:t>Cerantola</w:t>
+      </w:r>
+      <w:proofErr w:type="spellEnd"/>
+      <w:r>
+        <w:rPr>
+          <w:lang w:val="en-GB"/>
+        </w:rPr>
+        <w:t xml:space="preserve"> et al., «Guidelines for perioperative care after radical cystectomy for bladder cancer: Enhanced Recovery After Surgery (ERAS®) society recommendations», Clinical Nutrition, Bd. 32, Nr. 6, S. 879–887, 2013, </w:t>
+      </w:r>
+      <w:proofErr w:type="spellStart"/>
+      <w:r>
+        <w:rPr>
+          <w:lang w:val="en-GB"/>
+        </w:rPr>
+        <w:t>doi</w:t>
+      </w:r>
+      <w:proofErr w:type="spellEnd"/>
+      <w:r>
+        <w:rPr>
+          <w:lang w:val="en-GB"/>
+        </w:rPr>
+        <w:t xml:space="preserve">: 10.1016/j.clnu.2013.09.014. </w:t>
+      </w:r>
+      <w:hyperlink r:id="rId12" w:history="1">
+        <w:r>
+          <w:rPr>
+            <w:rStyle w:val="Hyperlink"/>
+            <w:lang w:val="en-GB"/>
+          </w:rPr>
+          <w:t>https://doi.org/10.1016/j.clnu.2013.09.014</w:t>
+        </w:r>
+      </w:hyperlink>
+    </w:p>
+    <w:p>
+      <w:r>
+        <w:rPr>
+          <w:lang w:val="en-GB"/>
+        </w:rPr>
+        <w:t xml:space="preserve">[3] K. M. Sauro et al., «Enhanced Recovery After Surgery Guidelines and Hospital Length of Stay, Readmission, Complications, and Mortality: A Meta-Analysis of Randomized Clinical Trials», JAMA Network Open, Bd. 7, Nr. 6, Art. e2417310, 2024, </w:t>
+      </w:r>
+      <w:proofErr w:type="spellStart"/>
+      <w:r>
+        <w:rPr>
+          <w:lang w:val="en-GB"/>
+        </w:rPr>
+        <w:t>doi</w:t>
+      </w:r>
+      <w:proofErr w:type="spellEnd"/>
+      <w:r>
+        <w:rPr>
+          <w:lang w:val="en-GB"/>
+        </w:rPr>
+        <w:t xml:space="preserve">: 10.1001/jamanetworkopen.2024.17310. </w:t>
+      </w:r>
+      <w:hyperlink r:id="rId13" w:history="1">
+        <w:r>
+          <w:rPr>
+            <w:rStyle w:val="Hyperlink"/>
+          </w:rPr>
+          <w:t>https://doi.org/10.1001/jamanetworkopen.2024.17310</w:t>
+        </w:r>
+      </w:hyperlink>
+    </w:p>
+    <w:p>
+      <w:pPr>
+        <w:rPr>
+          <w:lang w:val="en-GB"/>
+        </w:rPr>
+      </w:pPr>
+      <w:r>
+        <w:t xml:space="preserve">[4] Kantonsspital Winterthur, Klinik für Viszeral- und Thoraxchirurgie, «BENE – Bessere Erholung nach Eingriff». [Online]. Verfügbar unter: </w:t>
+      </w:r>
+      <w:hyperlink r:id="rId14" w:history="1">
+        <w:r>
+          <w:rPr>
+            <w:rStyle w:val="Hyperlink"/>
+          </w:rPr>
+          <w:t>https://www.ksw.ch/fachabteilungen/klinik-fuer-viszeral-und-thoraxchirurgie/betreuung-viszeralchirurgie-thoraxchirurgie/bene/</w:t>
+        </w:r>
+      </w:hyperlink>
+      <w:r>
+        <w:t xml:space="preserve"> Zugriff am: 13. </w:t>
+      </w:r>
+      <w:r>
+        <w:rPr>
+          <w:lang w:val="en-GB"/>
+        </w:rPr>
+        <w:t>Okt. 2026.</w:t>
+      </w:r>
+    </w:p>
+    <w:p>
+      <w:pPr>
+        <w:rPr>
+          <w:lang w:val="en-GB"/>
+        </w:rPr>
+      </w:pPr>
+      <w:r>
+        <w:rPr>
+          <w:lang w:val="en-GB"/>
+        </w:rPr>
+        <w:t xml:space="preserve">[5] L. Kinsman, T. Rotter, E. James, P. Snow und J. Willis, «What is a clinical pathway? Development of a definition to inform the debate», BMC Medicine, Bd. 8, Art. 31, 2010, </w:t>
+      </w:r>
+      <w:proofErr w:type="spellStart"/>
+      <w:r>
+        <w:rPr>
+          <w:lang w:val="en-GB"/>
+        </w:rPr>
+        <w:t>doi</w:t>
+      </w:r>
+      <w:proofErr w:type="spellEnd"/>
+      <w:r>
+        <w:rPr>
+          <w:lang w:val="en-GB"/>
+        </w:rPr>
+        <w:t xml:space="preserve">: 10.1186/1741-7015-8-31. </w:t>
+      </w:r>
+      <w:hyperlink r:id="rId15" w:history="1">
+        <w:r>
+          <w:rPr>
+            <w:rStyle w:val="Hyperlink"/>
+            <w:lang w:val="en-GB"/>
+          </w:rPr>
+          <w:t>https://doi.org/10.1186/1741-7015-8-31</w:t>
+        </w:r>
+      </w:hyperlink>
+    </w:p>
+    <w:p>
+      <w:pPr>
+        <w:rPr>
+          <w:lang w:val="en-GB"/>
+        </w:rPr>
+      </w:pPr>
+      <w:r>
+        <w:rPr>
+          <w:lang w:val="en-GB"/>
+        </w:rPr>
+        <w:t xml:space="preserve">[6] World Health Organization, Implementation Manual WHO Surgical Safety Checklist 2009: Safe Surgery Saves Lives. </w:t>
+      </w:r>
+      <w:r>
+        <w:t xml:space="preserve">Genf, Schweiz: WHO, 2009, insbesondere Abschn. I, S. 6–7. ISBN 978-92-4-159859-0. [Online]. Verfügbar unter: </w:t>
+      </w:r>
+      <w:hyperlink r:id="rId16" w:history="1">
+        <w:r>
+          <w:rPr>
+            <w:rStyle w:val="Hyperlink"/>
+          </w:rPr>
+          <w:t>https://www.who.int/publications/i/item/9789241598590</w:t>
+        </w:r>
+      </w:hyperlink>
+      <w:r>
+        <w:t xml:space="preserve"> Zugriff am: 13. </w:t>
+      </w:r>
+      <w:r>
+        <w:rPr>
+          <w:lang w:val="en-GB"/>
+        </w:rPr>
+        <w:t>Okt. 2026.</w:t>
+      </w:r>
+    </w:p>
+    <w:p>
+      <w:pPr>
+        <w:rPr>
+          <w:lang w:val="en-GB"/>
+        </w:rPr>
+      </w:pPr>
+      <w:r>
+        <w:rPr>
+          <w:lang w:val="en-GB"/>
+        </w:rPr>
+        <w:t xml:space="preserve">[7] A. B. Haynes et al., «A Surgical Safety Checklist to Reduce Morbidity and Mortality in a Global Population», New England Journal of Medicine, Bd. 360, Nr. 5, S. 491–499, 2009, </w:t>
+      </w:r>
+      <w:proofErr w:type="spellStart"/>
+      <w:r>
+        <w:rPr>
+          <w:lang w:val="en-GB"/>
+        </w:rPr>
+        <w:t>doi</w:t>
+      </w:r>
+      <w:proofErr w:type="spellEnd"/>
+      <w:r>
+        <w:rPr>
+          <w:lang w:val="en-GB"/>
+        </w:rPr>
+        <w:t xml:space="preserve">: 10.1056/NEJMsa0810119. </w:t>
+      </w:r>
+      <w:hyperlink r:id="rId17" w:history="1">
+        <w:r>
+          <w:rPr>
+            <w:rStyle w:val="Hyperlink"/>
+            <w:lang w:val="en-GB"/>
+          </w:rPr>
+          <w:t>https://doi.org/10.1056/NEJMsa0810119</w:t>
+        </w:r>
+      </w:hyperlink>
+    </w:p>
+    <w:p>
+      <w:pPr>
+        <w:rPr>
+          <w:lang w:val="en-GB"/>
+        </w:rPr>
+      </w:pPr>
+      <w:r>
+        <w:rPr>
+          <w:lang w:val="en-GB"/>
+        </w:rPr>
+        <w:t xml:space="preserve">[8] D. R. Urbach, A. Govindarajan, R. </w:t>
+      </w:r>
+      <w:proofErr w:type="spellStart"/>
+      <w:r>
+        <w:rPr>
+          <w:lang w:val="en-GB"/>
+        </w:rPr>
+        <w:t>Saskin</w:t>
+      </w:r>
+      <w:proofErr w:type="spellEnd"/>
+      <w:r>
+        <w:rPr>
+          <w:lang w:val="en-GB"/>
+        </w:rPr>
+        <w:t xml:space="preserve">, A. S. Wilton und N. N. Baxter, «Introduction of Surgical Safety Checklists in Ontario, Canada», New England Journal of Medicine, Bd. 370, Nr. 11, S. 1029–1038, 2014, </w:t>
+      </w:r>
+      <w:proofErr w:type="spellStart"/>
+      <w:r>
+        <w:rPr>
+          <w:lang w:val="en-GB"/>
+        </w:rPr>
+        <w:t>doi</w:t>
+      </w:r>
+      <w:proofErr w:type="spellEnd"/>
+      <w:r>
+        <w:rPr>
+          <w:lang w:val="en-GB"/>
+        </w:rPr>
+        <w:t xml:space="preserve">: 10.1056/NEJMsa1308261. </w:t>
+      </w:r>
+      <w:hyperlink r:id="rId18" w:history="1">
+        <w:r>
+          <w:rPr>
+            <w:rStyle w:val="Hyperlink"/>
+            <w:lang w:val="en-GB"/>
+          </w:rPr>
+          <w:t>https://doi.org/10.1056/NEJMsa1308261</w:t>
+        </w:r>
+      </w:hyperlink>
+    </w:p>
+    <w:p>
+      <w:r>
+        <w:rPr>
+          <w:lang w:val="en-GB"/>
+        </w:rPr>
+        <w:t xml:space="preserve">[9] World Wide Web Consortium, «Web Content Accessibility Guidelines (WCAG) 2.2», W3C Recommendation, </w:t>
+      </w:r>
+      <w:proofErr w:type="spellStart"/>
+      <w:r>
+        <w:rPr>
+          <w:lang w:val="en-GB"/>
+        </w:rPr>
+        <w:t>insbesondere</w:t>
+      </w:r>
+      <w:proofErr w:type="spellEnd"/>
+      <w:r>
+        <w:rPr>
+          <w:lang w:val="en-GB"/>
+        </w:rPr>
+        <w:t xml:space="preserve"> </w:t>
+      </w:r>
+      <w:proofErr w:type="spellStart"/>
+      <w:r>
+        <w:rPr>
+          <w:lang w:val="en-GB"/>
+        </w:rPr>
+        <w:t>Abschn</w:t>
+      </w:r>
+      <w:proofErr w:type="spellEnd"/>
+      <w:r>
+        <w:rPr>
+          <w:lang w:val="en-GB"/>
+        </w:rPr>
+        <w:t xml:space="preserve">. </w:t>
+      </w:r>
+      <w:r>
+        <w:t xml:space="preserve">1.4.1, 3.3.1 und 3.3.2. [Online]. Verfügbar unter: </w:t>
+      </w:r>
+      <w:hyperlink r:id="rId19" w:history="1">
+        <w:r>
+          <w:rPr>
+            <w:rStyle w:val="Hyperlink"/>
+          </w:rPr>
+          <w:t>https://www.w3.org/TR/WCAG22/</w:t>
+        </w:r>
+      </w:hyperlink>
+      <w:r>
+        <w:t xml:space="preserve"> Zugriff am: 13. Okt. 2026.</w:t>
+      </w:r>
+    </w:p>
+    <w:p>
+      <w:pPr>
+        <w:rPr>
+          <w:lang w:val="en-GB"/>
+        </w:rPr>
+      </w:pPr>
+      <w:r>
+        <w:lastRenderedPageBreak/>
+        <w:t>[</w:t>
+      </w:r>
+      <w:r>
+        <w:t>10</w:t>
+      </w:r>
+      <w:r>
+        <w:t xml:space="preserve">] Datenschutzbeauftragte des Kantons Zürich, «Grundsätze des Datenschutzes». [Online]. Verfügbar unter: </w:t>
+      </w:r>
+      <w:hyperlink r:id="rId20" w:history="1">
+        <w:r>
+          <w:rPr>
+            <w:rStyle w:val="Hyperlink"/>
+          </w:rPr>
+          <w:t>https://www.datenschutz.ch/meine-rechte-einfordern/grundsaetze-des-datenschutzes</w:t>
+        </w:r>
+      </w:hyperlink>
+      <w:r>
+        <w:t xml:space="preserve"> Zugriff am: 13. </w:t>
+      </w:r>
+      <w:proofErr w:type="spellStart"/>
+      <w:r>
+        <w:rPr>
+          <w:lang w:val="en-GB"/>
+        </w:rPr>
+        <w:t>Okt</w:t>
+      </w:r>
+      <w:proofErr w:type="spellEnd"/>
+      <w:r>
+        <w:rPr>
+          <w:lang w:val="en-GB"/>
+        </w:rPr>
+        <w:t>. 2026.</w:t>
+      </w:r>
+    </w:p>
+    <w:p>
+      <w:pPr>
+        <w:rPr>
+          <w:lang w:val="en-GB"/>
+        </w:rPr>
+      </w:pPr>
+      <w:r>
+        <w:rPr>
+          <w:lang w:val="en-GB"/>
+        </w:rPr>
+        <w:t>[</w:t>
+      </w:r>
+      <w:r>
+        <w:rPr>
+          <w:lang w:val="en-GB"/>
+        </w:rPr>
+        <w:t>11</w:t>
+      </w:r>
+      <w:r>
+        <w:rPr>
+          <w:lang w:val="en-GB"/>
+        </w:rPr>
+        <w:t xml:space="preserve">] National Institute of Standards and Technology, «Information security», Computer Security Resource </w:t>
+      </w:r>
+      <w:proofErr w:type="spellStart"/>
+      <w:r>
+        <w:rPr>
+          <w:lang w:val="en-GB"/>
+        </w:rPr>
+        <w:t>Center</w:t>
+      </w:r>
+      <w:proofErr w:type="spellEnd"/>
+      <w:r>
+        <w:rPr>
+          <w:lang w:val="en-GB"/>
+        </w:rPr>
+        <w:t xml:space="preserve"> Glossary. </w:t>
+      </w:r>
+      <w:r>
+        <w:t xml:space="preserve">[Online]. Verfügbar unter: </w:t>
+      </w:r>
+      <w:hyperlink r:id="rId21" w:history="1">
+        <w:r>
+          <w:rPr>
+            <w:rStyle w:val="Hyperlink"/>
+          </w:rPr>
+          <w:t>https://csrc.nist.gov/glossary/term/information_security</w:t>
+        </w:r>
+      </w:hyperlink>
+      <w:r>
+        <w:t xml:space="preserve"> Zugriff am: 13. </w:t>
+      </w:r>
+      <w:proofErr w:type="spellStart"/>
+      <w:r>
+        <w:rPr>
+          <w:lang w:val="en-GB"/>
+        </w:rPr>
+        <w:t>Okt</w:t>
+      </w:r>
+      <w:proofErr w:type="spellEnd"/>
+      <w:r>
+        <w:rPr>
+          <w:lang w:val="en-GB"/>
+        </w:rPr>
+        <w:t>. 2026.</w:t>
+      </w:r>
+    </w:p>
+    <w:p>
+      <w:r>
+        <w:t>[</w:t>
+      </w:r>
+      <w:r>
+        <w:t>12</w:t>
+      </w:r>
+      <w:r>
+        <w:t>] ZHAW, Rektorat, Ressort Bildung, «Verwendung generativer KI-Systeme bei Leistungsnachweisen», Z-RL-Richtlinie KI-Systeme bei Leistungsnachweisen, Version 4.0.0, gültig ab 1. Sept. 2026, Ziff. 5.2 und 6. Bereitgestelltes Richtliniendokument.</w:t>
+      </w:r>
+    </w:p>
+    <w:p>
+      <w:pPr>
+        <w:tabs>
+          <w:tab w:val="clear" w:pos="851"/>
+        </w:tabs>
+        <w:spacing w:after="160" w:line="278" w:lineRule="auto"/>
+        <w:jc w:val="left"/>
+      </w:pPr>
+      <w:r>
+        <w:br w:type="page"/>
+      </w:r>
+    </w:p>
+    <w:p>
+      <w:r>
+        <w:lastRenderedPageBreak/>
         <w:t xml:space="preserve">    6.2 Abbildungsverzeichnis</w:t>
       </w:r>
     </w:p>
@@ -4620,7 +6227,6 @@
     </w:p>
     <w:p>
       <w:r>
-        <w:lastRenderedPageBreak/>
         <w:t xml:space="preserve">    7.1 Offizielle Aufgabenstellung</w:t>
       </w:r>
     </w:p>
@@ -4646,7 +6252,15 @@
     </w:p>
     <w:p>
       <w:r>
-        <w:t xml:space="preserve">    7.6 Deployment-Anleitung</w:t>
+        <w:t xml:space="preserve">    7.6 </w:t>
+      </w:r>
+      <w:proofErr w:type="spellStart"/>
+      <w:r>
+        <w:t>Deployment</w:t>
+      </w:r>
+      <w:proofErr w:type="spellEnd"/>
+      <w:r>
+        <w:t>-Anleitung</w:t>
       </w:r>
     </w:p>
     <w:sectPr>
@@ -4749,7 +6363,7 @@
         <w:sz w:val="20"/>
         <w:szCs w:val="22"/>
       </w:rPr>
-      <w:t>11.10.2026</w:t>
+      <w:t>14.10.2026</w:t>
     </w:r>
     <w:r>
       <w:rPr>
@@ -6967,7 +8581,7 @@
     <w:next w:val="Standard"/>
     <w:link w:val="berschrift1Zchn"/>
     <w:qFormat/>
-    <w:rsid w:val="000066AC"/>
+    <w:rsid w:val="004B7676"/>
     <w:pPr>
       <w:keepNext/>
       <w:keepLines/>
@@ -6975,9 +8589,9 @@
       <w:outlineLvl w:val="0"/>
     </w:pPr>
     <w:rPr>
-      <w:rFonts w:asciiTheme="majorHAnsi" w:eastAsiaTheme="majorEastAsia" w:hAnsiTheme="majorHAnsi" w:cstheme="majorBidi"/>
+      <w:rFonts w:eastAsiaTheme="majorEastAsia" w:cstheme="majorBidi"/>
       <w:color w:val="0F4761" w:themeColor="accent1" w:themeShade="BF"/>
-      <w:sz w:val="40"/>
+      <w:sz w:val="28"/>
       <w:szCs w:val="40"/>
     </w:rPr>
   </w:style>
@@ -6988,7 +8602,7 @@
     <w:link w:val="berschrift2Zchn"/>
     <w:unhideWhenUsed/>
     <w:qFormat/>
-    <w:rsid w:val="000066AC"/>
+    <w:rsid w:val="004B7676"/>
     <w:pPr>
       <w:keepNext/>
       <w:keepLines/>
@@ -6996,9 +8610,9 @@
       <w:outlineLvl w:val="1"/>
     </w:pPr>
     <w:rPr>
-      <w:rFonts w:asciiTheme="majorHAnsi" w:eastAsiaTheme="majorEastAsia" w:hAnsiTheme="majorHAnsi" w:cstheme="majorBidi"/>
+      <w:rFonts w:eastAsiaTheme="majorEastAsia" w:cstheme="majorBidi"/>
       <w:color w:val="0F4761" w:themeColor="accent1" w:themeShade="BF"/>
-      <w:sz w:val="32"/>
+      <w:sz w:val="24"/>
       <w:szCs w:val="32"/>
     </w:rPr>
   </w:style>
@@ -7009,7 +8623,7 @@
     <w:link w:val="berschrift3Zchn"/>
     <w:unhideWhenUsed/>
     <w:qFormat/>
-    <w:rsid w:val="000066AC"/>
+    <w:rsid w:val="004B7676"/>
     <w:pPr>
       <w:keepNext/>
       <w:keepLines/>
@@ -7019,7 +8633,6 @@
     <w:rPr>
       <w:rFonts w:eastAsiaTheme="majorEastAsia" w:cstheme="majorBidi"/>
       <w:color w:val="0F4761" w:themeColor="accent1" w:themeShade="BF"/>
-      <w:sz w:val="28"/>
       <w:szCs w:val="28"/>
     </w:rPr>
   </w:style>
@@ -7146,6 +8759,7 @@
   <w:style w:type="character" w:default="1" w:styleId="Absatz-Standardschriftart">
     <w:name w:val="Default Paragraph Font"/>
     <w:uiPriority w:val="1"/>
+    <w:semiHidden/>
     <w:unhideWhenUsed/>
   </w:style>
   <w:style w:type="table" w:default="1" w:styleId="NormaleTabelle">
@@ -7173,41 +8787,41 @@
     <w:name w:val="Überschrift 1 Zchn"/>
     <w:basedOn w:val="Absatz-Standardschriftart"/>
     <w:link w:val="berschrift1"/>
-    <w:uiPriority w:val="9"/>
-    <w:rsid w:val="000066AC"/>
+    <w:rsid w:val="004B7676"/>
     <w:rPr>
-      <w:rFonts w:asciiTheme="majorHAnsi" w:eastAsiaTheme="majorEastAsia" w:hAnsiTheme="majorHAnsi" w:cstheme="majorBidi"/>
+      <w:rFonts w:ascii="Arial" w:eastAsiaTheme="majorEastAsia" w:hAnsi="Arial" w:cstheme="majorBidi"/>
       <w:color w:val="0F4761" w:themeColor="accent1" w:themeShade="BF"/>
-      <w:sz w:val="40"/>
+      <w:kern w:val="0"/>
+      <w:sz w:val="28"/>
       <w:szCs w:val="40"/>
+      <w14:ligatures w14:val="none"/>
     </w:rPr>
   </w:style>
   <w:style w:type="character" w:customStyle="1" w:styleId="berschrift2Zchn">
     <w:name w:val="Überschrift 2 Zchn"/>
     <w:basedOn w:val="Absatz-Standardschriftart"/>
     <w:link w:val="berschrift2"/>
-    <w:uiPriority w:val="9"/>
-    <w:semiHidden/>
-    <w:rsid w:val="000066AC"/>
+    <w:rsid w:val="004B7676"/>
     <w:rPr>
-      <w:rFonts w:asciiTheme="majorHAnsi" w:eastAsiaTheme="majorEastAsia" w:hAnsiTheme="majorHAnsi" w:cstheme="majorBidi"/>
+      <w:rFonts w:ascii="Arial" w:eastAsiaTheme="majorEastAsia" w:hAnsi="Arial" w:cstheme="majorBidi"/>
       <w:color w:val="0F4761" w:themeColor="accent1" w:themeShade="BF"/>
-      <w:sz w:val="32"/>
+      <w:kern w:val="0"/>
       <w:szCs w:val="32"/>
+      <w14:ligatures w14:val="none"/>
     </w:rPr>
   </w:style>
   <w:style w:type="character" w:customStyle="1" w:styleId="berschrift3Zchn">
     <w:name w:val="Überschrift 3 Zchn"/>
     <w:basedOn w:val="Absatz-Standardschriftart"/>
     <w:link w:val="berschrift3"/>
-    <w:uiPriority w:val="9"/>
-    <w:semiHidden/>
-    <w:rsid w:val="000066AC"/>
+    <w:rsid w:val="004B7676"/>
     <w:rPr>
-      <w:rFonts w:eastAsiaTheme="majorEastAsia" w:cstheme="majorBidi"/>
+      <w:rFonts w:ascii="Arial" w:eastAsiaTheme="majorEastAsia" w:hAnsi="Arial" w:cstheme="majorBidi"/>
       <w:color w:val="0F4761" w:themeColor="accent1" w:themeShade="BF"/>
-      <w:sz w:val="28"/>
+      <w:kern w:val="0"/>
+      <w:sz w:val="22"/>
       <w:szCs w:val="28"/>
+      <w14:ligatures w14:val="none"/>
     </w:rPr>
   </w:style>
   <w:style w:type="character" w:customStyle="1" w:styleId="berschrift4Zchn">
@@ -7744,7 +9358,7 @@
       <w:spacing w:after="240" w:line="240" w:lineRule="auto"/>
     </w:pPr>
     <w:rPr>
-      <w:rFonts w:ascii="Arial" w:eastAsia="Times New Roman" w:hAnsi="Arial" w:cs="Times New Roman"/>
+      <w:rFonts w:eastAsia="Times New Roman" w:cs="Times New Roman"/>
       <w:b/>
       <w:color w:val="auto"/>
       <w:kern w:val="28"/>
@@ -8581,6 +10195,18 @@
         <w:shd w:val="clear" w:color="auto" w:fill="FAE2D5" w:themeFill="accent2" w:themeFillTint="33"/>
       </w:tcPr>
     </w:tblStylePr>
+  </w:style>
+  <w:style w:type="character" w:styleId="NichtaufgelsteErwhnung">
+    <w:name w:val="Unresolved Mention"/>
+    <w:basedOn w:val="Absatz-Standardschriftart"/>
+    <w:uiPriority w:val="99"/>
+    <w:semiHidden/>
+    <w:unhideWhenUsed/>
+    <w:rsid w:val="00F26342"/>
+    <w:rPr>
+      <w:color w:val="605E5C"/>
+      <w:shd w:val="clear" w:color="auto" w:fill="E1DFDD"/>
+    </w:rPr>
   </w:style>
 </w:styles>
 </file>
